--- a/deliverables/inland_transport_2026-10/docx/WHSOP_003.docx
+++ b/deliverables/inland_transport_2026-10/docx/WHSOP_003.docx
@@ -731,7 +731,7 @@
                 <w:color w:val="000000"/>
                 <w:sz w:val="22"/>
               </w:rPr>
-              <w:t>Процедурата обезбедува: (а) интегритет на производот и мострите преку контролирано пакување, означување и следење на условите; (б) безбедност и непрекинат ланец на надзор; (в) усогласеност со националните прописи за контрола на опојни дроги, вклучувајќи го претходното известување до Министерството за внатрешни работи и известувањето по транспортот до Министерството за здравство; и (г) следливост на секоја пратка до серијата, барањето, транспортниот настан и резултатот.</w:t>
+              <w:t>Процедурата обезбедува: (а) интегритет на материјалот преку контролирано пакување, означување и следење на условите; (б) безбедност и непрекинат ланец на надзор; (в) усогласеност со националните прописи за контрола на опојни дроги, вклучувајќи го претходното известување до Министерството за внатрешни работи и известувањето по транспортот до Министерството за здравство; и (г) следливост на секоја пратка до серијата, барањето и транспортниот настан.</w:t>
             </w:r>
           </w:p>
         </w:tc>
@@ -759,7 +759,7 @@
                 <w:color w:val="595959"/>
                 <w:sz w:val="22"/>
               </w:rPr>
-              <w:t>The procedure ensures: (a) integrity of product and samples through controlled packaging, labelling and condition monitoring; (b) security and an unbroken chain of custody; (c) compliance with the national narcotic-control regulations, including prior notification to the Ministry of Interior Affairs and post-transport notification to the Ministry of Health; and (d) traceability of every consignment to its batch, request, transport event and result.</w:t>
+              <w:t>The procedure ensures: (a) integrity of the material through controlled packaging, labelling and condition monitoring; (b) security and an unbroken chain of custody; (c) compliance with the national narcotic-control regulations, including prior notification to the Ministry of Interior Affairs and post-transport notification to the Ministry of Health; and (d) traceability of every consignment to its batch, request and transport event.</w:t>
             </w:r>
           </w:p>
         </w:tc>
@@ -897,7 +897,7 @@
                 <w:color w:val="000000"/>
                 <w:sz w:val="22"/>
               </w:rPr>
-              <w:t>Оваа СОП се применува на сите домашни копнени движења на опојни дроги на Пјурли Плант ДООЕЛ Скопје, извршени од договорна, овластена обезбедувачка компанија: (1) готов производ (сув цвет од канабис) и меѓупроизвод (ринфуз/мелена дрога) до домашни примачи со дозвола; (2) мостри за контрола на квалитет до договорни надворешни лаборатории (UKIM FF — Центар за природни производи, Институт за јавно здравје, Фармахем и други лаборатории од листата на одобрени добавувачи); (3) пропагационен материјал (клонови и семе) меѓу локации; (4) последната делница по царинско ослободување до локацијата; и (5) отпад од канабис до овластено место за уништување.</w:t>
+              <w:t>Оваа СОП се применува на сите домашни копнени движења на опојни дроги на Пјурли Плант ДООЕЛ Скопје, извршени од договорна, овластена обезбедувачка компанија: (1) готов производ (сув цвет од канабис) и меѓупроизвод (ринфуз/мелена дрога) до домашни примачи со дозвола; (2) пропагационен материјал (клонови и семе) меѓу локации; (3) последната делница по царинско ослободување до локацијата; и (4) отпад од канабис до овластено место за уништување.</w:t>
             </w:r>
           </w:p>
         </w:tc>
@@ -925,7 +925,7 @@
                 <w:color w:val="595959"/>
                 <w:sz w:val="22"/>
               </w:rPr>
-              <w:t>This SOP applies to all domestic inland movements of narcotic drugs by Purely Plant DOOEL Skopje performed by a contracted, authorised security company: (1) finished product (dried cannabis flower) and intermediate (bulk/milled herb) to licensed domestic consignees; (2) quality-control samples to contracted external laboratories (UKIM FF — Centre for Natural Products, Institute of Public Health, Farmahem and other laboratories on the approved supplier list); (3) propagation material (clones and seeds) between sites; (4) the final leg after customs clearance to the site; and (5) cannabis waste to an authorised destruction site.</w:t>
+              <w:t>This SOP applies to all domestic inland movements of narcotic drugs by Purely Plant DOOEL Skopje performed by a contracted, authorised security company: (1) finished product (dried cannabis flower) and intermediate (bulk/milled herb) to licensed domestic consignees; (2) propagation material (clones and seeds) between sites; (3) the final leg after customs clearance to the site; and (4) cannabis waste to an authorised destruction site.</w:t>
             </w:r>
           </w:p>
         </w:tc>
@@ -1066,7 +1066,7 @@
                 <w:color w:val="000000"/>
                 <w:sz w:val="22"/>
               </w:rPr>
-              <w:t>Оваа СОП не ги опфаќа: увозот и извозот (вклучително авио-транспорт и постапката во царински магацин), кои се регулирани со WHSOP_002; интерното движење на материјали во рамките на локацијата (WHSOP 001); самото земање мостри (QCSOP 011); и валидацијата на транспортните рути, возила и пакувања, која е регулирана со QASOP_0XX.</w:t>
+              <w:t>Оваа СОП не ги опфаќа: увозот и извозот (вклучително авио-транспорт и постапката во царински магацин), кои се регулирани со WHSOP_002; транспортот на мостри за контрола на квалитет до надворешни (договорни) лаборатории, регулиран со посебната СОП PP-QC-SOP-025; интерното движење на материјали во рамките на локацијата (WHSOP 001); и валидацијата на транспортните рути, возила и пакувања, која е регулирана со QASOP_0XX.</w:t>
             </w:r>
           </w:p>
         </w:tc>
@@ -1094,7 +1094,7 @@
                 <w:color w:val="595959"/>
                 <w:sz w:val="22"/>
               </w:rPr>
-              <w:t>This SOP does not cover: import and export (including air freight and the bonded-warehouse procedure), governed by WHSOP_002; internal movement of materials within the site (WHSOP 001); the sampling itself (QCSOP 011); and the validation of transport lanes, vehicles and packaging, governed by QASOP_0XX.</w:t>
+              <w:t>This SOP does not cover: import and export (including air freight and the bonded-warehouse procedure), governed by WHSOP_002; the transport of quality-control samples to external (contracted) laboratories, governed by the separate SOP PP-QC-SOP-025; internal movement of materials within the site (WHSOP 001); and the validation of transport lanes, vehicles and packaging, governed by QASOP_0XX.</w:t>
             </w:r>
           </w:p>
         </w:tc>
@@ -1283,13 +1283,13 @@
         <w:jc w:val="center"/>
       </w:tblPr>
       <w:tblGrid>
-        <w:gridCol w:w="2809"/>
-        <w:gridCol w:w="1033"/>
+        <w:gridCol w:w="3087"/>
+        <w:gridCol w:w="1135"/>
         <w:gridCol w:w="510"/>
-        <w:gridCol w:w="1111"/>
-        <w:gridCol w:w="1651"/>
-        <w:gridCol w:w="1111"/>
-        <w:gridCol w:w="1728"/>
+        <w:gridCol w:w="1220"/>
+        <w:gridCol w:w="1814"/>
+        <w:gridCol w:w="1220"/>
+        <w:gridCol w:w="966"/>
         <w:gridCol w:w="510"/>
       </w:tblGrid>
       <w:tr>
@@ -1299,7 +1299,7 @@
         <w:tc>
           <w:tcPr>
             <w:shd w:val="clear" w:color="auto" w:fill="D9E2F3"/>
-            <w:tcW w:type="dxa" w:w="2809"/>
+            <w:tcW w:type="dxa" w:w="3087"/>
           </w:tcPr>
           <w:p>
             <w:r/>
@@ -1338,7 +1338,7 @@
         <w:tc>
           <w:tcPr>
             <w:shd w:val="clear" w:color="auto" w:fill="D9E2F3"/>
-            <w:tcW w:type="dxa" w:w="1033"/>
+            <w:tcW w:type="dxa" w:w="1135"/>
           </w:tcPr>
           <w:p>
             <w:r/>
@@ -1405,7 +1405,7 @@
         <w:tc>
           <w:tcPr>
             <w:shd w:val="clear" w:color="auto" w:fill="D9E2F3"/>
-            <w:tcW w:type="dxa" w:w="1111"/>
+            <w:tcW w:type="dxa" w:w="1220"/>
           </w:tcPr>
           <w:p>
             <w:r/>
@@ -1444,7 +1444,7 @@
         <w:tc>
           <w:tcPr>
             <w:shd w:val="clear" w:color="auto" w:fill="D9E2F3"/>
-            <w:tcW w:type="dxa" w:w="1651"/>
+            <w:tcW w:type="dxa" w:w="1814"/>
           </w:tcPr>
           <w:p>
             <w:r/>
@@ -1483,7 +1483,7 @@
         <w:tc>
           <w:tcPr>
             <w:shd w:val="clear" w:color="auto" w:fill="D9E2F3"/>
-            <w:tcW w:type="dxa" w:w="1111"/>
+            <w:tcW w:type="dxa" w:w="1220"/>
           </w:tcPr>
           <w:p>
             <w:r/>
@@ -1522,7 +1522,7 @@
         <w:tc>
           <w:tcPr>
             <w:shd w:val="clear" w:color="auto" w:fill="D9E2F3"/>
-            <w:tcW w:type="dxa" w:w="1728"/>
+            <w:tcW w:type="dxa" w:w="966"/>
           </w:tcPr>
           <w:p>
             <w:r/>
@@ -1534,7 +1534,7 @@
                 <w:color w:val="000000"/>
                 <w:sz w:val="22"/>
               </w:rPr>
-              <w:t>Примач/Лабораторија</w:t>
+              <w:t>Примач</w:t>
             </w:r>
             <w:r>
               <w:rPr>
@@ -1554,7 +1554,7 @@
                 <w:color w:val="000000"/>
                 <w:sz w:val="14"/>
               </w:rPr>
-              <w:t>Consignee/Laboratory</w:t>
+              <w:t>Consignee</w:t>
             </w:r>
           </w:p>
         </w:tc>
@@ -1590,7 +1590,7 @@
       <w:tr>
         <w:tc>
           <w:tcPr>
-            <w:tcW w:type="dxa" w:w="2809"/>
+            <w:tcW w:type="dxa" w:w="3087"/>
           </w:tcPr>
           <w:p>
             <w:r/>
@@ -1628,7 +1628,7 @@
         </w:tc>
         <w:tc>
           <w:tcPr>
-            <w:tcW w:type="dxa" w:w="1033"/>
+            <w:tcW w:type="dxa" w:w="1135"/>
           </w:tcPr>
           <w:p>
             <w:r/>
@@ -1682,7 +1682,7 @@
         </w:tc>
         <w:tc>
           <w:tcPr>
-            <w:tcW w:type="dxa" w:w="1111"/>
+            <w:tcW w:type="dxa" w:w="1220"/>
           </w:tcPr>
           <w:p>
             <w:r/>
@@ -1709,7 +1709,7 @@
         </w:tc>
         <w:tc>
           <w:tcPr>
-            <w:tcW w:type="dxa" w:w="1651"/>
+            <w:tcW w:type="dxa" w:w="1814"/>
           </w:tcPr>
           <w:p>
             <w:r/>
@@ -1736,7 +1736,7 @@
         </w:tc>
         <w:tc>
           <w:tcPr>
-            <w:tcW w:type="dxa" w:w="1111"/>
+            <w:tcW w:type="dxa" w:w="1220"/>
           </w:tcPr>
           <w:p>
             <w:r/>
@@ -1763,7 +1763,7 @@
         </w:tc>
         <w:tc>
           <w:tcPr>
-            <w:tcW w:type="dxa" w:w="1728"/>
+            <w:tcW w:type="dxa" w:w="966"/>
           </w:tcPr>
           <w:p>
             <w:r/>
@@ -1819,7 +1819,7 @@
       <w:tr>
         <w:tc>
           <w:tcPr>
-            <w:tcW w:type="dxa" w:w="2809"/>
+            <w:tcW w:type="dxa" w:w="3087"/>
           </w:tcPr>
           <w:p>
             <w:r/>
@@ -1857,7 +1857,7 @@
         </w:tc>
         <w:tc>
           <w:tcPr>
-            <w:tcW w:type="dxa" w:w="1033"/>
+            <w:tcW w:type="dxa" w:w="1135"/>
           </w:tcPr>
           <w:p>
             <w:r/>
@@ -1911,7 +1911,7 @@
         </w:tc>
         <w:tc>
           <w:tcPr>
-            <w:tcW w:type="dxa" w:w="1111"/>
+            <w:tcW w:type="dxa" w:w="1220"/>
           </w:tcPr>
           <w:p>
             <w:r/>
@@ -1938,7 +1938,7 @@
         </w:tc>
         <w:tc>
           <w:tcPr>
-            <w:tcW w:type="dxa" w:w="1651"/>
+            <w:tcW w:type="dxa" w:w="1814"/>
           </w:tcPr>
           <w:p>
             <w:r/>
@@ -1965,7 +1965,7 @@
         </w:tc>
         <w:tc>
           <w:tcPr>
-            <w:tcW w:type="dxa" w:w="1111"/>
+            <w:tcW w:type="dxa" w:w="1220"/>
           </w:tcPr>
           <w:p>
             <w:r/>
@@ -1992,7 +1992,7 @@
         </w:tc>
         <w:tc>
           <w:tcPr>
-            <w:tcW w:type="dxa" w:w="1728"/>
+            <w:tcW w:type="dxa" w:w="966"/>
           </w:tcPr>
           <w:p>
             <w:r/>
@@ -2048,7 +2048,7 @@
       <w:tr>
         <w:tc>
           <w:tcPr>
-            <w:tcW w:type="dxa" w:w="2809"/>
+            <w:tcW w:type="dxa" w:w="3087"/>
           </w:tcPr>
           <w:p>
             <w:r/>
@@ -2086,7 +2086,7 @@
         </w:tc>
         <w:tc>
           <w:tcPr>
-            <w:tcW w:type="dxa" w:w="1033"/>
+            <w:tcW w:type="dxa" w:w="1135"/>
           </w:tcPr>
           <w:p>
             <w:r/>
@@ -2140,7 +2140,7 @@
         </w:tc>
         <w:tc>
           <w:tcPr>
-            <w:tcW w:type="dxa" w:w="1111"/>
+            <w:tcW w:type="dxa" w:w="1220"/>
           </w:tcPr>
           <w:p>
             <w:r/>
@@ -2167,7 +2167,7 @@
         </w:tc>
         <w:tc>
           <w:tcPr>
-            <w:tcW w:type="dxa" w:w="1651"/>
+            <w:tcW w:type="dxa" w:w="1814"/>
           </w:tcPr>
           <w:p>
             <w:r/>
@@ -2194,7 +2194,7 @@
         </w:tc>
         <w:tc>
           <w:tcPr>
-            <w:tcW w:type="dxa" w:w="1111"/>
+            <w:tcW w:type="dxa" w:w="1220"/>
           </w:tcPr>
           <w:p>
             <w:r/>
@@ -2221,7 +2221,7 @@
         </w:tc>
         <w:tc>
           <w:tcPr>
-            <w:tcW w:type="dxa" w:w="1728"/>
+            <w:tcW w:type="dxa" w:w="966"/>
           </w:tcPr>
           <w:p>
             <w:r/>
@@ -2277,19 +2277,19 @@
       <w:tr>
         <w:tc>
           <w:tcPr>
-            <w:tcW w:type="dxa" w:w="2809"/>
-          </w:tcPr>
-          <w:p>
-            <w:r/>
-            <w:r>
-              <w:rPr>
-                <w:rFonts w:ascii="Calibri" w:hAnsi="Calibri"/>
-                <w:b w:val="0"/>
-                <w:i w:val="0"/>
-                <w:color w:val="000000"/>
-                <w:sz w:val="22"/>
-              </w:rPr>
-              <w:t>Барање за анализа (мостри)</w:t>
+            <w:tcW w:type="dxa" w:w="3087"/>
+          </w:tcPr>
+          <w:p>
+            <w:r/>
+            <w:r>
+              <w:rPr>
+                <w:rFonts w:ascii="Calibri" w:hAnsi="Calibri"/>
+                <w:b w:val="0"/>
+                <w:i w:val="0"/>
+                <w:color w:val="000000"/>
+                <w:sz w:val="22"/>
+              </w:rPr>
+              <w:t>Пакување и означување</w:t>
             </w:r>
             <w:r>
               <w:rPr>
@@ -2309,13 +2309,94 @@
                 <w:color w:val="000000"/>
                 <w:sz w:val="14"/>
               </w:rPr>
-              <w:t>Request for analysis (samples)</w:t>
-            </w:r>
-          </w:p>
-        </w:tc>
-        <w:tc>
-          <w:tcPr>
-            <w:tcW w:type="dxa" w:w="1033"/>
+              <w:t>Packaging and labelling</w:t>
+            </w:r>
+          </w:p>
+        </w:tc>
+        <w:tc>
+          <w:tcPr>
+            <w:tcW w:type="dxa" w:w="1135"/>
+          </w:tcPr>
+          <w:p>
+            <w:r/>
+            <w:r>
+              <w:rPr>
+                <w:rFonts w:ascii="Calibri" w:hAnsi="Calibri"/>
+                <w:b w:val="0"/>
+                <w:i w:val="0"/>
+                <w:color w:val="000000"/>
+                <w:sz w:val="22"/>
+              </w:rPr>
+              <w:t>C</w:t>
+            </w:r>
+            <w:r>
+              <w:rPr>
+                <w:rFonts w:ascii="Calibri" w:hAnsi="Calibri"/>
+                <w:b w:val="0"/>
+                <w:i w:val="0"/>
+                <w:color w:val="000000"/>
+                <w:sz w:val="14"/>
+              </w:rPr>
+            </w:r>
+          </w:p>
+        </w:tc>
+        <w:tc>
+          <w:tcPr>
+            <w:tcW w:type="dxa" w:w="510"/>
+          </w:tcPr>
+          <w:p>
+            <w:r/>
+            <w:r>
+              <w:rPr>
+                <w:rFonts w:ascii="Calibri" w:hAnsi="Calibri"/>
+                <w:b w:val="0"/>
+                <w:i w:val="0"/>
+                <w:color w:val="000000"/>
+                <w:sz w:val="22"/>
+              </w:rPr>
+              <w:t>I</w:t>
+            </w:r>
+            <w:r>
+              <w:rPr>
+                <w:rFonts w:ascii="Calibri" w:hAnsi="Calibri"/>
+                <w:b w:val="0"/>
+                <w:i w:val="0"/>
+                <w:color w:val="000000"/>
+                <w:sz w:val="14"/>
+              </w:rPr>
+            </w:r>
+          </w:p>
+        </w:tc>
+        <w:tc>
+          <w:tcPr>
+            <w:tcW w:type="dxa" w:w="1220"/>
+          </w:tcPr>
+          <w:p>
+            <w:r/>
+            <w:r>
+              <w:rPr>
+                <w:rFonts w:ascii="Calibri" w:hAnsi="Calibri"/>
+                <w:b w:val="0"/>
+                <w:i w:val="0"/>
+                <w:color w:val="000000"/>
+                <w:sz w:val="22"/>
+              </w:rPr>
+              <w:t>C</w:t>
+            </w:r>
+            <w:r>
+              <w:rPr>
+                <w:rFonts w:ascii="Calibri" w:hAnsi="Calibri"/>
+                <w:b w:val="0"/>
+                <w:i w:val="0"/>
+                <w:color w:val="000000"/>
+                <w:sz w:val="14"/>
+              </w:rPr>
+            </w:r>
+          </w:p>
+        </w:tc>
+        <w:tc>
+          <w:tcPr>
+            <w:tcW w:type="dxa" w:w="1814"/>
           </w:tcPr>
           <w:p>
             <w:r/>
@@ -2342,6 +2423,60 @@
         </w:tc>
         <w:tc>
           <w:tcPr>
+            <w:tcW w:type="dxa" w:w="1220"/>
+          </w:tcPr>
+          <w:p>
+            <w:r/>
+            <w:r>
+              <w:rPr>
+                <w:rFonts w:ascii="Calibri" w:hAnsi="Calibri"/>
+                <w:b w:val="0"/>
+                <w:i w:val="0"/>
+                <w:color w:val="000000"/>
+                <w:sz w:val="22"/>
+              </w:rPr>
+              <w:t>—</w:t>
+            </w:r>
+            <w:r>
+              <w:rPr>
+                <w:rFonts w:ascii="Calibri" w:hAnsi="Calibri"/>
+                <w:b w:val="0"/>
+                <w:i w:val="0"/>
+                <w:color w:val="000000"/>
+                <w:sz w:val="14"/>
+              </w:rPr>
+            </w:r>
+          </w:p>
+        </w:tc>
+        <w:tc>
+          <w:tcPr>
+            <w:tcW w:type="dxa" w:w="966"/>
+          </w:tcPr>
+          <w:p>
+            <w:r/>
+            <w:r>
+              <w:rPr>
+                <w:rFonts w:ascii="Calibri" w:hAnsi="Calibri"/>
+                <w:b w:val="0"/>
+                <w:i w:val="0"/>
+                <w:color w:val="000000"/>
+                <w:sz w:val="22"/>
+              </w:rPr>
+              <w:t>—</w:t>
+            </w:r>
+            <w:r>
+              <w:rPr>
+                <w:rFonts w:ascii="Calibri" w:hAnsi="Calibri"/>
+                <w:b w:val="0"/>
+                <w:i w:val="0"/>
+                <w:color w:val="000000"/>
+                <w:sz w:val="14"/>
+              </w:rPr>
+            </w:r>
+          </w:p>
+        </w:tc>
+        <w:tc>
+          <w:tcPr>
             <w:tcW w:type="dxa" w:w="510"/>
           </w:tcPr>
           <w:p>
@@ -2354,142 +2489,7 @@
                 <w:color w:val="000000"/>
                 <w:sz w:val="22"/>
               </w:rPr>
-              <w:t>C</w:t>
-            </w:r>
-            <w:r>
-              <w:rPr>
-                <w:rFonts w:ascii="Calibri" w:hAnsi="Calibri"/>
-                <w:b w:val="0"/>
-                <w:i w:val="0"/>
-                <w:color w:val="000000"/>
-                <w:sz w:val="14"/>
-              </w:rPr>
-            </w:r>
-          </w:p>
-        </w:tc>
-        <w:tc>
-          <w:tcPr>
-            <w:tcW w:type="dxa" w:w="1111"/>
-          </w:tcPr>
-          <w:p>
-            <w:r/>
-            <w:r>
-              <w:rPr>
-                <w:rFonts w:ascii="Calibri" w:hAnsi="Calibri"/>
-                <w:b w:val="0"/>
-                <w:i w:val="0"/>
-                <w:color w:val="000000"/>
-                <w:sz w:val="22"/>
-              </w:rPr>
-              <w:t>I</w:t>
-            </w:r>
-            <w:r>
-              <w:rPr>
-                <w:rFonts w:ascii="Calibri" w:hAnsi="Calibri"/>
-                <w:b w:val="0"/>
-                <w:i w:val="0"/>
-                <w:color w:val="000000"/>
-                <w:sz w:val="14"/>
-              </w:rPr>
-            </w:r>
-          </w:p>
-        </w:tc>
-        <w:tc>
-          <w:tcPr>
-            <w:tcW w:type="dxa" w:w="1651"/>
-          </w:tcPr>
-          <w:p>
-            <w:r/>
-            <w:r>
-              <w:rPr>
-                <w:rFonts w:ascii="Calibri" w:hAnsi="Calibri"/>
-                <w:b w:val="0"/>
-                <w:i w:val="0"/>
-                <w:color w:val="000000"/>
-                <w:sz w:val="22"/>
-              </w:rPr>
-              <w:t>C</w:t>
-            </w:r>
-            <w:r>
-              <w:rPr>
-                <w:rFonts w:ascii="Calibri" w:hAnsi="Calibri"/>
-                <w:b w:val="0"/>
-                <w:i w:val="0"/>
-                <w:color w:val="000000"/>
-                <w:sz w:val="14"/>
-              </w:rPr>
-            </w:r>
-          </w:p>
-        </w:tc>
-        <w:tc>
-          <w:tcPr>
-            <w:tcW w:type="dxa" w:w="1111"/>
-          </w:tcPr>
-          <w:p>
-            <w:r/>
-            <w:r>
-              <w:rPr>
-                <w:rFonts w:ascii="Calibri" w:hAnsi="Calibri"/>
-                <w:b w:val="0"/>
-                <w:i w:val="0"/>
-                <w:color w:val="000000"/>
-                <w:sz w:val="22"/>
-              </w:rPr>
               <w:t>—</w:t>
-            </w:r>
-            <w:r>
-              <w:rPr>
-                <w:rFonts w:ascii="Calibri" w:hAnsi="Calibri"/>
-                <w:b w:val="0"/>
-                <w:i w:val="0"/>
-                <w:color w:val="000000"/>
-                <w:sz w:val="14"/>
-              </w:rPr>
-            </w:r>
-          </w:p>
-        </w:tc>
-        <w:tc>
-          <w:tcPr>
-            <w:tcW w:type="dxa" w:w="1728"/>
-          </w:tcPr>
-          <w:p>
-            <w:r/>
-            <w:r>
-              <w:rPr>
-                <w:rFonts w:ascii="Calibri" w:hAnsi="Calibri"/>
-                <w:b w:val="0"/>
-                <w:i w:val="0"/>
-                <w:color w:val="000000"/>
-                <w:sz w:val="22"/>
-              </w:rPr>
-              <w:t>R</w:t>
-            </w:r>
-            <w:r>
-              <w:rPr>
-                <w:rFonts w:ascii="Calibri" w:hAnsi="Calibri"/>
-                <w:b w:val="0"/>
-                <w:i w:val="0"/>
-                <w:color w:val="000000"/>
-                <w:sz w:val="14"/>
-              </w:rPr>
-            </w:r>
-          </w:p>
-        </w:tc>
-        <w:tc>
-          <w:tcPr>
-            <w:tcW w:type="dxa" w:w="510"/>
-          </w:tcPr>
-          <w:p>
-            <w:r/>
-            <w:r>
-              <w:rPr>
-                <w:rFonts w:ascii="Calibri" w:hAnsi="Calibri"/>
-                <w:b w:val="0"/>
-                <w:i w:val="0"/>
-                <w:color w:val="000000"/>
-                <w:sz w:val="22"/>
-              </w:rPr>
-              <w:t>I</w:t>
             </w:r>
             <w:r>
               <w:rPr>
@@ -2506,19 +2506,19 @@
       <w:tr>
         <w:tc>
           <w:tcPr>
-            <w:tcW w:type="dxa" w:w="2809"/>
-          </w:tcPr>
-          <w:p>
-            <w:r/>
-            <w:r>
-              <w:rPr>
-                <w:rFonts w:ascii="Calibri" w:hAnsi="Calibri"/>
-                <w:b w:val="0"/>
-                <w:i w:val="0"/>
-                <w:color w:val="000000"/>
-                <w:sz w:val="22"/>
-              </w:rPr>
-              <w:t>Пакување и означување</w:t>
+            <w:tcW w:type="dxa" w:w="3087"/>
+          </w:tcPr>
+          <w:p>
+            <w:r/>
+            <w:r>
+              <w:rPr>
+                <w:rFonts w:ascii="Calibri" w:hAnsi="Calibri"/>
+                <w:b w:val="0"/>
+                <w:i w:val="0"/>
+                <w:color w:val="000000"/>
+                <w:sz w:val="22"/>
+              </w:rPr>
+              <w:t>Отпрема и ланец на надзор</w:t>
             </w:r>
             <w:r>
               <w:rPr>
@@ -2538,13 +2538,13 @@
                 <w:color w:val="000000"/>
                 <w:sz w:val="14"/>
               </w:rPr>
-              <w:t>Packaging and labelling</w:t>
-            </w:r>
-          </w:p>
-        </w:tc>
-        <w:tc>
-          <w:tcPr>
-            <w:tcW w:type="dxa" w:w="1033"/>
+              <w:t>Dispatch and chain of custody</w:t>
+            </w:r>
+          </w:p>
+        </w:tc>
+        <w:tc>
+          <w:tcPr>
+            <w:tcW w:type="dxa" w:w="1135"/>
           </w:tcPr>
           <w:p>
             <w:r/>
@@ -2598,88 +2598,88 @@
         </w:tc>
         <w:tc>
           <w:tcPr>
-            <w:tcW w:type="dxa" w:w="1111"/>
-          </w:tcPr>
-          <w:p>
-            <w:r/>
-            <w:r>
-              <w:rPr>
-                <w:rFonts w:ascii="Calibri" w:hAnsi="Calibri"/>
-                <w:b w:val="0"/>
-                <w:i w:val="0"/>
-                <w:color w:val="000000"/>
-                <w:sz w:val="22"/>
-              </w:rPr>
-              <w:t>C</w:t>
-            </w:r>
-            <w:r>
-              <w:rPr>
-                <w:rFonts w:ascii="Calibri" w:hAnsi="Calibri"/>
-                <w:b w:val="0"/>
-                <w:i w:val="0"/>
-                <w:color w:val="000000"/>
-                <w:sz w:val="14"/>
-              </w:rPr>
-            </w:r>
-          </w:p>
-        </w:tc>
-        <w:tc>
-          <w:tcPr>
-            <w:tcW w:type="dxa" w:w="1651"/>
-          </w:tcPr>
-          <w:p>
-            <w:r/>
-            <w:r>
-              <w:rPr>
-                <w:rFonts w:ascii="Calibri" w:hAnsi="Calibri"/>
-                <w:b w:val="0"/>
-                <w:i w:val="0"/>
-                <w:color w:val="000000"/>
-                <w:sz w:val="22"/>
-              </w:rPr>
-              <w:t>A/R</w:t>
-            </w:r>
-            <w:r>
-              <w:rPr>
-                <w:rFonts w:ascii="Calibri" w:hAnsi="Calibri"/>
-                <w:b w:val="0"/>
-                <w:i w:val="0"/>
-                <w:color w:val="000000"/>
-                <w:sz w:val="14"/>
-              </w:rPr>
-            </w:r>
-          </w:p>
-        </w:tc>
-        <w:tc>
-          <w:tcPr>
-            <w:tcW w:type="dxa" w:w="1111"/>
-          </w:tcPr>
-          <w:p>
-            <w:r/>
-            <w:r>
-              <w:rPr>
-                <w:rFonts w:ascii="Calibri" w:hAnsi="Calibri"/>
-                <w:b w:val="0"/>
-                <w:i w:val="0"/>
-                <w:color w:val="000000"/>
-                <w:sz w:val="22"/>
-              </w:rPr>
-              <w:t>—</w:t>
-            </w:r>
-            <w:r>
-              <w:rPr>
-                <w:rFonts w:ascii="Calibri" w:hAnsi="Calibri"/>
-                <w:b w:val="0"/>
-                <w:i w:val="0"/>
-                <w:color w:val="000000"/>
-                <w:sz w:val="14"/>
-              </w:rPr>
-            </w:r>
-          </w:p>
-        </w:tc>
-        <w:tc>
-          <w:tcPr>
-            <w:tcW w:type="dxa" w:w="1728"/>
+            <w:tcW w:type="dxa" w:w="1220"/>
+          </w:tcPr>
+          <w:p>
+            <w:r/>
+            <w:r>
+              <w:rPr>
+                <w:rFonts w:ascii="Calibri" w:hAnsi="Calibri"/>
+                <w:b w:val="0"/>
+                <w:i w:val="0"/>
+                <w:color w:val="000000"/>
+                <w:sz w:val="22"/>
+              </w:rPr>
+              <w:t>A</w:t>
+            </w:r>
+            <w:r>
+              <w:rPr>
+                <w:rFonts w:ascii="Calibri" w:hAnsi="Calibri"/>
+                <w:b w:val="0"/>
+                <w:i w:val="0"/>
+                <w:color w:val="000000"/>
+                <w:sz w:val="14"/>
+              </w:rPr>
+            </w:r>
+          </w:p>
+        </w:tc>
+        <w:tc>
+          <w:tcPr>
+            <w:tcW w:type="dxa" w:w="1814"/>
+          </w:tcPr>
+          <w:p>
+            <w:r/>
+            <w:r>
+              <w:rPr>
+                <w:rFonts w:ascii="Calibri" w:hAnsi="Calibri"/>
+                <w:b w:val="0"/>
+                <w:i w:val="0"/>
+                <w:color w:val="000000"/>
+                <w:sz w:val="22"/>
+              </w:rPr>
+              <w:t>R</w:t>
+            </w:r>
+            <w:r>
+              <w:rPr>
+                <w:rFonts w:ascii="Calibri" w:hAnsi="Calibri"/>
+                <w:b w:val="0"/>
+                <w:i w:val="0"/>
+                <w:color w:val="000000"/>
+                <w:sz w:val="14"/>
+              </w:rPr>
+            </w:r>
+          </w:p>
+        </w:tc>
+        <w:tc>
+          <w:tcPr>
+            <w:tcW w:type="dxa" w:w="1220"/>
+          </w:tcPr>
+          <w:p>
+            <w:r/>
+            <w:r>
+              <w:rPr>
+                <w:rFonts w:ascii="Calibri" w:hAnsi="Calibri"/>
+                <w:b w:val="0"/>
+                <w:i w:val="0"/>
+                <w:color w:val="000000"/>
+                <w:sz w:val="22"/>
+              </w:rPr>
+              <w:t>R</w:t>
+            </w:r>
+            <w:r>
+              <w:rPr>
+                <w:rFonts w:ascii="Calibri" w:hAnsi="Calibri"/>
+                <w:b w:val="0"/>
+                <w:i w:val="0"/>
+                <w:color w:val="000000"/>
+                <w:sz w:val="14"/>
+              </w:rPr>
+            </w:r>
+          </w:p>
+        </w:tc>
+        <w:tc>
+          <w:tcPr>
+            <w:tcW w:type="dxa" w:w="966"/>
           </w:tcPr>
           <w:p>
             <w:r/>
@@ -2735,19 +2735,19 @@
       <w:tr>
         <w:tc>
           <w:tcPr>
-            <w:tcW w:type="dxa" w:w="2809"/>
-          </w:tcPr>
-          <w:p>
-            <w:r/>
-            <w:r>
-              <w:rPr>
-                <w:rFonts w:ascii="Calibri" w:hAnsi="Calibri"/>
-                <w:b w:val="0"/>
-                <w:i w:val="0"/>
-                <w:color w:val="000000"/>
-                <w:sz w:val="22"/>
-              </w:rPr>
-              <w:t>Отпрема и ланец на надзор</w:t>
+            <w:tcW w:type="dxa" w:w="3087"/>
+          </w:tcPr>
+          <w:p>
+            <w:r/>
+            <w:r>
+              <w:rPr>
+                <w:rFonts w:ascii="Calibri" w:hAnsi="Calibri"/>
+                <w:b w:val="0"/>
+                <w:i w:val="0"/>
+                <w:color w:val="000000"/>
+                <w:sz w:val="22"/>
+              </w:rPr>
+              <w:t>Контрола во транзит</w:t>
             </w:r>
             <w:r>
               <w:rPr>
@@ -2767,25 +2767,25 @@
                 <w:color w:val="000000"/>
                 <w:sz w:val="14"/>
               </w:rPr>
-              <w:t>Dispatch and chain of custody</w:t>
-            </w:r>
-          </w:p>
-        </w:tc>
-        <w:tc>
-          <w:tcPr>
-            <w:tcW w:type="dxa" w:w="1033"/>
-          </w:tcPr>
-          <w:p>
-            <w:r/>
-            <w:r>
-              <w:rPr>
-                <w:rFonts w:ascii="Calibri" w:hAnsi="Calibri"/>
-                <w:b w:val="0"/>
-                <w:i w:val="0"/>
-                <w:color w:val="000000"/>
-                <w:sz w:val="22"/>
-              </w:rPr>
-              <w:t>C</w:t>
+              <w:t>In-transit control</w:t>
+            </w:r>
+          </w:p>
+        </w:tc>
+        <w:tc>
+          <w:tcPr>
+            <w:tcW w:type="dxa" w:w="1135"/>
+          </w:tcPr>
+          <w:p>
+            <w:r/>
+            <w:r>
+              <w:rPr>
+                <w:rFonts w:ascii="Calibri" w:hAnsi="Calibri"/>
+                <w:b w:val="0"/>
+                <w:i w:val="0"/>
+                <w:color w:val="000000"/>
+                <w:sz w:val="22"/>
+              </w:rPr>
+              <w:t>I</w:t>
             </w:r>
             <w:r>
               <w:rPr>
@@ -2827,7 +2827,7 @@
         </w:tc>
         <w:tc>
           <w:tcPr>
-            <w:tcW w:type="dxa" w:w="1111"/>
+            <w:tcW w:type="dxa" w:w="1220"/>
           </w:tcPr>
           <w:p>
             <w:r/>
@@ -2854,7 +2854,34 @@
         </w:tc>
         <w:tc>
           <w:tcPr>
-            <w:tcW w:type="dxa" w:w="1651"/>
+            <w:tcW w:type="dxa" w:w="1814"/>
+          </w:tcPr>
+          <w:p>
+            <w:r/>
+            <w:r>
+              <w:rPr>
+                <w:rFonts w:ascii="Calibri" w:hAnsi="Calibri"/>
+                <w:b w:val="0"/>
+                <w:i w:val="0"/>
+                <w:color w:val="000000"/>
+                <w:sz w:val="22"/>
+              </w:rPr>
+              <w:t>I</w:t>
+            </w:r>
+            <w:r>
+              <w:rPr>
+                <w:rFonts w:ascii="Calibri" w:hAnsi="Calibri"/>
+                <w:b w:val="0"/>
+                <w:i w:val="0"/>
+                <w:color w:val="000000"/>
+                <w:sz w:val="14"/>
+              </w:rPr>
+            </w:r>
+          </w:p>
+        </w:tc>
+        <w:tc>
+          <w:tcPr>
+            <w:tcW w:type="dxa" w:w="1220"/>
           </w:tcPr>
           <w:p>
             <w:r/>
@@ -2881,34 +2908,7 @@
         </w:tc>
         <w:tc>
           <w:tcPr>
-            <w:tcW w:type="dxa" w:w="1111"/>
-          </w:tcPr>
-          <w:p>
-            <w:r/>
-            <w:r>
-              <w:rPr>
-                <w:rFonts w:ascii="Calibri" w:hAnsi="Calibri"/>
-                <w:b w:val="0"/>
-                <w:i w:val="0"/>
-                <w:color w:val="000000"/>
-                <w:sz w:val="22"/>
-              </w:rPr>
-              <w:t>R</w:t>
-            </w:r>
-            <w:r>
-              <w:rPr>
-                <w:rFonts w:ascii="Calibri" w:hAnsi="Calibri"/>
-                <w:b w:val="0"/>
-                <w:i w:val="0"/>
-                <w:color w:val="000000"/>
-                <w:sz w:val="14"/>
-              </w:rPr>
-            </w:r>
-          </w:p>
-        </w:tc>
-        <w:tc>
-          <w:tcPr>
-            <w:tcW w:type="dxa" w:w="1728"/>
+            <w:tcW w:type="dxa" w:w="966"/>
           </w:tcPr>
           <w:p>
             <w:r/>
@@ -2964,19 +2964,19 @@
       <w:tr>
         <w:tc>
           <w:tcPr>
-            <w:tcW w:type="dxa" w:w="2809"/>
-          </w:tcPr>
-          <w:p>
-            <w:r/>
-            <w:r>
-              <w:rPr>
-                <w:rFonts w:ascii="Calibri" w:hAnsi="Calibri"/>
-                <w:b w:val="0"/>
-                <w:i w:val="0"/>
-                <w:color w:val="000000"/>
-                <w:sz w:val="22"/>
-              </w:rPr>
-              <w:t>Контрола во транзит</w:t>
+            <w:tcW w:type="dxa" w:w="3087"/>
+          </w:tcPr>
+          <w:p>
+            <w:r/>
+            <w:r>
+              <w:rPr>
+                <w:rFonts w:ascii="Calibri" w:hAnsi="Calibri"/>
+                <w:b w:val="0"/>
+                <w:i w:val="0"/>
+                <w:color w:val="000000"/>
+                <w:sz w:val="22"/>
+              </w:rPr>
+              <w:t>Прием и проверка</w:t>
             </w:r>
             <w:r>
               <w:rPr>
@@ -2996,13 +2996,40 @@
                 <w:color w:val="000000"/>
                 <w:sz w:val="14"/>
               </w:rPr>
-              <w:t>In-transit control</w:t>
-            </w:r>
-          </w:p>
-        </w:tc>
-        <w:tc>
-          <w:tcPr>
-            <w:tcW w:type="dxa" w:w="1033"/>
+              <w:t>Receipt and verification</w:t>
+            </w:r>
+          </w:p>
+        </w:tc>
+        <w:tc>
+          <w:tcPr>
+            <w:tcW w:type="dxa" w:w="1135"/>
+          </w:tcPr>
+          <w:p>
+            <w:r/>
+            <w:r>
+              <w:rPr>
+                <w:rFonts w:ascii="Calibri" w:hAnsi="Calibri"/>
+                <w:b w:val="0"/>
+                <w:i w:val="0"/>
+                <w:color w:val="000000"/>
+                <w:sz w:val="22"/>
+              </w:rPr>
+              <w:t>C</w:t>
+            </w:r>
+            <w:r>
+              <w:rPr>
+                <w:rFonts w:ascii="Calibri" w:hAnsi="Calibri"/>
+                <w:b w:val="0"/>
+                <w:i w:val="0"/>
+                <w:color w:val="000000"/>
+                <w:sz w:val="14"/>
+              </w:rPr>
+            </w:r>
+          </w:p>
+        </w:tc>
+        <w:tc>
+          <w:tcPr>
+            <w:tcW w:type="dxa" w:w="510"/>
           </w:tcPr>
           <w:p>
             <w:r/>
@@ -3029,88 +3056,34 @@
         </w:tc>
         <w:tc>
           <w:tcPr>
-            <w:tcW w:type="dxa" w:w="510"/>
-          </w:tcPr>
-          <w:p>
-            <w:r/>
-            <w:r>
-              <w:rPr>
-                <w:rFonts w:ascii="Calibri" w:hAnsi="Calibri"/>
-                <w:b w:val="0"/>
-                <w:i w:val="0"/>
-                <w:color w:val="000000"/>
-                <w:sz w:val="22"/>
-              </w:rPr>
-              <w:t>I</w:t>
-            </w:r>
-            <w:r>
-              <w:rPr>
-                <w:rFonts w:ascii="Calibri" w:hAnsi="Calibri"/>
-                <w:b w:val="0"/>
-                <w:i w:val="0"/>
-                <w:color w:val="000000"/>
-                <w:sz w:val="14"/>
-              </w:rPr>
-            </w:r>
-          </w:p>
-        </w:tc>
-        <w:tc>
-          <w:tcPr>
-            <w:tcW w:type="dxa" w:w="1111"/>
-          </w:tcPr>
-          <w:p>
-            <w:r/>
-            <w:r>
-              <w:rPr>
-                <w:rFonts w:ascii="Calibri" w:hAnsi="Calibri"/>
-                <w:b w:val="0"/>
-                <w:i w:val="0"/>
-                <w:color w:val="000000"/>
-                <w:sz w:val="22"/>
-              </w:rPr>
-              <w:t>A</w:t>
-            </w:r>
-            <w:r>
-              <w:rPr>
-                <w:rFonts w:ascii="Calibri" w:hAnsi="Calibri"/>
-                <w:b w:val="0"/>
-                <w:i w:val="0"/>
-                <w:color w:val="000000"/>
-                <w:sz w:val="14"/>
-              </w:rPr>
-            </w:r>
-          </w:p>
-        </w:tc>
-        <w:tc>
-          <w:tcPr>
-            <w:tcW w:type="dxa" w:w="1651"/>
-          </w:tcPr>
-          <w:p>
-            <w:r/>
-            <w:r>
-              <w:rPr>
-                <w:rFonts w:ascii="Calibri" w:hAnsi="Calibri"/>
-                <w:b w:val="0"/>
-                <w:i w:val="0"/>
-                <w:color w:val="000000"/>
-                <w:sz w:val="22"/>
-              </w:rPr>
-              <w:t>I</w:t>
-            </w:r>
-            <w:r>
-              <w:rPr>
-                <w:rFonts w:ascii="Calibri" w:hAnsi="Calibri"/>
-                <w:b w:val="0"/>
-                <w:i w:val="0"/>
-                <w:color w:val="000000"/>
-                <w:sz w:val="14"/>
-              </w:rPr>
-            </w:r>
-          </w:p>
-        </w:tc>
-        <w:tc>
-          <w:tcPr>
-            <w:tcW w:type="dxa" w:w="1111"/>
+            <w:tcW w:type="dxa" w:w="1220"/>
+          </w:tcPr>
+          <w:p>
+            <w:r/>
+            <w:r>
+              <w:rPr>
+                <w:rFonts w:ascii="Calibri" w:hAnsi="Calibri"/>
+                <w:b w:val="0"/>
+                <w:i w:val="0"/>
+                <w:color w:val="000000"/>
+                <w:sz w:val="22"/>
+              </w:rPr>
+              <w:t>C</w:t>
+            </w:r>
+            <w:r>
+              <w:rPr>
+                <w:rFonts w:ascii="Calibri" w:hAnsi="Calibri"/>
+                <w:b w:val="0"/>
+                <w:i w:val="0"/>
+                <w:color w:val="000000"/>
+                <w:sz w:val="14"/>
+              </w:rPr>
+            </w:r>
+          </w:p>
+        </w:tc>
+        <w:tc>
+          <w:tcPr>
+            <w:tcW w:type="dxa" w:w="1814"/>
           </w:tcPr>
           <w:p>
             <w:r/>
@@ -3137,19 +3110,46 @@
         </w:tc>
         <w:tc>
           <w:tcPr>
-            <w:tcW w:type="dxa" w:w="1728"/>
-          </w:tcPr>
-          <w:p>
-            <w:r/>
-            <w:r>
-              <w:rPr>
-                <w:rFonts w:ascii="Calibri" w:hAnsi="Calibri"/>
-                <w:b w:val="0"/>
-                <w:i w:val="0"/>
-                <w:color w:val="000000"/>
-                <w:sz w:val="22"/>
-              </w:rPr>
-              <w:t>—</w:t>
+            <w:tcW w:type="dxa" w:w="1220"/>
+          </w:tcPr>
+          <w:p>
+            <w:r/>
+            <w:r>
+              <w:rPr>
+                <w:rFonts w:ascii="Calibri" w:hAnsi="Calibri"/>
+                <w:b w:val="0"/>
+                <w:i w:val="0"/>
+                <w:color w:val="000000"/>
+                <w:sz w:val="22"/>
+              </w:rPr>
+              <w:t>R</w:t>
+            </w:r>
+            <w:r>
+              <w:rPr>
+                <w:rFonts w:ascii="Calibri" w:hAnsi="Calibri"/>
+                <w:b w:val="0"/>
+                <w:i w:val="0"/>
+                <w:color w:val="000000"/>
+                <w:sz w:val="14"/>
+              </w:rPr>
+            </w:r>
+          </w:p>
+        </w:tc>
+        <w:tc>
+          <w:tcPr>
+            <w:tcW w:type="dxa" w:w="966"/>
+          </w:tcPr>
+          <w:p>
+            <w:r/>
+            <w:r>
+              <w:rPr>
+                <w:rFonts w:ascii="Calibri" w:hAnsi="Calibri"/>
+                <w:b w:val="0"/>
+                <w:i w:val="0"/>
+                <w:color w:val="000000"/>
+                <w:sz w:val="22"/>
+              </w:rPr>
+              <w:t>A/R</w:t>
             </w:r>
             <w:r>
               <w:rPr>
@@ -3193,19 +3193,19 @@
       <w:tr>
         <w:tc>
           <w:tcPr>
-            <w:tcW w:type="dxa" w:w="2809"/>
-          </w:tcPr>
-          <w:p>
-            <w:r/>
-            <w:r>
-              <w:rPr>
-                <w:rFonts w:ascii="Calibri" w:hAnsi="Calibri"/>
-                <w:b w:val="0"/>
-                <w:i w:val="0"/>
-                <w:color w:val="000000"/>
-                <w:sz w:val="22"/>
-              </w:rPr>
-              <w:t>Прием и проверка</w:t>
+            <w:tcW w:type="dxa" w:w="3087"/>
+          </w:tcPr>
+          <w:p>
+            <w:r/>
+            <w:r>
+              <w:rPr>
+                <w:rFonts w:ascii="Calibri" w:hAnsi="Calibri"/>
+                <w:b w:val="0"/>
+                <w:i w:val="0"/>
+                <w:color w:val="000000"/>
+                <w:sz w:val="22"/>
+              </w:rPr>
+              <w:t>Известување до МЗ</w:t>
             </w:r>
             <w:r>
               <w:rPr>
@@ -3225,13 +3225,40 @@
                 <w:color w:val="000000"/>
                 <w:sz w:val="14"/>
               </w:rPr>
-              <w:t>Receipt and verification</w:t>
-            </w:r>
-          </w:p>
-        </w:tc>
-        <w:tc>
-          <w:tcPr>
-            <w:tcW w:type="dxa" w:w="1033"/>
+              <w:t>MoH post-transport report</w:t>
+            </w:r>
+          </w:p>
+        </w:tc>
+        <w:tc>
+          <w:tcPr>
+            <w:tcW w:type="dxa" w:w="1135"/>
+          </w:tcPr>
+          <w:p>
+            <w:r/>
+            <w:r>
+              <w:rPr>
+                <w:rFonts w:ascii="Calibri" w:hAnsi="Calibri"/>
+                <w:b w:val="0"/>
+                <w:i w:val="0"/>
+                <w:color w:val="000000"/>
+                <w:sz w:val="22"/>
+              </w:rPr>
+              <w:t>I</w:t>
+            </w:r>
+            <w:r>
+              <w:rPr>
+                <w:rFonts w:ascii="Calibri" w:hAnsi="Calibri"/>
+                <w:b w:val="0"/>
+                <w:i w:val="0"/>
+                <w:color w:val="000000"/>
+                <w:sz w:val="14"/>
+              </w:rPr>
+            </w:r>
+          </w:p>
+        </w:tc>
+        <w:tc>
+          <w:tcPr>
+            <w:tcW w:type="dxa" w:w="510"/>
           </w:tcPr>
           <w:p>
             <w:r/>
@@ -3258,6 +3285,114 @@
         </w:tc>
         <w:tc>
           <w:tcPr>
+            <w:tcW w:type="dxa" w:w="1220"/>
+          </w:tcPr>
+          <w:p>
+            <w:r/>
+            <w:r>
+              <w:rPr>
+                <w:rFonts w:ascii="Calibri" w:hAnsi="Calibri"/>
+                <w:b w:val="0"/>
+                <w:i w:val="0"/>
+                <w:color w:val="000000"/>
+                <w:sz w:val="22"/>
+              </w:rPr>
+              <w:t>R</w:t>
+            </w:r>
+            <w:r>
+              <w:rPr>
+                <w:rFonts w:ascii="Calibri" w:hAnsi="Calibri"/>
+                <w:b w:val="0"/>
+                <w:i w:val="0"/>
+                <w:color w:val="000000"/>
+                <w:sz w:val="14"/>
+              </w:rPr>
+            </w:r>
+          </w:p>
+        </w:tc>
+        <w:tc>
+          <w:tcPr>
+            <w:tcW w:type="dxa" w:w="1814"/>
+          </w:tcPr>
+          <w:p>
+            <w:r/>
+            <w:r>
+              <w:rPr>
+                <w:rFonts w:ascii="Calibri" w:hAnsi="Calibri"/>
+                <w:b w:val="0"/>
+                <w:i w:val="0"/>
+                <w:color w:val="000000"/>
+                <w:sz w:val="22"/>
+              </w:rPr>
+              <w:t>C</w:t>
+            </w:r>
+            <w:r>
+              <w:rPr>
+                <w:rFonts w:ascii="Calibri" w:hAnsi="Calibri"/>
+                <w:b w:val="0"/>
+                <w:i w:val="0"/>
+                <w:color w:val="000000"/>
+                <w:sz w:val="14"/>
+              </w:rPr>
+            </w:r>
+          </w:p>
+        </w:tc>
+        <w:tc>
+          <w:tcPr>
+            <w:tcW w:type="dxa" w:w="1220"/>
+          </w:tcPr>
+          <w:p>
+            <w:r/>
+            <w:r>
+              <w:rPr>
+                <w:rFonts w:ascii="Calibri" w:hAnsi="Calibri"/>
+                <w:b w:val="0"/>
+                <w:i w:val="0"/>
+                <w:color w:val="000000"/>
+                <w:sz w:val="22"/>
+              </w:rPr>
+              <w:t>—</w:t>
+            </w:r>
+            <w:r>
+              <w:rPr>
+                <w:rFonts w:ascii="Calibri" w:hAnsi="Calibri"/>
+                <w:b w:val="0"/>
+                <w:i w:val="0"/>
+                <w:color w:val="000000"/>
+                <w:sz w:val="14"/>
+              </w:rPr>
+            </w:r>
+          </w:p>
+        </w:tc>
+        <w:tc>
+          <w:tcPr>
+            <w:tcW w:type="dxa" w:w="966"/>
+          </w:tcPr>
+          <w:p>
+            <w:r/>
+            <w:r>
+              <w:rPr>
+                <w:rFonts w:ascii="Calibri" w:hAnsi="Calibri"/>
+                <w:b w:val="0"/>
+                <w:i w:val="0"/>
+                <w:color w:val="000000"/>
+                <w:sz w:val="22"/>
+              </w:rPr>
+              <w:t>—</w:t>
+            </w:r>
+            <w:r>
+              <w:rPr>
+                <w:rFonts w:ascii="Calibri" w:hAnsi="Calibri"/>
+                <w:b w:val="0"/>
+                <w:i w:val="0"/>
+                <w:color w:val="000000"/>
+                <w:sz w:val="14"/>
+              </w:rPr>
+            </w:r>
+          </w:p>
+        </w:tc>
+        <w:tc>
+          <w:tcPr>
             <w:tcW w:type="dxa" w:w="510"/>
           </w:tcPr>
           <w:p>
@@ -3270,142 +3405,7 @@
                 <w:color w:val="000000"/>
                 <w:sz w:val="22"/>
               </w:rPr>
-              <w:t>I</w:t>
-            </w:r>
-            <w:r>
-              <w:rPr>
-                <w:rFonts w:ascii="Calibri" w:hAnsi="Calibri"/>
-                <w:b w:val="0"/>
-                <w:i w:val="0"/>
-                <w:color w:val="000000"/>
-                <w:sz w:val="14"/>
-              </w:rPr>
-            </w:r>
-          </w:p>
-        </w:tc>
-        <w:tc>
-          <w:tcPr>
-            <w:tcW w:type="dxa" w:w="1111"/>
-          </w:tcPr>
-          <w:p>
-            <w:r/>
-            <w:r>
-              <w:rPr>
-                <w:rFonts w:ascii="Calibri" w:hAnsi="Calibri"/>
-                <w:b w:val="0"/>
-                <w:i w:val="0"/>
-                <w:color w:val="000000"/>
-                <w:sz w:val="22"/>
-              </w:rPr>
-              <w:t>C</w:t>
-            </w:r>
-            <w:r>
-              <w:rPr>
-                <w:rFonts w:ascii="Calibri" w:hAnsi="Calibri"/>
-                <w:b w:val="0"/>
-                <w:i w:val="0"/>
-                <w:color w:val="000000"/>
-                <w:sz w:val="14"/>
-              </w:rPr>
-            </w:r>
-          </w:p>
-        </w:tc>
-        <w:tc>
-          <w:tcPr>
-            <w:tcW w:type="dxa" w:w="1651"/>
-          </w:tcPr>
-          <w:p>
-            <w:r/>
-            <w:r>
-              <w:rPr>
-                <w:rFonts w:ascii="Calibri" w:hAnsi="Calibri"/>
-                <w:b w:val="0"/>
-                <w:i w:val="0"/>
-                <w:color w:val="000000"/>
-                <w:sz w:val="22"/>
-              </w:rPr>
-              <w:t>R</w:t>
-            </w:r>
-            <w:r>
-              <w:rPr>
-                <w:rFonts w:ascii="Calibri" w:hAnsi="Calibri"/>
-                <w:b w:val="0"/>
-                <w:i w:val="0"/>
-                <w:color w:val="000000"/>
-                <w:sz w:val="14"/>
-              </w:rPr>
-            </w:r>
-          </w:p>
-        </w:tc>
-        <w:tc>
-          <w:tcPr>
-            <w:tcW w:type="dxa" w:w="1111"/>
-          </w:tcPr>
-          <w:p>
-            <w:r/>
-            <w:r>
-              <w:rPr>
-                <w:rFonts w:ascii="Calibri" w:hAnsi="Calibri"/>
-                <w:b w:val="0"/>
-                <w:i w:val="0"/>
-                <w:color w:val="000000"/>
-                <w:sz w:val="22"/>
-              </w:rPr>
-              <w:t>R</w:t>
-            </w:r>
-            <w:r>
-              <w:rPr>
-                <w:rFonts w:ascii="Calibri" w:hAnsi="Calibri"/>
-                <w:b w:val="0"/>
-                <w:i w:val="0"/>
-                <w:color w:val="000000"/>
-                <w:sz w:val="14"/>
-              </w:rPr>
-            </w:r>
-          </w:p>
-        </w:tc>
-        <w:tc>
-          <w:tcPr>
-            <w:tcW w:type="dxa" w:w="1728"/>
-          </w:tcPr>
-          <w:p>
-            <w:r/>
-            <w:r>
-              <w:rPr>
-                <w:rFonts w:ascii="Calibri" w:hAnsi="Calibri"/>
-                <w:b w:val="0"/>
-                <w:i w:val="0"/>
-                <w:color w:val="000000"/>
-                <w:sz w:val="22"/>
-              </w:rPr>
-              <w:t>A/R</w:t>
-            </w:r>
-            <w:r>
-              <w:rPr>
-                <w:rFonts w:ascii="Calibri" w:hAnsi="Calibri"/>
-                <w:b w:val="0"/>
-                <w:i w:val="0"/>
-                <w:color w:val="000000"/>
-                <w:sz w:val="14"/>
-              </w:rPr>
-            </w:r>
-          </w:p>
-        </w:tc>
-        <w:tc>
-          <w:tcPr>
-            <w:tcW w:type="dxa" w:w="510"/>
-          </w:tcPr>
-          <w:p>
-            <w:r/>
-            <w:r>
-              <w:rPr>
-                <w:rFonts w:ascii="Calibri" w:hAnsi="Calibri"/>
-                <w:b w:val="0"/>
-                <w:i w:val="0"/>
-                <w:color w:val="000000"/>
-                <w:sz w:val="22"/>
-              </w:rPr>
-              <w:t>—</w:t>
+              <w:t>A</w:t>
             </w:r>
             <w:r>
               <w:rPr>
@@ -3422,19 +3422,19 @@
       <w:tr>
         <w:tc>
           <w:tcPr>
-            <w:tcW w:type="dxa" w:w="2809"/>
-          </w:tcPr>
-          <w:p>
-            <w:r/>
-            <w:r>
-              <w:rPr>
-                <w:rFonts w:ascii="Calibri" w:hAnsi="Calibri"/>
-                <w:b w:val="0"/>
-                <w:i w:val="0"/>
-                <w:color w:val="000000"/>
-                <w:sz w:val="22"/>
-              </w:rPr>
-              <w:t>Известување до МЗ</w:t>
+            <w:tcW w:type="dxa" w:w="3087"/>
+          </w:tcPr>
+          <w:p>
+            <w:r/>
+            <w:r>
+              <w:rPr>
+                <w:rFonts w:ascii="Calibri" w:hAnsi="Calibri"/>
+                <w:b w:val="0"/>
+                <w:i w:val="0"/>
+                <w:color w:val="000000"/>
+                <w:sz w:val="22"/>
+              </w:rPr>
+              <w:t>Преглед и диспозиција</w:t>
             </w:r>
             <w:r>
               <w:rPr>
@@ -3454,25 +3454,25 @@
                 <w:color w:val="000000"/>
                 <w:sz w:val="14"/>
               </w:rPr>
-              <w:t>MoH post-transport report</w:t>
-            </w:r>
-          </w:p>
-        </w:tc>
-        <w:tc>
-          <w:tcPr>
-            <w:tcW w:type="dxa" w:w="1033"/>
-          </w:tcPr>
-          <w:p>
-            <w:r/>
-            <w:r>
-              <w:rPr>
-                <w:rFonts w:ascii="Calibri" w:hAnsi="Calibri"/>
-                <w:b w:val="0"/>
-                <w:i w:val="0"/>
-                <w:color w:val="000000"/>
-                <w:sz w:val="22"/>
-              </w:rPr>
-              <w:t>I</w:t>
+              <w:t>Review and disposition</w:t>
+            </w:r>
+          </w:p>
+        </w:tc>
+        <w:tc>
+          <w:tcPr>
+            <w:tcW w:type="dxa" w:w="1135"/>
+          </w:tcPr>
+          <w:p>
+            <w:r/>
+            <w:r>
+              <w:rPr>
+                <w:rFonts w:ascii="Calibri" w:hAnsi="Calibri"/>
+                <w:b w:val="0"/>
+                <w:i w:val="0"/>
+                <w:color w:val="000000"/>
+                <w:sz w:val="22"/>
+              </w:rPr>
+              <w:t>C</w:t>
             </w:r>
             <w:r>
               <w:rPr>
@@ -3499,6 +3499,33 @@
                 <w:color w:val="000000"/>
                 <w:sz w:val="22"/>
               </w:rPr>
+              <w:t>A/R</w:t>
+            </w:r>
+            <w:r>
+              <w:rPr>
+                <w:rFonts w:ascii="Calibri" w:hAnsi="Calibri"/>
+                <w:b w:val="0"/>
+                <w:i w:val="0"/>
+                <w:color w:val="000000"/>
+                <w:sz w:val="14"/>
+              </w:rPr>
+            </w:r>
+          </w:p>
+        </w:tc>
+        <w:tc>
+          <w:tcPr>
+            <w:tcW w:type="dxa" w:w="1220"/>
+          </w:tcPr>
+          <w:p>
+            <w:r/>
+            <w:r>
+              <w:rPr>
+                <w:rFonts w:ascii="Calibri" w:hAnsi="Calibri"/>
+                <w:b w:val="0"/>
+                <w:i w:val="0"/>
+                <w:color w:val="000000"/>
+                <w:sz w:val="22"/>
+              </w:rPr>
               <w:t>C</w:t>
             </w:r>
             <w:r>
@@ -3514,34 +3541,7 @@
         </w:tc>
         <w:tc>
           <w:tcPr>
-            <w:tcW w:type="dxa" w:w="1111"/>
-          </w:tcPr>
-          <w:p>
-            <w:r/>
-            <w:r>
-              <w:rPr>
-                <w:rFonts w:ascii="Calibri" w:hAnsi="Calibri"/>
-                <w:b w:val="0"/>
-                <w:i w:val="0"/>
-                <w:color w:val="000000"/>
-                <w:sz w:val="22"/>
-              </w:rPr>
-              <w:t>R</w:t>
-            </w:r>
-            <w:r>
-              <w:rPr>
-                <w:rFonts w:ascii="Calibri" w:hAnsi="Calibri"/>
-                <w:b w:val="0"/>
-                <w:i w:val="0"/>
-                <w:color w:val="000000"/>
-                <w:sz w:val="14"/>
-              </w:rPr>
-            </w:r>
-          </w:p>
-        </w:tc>
-        <w:tc>
-          <w:tcPr>
-            <w:tcW w:type="dxa" w:w="1651"/>
+            <w:tcW w:type="dxa" w:w="1814"/>
           </w:tcPr>
           <w:p>
             <w:r/>
@@ -3568,7 +3568,7 @@
         </w:tc>
         <w:tc>
           <w:tcPr>
-            <w:tcW w:type="dxa" w:w="1111"/>
+            <w:tcW w:type="dxa" w:w="1220"/>
           </w:tcPr>
           <w:p>
             <w:r/>
@@ -3595,236 +3595,7 @@
         </w:tc>
         <w:tc>
           <w:tcPr>
-            <w:tcW w:type="dxa" w:w="1728"/>
-          </w:tcPr>
-          <w:p>
-            <w:r/>
-            <w:r>
-              <w:rPr>
-                <w:rFonts w:ascii="Calibri" w:hAnsi="Calibri"/>
-                <w:b w:val="0"/>
-                <w:i w:val="0"/>
-                <w:color w:val="000000"/>
-                <w:sz w:val="22"/>
-              </w:rPr>
-              <w:t>—</w:t>
-            </w:r>
-            <w:r>
-              <w:rPr>
-                <w:rFonts w:ascii="Calibri" w:hAnsi="Calibri"/>
-                <w:b w:val="0"/>
-                <w:i w:val="0"/>
-                <w:color w:val="000000"/>
-                <w:sz w:val="14"/>
-              </w:rPr>
-            </w:r>
-          </w:p>
-        </w:tc>
-        <w:tc>
-          <w:tcPr>
-            <w:tcW w:type="dxa" w:w="510"/>
-          </w:tcPr>
-          <w:p>
-            <w:r/>
-            <w:r>
-              <w:rPr>
-                <w:rFonts w:ascii="Calibri" w:hAnsi="Calibri"/>
-                <w:b w:val="0"/>
-                <w:i w:val="0"/>
-                <w:color w:val="000000"/>
-                <w:sz w:val="22"/>
-              </w:rPr>
-              <w:t>A</w:t>
-            </w:r>
-            <w:r>
-              <w:rPr>
-                <w:rFonts w:ascii="Calibri" w:hAnsi="Calibri"/>
-                <w:b w:val="0"/>
-                <w:i w:val="0"/>
-                <w:color w:val="000000"/>
-                <w:sz w:val="14"/>
-              </w:rPr>
-            </w:r>
-          </w:p>
-        </w:tc>
-      </w:tr>
-      <w:tr>
-        <w:tc>
-          <w:tcPr>
-            <w:tcW w:type="dxa" w:w="2809"/>
-          </w:tcPr>
-          <w:p>
-            <w:r/>
-            <w:r>
-              <w:rPr>
-                <w:rFonts w:ascii="Calibri" w:hAnsi="Calibri"/>
-                <w:b w:val="0"/>
-                <w:i w:val="0"/>
-                <w:color w:val="000000"/>
-                <w:sz w:val="22"/>
-              </w:rPr>
-              <w:t>Преглед и диспозиција</w:t>
-            </w:r>
-            <w:r>
-              <w:rPr>
-                <w:rFonts w:ascii="Calibri" w:hAnsi="Calibri"/>
-                <w:b w:val="0"/>
-                <w:i w:val="0"/>
-                <w:color w:val="000000"/>
-                <w:sz w:val="14"/>
-              </w:rPr>
-              <w:t xml:space="preserve"> | </w:t>
-            </w:r>
-            <w:r>
-              <w:rPr>
-                <w:rFonts w:ascii="Calibri" w:hAnsi="Calibri"/>
-                <w:b w:val="0"/>
-                <w:i w:val="0"/>
-                <w:color w:val="000000"/>
-                <w:sz w:val="14"/>
-              </w:rPr>
-              <w:t>Review and disposition</w:t>
-            </w:r>
-          </w:p>
-        </w:tc>
-        <w:tc>
-          <w:tcPr>
-            <w:tcW w:type="dxa" w:w="1033"/>
-          </w:tcPr>
-          <w:p>
-            <w:r/>
-            <w:r>
-              <w:rPr>
-                <w:rFonts w:ascii="Calibri" w:hAnsi="Calibri"/>
-                <w:b w:val="0"/>
-                <w:i w:val="0"/>
-                <w:color w:val="000000"/>
-                <w:sz w:val="22"/>
-              </w:rPr>
-              <w:t>C</w:t>
-            </w:r>
-            <w:r>
-              <w:rPr>
-                <w:rFonts w:ascii="Calibri" w:hAnsi="Calibri"/>
-                <w:b w:val="0"/>
-                <w:i w:val="0"/>
-                <w:color w:val="000000"/>
-                <w:sz w:val="14"/>
-              </w:rPr>
-            </w:r>
-          </w:p>
-        </w:tc>
-        <w:tc>
-          <w:tcPr>
-            <w:tcW w:type="dxa" w:w="510"/>
-          </w:tcPr>
-          <w:p>
-            <w:r/>
-            <w:r>
-              <w:rPr>
-                <w:rFonts w:ascii="Calibri" w:hAnsi="Calibri"/>
-                <w:b w:val="0"/>
-                <w:i w:val="0"/>
-                <w:color w:val="000000"/>
-                <w:sz w:val="22"/>
-              </w:rPr>
-              <w:t>A/R</w:t>
-            </w:r>
-            <w:r>
-              <w:rPr>
-                <w:rFonts w:ascii="Calibri" w:hAnsi="Calibri"/>
-                <w:b w:val="0"/>
-                <w:i w:val="0"/>
-                <w:color w:val="000000"/>
-                <w:sz w:val="14"/>
-              </w:rPr>
-            </w:r>
-          </w:p>
-        </w:tc>
-        <w:tc>
-          <w:tcPr>
-            <w:tcW w:type="dxa" w:w="1111"/>
-          </w:tcPr>
-          <w:p>
-            <w:r/>
-            <w:r>
-              <w:rPr>
-                <w:rFonts w:ascii="Calibri" w:hAnsi="Calibri"/>
-                <w:b w:val="0"/>
-                <w:i w:val="0"/>
-                <w:color w:val="000000"/>
-                <w:sz w:val="22"/>
-              </w:rPr>
-              <w:t>C</w:t>
-            </w:r>
-            <w:r>
-              <w:rPr>
-                <w:rFonts w:ascii="Calibri" w:hAnsi="Calibri"/>
-                <w:b w:val="0"/>
-                <w:i w:val="0"/>
-                <w:color w:val="000000"/>
-                <w:sz w:val="14"/>
-              </w:rPr>
-            </w:r>
-          </w:p>
-        </w:tc>
-        <w:tc>
-          <w:tcPr>
-            <w:tcW w:type="dxa" w:w="1651"/>
-          </w:tcPr>
-          <w:p>
-            <w:r/>
-            <w:r>
-              <w:rPr>
-                <w:rFonts w:ascii="Calibri" w:hAnsi="Calibri"/>
-                <w:b w:val="0"/>
-                <w:i w:val="0"/>
-                <w:color w:val="000000"/>
-                <w:sz w:val="22"/>
-              </w:rPr>
-              <w:t>C</w:t>
-            </w:r>
-            <w:r>
-              <w:rPr>
-                <w:rFonts w:ascii="Calibri" w:hAnsi="Calibri"/>
-                <w:b w:val="0"/>
-                <w:i w:val="0"/>
-                <w:color w:val="000000"/>
-                <w:sz w:val="14"/>
-              </w:rPr>
-            </w:r>
-          </w:p>
-        </w:tc>
-        <w:tc>
-          <w:tcPr>
-            <w:tcW w:type="dxa" w:w="1111"/>
-          </w:tcPr>
-          <w:p>
-            <w:r/>
-            <w:r>
-              <w:rPr>
-                <w:rFonts w:ascii="Calibri" w:hAnsi="Calibri"/>
-                <w:b w:val="0"/>
-                <w:i w:val="0"/>
-                <w:color w:val="000000"/>
-                <w:sz w:val="22"/>
-              </w:rPr>
-              <w:t>—</w:t>
-            </w:r>
-            <w:r>
-              <w:rPr>
-                <w:rFonts w:ascii="Calibri" w:hAnsi="Calibri"/>
-                <w:b w:val="0"/>
-                <w:i w:val="0"/>
-                <w:color w:val="000000"/>
-                <w:sz w:val="14"/>
-              </w:rPr>
-            </w:r>
-          </w:p>
-        </w:tc>
-        <w:tc>
-          <w:tcPr>
-            <w:tcW w:type="dxa" w:w="1728"/>
+            <w:tcW w:type="dxa" w:w="966"/>
           </w:tcPr>
           <w:p>
             <w:r/>
@@ -4031,7 +3802,7 @@
                 <w:color w:val="000000"/>
                 <w:sz w:val="22"/>
               </w:rPr>
-              <w:t>Раководител на Сектор Обезбедување: ги изготвува и поднесува известувањата (WHSOP_003_A02, WHSOP_003_A03), ја проверува потврдата од МВР пред да ја одобри отпремата, го следи GPS во реално време и го изготвува извештајот по транспортот (WHSOP_003_A07).</w:t>
+              <w:t>Раководител на Сектор Обезбедување: ги изготвува и поднесува известувањата (WHSOP_003_A02, WHSOP_003_A03), ја проверува потврдата од МВР пред да ја одобри отпремата, го следи GPS во реално време и го изготвува извештајот по транспортот (WHSOP_003_A06).</w:t>
             </w:r>
           </w:p>
         </w:tc>
@@ -4059,7 +3830,7 @@
                 <w:color w:val="595959"/>
                 <w:sz w:val="22"/>
               </w:rPr>
-              <w:t>Head of Security: prepares and submits the notifications (WHSOP_003_A02, WHSOP_003_A03), verifies the MoIA confirmation before authorising dispatch, monitors GPS in real time and prepares the post-transport report (WHSOP_003_A07).</w:t>
+              <w:t>Head of Security: prepares and submits the notifications (WHSOP_003_A02, WHSOP_003_A03), verifies the MoIA confirmation before authorising dispatch, monitors GPS in real time and prepares the post-transport report (WHSOP_003_A06).</w:t>
             </w:r>
           </w:p>
         </w:tc>
@@ -4089,7 +3860,7 @@
                 <w:color w:val="000000"/>
                 <w:sz w:val="22"/>
               </w:rPr>
-              <w:t>Раководител на Сектор КК: го иницира транспортот на мостри, го изготвува Барањето за анализа (WHSOP_003_A06), ја одобрува соодветноста на условите за мострите и ги прегледува резултатите.</w:t>
+              <w:t>Раководител на Сектор КК: го потврдува статусот на материјалот пред отпремата и се консултира кога отстапување во условите на транспорт може да влијае на квалитетот.</w:t>
             </w:r>
           </w:p>
         </w:tc>
@@ -4117,7 +3888,7 @@
                 <w:color w:val="595959"/>
                 <w:sz w:val="22"/>
               </w:rPr>
-              <w:t>QC Head: initiates sample transport, prepares the Request for Analysis (WHSOP_003_A06), confirms the suitability of the conditions for the samples and reviews the results.</w:t>
+              <w:t>QC Head: confirms the status of the material before dispatch and is consulted when a deviation in transport conditions may affect quality.</w:t>
             </w:r>
           </w:p>
         </w:tc>
@@ -4147,7 +3918,7 @@
                 <w:color w:val="000000"/>
                 <w:sz w:val="22"/>
               </w:rPr>
-              <w:t>Раководител на Сектор QA: ја одобрува оваа СОП, ги квалификува превозникот и лабораториите, го одобрува TRA (WHSOP_003_A01), го прегледува комплетниот транспортен досие во рок од 48 часа и ја носи диспозицијата (WHSOP_003_A08); води истраги и CAPA.</w:t>
+              <w:t>Раководител на Сектор QA: ја одобрува оваа СОП, го квалификува превозникот, го одобрува TRA (WHSOP_003_A01), го прегледува комплетниот транспортен досие во рок од 48 часа и ја носи диспозицијата (WHSOP_003_A07); води истраги и CAPA.</w:t>
             </w:r>
           </w:p>
         </w:tc>
@@ -4175,7 +3946,7 @@
                 <w:color w:val="595959"/>
                 <w:sz w:val="22"/>
               </w:rPr>
-              <w:t>QA Manager: approves this SOP, qualifies the carrier and the laboratories, approves the TRA (WHSOP_003_A01), reviews the complete transport file within 48 hours and records the disposition (WHSOP_003_A08); leads investigations and CAPA.</w:t>
+              <w:t>QA Manager: approves this SOP, qualifies the carrier, approves the TRA (WHSOP_003_A01), reviews the complete transport file within 48 hours and records the disposition (WHSOP_003_A07); leads investigations and CAPA.</w:t>
             </w:r>
           </w:p>
         </w:tc>
@@ -4321,7 +4092,7 @@
                 <w:color w:val="000000"/>
                 <w:sz w:val="22"/>
               </w:rPr>
-              <w:t>Примач / лабораторија: ја проверува пломбата, бројот и идентитетот пред потпис, ги презема податоците од логерот и го потпишува ланецот на надзор.</w:t>
+              <w:t>Примач: ја проверува пломбата, бројот и идентитетот пред потпис, ги презема податоците од логерот и го потпишува ланецот на надзор.</w:t>
             </w:r>
           </w:p>
         </w:tc>
@@ -4349,7 +4120,7 @@
                 <w:color w:val="595959"/>
                 <w:sz w:val="22"/>
               </w:rPr>
-              <w:t>Consignee / laboratory: verifies the seal, count and identity before signing, retrieves the logger data and signs the chain of custody.</w:t>
+              <w:t>Consignee: verifies the seal, count and identity before signing, retrieves the logger data and signs the chain of custody.</w:t>
             </w:r>
           </w:p>
         </w:tc>
@@ -6349,176 +6120,6 @@
                 <w:color w:val="000000"/>
                 <w:sz w:val="22"/>
               </w:rPr>
-              <w:t>Мостри за КК</w:t>
-            </w:r>
-            <w:r>
-              <w:rPr>
-                <w:rFonts w:ascii="Calibri" w:hAnsi="Calibri"/>
-                <w:b w:val="0"/>
-                <w:i w:val="0"/>
-                <w:color w:val="000000"/>
-                <w:sz w:val="14"/>
-              </w:rPr>
-              <w:t xml:space="preserve"> | </w:t>
-            </w:r>
-            <w:r>
-              <w:rPr>
-                <w:rFonts w:ascii="Calibri" w:hAnsi="Calibri"/>
-                <w:b w:val="0"/>
-                <w:i w:val="0"/>
-                <w:color w:val="000000"/>
-                <w:sz w:val="14"/>
-              </w:rPr>
-              <w:t>QC samples</w:t>
-            </w:r>
-          </w:p>
-        </w:tc>
-        <w:tc>
-          <w:tcPr>
-            <w:tcW w:type="dxa" w:w="1972"/>
-          </w:tcPr>
-          <w:p>
-            <w:r/>
-            <w:r>
-              <w:rPr>
-                <w:rFonts w:ascii="Calibri" w:hAnsi="Calibri"/>
-                <w:b w:val="0"/>
-                <w:i w:val="0"/>
-                <w:color w:val="000000"/>
-                <w:sz w:val="22"/>
-              </w:rPr>
-              <w:t>15–25 °C</w:t>
-            </w:r>
-            <w:r>
-              <w:rPr>
-                <w:rFonts w:ascii="Calibri" w:hAnsi="Calibri"/>
-                <w:b w:val="0"/>
-                <w:i w:val="0"/>
-                <w:color w:val="000000"/>
-                <w:sz w:val="14"/>
-              </w:rPr>
-            </w:r>
-          </w:p>
-        </w:tc>
-        <w:tc>
-          <w:tcPr>
-            <w:tcW w:type="dxa" w:w="802"/>
-          </w:tcPr>
-          <w:p>
-            <w:r/>
-            <w:r>
-              <w:rPr>
-                <w:rFonts w:ascii="Calibri" w:hAnsi="Calibri"/>
-                <w:b w:val="0"/>
-                <w:i w:val="0"/>
-                <w:color w:val="000000"/>
-                <w:sz w:val="22"/>
-              </w:rPr>
-              <w:t>RH ≤ 60 %</w:t>
-            </w:r>
-            <w:r>
-              <w:rPr>
-                <w:rFonts w:ascii="Calibri" w:hAnsi="Calibri"/>
-                <w:b w:val="0"/>
-                <w:i w:val="0"/>
-                <w:color w:val="000000"/>
-                <w:sz w:val="14"/>
-              </w:rPr>
-            </w:r>
-          </w:p>
-        </w:tc>
-        <w:tc>
-          <w:tcPr>
-            <w:tcW w:type="dxa" w:w="2564"/>
-          </w:tcPr>
-          <w:p>
-            <w:r/>
-            <w:r>
-              <w:rPr>
-                <w:rFonts w:ascii="Calibri" w:hAnsi="Calibri"/>
-                <w:b w:val="0"/>
-                <w:i w:val="0"/>
-                <w:color w:val="000000"/>
-                <w:sz w:val="22"/>
-              </w:rPr>
-              <w:t>1 по контејнер</w:t>
-            </w:r>
-            <w:r>
-              <w:rPr>
-                <w:rFonts w:ascii="Calibri" w:hAnsi="Calibri"/>
-                <w:b w:val="0"/>
-                <w:i w:val="0"/>
-                <w:color w:val="000000"/>
-                <w:sz w:val="14"/>
-              </w:rPr>
-              <w:t xml:space="preserve"> | </w:t>
-            </w:r>
-            <w:r>
-              <w:rPr>
-                <w:rFonts w:ascii="Calibri" w:hAnsi="Calibri"/>
-                <w:b w:val="0"/>
-                <w:i w:val="0"/>
-                <w:color w:val="000000"/>
-                <w:sz w:val="14"/>
-              </w:rPr>
-              <w:t>1 per container</w:t>
-            </w:r>
-          </w:p>
-        </w:tc>
-        <w:tc>
-          <w:tcPr>
-            <w:tcW w:type="dxa" w:w="2564"/>
-          </w:tcPr>
-          <w:p>
-            <w:r/>
-            <w:r>
-              <w:rPr>
-                <w:rFonts w:ascii="Calibri" w:hAnsi="Calibri"/>
-                <w:b w:val="0"/>
-                <w:i w:val="0"/>
-                <w:color w:val="000000"/>
-                <w:sz w:val="22"/>
-              </w:rPr>
-              <w:t>тројно пакување (6.4)</w:t>
-            </w:r>
-            <w:r>
-              <w:rPr>
-                <w:rFonts w:ascii="Calibri" w:hAnsi="Calibri"/>
-                <w:b w:val="0"/>
-                <w:i w:val="0"/>
-                <w:color w:val="000000"/>
-                <w:sz w:val="14"/>
-              </w:rPr>
-              <w:t xml:space="preserve"> | </w:t>
-            </w:r>
-            <w:r>
-              <w:rPr>
-                <w:rFonts w:ascii="Calibri" w:hAnsi="Calibri"/>
-                <w:b w:val="0"/>
-                <w:i w:val="0"/>
-                <w:color w:val="000000"/>
-                <w:sz w:val="14"/>
-              </w:rPr>
-              <w:t>triple packaging (6.4)</w:t>
-            </w:r>
-          </w:p>
-        </w:tc>
-      </w:tr>
-      <w:tr>
-        <w:tc>
-          <w:tcPr>
-            <w:tcW w:type="dxa" w:w="2564"/>
-          </w:tcPr>
-          <w:p>
-            <w:r/>
-            <w:r>
-              <w:rPr>
-                <w:rFonts w:ascii="Calibri" w:hAnsi="Calibri"/>
-                <w:b w:val="0"/>
-                <w:i w:val="0"/>
-                <w:color w:val="000000"/>
-                <w:sz w:val="22"/>
-              </w:rPr>
               <w:t>Клонови</w:t>
             </w:r>
             <w:r>
@@ -7127,7 +6728,7 @@
                 <w:color w:val="000000"/>
                 <w:sz w:val="22"/>
               </w:rPr>
-              <w:t>6.2.1 Иницијаторот (Логистика за производ, КК за мостри, Култивација за пропагационен материјал) го пријавува барањето до Сектор Обезбедување најмалку 5 работни дена пред планираниот датум, со: вид и количина на материјал (нето маса во грамови), примач, планиран датум и посебни услови.</w:t>
+              <w:t>6.2.1 Иницијаторот (Логистика за производ, Култивација за пропагационен материјал) го пријавува барањето до Сектор Обезбедување најмалку 5 работни дена пред планираниот датум, со: вид и количина на материјал (нето маса во грамови), примач, планиран датум и посебни услови.</w:t>
             </w:r>
           </w:p>
         </w:tc>
@@ -7155,7 +6756,7 @@
                 <w:color w:val="595959"/>
                 <w:sz w:val="22"/>
               </w:rPr>
-              <w:t>6.2.1 The initiator (Logistics for product, QC for samples, Cultivation for propagation material) submits the request to Security at least 5 working days before the planned date, stating: type and quantity of material (net mass in grams), consignee, planned date and special conditions.</w:t>
+              <w:t>6.2.1 The initiator (Logistics for product, Cultivation for propagation material) submits the request to Security at least 5 working days before the planned date, stating: type and quantity of material (net mass in grams), consignee, planned date and special conditions.</w:t>
             </w:r>
           </w:p>
         </w:tc>
@@ -7289,6 +6890,59 @@
           </w:tcPr>
           <w:p>
             <w:pPr>
+              <w:pStyle w:val="Heading2"/>
+            </w:pPr>
+            <w:r/>
+            <w:r>
+              <w:rPr>
+                <w:rFonts w:ascii="Calibri" w:hAnsi="Calibri"/>
+                <w:b/>
+                <w:i w:val="0"/>
+                <w:color w:val="000000"/>
+                <w:sz w:val="22"/>
+              </w:rPr>
+              <w:t>6.3 Фаза 2 — Регулаторни известувања (најмалку 24 часа пред отпремата)</w:t>
+            </w:r>
+          </w:p>
+        </w:tc>
+        <w:tc>
+          <w:tcPr>
+            <w:tcW w:type="dxa" w:w="5102"/>
+            <w:tcBorders>
+              <w:top w:val="nil"/>
+              <w:left w:val="single" w:sz="4" w:color="000000"/>
+              <w:bottom w:val="nil"/>
+              <w:right w:val="nil"/>
+            </w:tcBorders>
+          </w:tcPr>
+          <w:p>
+            <w:r/>
+            <w:r>
+              <w:rPr>
+                <w:rFonts w:ascii="Calibri" w:hAnsi="Calibri"/>
+                <w:b/>
+                <w:i w:val="0"/>
+                <w:color w:val="595959"/>
+                <w:sz w:val="22"/>
+              </w:rPr>
+              <w:t>6.3 Stage 2 — Regulatory notifications (at least 24 hours before dispatch)</w:t>
+            </w:r>
+          </w:p>
+        </w:tc>
+      </w:tr>
+      <w:tr>
+        <w:tc>
+          <w:tcPr>
+            <w:tcW w:type="dxa" w:w="5102"/>
+            <w:tcBorders>
+              <w:top w:val="nil"/>
+              <w:left w:val="nil"/>
+              <w:bottom w:val="nil"/>
+              <w:right w:val="single" w:sz="4" w:color="000000"/>
+            </w:tcBorders>
+          </w:tcPr>
+          <w:p>
+            <w:pPr>
               <w:spacing w:before="0" w:after="120"/>
               <w:jc w:val="both"/>
             </w:pPr>
@@ -7301,7 +6955,7 @@
                 <w:color w:val="000000"/>
                 <w:sz w:val="22"/>
               </w:rPr>
-              <w:t>6.2.4 Кај мостри, Раководителот на КК го потврдува со лабораторијата датумот и временскиот прозорец за прием, бараните анализи и критериумите за прифаќање на мострите.</w:t>
+              <w:t>6.3.1 Сектор Обезбедување го пополнува Известувањето до МВР (WHSOP_003_A02) со: податоци за Пјурли Плант и број на дозвола, UTID, датум и време на поаѓање и очекувано пристигнување, адреса на испраќање и прием, намена, вкупна нето количина (g), број на контејнери, превозник, регистарски број на возилото, возачи и опис на рутата.</w:t>
             </w:r>
           </w:p>
         </w:tc>
@@ -7329,7 +6983,7 @@
                 <w:color w:val="595959"/>
                 <w:sz w:val="22"/>
               </w:rPr>
-              <w:t>6.2.4 For samples, the QC Head confirms with the laboratory the date and receipt time window, the analyses requested and the sample acceptance criteria.</w:t>
+              <w:t>6.3.1 Security completes the MoIA Notification (WHSOP_003_A02) with: Purely Plant details and licence number, UTID, departure date/time and expected arrival, dispatch and receipt addresses, purpose, total net quantity (g), number of containers, carrier, vehicle registration, drivers and route description.</w:t>
             </w:r>
           </w:p>
         </w:tc>
@@ -7347,18 +7001,19 @@
           </w:tcPr>
           <w:p>
             <w:pPr>
-              <w:pStyle w:val="Heading2"/>
-            </w:pPr>
-            <w:r/>
-            <w:r>
-              <w:rPr>
-                <w:rFonts w:ascii="Calibri" w:hAnsi="Calibri"/>
-                <w:b/>
-                <w:i w:val="0"/>
-                <w:color w:val="000000"/>
-                <w:sz w:val="22"/>
-              </w:rPr>
-              <w:t>6.3 Фаза 2 — Регулаторни известувања (најмалку 24 часа пред отпремата)</w:t>
+              <w:spacing w:before="0" w:after="120"/>
+              <w:jc w:val="both"/>
+            </w:pPr>
+            <w:r/>
+            <w:r>
+              <w:rPr>
+                <w:rFonts w:ascii="Calibri" w:hAnsi="Calibri"/>
+                <w:b w:val="0"/>
+                <w:i w:val="0"/>
+                <w:color w:val="000000"/>
+                <w:sz w:val="22"/>
+              </w:rPr>
+              <w:t>6.3.2 Известувањето се поднесува најмалку 24 часа пред поаѓањето (лично со заверка — препорачано, препорачана пошта со повратница или официјална е-пошта ако е прифатена). Писмената потврда од МВР (заверка или допис) е ЗАДОЛЖИТЕЛНА пред отпремата; ако не е добиена, отпремата се одложува и се известува QP.</w:t>
             </w:r>
           </w:p>
         </w:tc>
@@ -7373,16 +7028,20 @@
             </w:tcBorders>
           </w:tcPr>
           <w:p>
-            <w:r/>
-            <w:r>
-              <w:rPr>
-                <w:rFonts w:ascii="Calibri" w:hAnsi="Calibri"/>
-                <w:b/>
+            <w:pPr>
+              <w:spacing w:before="0" w:after="120"/>
+              <w:jc w:val="both"/>
+            </w:pPr>
+            <w:r/>
+            <w:r>
+              <w:rPr>
+                <w:rFonts w:ascii="Calibri" w:hAnsi="Calibri"/>
+                <w:b w:val="0"/>
                 <w:i w:val="0"/>
                 <w:color w:val="595959"/>
                 <w:sz w:val="22"/>
               </w:rPr>
-              <w:t>6.3 Stage 2 — Regulatory notifications (at least 24 hours before dispatch)</w:t>
+              <w:t>6.3.2 The notification is submitted at least 24 hours before departure (in person with stamp — preferred, registered mail with return receipt, or official e-mail where accepted). Written MoIA confirmation (stamp or letter) is MANDATORY before dispatch; if it is not received, dispatch is postponed and the QP is informed.</w:t>
             </w:r>
           </w:p>
         </w:tc>
@@ -7412,7 +7071,7 @@
                 <w:color w:val="000000"/>
                 <w:sz w:val="22"/>
               </w:rPr>
-              <w:t>6.3.1 Сектор Обезбедување го пополнува Известувањето до МВР (WHSOP_003_A02) со: податоци за Пјурли Плант и број на дозвола, UTID, датум и време на поаѓање и очекувано пристигнување, адреса на испраќање и прием, намена, вкупна нето количина (g), број на контејнери, превозник, регистарски број на возилото, возачи и опис на рутата.</w:t>
+              <w:t>6.3.3 Истовремено се поднесува Известувањето до договорната обезбедувачка компанија (WHSOP_003_A03); компанијата писмено ги потврдува возилото, GPS-уредот, посадата и времето на преземање.</w:t>
             </w:r>
           </w:p>
         </w:tc>
@@ -7440,7 +7099,7 @@
                 <w:color w:val="595959"/>
                 <w:sz w:val="22"/>
               </w:rPr>
-              <w:t>6.3.1 Security completes the MoIA Notification (WHSOP_003_A02) with: Purely Plant details and licence number, UTID, departure date/time and expected arrival, dispatch and receipt addresses, purpose, total net quantity (g), number of containers, carrier, vehicle registration, drivers and route description.</w:t>
+              <w:t>6.3.3 At the same time the Notification to the contracted security company (WHSOP_003_A03) is submitted; the company confirms the vehicle, GPS unit, crew and pickup time in writing.</w:t>
             </w:r>
           </w:p>
         </w:tc>
@@ -7458,6 +7117,59 @@
           </w:tcPr>
           <w:p>
             <w:pPr>
+              <w:pStyle w:val="Heading2"/>
+            </w:pPr>
+            <w:r/>
+            <w:r>
+              <w:rPr>
+                <w:rFonts w:ascii="Calibri" w:hAnsi="Calibri"/>
+                <w:b/>
+                <w:i w:val="0"/>
+                <w:color w:val="000000"/>
+                <w:sz w:val="22"/>
+              </w:rPr>
+              <w:t>6.4 Фаза 3 — Подготовка, пакување и означување</w:t>
+            </w:r>
+          </w:p>
+        </w:tc>
+        <w:tc>
+          <w:tcPr>
+            <w:tcW w:type="dxa" w:w="5102"/>
+            <w:tcBorders>
+              <w:top w:val="nil"/>
+              <w:left w:val="single" w:sz="4" w:color="000000"/>
+              <w:bottom w:val="nil"/>
+              <w:right w:val="nil"/>
+            </w:tcBorders>
+          </w:tcPr>
+          <w:p>
+            <w:r/>
+            <w:r>
+              <w:rPr>
+                <w:rFonts w:ascii="Calibri" w:hAnsi="Calibri"/>
+                <w:b/>
+                <w:i w:val="0"/>
+                <w:color w:val="595959"/>
+                <w:sz w:val="22"/>
+              </w:rPr>
+              <w:t>6.4 Stage 3 — Preparation, packaging and labelling</w:t>
+            </w:r>
+          </w:p>
+        </w:tc>
+      </w:tr>
+      <w:tr>
+        <w:tc>
+          <w:tcPr>
+            <w:tcW w:type="dxa" w:w="5102"/>
+            <w:tcBorders>
+              <w:top w:val="nil"/>
+              <w:left w:val="nil"/>
+              <w:bottom w:val="nil"/>
+              <w:right w:val="single" w:sz="4" w:color="000000"/>
+            </w:tcBorders>
+          </w:tcPr>
+          <w:p>
+            <w:pPr>
               <w:spacing w:before="0" w:after="120"/>
               <w:jc w:val="both"/>
             </w:pPr>
@@ -7470,7 +7182,7 @@
                 <w:color w:val="000000"/>
                 <w:sz w:val="22"/>
               </w:rPr>
-              <w:t>6.3.2 Известувањето се поднесува најмалку 24 часа пред поаѓањето (лично со заверка — препорачано, препорачана пошта со повратница или официјална е-пошта ако е прифатена). Писмената потврда од МВР (заверка или допис) е ЗАДОЛЖИТЕЛНА пред отпремата; ако не е добиена, отпремата се одложува и се известува QP.</w:t>
+              <w:t>6.4.1 Материјалот се зема од складиштето во статус ОДОБРЕНО (производ), со двојна проверка од две лица (идентитет, серија, нето маса, број на контејнери); двете лица потпишуваат во WHSOP_003_A04. При неусогласеност — СТОП, истрага и решавање пред продолжување.</w:t>
             </w:r>
           </w:p>
         </w:tc>
@@ -7498,7 +7210,7 @@
                 <w:color w:val="595959"/>
                 <w:sz w:val="22"/>
               </w:rPr>
-              <w:t>6.3.2 The notification is submitted at least 24 hours before departure (in person with stamp — preferred, registered mail with return receipt, or official e-mail where accepted). Written MoIA confirmation (stamp or letter) is MANDATORY before dispatch; if it is not received, dispatch is postponed and the QP is informed.</w:t>
+              <w:t>6.4.1 The material is taken from storage in APPROVED status (product), with two-person verification (identity, batch, net mass, number of containers); both persons sign in WHSOP_003_A04. On any discrepancy — STOP, investigate and resolve before proceeding.</w:t>
             </w:r>
           </w:p>
         </w:tc>
@@ -7528,7 +7240,7 @@
                 <w:color w:val="000000"/>
                 <w:sz w:val="22"/>
               </w:rPr>
-              <w:t>6.3.3 Истовремено се поднесува Известувањето до договорната обезбедувачка компанија (WHSOP_003_A03); компанијата писмено ги потврдува возилото, GPS-уредот, посадата и времето на преземање.</w:t>
+              <w:t>6.4.2 Готов производ и меѓупроизвод: запечатени примарни кеси во кутии означени со UBID (WHT 003), пломба по кутија и товарна пломба на просторот за товар. Другите материјали се пакуваат како што е наведено во матрицата на услови (6.1).</w:t>
             </w:r>
           </w:p>
         </w:tc>
@@ -7556,7 +7268,7 @@
                 <w:color w:val="595959"/>
                 <w:sz w:val="22"/>
               </w:rPr>
-              <w:t>6.3.3 At the same time the Notification to the contracted security company (WHSOP_003_A03) is submitted; the company confirms the vehicle, GPS unit, crew and pickup time in writing.</w:t>
+              <w:t>6.4.2 Finished product and intermediate: sealed primary bags in UBID-labelled boxes (WHT 003), one seal per box and a cargo seal on the load space. Other materials are packed as stated in the condition matrix (6.1).</w:t>
             </w:r>
           </w:p>
         </w:tc>
@@ -7574,18 +7286,19 @@
           </w:tcPr>
           <w:p>
             <w:pPr>
-              <w:pStyle w:val="Heading2"/>
-            </w:pPr>
-            <w:r/>
-            <w:r>
-              <w:rPr>
-                <w:rFonts w:ascii="Calibri" w:hAnsi="Calibri"/>
-                <w:b/>
-                <w:i w:val="0"/>
-                <w:color w:val="000000"/>
-                <w:sz w:val="22"/>
-              </w:rPr>
-              <w:t>6.4 Фаза 3 — Подготовка, пакување и означување</w:t>
+              <w:spacing w:before="0" w:after="120"/>
+              <w:jc w:val="both"/>
+            </w:pPr>
+            <w:r/>
+            <w:r>
+              <w:rPr>
+                <w:rFonts w:ascii="Calibri" w:hAnsi="Calibri"/>
+                <w:b w:val="0"/>
+                <w:i w:val="0"/>
+                <w:color w:val="000000"/>
+                <w:sz w:val="22"/>
+              </w:rPr>
+              <w:t>6.4.3 Логерот се активира, се проверува (интервал 5 мин, аларми на границите од 6.1, важечка калибрација) и се поставува во геометрискиот центар на товарот, без допир со ладилни елементи; серискиот број, датумот на калибрација и броевите на пломбите се запишуваат во WHSOP_003_A04.</w:t>
             </w:r>
           </w:p>
         </w:tc>
@@ -7600,16 +7313,20 @@
             </w:tcBorders>
           </w:tcPr>
           <w:p>
-            <w:r/>
-            <w:r>
-              <w:rPr>
-                <w:rFonts w:ascii="Calibri" w:hAnsi="Calibri"/>
-                <w:b/>
+            <w:pPr>
+              <w:spacing w:before="0" w:after="120"/>
+              <w:jc w:val="both"/>
+            </w:pPr>
+            <w:r/>
+            <w:r>
+              <w:rPr>
+                <w:rFonts w:ascii="Calibri" w:hAnsi="Calibri"/>
+                <w:b w:val="0"/>
                 <w:i w:val="0"/>
                 <w:color w:val="595959"/>
                 <w:sz w:val="22"/>
               </w:rPr>
-              <w:t>6.4 Stage 3 — Preparation, packaging and labelling</w:t>
+              <w:t>6.4.3 The logger is activated, checked (5 min interval, alarms at the limits in 6.1, valid calibration) and placed in the geometric centre of the load, not touching any coolant; the serial number, calibration date and seal numbers are recorded in WHSOP_003_A04.</w:t>
             </w:r>
           </w:p>
         </w:tc>
@@ -7639,7 +7356,7 @@
                 <w:color w:val="000000"/>
                 <w:sz w:val="22"/>
               </w:rPr>
-              <w:t>6.4.1 Материјалот се зема од складиштето во статус ОДОБРЕНО (производ) или со издаден број на мостра (мостри), со двојна проверка од две лица (идентитет, серија, нето маса, број на контејнери); двете лица потпишуваат во WHSOP_003_A04. При неусогласеност — СТОП, истрага и решавање пред продолжување.</w:t>
+              <w:t>6.4.4 Надворешна ознака на терцијарниот контејнер: примач и испраќач со контакт, UTID (бар-код/QR), услови на чување, „ПРАТКА ПОД КОНТРОЛА — САМО ОВЛАСТЕН ТРАНСПОРТ“ и број за итни случаи 24/7. Надворешната ознака не го наведува содржаното во поширока смисла од потребното за испорака.</w:t>
             </w:r>
           </w:p>
         </w:tc>
@@ -7667,7 +7384,7 @@
                 <w:color w:val="595959"/>
                 <w:sz w:val="22"/>
               </w:rPr>
-              <w:t>6.4.1 The material is taken from storage in APPROVED status (product) or with an issued sample number (samples), with two-person verification (identity, batch, net mass, number of containers); both persons sign in WHSOP_003_A04. On any discrepancy — STOP, investigate and resolve before proceeding.</w:t>
+              <w:t>6.4.4 External label of the tertiary container: consignee and consignor with contact, UTID (barcode/QR), storage conditions, "CONTROLLED CONSIGNMENT — AUTHORISED TRANSPORT ONLY" and a 24/7 emergency number. The external label does not describe the contents beyond what delivery requires.</w:t>
             </w:r>
           </w:p>
         </w:tc>
@@ -7685,6 +7402,59 @@
           </w:tcPr>
           <w:p>
             <w:pPr>
+              <w:pStyle w:val="Heading2"/>
+            </w:pPr>
+            <w:r/>
+            <w:r>
+              <w:rPr>
+                <w:rFonts w:ascii="Calibri" w:hAnsi="Calibri"/>
+                <w:b/>
+                <w:i w:val="0"/>
+                <w:color w:val="000000"/>
+                <w:sz w:val="22"/>
+              </w:rPr>
+              <w:t>6.5 Фаза 4 — Отпрема и почеток на ланецот на надзор</w:t>
+            </w:r>
+          </w:p>
+        </w:tc>
+        <w:tc>
+          <w:tcPr>
+            <w:tcW w:type="dxa" w:w="5102"/>
+            <w:tcBorders>
+              <w:top w:val="nil"/>
+              <w:left w:val="single" w:sz="4" w:color="000000"/>
+              <w:bottom w:val="nil"/>
+              <w:right w:val="nil"/>
+            </w:tcBorders>
+          </w:tcPr>
+          <w:p>
+            <w:r/>
+            <w:r>
+              <w:rPr>
+                <w:rFonts w:ascii="Calibri" w:hAnsi="Calibri"/>
+                <w:b/>
+                <w:i w:val="0"/>
+                <w:color w:val="595959"/>
+                <w:sz w:val="22"/>
+              </w:rPr>
+              <w:t>6.5 Stage 4 — Dispatch and start of the chain of custody</w:t>
+            </w:r>
+          </w:p>
+        </w:tc>
+      </w:tr>
+      <w:tr>
+        <w:tc>
+          <w:tcPr>
+            <w:tcW w:type="dxa" w:w="5102"/>
+            <w:tcBorders>
+              <w:top w:val="nil"/>
+              <w:left w:val="nil"/>
+              <w:bottom w:val="nil"/>
+              <w:right w:val="single" w:sz="4" w:color="000000"/>
+            </w:tcBorders>
+          </w:tcPr>
+          <w:p>
+            <w:pPr>
               <w:spacing w:before="0" w:after="120"/>
               <w:jc w:val="both"/>
             </w:pPr>
@@ -7697,7 +7467,7 @@
                 <w:color w:val="000000"/>
                 <w:sz w:val="22"/>
               </w:rPr>
-              <w:t>6.4.2 Тројно пакување за мостри: примарен контејнер (запечатен, означен); секундарно пакување (цврст контејнер или двојна кеса со амортизација, со Барањето за анализа WHSOP_003_A06 внатре); терцијарен контејнер (заклучлив транспортен куфер/квалификуван ладилник), запечатен со серијализирана пломба. За производ: запечатени примарни кеси во кутии означени со UBID (WHT 003), пломба по кутија и товарна пломба на просторот за товар.</w:t>
+              <w:t>6.5.1 Пред предавањето, Обезбедување и Логистика ја пополнуваат Чек-листата пред отпрема (WHSOP_003_A05, дел А): потврда од МВР, потврда од обезбедувањето, одобрен TRA, рута QUALIFIED, пакување и ознаки, пломби, логер, документи, идентитет на возачите и возилото, работа на GPS и на климатизацијата. Ако ЕДНА ставка не е потврдена, транспортот НЕ започнува.</w:t>
             </w:r>
           </w:p>
         </w:tc>
@@ -7725,7 +7495,7 @@
                 <w:color w:val="595959"/>
                 <w:sz w:val="22"/>
               </w:rPr>
-              <w:t>6.4.2 Triple packaging for samples: primary container (sealed, labelled); secondary packaging (rigid container or double bag with cushioning, with the Request for Analysis WHSOP_003_A06 inside); tertiary container (lockable transport case/qualified cool box) closed with a serialised seal. For product: sealed primary bags in UBID-labelled boxes (WHT 003), one seal per box and a cargo seal on the load space.</w:t>
+              <w:t>6.5.1 Before hand-over, Security and Logistics complete the Pre-dispatch Checklist (WHSOP_003_A05, part A): MoIA confirmation, security company confirmation, approved TRA, lane QUALIFIED, packaging and labels, seals, logger, documents, identity of drivers and vehicle, GPS and climate-control operation. If ANY item is not confirmed, the transport does NOT start.</w:t>
             </w:r>
           </w:p>
         </w:tc>
@@ -7755,7 +7525,7 @@
                 <w:color w:val="000000"/>
                 <w:sz w:val="22"/>
               </w:rPr>
-              <w:t>6.4.3 Логерот се активира, се проверува (интервал 5 мин, аларми на границите од 6.1, важечка калибрација) и се поставува во геометрискиот центар на товарот, без допир со ладилни елементи; серискиот број, датумот на калибрација и броевите на пломбите се запишуваат во WHSOP_003_A04.</w:t>
+              <w:t>6.5.2 Возилото се проверува: регистарски број според A03, чист и заклучлив товарен простор, климатизација поставена на опсегот од 6.1 и претходно кондиционирана најмалку 30 минути, GPS тестиран со диспечерот. Посадата се брифира за рутата, временскиот прозорец, забраната за непланирани застанувања и протоколот за инциденти.</w:t>
             </w:r>
           </w:p>
         </w:tc>
@@ -7783,7 +7553,7 @@
                 <w:color w:val="595959"/>
                 <w:sz w:val="22"/>
               </w:rPr>
-              <w:t>6.4.3 The logger is activated, checked (5 min interval, alarms at the limits in 6.1, valid calibration) and placed in the geometric centre of the load, not touching any coolant; the serial number, calibration date and seal numbers are recorded in WHSOP_003_A04.</w:t>
+              <w:t>6.5.2 The vehicle is checked: registration as per A03, clean and lockable load space, climate control set to the range in 6.1 and pre-conditioned for at least 30 minutes, GPS tested with the dispatcher. The crew is briefed on the route, time window, prohibition of unscheduled stops and incident protocol.</w:t>
             </w:r>
           </w:p>
         </w:tc>
@@ -7813,7 +7583,7 @@
                 <w:color w:val="000000"/>
                 <w:sz w:val="22"/>
               </w:rPr>
-              <w:t>6.4.4 Надворешна ознака на терцијарниот контејнер: примач и испраќач со контакт, UTID (бар-код/QR), услови на чување, „ПРАТКА ПОД КОНТРОЛА — САМО ОВЛАСТЕН ТРАНСПОРТ“ и број за итни случаи 24/7. Надворешната ознака не го наведува содржаното во поширока смисла од потребното за испорака.</w:t>
+              <w:t>6.5.3 Товарот се обезбедува против поместување; се фотографира товарот и пломбата. Точка на предавање 1 (Пјурли Плант → возач) се потпишува во WHSOP_003_A04; Раководителот на Обезбедување ја одобрува отпремата и го евидентира времето на поаѓање.</w:t>
             </w:r>
           </w:p>
         </w:tc>
@@ -7841,7 +7611,7 @@
                 <w:color w:val="595959"/>
                 <w:sz w:val="22"/>
               </w:rPr>
-              <w:t>6.4.4 External label of the tertiary container: consignee and consignor with contact, UTID (barcode/QR), storage conditions, "CONTROLLED CONSIGNMENT — AUTHORISED TRANSPORT ONLY" and a 24/7 emergency number. The external label does not describe the contents beyond what delivery requires.</w:t>
+              <w:t>6.5.3 The load is secured against movement; the load and seal are photographed. Transfer point 1 (Purely Plant → driver) is signed in WHSOP_003_A04; the Head of Security authorises dispatch and records the departure time.</w:t>
             </w:r>
           </w:p>
         </w:tc>
@@ -7870,7 +7640,7 @@
                 <w:color w:val="000000"/>
                 <w:sz w:val="22"/>
               </w:rPr>
-              <w:t>6.5 Фаза 4 — Отпрема и почеток на ланецот на надзор</w:t>
+              <w:t>6.6 Фаза 5 — Контрола во транзит</w:t>
             </w:r>
           </w:p>
         </w:tc>
@@ -7894,7 +7664,7 @@
                 <w:color w:val="595959"/>
                 <w:sz w:val="22"/>
               </w:rPr>
-              <w:t>6.5 Stage 4 — Dispatch and start of the chain of custody</w:t>
+              <w:t>6.6 Stage 5 — In-transit control</w:t>
             </w:r>
           </w:p>
         </w:tc>
@@ -7924,7 +7694,7 @@
                 <w:color w:val="000000"/>
                 <w:sz w:val="22"/>
               </w:rPr>
-              <w:t>6.5.1 Пред предавањето, Обезбедување и Логистика ја пополнуваат Чек-листата пред отпрема (WHSOP_003_A05, дел А): потврда од МВР, потврда од обезбедувањето, одобрен TRA, рута QUALIFIED, пакување и ознаки, пломби, логер, документи, идентитет на возачите и возилото, работа на GPS и на климатизацијата. Ако ЕДНА ставка не е потврдена, транспортот НЕ започнува.</w:t>
+              <w:t>6.6.1 Посадата ја следи одобрената рута без отстапување, не го остава возилото без надзор, застанува само на места одобрени во TRA и не ја открива содржината. Принудно отстапување (затворен пат, итност) веднаш се пријавува и се документира.</w:t>
             </w:r>
           </w:p>
         </w:tc>
@@ -7952,7 +7722,7 @@
                 <w:color w:val="595959"/>
                 <w:sz w:val="22"/>
               </w:rPr>
-              <w:t>6.5.1 Before hand-over, Security and Logistics complete the Pre-dispatch Checklist (WHSOP_003_A05, part A): MoIA confirmation, security company confirmation, approved TRA, lane QUALIFIED, packaging and labels, seals, logger, documents, identity of drivers and vehicle, GPS and climate-control operation. If ANY item is not confirmed, the transport does NOT start.</w:t>
+              <w:t>6.6.1 The crew follows the approved route without deviation, never leaves the vehicle unattended, stops only at points approved in the TRA and does not disclose the contents. Any forced deviation (road closure, emergency) is reported immediately and documented.</w:t>
             </w:r>
           </w:p>
         </w:tc>
@@ -7982,7 +7752,7 @@
                 <w:color w:val="000000"/>
                 <w:sz w:val="22"/>
               </w:rPr>
-              <w:t>6.5.2 Возилото се проверува: регистарски број според A03, чист и заклучлив товарен простор, климатизација поставена на опсегот од 6.1 и претходно кондиционирана најмалку 30 минути, GPS тестиран со диспечерот. Посадата се брифира за рутата, временскиот прозорец, забраната за непланирани застанувања и протоколот за инциденти.</w:t>
+              <w:t>6.6.2 Сектор Обезбедување го следи GPS во реално време и евидентира контролни јавувања: поаѓање, средина на рутата (ако е над 2 часа), 15–30 мин пред пристигнување, пристигнување. По завршување се генерира GPS извештај за рутата.</w:t>
             </w:r>
           </w:p>
         </w:tc>
@@ -8010,7 +7780,7 @@
                 <w:color w:val="595959"/>
                 <w:sz w:val="22"/>
               </w:rPr>
-              <w:t>6.5.2 The vehicle is checked: registration as per A03, clean and lockable load space, climate control set to the range in 6.1 and pre-conditioned for at least 30 minutes, GPS tested with the dispatcher. The crew is briefed on the route, time window, prohibition of unscheduled stops and incident protocol.</w:t>
+              <w:t>6.6.2 Security monitors GPS in real time and records check-in calls: departure, mid-route (if over 2 hours), 15–30 min before arrival, arrival. On completion a GPS route report is generated.</w:t>
             </w:r>
           </w:p>
         </w:tc>
@@ -8040,7 +7810,7 @@
                 <w:color w:val="000000"/>
                 <w:sz w:val="22"/>
               </w:rPr>
-              <w:t>6.5.3 Товарот се обезбедува против поместување; се фотографира товарот и пломбата. Точка на предавање 1 (Пјурли Плант → возач) се потпишува во WHSOP_003_A04; Раководителот на Обезбедување ја одобрува отпремата и го евидентира времето на поаѓање.</w:t>
+              <w:t>6.6.3 Инциденти (температурна екскурзија, оштетена пломба, дефект, сообраќајна незгода, доцнење над 2 часа, безбедносен инцидент) се пријавуваат во рок од 15 минути по синџирот: диспечер → Обезбедување Пјурли Плант → QA → QP (при критичен инцидент; полиција/112 при кражба или незгода). Контејнерот не се отвора. Инцидентот се евидентира во WHSOP_003_A04 и се отвора отстапување (QAS-05-002).</w:t>
             </w:r>
           </w:p>
         </w:tc>
@@ -8068,7 +7838,7 @@
                 <w:color w:val="595959"/>
                 <w:sz w:val="22"/>
               </w:rPr>
-              <w:t>6.5.3 The load is secured against movement; the load and seal are photographed. Transfer point 1 (Purely Plant → driver) is signed in WHSOP_003_A04; the Head of Security authorises dispatch and records the departure time.</w:t>
+              <w:t>6.6.3 Incidents (temperature excursion, damaged seal, breakdown, traffic accident, delay over 2 hours, security incident) are reported within 15 minutes along the chain: dispatcher → Purely Plant Security → QA → QP (for critical incidents; police/112 for theft or accident). The container is not opened. The incident is recorded in WHSOP_003_A04 and a deviation is opened (QAS-05-002).</w:t>
             </w:r>
           </w:p>
         </w:tc>
@@ -8097,7 +7867,7 @@
                 <w:color w:val="000000"/>
                 <w:sz w:val="22"/>
               </w:rPr>
-              <w:t>6.6 Фаза 5 — Контрола во транзит</w:t>
+              <w:t>6.7 Фаза 6 — Прием и проверка</w:t>
             </w:r>
           </w:p>
         </w:tc>
@@ -8121,7 +7891,7 @@
                 <w:color w:val="595959"/>
                 <w:sz w:val="22"/>
               </w:rPr>
-              <w:t>6.6 Stage 5 — In-transit control</w:t>
+              <w:t>6.7 Stage 6 — Receipt and verification</w:t>
             </w:r>
           </w:p>
         </w:tc>
@@ -8151,7 +7921,7 @@
                 <w:color w:val="000000"/>
                 <w:sz w:val="22"/>
               </w:rPr>
-              <w:t>6.6.1 Посадата ја следи одобрената рута без отстапување, не го остава возилото без надзор, застанува само на места одобрени во TRA и не ја открива содржината. Принудно отстапување (затворен пат, итност) веднаш се пријавува и се документира.</w:t>
+              <w:t>6.7.1 Пред потпис, примачот ја пополнува Чек-листата за прием (WHSOP_003_A05, дел Б): идентитет на возачот и возилото, надворешна состојба, пломба (цела, бројот одговара), преглед на логерот, број и идентитет на контејнерите и бруто маса при прием.</w:t>
             </w:r>
           </w:p>
         </w:tc>
@@ -8179,7 +7949,7 @@
                 <w:color w:val="595959"/>
                 <w:sz w:val="22"/>
               </w:rPr>
-              <w:t>6.6.1 The crew follows the approved route without deviation, never leaves the vehicle unattended, stops only at points approved in the TRA and does not disclose the contents. Any forced deviation (road closure, emergency) is reported immediately and documented.</w:t>
+              <w:t>6.7.1 Before signing, the consignee completes the Receipt Checklist (WHSOP_003_A05, part B): identity of driver and vehicle, external condition, seal (intact, number matches), logger review, number and identity of containers and gross mass on receipt.</w:t>
             </w:r>
           </w:p>
         </w:tc>
@@ -8209,7 +7979,7 @@
                 <w:color w:val="000000"/>
                 <w:sz w:val="22"/>
               </w:rPr>
-              <w:t>6.6.2 Сектор Обезбедување го следи GPS во реално време и евидентира контролни јавувања: поаѓање, средина на рутата (ако е над 2 часа), 15–30 мин пред пристигнување, пристигнување. По завршување се генерира GPS извештај за рутата.</w:t>
+              <w:t>6.7.2 Ако пломбата е оштетена или бројот не одговара, пратката НЕ се прифаќа: се фотографира, се известува QA на Пјурли Плант и се чека диспозиција. При екскурзија или разлика во бројот/масата, пратката може да се прими „со резерва“ само по одлука на QA.</w:t>
             </w:r>
           </w:p>
         </w:tc>
@@ -8237,7 +8007,7 @@
                 <w:color w:val="595959"/>
                 <w:sz w:val="22"/>
               </w:rPr>
-              <w:t>6.6.2 Security monitors GPS in real time and records check-in calls: departure, mid-route (if over 2 hours), 15–30 min before arrival, arrival. On completion a GPS route report is generated.</w:t>
+              <w:t>6.7.2 If the seal is damaged or the number does not match, the consignment is NOT accepted: it is photographed, Purely Plant QA is notified and disposition is awaited. On an excursion or a count/mass discrepancy, the consignment may be received "with reservation" only on a QA decision.</w:t>
             </w:r>
           </w:p>
         </w:tc>
@@ -8267,7 +8037,7 @@
                 <w:color w:val="000000"/>
                 <w:sz w:val="22"/>
               </w:rPr>
-              <w:t>6.6.3 Инциденти (температурна екскурзија, оштетена пломба, дефект, сообраќајна незгода, доцнење над 2 часа, безбедносен инцидент) се пријавуваат во рок од 15 минути по синџирот: диспечер → Обезбедување Пјурли Плант → QA → QP (при критичен инцидент; полиција/112 при кражба или незгода). Контејнерот не се отвора. Инцидентот се евидентира во WHSOP_003_A04 и се отвора отстапување (QAS-05-002).</w:t>
+              <w:t>6.7.3 Точка на предавање 2 (возач → примач) се потпишува и заверува во WHSOP_003_A04 со статус на прием: ПРИФАТЕНО / ПРИФАТЕНО СО РЕЗЕРВА / ОДБИЕНО.</w:t>
             </w:r>
           </w:p>
         </w:tc>
@@ -8295,7 +8065,7 @@
                 <w:color w:val="595959"/>
                 <w:sz w:val="22"/>
               </w:rPr>
-              <w:t>6.6.3 Incidents (temperature excursion, damaged seal, breakdown, traffic accident, delay over 2 hours, security incident) are reported within 15 minutes along the chain: dispatcher → Purely Plant Security → QA → QP (for critical incidents; police/112 for theft or accident). The container is not opened. The incident is recorded in WHSOP_003_A04 and a deviation is opened (QAS-05-002).</w:t>
+              <w:t>6.7.3 Transfer point 2 (driver → consignee) is signed and stamped in WHSOP_003_A04 with the receipt status: ACCEPTED / ACCEPTED WITH RESERVATION / REJECTED.</w:t>
             </w:r>
           </w:p>
         </w:tc>
@@ -8324,7 +8094,7 @@
                 <w:color w:val="000000"/>
                 <w:sz w:val="22"/>
               </w:rPr>
-              <w:t>6.7 Фаза 6 — Прием и проверка</w:t>
+              <w:t>6.8 Фаза 7 — Порамнување, известување по транспортот и архивирање</w:t>
             </w:r>
           </w:p>
         </w:tc>
@@ -8348,7 +8118,7 @@
                 <w:color w:val="595959"/>
                 <w:sz w:val="22"/>
               </w:rPr>
-              <w:t>6.7 Stage 6 — Receipt and verification</w:t>
+              <w:t>6.8 Stage 7 — Reconciliation, post-transport notification and archiving</w:t>
             </w:r>
           </w:p>
         </w:tc>
@@ -8378,7 +8148,7 @@
                 <w:color w:val="000000"/>
                 <w:sz w:val="22"/>
               </w:rPr>
-              <w:t>6.7.1 Пред потпис, примачот ја пополнува Чек-листата за прием (WHSOP_003_A05, дел Б): идентитет на возачот и возилото, надворешна состојба, пломба (цела, бројот одговара), преглед на логерот, број и идентитет на контејнерите и бруто маса при прием.</w:t>
+              <w:t>6.8.1 Во рок од 24 часа по испораката посадата ги враќа: потпишаниот A04, логерот или неговите податоци, фотографиите и скршените пломби. Обезбедување генерира GPS извештај и го доставува досието до QA.</w:t>
             </w:r>
           </w:p>
         </w:tc>
@@ -8406,7 +8176,7 @@
                 <w:color w:val="595959"/>
                 <w:sz w:val="22"/>
               </w:rPr>
-              <w:t>6.7.1 Before signing, the consignee completes the Receipt Checklist (WHSOP_003_A05, part B): identity of driver and vehicle, external condition, seal (intact, number matches), logger review, number and identity of containers and gross mass on receipt.</w:t>
+              <w:t>6.8.1 Within 24 hours of delivery the crew returns: the signed A04, the logger or its data, the photographs and the broken seals. Security generates the GPS report and submits the file to QA.</w:t>
             </w:r>
           </w:p>
         </w:tc>
@@ -8436,7 +8206,7 @@
                 <w:color w:val="000000"/>
                 <w:sz w:val="22"/>
               </w:rPr>
-              <w:t>6.7.2 Ако пломбата е оштетена или бројот не одговара, пратката НЕ се прифаќа: се фотографира, се известува QA на Пјурли Плант и се чека диспозиција. При екскурзија или разлика во бројот/масата, пратката може да се прими „со резерва“ само по одлука на QA.</w:t>
+              <w:t>6.8.2 Се порамнува количината: испратена нето маса наспроти примена маса по контејнер; разлика над вагата на мерење на примачот (според нејзината прецизност) се истражува како отстапување.</w:t>
             </w:r>
           </w:p>
         </w:tc>
@@ -8464,7 +8234,7 @@
                 <w:color w:val="595959"/>
                 <w:sz w:val="22"/>
               </w:rPr>
-              <w:t>6.7.2 If the seal is damaged or the number does not match, the consignment is NOT accepted: it is photographed, Purely Plant QA is notified and disposition is awaited. On an excursion or a count/mass discrepancy, the consignment may be received "with reservation" only on a QA decision.</w:t>
+              <w:t>6.8.2 The quantity is reconciled: dispatched net mass against received mass per container; any difference beyond the consignee's weighing precision is investigated as a deviation.</w:t>
             </w:r>
           </w:p>
         </w:tc>
@@ -8494,7 +8264,7 @@
                 <w:color w:val="000000"/>
                 <w:sz w:val="22"/>
               </w:rPr>
-              <w:t>6.7.3 Точка на предавање 2 (возач → примач) се потпишува и заверува во WHSOP_003_A04 со статус на прием: ПРИФАТЕНО / ПРИФАТЕНО СО РЕЗЕРВА / ОДБИЕНО. Кај мостри, лабораторијата го потпишува и Барањето за анализа (WHSOP_003_A06).</w:t>
+              <w:t>6.8.3 Во рок од 3 работни дена по транспортот, Обезбедување го изготвува Известувањето по транспортот до МЗ (WHSOP_003_A06); QP го потпишува и се поднесува со доказ за поднесување.</w:t>
             </w:r>
           </w:p>
         </w:tc>
@@ -8522,7 +8292,7 @@
                 <w:color w:val="595959"/>
                 <w:sz w:val="22"/>
               </w:rPr>
-              <w:t>6.7.3 Transfer point 2 (driver → consignee) is signed and stamped in WHSOP_003_A04 with the receipt status: ACCEPTED / ACCEPTED WITH RESERVATION / REJECTED. For samples, the laboratory also signs the Request for Analysis (WHSOP_003_A06).</w:t>
+              <w:t>6.8.3 Within 3 working days after the transport, Security prepares the post-transport notification to the MoH (WHSOP_003_A06); the QP signs it and it is submitted with proof of submission.</w:t>
             </w:r>
           </w:p>
         </w:tc>
@@ -8540,18 +8310,19 @@
           </w:tcPr>
           <w:p>
             <w:pPr>
-              <w:pStyle w:val="Heading2"/>
-            </w:pPr>
-            <w:r/>
-            <w:r>
-              <w:rPr>
-                <w:rFonts w:ascii="Calibri" w:hAnsi="Calibri"/>
-                <w:b/>
-                <w:i w:val="0"/>
-                <w:color w:val="000000"/>
-                <w:sz w:val="22"/>
-              </w:rPr>
-              <w:t>6.8 Фаза 7 — Порамнување, известување по транспортот и архивирање</w:t>
+              <w:spacing w:before="0" w:after="120"/>
+              <w:jc w:val="both"/>
+            </w:pPr>
+            <w:r/>
+            <w:r>
+              <w:rPr>
+                <w:rFonts w:ascii="Calibri" w:hAnsi="Calibri"/>
+                <w:b w:val="0"/>
+                <w:i w:val="0"/>
+                <w:color w:val="000000"/>
+                <w:sz w:val="22"/>
+              </w:rPr>
+              <w:t>6.8.4 QA го прегледува досието во рок од 48 часа и ја евидентира диспозицијата во WHSOP_003_A07: ОДОБРЕНО / ОДОБРЕНО СО ОТСТАПУВАЊЕ / НЕУСОГЛАСЕНО (QP одлучува за материјалот). Податоците од логерот се додаваат во трендот на рутата (QASOP_0XX, периодичен преглед).</w:t>
             </w:r>
           </w:p>
         </w:tc>
@@ -8566,16 +8337,20 @@
             </w:tcBorders>
           </w:tcPr>
           <w:p>
-            <w:r/>
-            <w:r>
-              <w:rPr>
-                <w:rFonts w:ascii="Calibri" w:hAnsi="Calibri"/>
-                <w:b/>
+            <w:pPr>
+              <w:spacing w:before="0" w:after="120"/>
+              <w:jc w:val="both"/>
+            </w:pPr>
+            <w:r/>
+            <w:r>
+              <w:rPr>
+                <w:rFonts w:ascii="Calibri" w:hAnsi="Calibri"/>
+                <w:b w:val="0"/>
                 <w:i w:val="0"/>
                 <w:color w:val="595959"/>
                 <w:sz w:val="22"/>
               </w:rPr>
-              <w:t>6.8 Stage 7 — Reconciliation, post-transport notification and archiving</w:t>
+              <w:t>6.8.4 QA reviews the file within 48 hours and records the disposition in WHSOP_003_A07: APPROVED / APPROVED WITH DEVIATION / NON-COMPLIANT (QP decides on the material). The logger data are added to the lane trend (QASOP_0XX, periodic review).</w:t>
             </w:r>
           </w:p>
         </w:tc>
@@ -8605,7 +8380,7 @@
                 <w:color w:val="000000"/>
                 <w:sz w:val="22"/>
               </w:rPr>
-              <w:t>6.8.1 Во рок од 24 часа по испораката посадата ги враќа: потпишаниот A04, потпишаниот примерок од A06 (мостри), логерот или неговите податоци, фотографиите и скршените пломби. Обезбедување генерира GPS извештај и го доставува досието до QA.</w:t>
+              <w:t>6.8.5 Досието се архивира под UTID: A01–A07, потврда од МВР, GPS извештај, извештај од логерот, фотографии и отстапувања. Рок на чување: најмалку 5 години или 1 година по истекот на рокот на употреба на серијата, што е подолго (EU GMP Part I §4.11).</w:t>
             </w:r>
           </w:p>
         </w:tc>
@@ -8633,239 +8408,7 @@
                 <w:color w:val="595959"/>
                 <w:sz w:val="22"/>
               </w:rPr>
-              <w:t>6.8.1 Within 24 hours of delivery the crew returns: the signed A04, the signed copy of A06 (samples), the logger or its data, the photographs and the broken seals. Security generates the GPS report and submits the file to QA.</w:t>
-            </w:r>
-          </w:p>
-        </w:tc>
-      </w:tr>
-      <w:tr>
-        <w:tc>
-          <w:tcPr>
-            <w:tcW w:type="dxa" w:w="5102"/>
-            <w:tcBorders>
-              <w:top w:val="nil"/>
-              <w:left w:val="nil"/>
-              <w:bottom w:val="nil"/>
-              <w:right w:val="single" w:sz="4" w:color="000000"/>
-            </w:tcBorders>
-          </w:tcPr>
-          <w:p>
-            <w:pPr>
-              <w:spacing w:before="0" w:after="120"/>
-              <w:jc w:val="both"/>
-            </w:pPr>
-            <w:r/>
-            <w:r>
-              <w:rPr>
-                <w:rFonts w:ascii="Calibri" w:hAnsi="Calibri"/>
-                <w:b w:val="0"/>
-                <w:i w:val="0"/>
-                <w:color w:val="000000"/>
-                <w:sz w:val="22"/>
-              </w:rPr>
-              <w:t>6.8.2 Се порамнува количината: испратена нето маса наспроти примена маса по контејнер; разлика над вагата на мерење на примачот (според нејзината прецизност) се истражува како отстапување.</w:t>
-            </w:r>
-          </w:p>
-        </w:tc>
-        <w:tc>
-          <w:tcPr>
-            <w:tcW w:type="dxa" w:w="5102"/>
-            <w:tcBorders>
-              <w:top w:val="nil"/>
-              <w:left w:val="single" w:sz="4" w:color="000000"/>
-              <w:bottom w:val="nil"/>
-              <w:right w:val="nil"/>
-            </w:tcBorders>
-          </w:tcPr>
-          <w:p>
-            <w:pPr>
-              <w:spacing w:before="0" w:after="120"/>
-              <w:jc w:val="both"/>
-            </w:pPr>
-            <w:r/>
-            <w:r>
-              <w:rPr>
-                <w:rFonts w:ascii="Calibri" w:hAnsi="Calibri"/>
-                <w:b w:val="0"/>
-                <w:i w:val="0"/>
-                <w:color w:val="595959"/>
-                <w:sz w:val="22"/>
-              </w:rPr>
-              <w:t>6.8.2 The quantity is reconciled: dispatched net mass against received mass per container; any difference beyond the consignee's weighing precision is investigated as a deviation.</w:t>
-            </w:r>
-          </w:p>
-        </w:tc>
-      </w:tr>
-      <w:tr>
-        <w:tc>
-          <w:tcPr>
-            <w:tcW w:type="dxa" w:w="5102"/>
-            <w:tcBorders>
-              <w:top w:val="nil"/>
-              <w:left w:val="nil"/>
-              <w:bottom w:val="nil"/>
-              <w:right w:val="single" w:sz="4" w:color="000000"/>
-            </w:tcBorders>
-          </w:tcPr>
-          <w:p>
-            <w:pPr>
-              <w:spacing w:before="0" w:after="120"/>
-              <w:jc w:val="both"/>
-            </w:pPr>
-            <w:r/>
-            <w:r>
-              <w:rPr>
-                <w:rFonts w:ascii="Calibri" w:hAnsi="Calibri"/>
-                <w:b w:val="0"/>
-                <w:i w:val="0"/>
-                <w:color w:val="000000"/>
-                <w:sz w:val="22"/>
-              </w:rPr>
-              <w:t>6.8.3 Во рок од 3 работни дена по транспортот, Обезбедување го изготвува Известувањето по транспортот до МЗ (WHSOP_003_A07); QP го потпишува и се поднесува со доказ за поднесување.</w:t>
-            </w:r>
-          </w:p>
-        </w:tc>
-        <w:tc>
-          <w:tcPr>
-            <w:tcW w:type="dxa" w:w="5102"/>
-            <w:tcBorders>
-              <w:top w:val="nil"/>
-              <w:left w:val="single" w:sz="4" w:color="000000"/>
-              <w:bottom w:val="nil"/>
-              <w:right w:val="nil"/>
-            </w:tcBorders>
-          </w:tcPr>
-          <w:p>
-            <w:pPr>
-              <w:spacing w:before="0" w:after="120"/>
-              <w:jc w:val="both"/>
-            </w:pPr>
-            <w:r/>
-            <w:r>
-              <w:rPr>
-                <w:rFonts w:ascii="Calibri" w:hAnsi="Calibri"/>
-                <w:b w:val="0"/>
-                <w:i w:val="0"/>
-                <w:color w:val="595959"/>
-                <w:sz w:val="22"/>
-              </w:rPr>
-              <w:t>6.8.3 Within 3 working days after the transport, Security prepares the post-transport notification to the MoH (WHSOP_003_A07); the QP signs it and it is submitted with proof of submission.</w:t>
-            </w:r>
-          </w:p>
-        </w:tc>
-      </w:tr>
-      <w:tr>
-        <w:tc>
-          <w:tcPr>
-            <w:tcW w:type="dxa" w:w="5102"/>
-            <w:tcBorders>
-              <w:top w:val="nil"/>
-              <w:left w:val="nil"/>
-              <w:bottom w:val="nil"/>
-              <w:right w:val="single" w:sz="4" w:color="000000"/>
-            </w:tcBorders>
-          </w:tcPr>
-          <w:p>
-            <w:pPr>
-              <w:spacing w:before="0" w:after="120"/>
-              <w:jc w:val="both"/>
-            </w:pPr>
-            <w:r/>
-            <w:r>
-              <w:rPr>
-                <w:rFonts w:ascii="Calibri" w:hAnsi="Calibri"/>
-                <w:b w:val="0"/>
-                <w:i w:val="0"/>
-                <w:color w:val="000000"/>
-                <w:sz w:val="22"/>
-              </w:rPr>
-              <w:t>6.8.4 QA го прегледува досието во рок од 48 часа и ја евидентира диспозицијата во WHSOP_003_A08: ОДОБРЕНО / ОДОБРЕНО СО ОТСТАПУВАЊЕ / НЕУСОГЛАСЕНО (QP одлучува за материјалот). Податоците од логерот се додаваат во трендот на рутата (QASOP_0XX, периодичен преглед).</w:t>
-            </w:r>
-          </w:p>
-        </w:tc>
-        <w:tc>
-          <w:tcPr>
-            <w:tcW w:type="dxa" w:w="5102"/>
-            <w:tcBorders>
-              <w:top w:val="nil"/>
-              <w:left w:val="single" w:sz="4" w:color="000000"/>
-              <w:bottom w:val="nil"/>
-              <w:right w:val="nil"/>
-            </w:tcBorders>
-          </w:tcPr>
-          <w:p>
-            <w:pPr>
-              <w:spacing w:before="0" w:after="120"/>
-              <w:jc w:val="both"/>
-            </w:pPr>
-            <w:r/>
-            <w:r>
-              <w:rPr>
-                <w:rFonts w:ascii="Calibri" w:hAnsi="Calibri"/>
-                <w:b w:val="0"/>
-                <w:i w:val="0"/>
-                <w:color w:val="595959"/>
-                <w:sz w:val="22"/>
-              </w:rPr>
-              <w:t>6.8.4 QA reviews the file within 48 hours and records the disposition in WHSOP_003_A08: APPROVED / APPROVED WITH DEVIATION / NON-COMPLIANT (QP decides on the material). The logger data are added to the lane trend (QASOP_0XX, periodic review).</w:t>
-            </w:r>
-          </w:p>
-        </w:tc>
-      </w:tr>
-      <w:tr>
-        <w:tc>
-          <w:tcPr>
-            <w:tcW w:type="dxa" w:w="5102"/>
-            <w:tcBorders>
-              <w:top w:val="nil"/>
-              <w:left w:val="nil"/>
-              <w:bottom w:val="nil"/>
-              <w:right w:val="single" w:sz="4" w:color="000000"/>
-            </w:tcBorders>
-          </w:tcPr>
-          <w:p>
-            <w:pPr>
-              <w:spacing w:before="0" w:after="120"/>
-              <w:jc w:val="both"/>
-            </w:pPr>
-            <w:r/>
-            <w:r>
-              <w:rPr>
-                <w:rFonts w:ascii="Calibri" w:hAnsi="Calibri"/>
-                <w:b w:val="0"/>
-                <w:i w:val="0"/>
-                <w:color w:val="000000"/>
-                <w:sz w:val="22"/>
-              </w:rPr>
-              <w:t>6.8.5 Досието се архивира под UTID: A01–A08, потврда од МВР, GPS извештај, извештај од логерот, фотографии, отстапувања и (за мостри) CoA. Рок на чување: најмалку 5 години или 1 година по истекот на рокот на употреба на серијата, што е подолго (EU GMP Part I §4.11).</w:t>
-            </w:r>
-          </w:p>
-        </w:tc>
-        <w:tc>
-          <w:tcPr>
-            <w:tcW w:type="dxa" w:w="5102"/>
-            <w:tcBorders>
-              <w:top w:val="nil"/>
-              <w:left w:val="single" w:sz="4" w:color="000000"/>
-              <w:bottom w:val="nil"/>
-              <w:right w:val="nil"/>
-            </w:tcBorders>
-          </w:tcPr>
-          <w:p>
-            <w:pPr>
-              <w:spacing w:before="0" w:after="120"/>
-              <w:jc w:val="both"/>
-            </w:pPr>
-            <w:r/>
-            <w:r>
-              <w:rPr>
-                <w:rFonts w:ascii="Calibri" w:hAnsi="Calibri"/>
-                <w:b w:val="0"/>
-                <w:i w:val="0"/>
-                <w:color w:val="595959"/>
-                <w:sz w:val="22"/>
-              </w:rPr>
-              <w:t>6.8.5 The file is archived under the UTID: A01–A08, MoIA confirmation, GPS report, logger report, photographs, deviations and (for samples) the CoA. Retention: at least 5 years or 1 year after batch expiry, whichever is longer (EU GMP Part I §4.11).</w:t>
+              <w:t>6.8.5 The file is archived under the UTID: A01–A07, MoIA confirmation, GPS report, logger report, photographs and deviations. Retention: at least 5 years or 1 year after batch expiry, whichever is longer (EU GMP Part I §4.11).</w:t>
             </w:r>
           </w:p>
         </w:tc>
@@ -9858,7 +9401,7 @@
                 <w:color w:val="000000"/>
                 <w:sz w:val="22"/>
               </w:rPr>
-              <w:t>Барање за анализа (мостри)</w:t>
+              <w:t>Известување по транспортот до Министерството за здравство</w:t>
             </w:r>
             <w:r>
               <w:rPr>
@@ -9878,7 +9421,7 @@
                 <w:color w:val="000000"/>
                 <w:sz w:val="14"/>
               </w:rPr>
-              <w:t>Request for Analysis (samples)</w:t>
+              <w:t>Post-transport Notification to the Ministry of Health</w:t>
             </w:r>
           </w:p>
         </w:tc>
@@ -9896,7 +9439,7 @@
                 <w:color w:val="000000"/>
                 <w:sz w:val="22"/>
               </w:rPr>
-              <w:t>КК, лабораторија</w:t>
+              <w:t>Обезбедување, QP</w:t>
             </w:r>
             <w:r>
               <w:rPr>
@@ -9916,7 +9459,7 @@
                 <w:color w:val="000000"/>
                 <w:sz w:val="14"/>
               </w:rPr>
-              <w:t>QC, laboratory</w:t>
+              <w:t>Security, QP</w:t>
             </w:r>
           </w:p>
         </w:tc>
@@ -9937,111 +9480,6 @@
                 <w:sz w:val="22"/>
               </w:rPr>
               <w:t>WHSOP_003_A07</w:t>
-            </w:r>
-            <w:r>
-              <w:rPr>
-                <w:rFonts w:ascii="Calibri" w:hAnsi="Calibri"/>
-                <w:b w:val="0"/>
-                <w:i w:val="0"/>
-                <w:color w:val="000000"/>
-                <w:sz w:val="14"/>
-              </w:rPr>
-            </w:r>
-          </w:p>
-        </w:tc>
-        <w:tc>
-          <w:tcPr>
-            <w:tcW w:type="dxa" w:w="3631"/>
-          </w:tcPr>
-          <w:p>
-            <w:r/>
-            <w:r>
-              <w:rPr>
-                <w:rFonts w:ascii="Calibri" w:hAnsi="Calibri"/>
-                <w:b w:val="0"/>
-                <w:i w:val="0"/>
-                <w:color w:val="000000"/>
-                <w:sz w:val="22"/>
-              </w:rPr>
-              <w:t>Известување по транспортот до Министерството за здравство</w:t>
-            </w:r>
-            <w:r>
-              <w:rPr>
-                <w:rFonts w:ascii="Calibri" w:hAnsi="Calibri"/>
-                <w:b w:val="0"/>
-                <w:i w:val="0"/>
-                <w:color w:val="000000"/>
-                <w:sz w:val="14"/>
-              </w:rPr>
-              <w:t xml:space="preserve"> | </w:t>
-            </w:r>
-            <w:r>
-              <w:rPr>
-                <w:rFonts w:ascii="Calibri" w:hAnsi="Calibri"/>
-                <w:b w:val="0"/>
-                <w:i w:val="0"/>
-                <w:color w:val="000000"/>
-                <w:sz w:val="14"/>
-              </w:rPr>
-              <w:t>Post-transport Notification to the Ministry of Health</w:t>
-            </w:r>
-          </w:p>
-        </w:tc>
-        <w:tc>
-          <w:tcPr>
-            <w:tcW w:type="dxa" w:w="3631"/>
-          </w:tcPr>
-          <w:p>
-            <w:r/>
-            <w:r>
-              <w:rPr>
-                <w:rFonts w:ascii="Calibri" w:hAnsi="Calibri"/>
-                <w:b w:val="0"/>
-                <w:i w:val="0"/>
-                <w:color w:val="000000"/>
-                <w:sz w:val="22"/>
-              </w:rPr>
-              <w:t>Обезбедување, QP</w:t>
-            </w:r>
-            <w:r>
-              <w:rPr>
-                <w:rFonts w:ascii="Calibri" w:hAnsi="Calibri"/>
-                <w:b w:val="0"/>
-                <w:i w:val="0"/>
-                <w:color w:val="000000"/>
-                <w:sz w:val="14"/>
-              </w:rPr>
-              <w:t xml:space="preserve"> | </w:t>
-            </w:r>
-            <w:r>
-              <w:rPr>
-                <w:rFonts w:ascii="Calibri" w:hAnsi="Calibri"/>
-                <w:b w:val="0"/>
-                <w:i w:val="0"/>
-                <w:color w:val="000000"/>
-                <w:sz w:val="14"/>
-              </w:rPr>
-              <w:t>Security, QP</w:t>
-            </w:r>
-          </w:p>
-        </w:tc>
-      </w:tr>
-      <w:tr>
-        <w:tc>
-          <w:tcPr>
-            <w:tcW w:type="dxa" w:w="1535"/>
-          </w:tcPr>
-          <w:p>
-            <w:r/>
-            <w:r>
-              <w:rPr>
-                <w:rFonts w:ascii="Calibri" w:hAnsi="Calibri"/>
-                <w:b w:val="0"/>
-                <w:i w:val="0"/>
-                <w:color w:val="000000"/>
-                <w:sz w:val="22"/>
-              </w:rPr>
-              <w:t>WHSOP_003_A08</w:t>
             </w:r>
             <w:r>
               <w:rPr>
@@ -10508,7 +9946,7 @@
                 <w:color w:val="000000"/>
                 <w:sz w:val="22"/>
               </w:rPr>
-              <w:t>QCSOP 011</w:t>
+              <w:t>PP-QC-SOP-025</w:t>
             </w:r>
             <w:r>
               <w:rPr>
@@ -10535,7 +9973,7 @@
                 <w:color w:val="000000"/>
                 <w:sz w:val="22"/>
               </w:rPr>
-              <w:t>Земање мостри</w:t>
+              <w:t>Транспорт на мостри до надворешна лабораторија за контрола на квалитет</w:t>
             </w:r>
             <w:r>
               <w:rPr>
@@ -10555,7 +9993,7 @@
                 <w:color w:val="000000"/>
                 <w:sz w:val="14"/>
               </w:rPr>
-              <w:t>Sampling</w:t>
+              <w:t>Transport of Samples to an Outsourced Quality-Control Laboratory</w:t>
             </w:r>
           </w:p>
         </w:tc>
@@ -11175,7 +10613,7 @@
                 <w:color w:val="000000"/>
                 <w:sz w:val="22"/>
               </w:rPr>
-              <w:t>Нова СОП; ги обединува внатрешните движења на опојни дроги (производ, мостри, пропагационен материјал, отпад); заменува ги соодветните делови на PRO-06-001 и LO_SOP_006.</w:t>
+              <w:t>Нова СОП; ги обединува внатрешните движења на опојни дроги (производ, пропагационен материјал, отпад); заменува ги соодветните делови на PRO-06-001 и LO_SOP_006. Транспортот на мостри за КК не е опфатен (PP-QC-SOP-025).</w:t>
             </w:r>
             <w:r>
               <w:rPr>
@@ -11195,7 +10633,7 @@
                 <w:color w:val="000000"/>
                 <w:sz w:val="14"/>
               </w:rPr>
-              <w:t>New SOP; consolidates inland movements of narcotic drugs (product, samples, propagation material, waste); supersedes the relevant sections of PRO-06-001 and LO_SOP_006.</w:t>
+              <w:t>New SOP; consolidates inland movements of narcotic drugs (product, propagation material, waste); supersedes the relevant sections of PRO-06-001 and LO_SOP_006. QC sample transport is not covered (PP-QC-SOP-025).</w:t>
             </w:r>
           </w:p>
         </w:tc>

--- a/deliverables/inland_transport_2026-10/docx/WHSOP_003.docx
+++ b/deliverables/inland_transport_2026-10/docx/WHSOP_003.docx
@@ -594,6 +594,9 @@
         <w:gridCol w:w="5233"/>
       </w:tblGrid>
       <w:tr>
+        <w:trPr>
+          <w:cantSplit/>
+        </w:trPr>
         <w:tc>
           <w:tcPr>
             <w:tcW w:type="dxa" w:w="5102"/>
@@ -608,6 +611,8 @@
           <w:p>
             <w:pPr>
               <w:pStyle w:val="Heading1"/>
+              <w:keepNext/>
+              <w:spacing w:before="60" w:after="60"/>
             </w:pPr>
             <w:r/>
             <w:r>
@@ -634,6 +639,10 @@
             </w:tcBorders>
           </w:tcPr>
           <w:p>
+            <w:pPr>
+              <w:keepNext/>
+              <w:spacing w:before="60" w:after="60"/>
+            </w:pPr>
             <w:r/>
             <w:r>
               <w:rPr>
@@ -765,6 +774,46 @@
         </w:tc>
       </w:tr>
       <w:tr>
+        <w:trPr>
+          <w:trHeight w:val="200" w:hRule="exact"/>
+        </w:trPr>
+        <w:tc>
+          <w:tcPr>
+            <w:tcW w:type="dxa" w:w="5102"/>
+            <w:tcBorders>
+              <w:top w:val="nil"/>
+              <w:left w:val="nil"/>
+              <w:bottom w:val="nil"/>
+              <w:right w:val="single" w:sz="4" w:color="000000"/>
+            </w:tcBorders>
+          </w:tcPr>
+          <w:p>
+            <w:pPr>
+              <w:spacing w:before="0" w:after="0"/>
+            </w:pPr>
+          </w:p>
+        </w:tc>
+        <w:tc>
+          <w:tcPr>
+            <w:tcW w:type="dxa" w:w="5102"/>
+            <w:tcBorders>
+              <w:top w:val="nil"/>
+              <w:left w:val="single" w:sz="4" w:color="000000"/>
+              <w:bottom w:val="nil"/>
+              <w:right w:val="nil"/>
+            </w:tcBorders>
+          </w:tcPr>
+          <w:p>
+            <w:pPr>
+              <w:spacing w:before="0" w:after="0"/>
+            </w:pPr>
+          </w:p>
+        </w:tc>
+      </w:tr>
+      <w:tr>
+        <w:trPr>
+          <w:cantSplit/>
+        </w:trPr>
         <w:tc>
           <w:tcPr>
             <w:tcW w:type="dxa" w:w="5102"/>
@@ -779,6 +828,8 @@
           <w:p>
             <w:pPr>
               <w:pStyle w:val="Heading1"/>
+              <w:keepNext/>
+              <w:spacing w:before="60" w:after="60"/>
             </w:pPr>
             <w:r/>
             <w:r>
@@ -805,6 +856,10 @@
             </w:tcBorders>
           </w:tcPr>
           <w:p>
+            <w:pPr>
+              <w:keepNext/>
+              <w:spacing w:before="60" w:after="60"/>
+            </w:pPr>
             <w:r/>
             <w:r>
               <w:rPr>
@@ -820,6 +875,9 @@
         </w:tc>
       </w:tr>
       <w:tr>
+        <w:trPr>
+          <w:cantSplit/>
+        </w:trPr>
         <w:tc>
           <w:tcPr>
             <w:tcW w:type="dxa" w:w="5102"/>
@@ -833,6 +891,8 @@
           <w:p>
             <w:pPr>
               <w:pStyle w:val="Heading2"/>
+              <w:keepNext/>
+              <w:spacing w:before="120" w:after="40"/>
             </w:pPr>
             <w:r/>
             <w:r>
@@ -858,6 +918,10 @@
             </w:tcBorders>
           </w:tcPr>
           <w:p>
+            <w:pPr>
+              <w:keepNext/>
+              <w:spacing w:before="120" w:after="40"/>
+            </w:pPr>
             <w:r/>
             <w:r>
               <w:rPr>
@@ -989,6 +1053,9 @@
         </w:tc>
       </w:tr>
       <w:tr>
+        <w:trPr>
+          <w:cantSplit/>
+        </w:trPr>
         <w:tc>
           <w:tcPr>
             <w:tcW w:type="dxa" w:w="5102"/>
@@ -1002,6 +1069,8 @@
           <w:p>
             <w:pPr>
               <w:pStyle w:val="Heading2"/>
+              <w:keepNext/>
+              <w:spacing w:before="120" w:after="40"/>
             </w:pPr>
             <w:r/>
             <w:r>
@@ -1027,6 +1096,10 @@
             </w:tcBorders>
           </w:tcPr>
           <w:p>
+            <w:pPr>
+              <w:keepNext/>
+              <w:spacing w:before="120" w:after="40"/>
+            </w:pPr>
             <w:r/>
             <w:r>
               <w:rPr>
@@ -1100,6 +1173,9 @@
         </w:tc>
       </w:tr>
       <w:tr>
+        <w:trPr>
+          <w:cantSplit/>
+        </w:trPr>
         <w:tc>
           <w:tcPr>
             <w:tcW w:type="dxa" w:w="5102"/>
@@ -1113,6 +1189,8 @@
           <w:p>
             <w:pPr>
               <w:pStyle w:val="Heading2"/>
+              <w:keepNext/>
+              <w:spacing w:before="120" w:after="40"/>
             </w:pPr>
             <w:r/>
             <w:r>
@@ -1138,6 +1216,10 @@
             </w:tcBorders>
           </w:tcPr>
           <w:p>
+            <w:pPr>
+              <w:keepNext/>
+              <w:spacing w:before="120" w:after="40"/>
+            </w:pPr>
             <w:r/>
             <w:r>
               <w:rPr>
@@ -1210,62 +1292,61 @@
           </w:p>
         </w:tc>
       </w:tr>
-      <w:tr>
-        <w:tc>
-          <w:tcPr>
-            <w:tcW w:type="dxa" w:w="5102"/>
-            <w:shd w:val="clear" w:color="auto" w:fill="E8E8E8"/>
-            <w:tcBorders>
-              <w:top w:val="nil"/>
-              <w:left w:val="nil"/>
-              <w:bottom w:val="nil"/>
-              <w:right w:val="single" w:sz="4" w:color="000000"/>
-            </w:tcBorders>
-          </w:tcPr>
-          <w:p>
-            <w:pPr>
-              <w:pStyle w:val="Heading1"/>
-            </w:pPr>
-            <w:r/>
-            <w:r>
-              <w:rPr>
-                <w:rFonts w:ascii="Calibri" w:hAnsi="Calibri"/>
-                <w:b/>
-                <w:i w:val="0"/>
-                <w:color w:val="000000"/>
-                <w:sz w:val="24"/>
-              </w:rPr>
-              <w:t>3.0 ОДГОВОРНОСТИ</w:t>
-            </w:r>
-          </w:p>
-        </w:tc>
-        <w:tc>
-          <w:tcPr>
-            <w:tcW w:type="dxa" w:w="5102"/>
-            <w:shd w:val="clear" w:color="auto" w:fill="E8E8E8"/>
-            <w:tcBorders>
-              <w:top w:val="nil"/>
-              <w:left w:val="single" w:sz="4" w:color="000000"/>
-              <w:bottom w:val="nil"/>
-              <w:right w:val="nil"/>
-            </w:tcBorders>
-          </w:tcPr>
-          <w:p>
-            <w:r/>
-            <w:r>
-              <w:rPr>
-                <w:rFonts w:ascii="Calibri" w:hAnsi="Calibri"/>
-                <w:b/>
-                <w:i w:val="0"/>
-                <w:color w:val="595959"/>
-                <w:sz w:val="24"/>
-              </w:rPr>
-              <w:t>3.0 RESPONSIBILITIES</w:t>
-            </w:r>
-          </w:p>
-        </w:tc>
-      </w:tr>
     </w:tbl>
+    <w:p>
+      <w:pPr>
+        <w:keepNext/>
+        <w:spacing w:before="0" w:after="0" w:lineRule="exact" w:line="200"/>
+      </w:pPr>
+    </w:p>
+    <w:p>
+      <w:pPr>
+        <w:pStyle w:val="Heading1"/>
+        <w:keepNext/>
+        <w:tabs>
+          <w:tab w:pos="5233" w:val="left"/>
+        </w:tabs>
+        <w:spacing w:before="60" w:after="60"/>
+        <w:ind w:left="130" w:right="130"/>
+        <w:shd w:val="clear" w:color="auto" w:fill="E8E8E8"/>
+      </w:pPr>
+      <w:r>
+        <w:rPr>
+          <w:rFonts w:ascii="Calibri" w:hAnsi="Calibri"/>
+          <w:b/>
+          <w:i w:val="0"/>
+          <w:color w:val="000000"/>
+          <w:sz w:val="24"/>
+        </w:rPr>
+        <w:t>3.0 ОДГОВОРНОСТИ</w:t>
+      </w:r>
+      <w:r>
+        <w:rPr>
+          <w:rFonts w:ascii="Calibri" w:hAnsi="Calibri"/>
+          <w:b w:val="0"/>
+          <w:i w:val="0"/>
+          <w:color w:val="000000"/>
+          <w:sz w:val="24"/>
+        </w:rPr>
+        <w:tab/>
+      </w:r>
+      <w:r>
+        <w:rPr>
+          <w:rFonts w:ascii="Calibri" w:hAnsi="Calibri"/>
+          <w:b/>
+          <w:i w:val="0"/>
+          <w:color w:val="595959"/>
+          <w:sz w:val="24"/>
+        </w:rPr>
+        <w:t>3.0 RESPONSIBILITIES</w:t>
+      </w:r>
+    </w:p>
+    <w:p>
+      <w:pPr>
+        <w:keepNext/>
+        <w:spacing w:before="0" w:after="0" w:lineRule="exact" w:line="120"/>
+      </w:pPr>
+    </w:p>
     <w:tbl>
       <w:tblPr>
         <w:tblLook w:firstColumn="1" w:firstRow="1" w:lastColumn="0" w:lastRow="0" w:noHBand="0" w:noVBand="1" w:val="04A0"/>
@@ -1283,25 +1364,29 @@
         <w:jc w:val="center"/>
       </w:tblPr>
       <w:tblGrid>
-        <w:gridCol w:w="3087"/>
-        <w:gridCol w:w="1135"/>
+        <w:gridCol w:w="2060"/>
+        <w:gridCol w:w="1319"/>
         <w:gridCol w:w="510"/>
-        <w:gridCol w:w="1220"/>
-        <w:gridCol w:w="1814"/>
-        <w:gridCol w:w="1220"/>
-        <w:gridCol w:w="966"/>
+        <w:gridCol w:w="1417"/>
+        <w:gridCol w:w="2107"/>
+        <w:gridCol w:w="1417"/>
+        <w:gridCol w:w="1122"/>
         <w:gridCol w:w="510"/>
       </w:tblGrid>
       <w:tr>
         <w:trPr>
+          <w:cantSplit/>
           <w:tblHeader w:val="true"/>
         </w:trPr>
         <w:tc>
           <w:tcPr>
             <w:shd w:val="clear" w:color="auto" w:fill="D9E2F3"/>
-            <w:tcW w:type="dxa" w:w="3087"/>
-          </w:tcPr>
-          <w:p>
+            <w:tcW w:type="dxa" w:w="2060"/>
+          </w:tcPr>
+          <w:p>
+            <w:pPr>
+              <w:keepNext/>
+            </w:pPr>
             <w:r/>
             <w:r>
               <w:rPr>
@@ -1309,7 +1394,7 @@
                 <w:b/>
                 <w:i w:val="0"/>
                 <w:color w:val="000000"/>
-                <w:sz w:val="22"/>
+                <w:sz w:val="18"/>
               </w:rPr>
               <w:t>Активност</w:t>
             </w:r>
@@ -1338,9 +1423,12 @@
         <w:tc>
           <w:tcPr>
             <w:shd w:val="clear" w:color="auto" w:fill="D9E2F3"/>
-            <w:tcW w:type="dxa" w:w="1135"/>
-          </w:tcPr>
-          <w:p>
+            <w:tcW w:type="dxa" w:w="1319"/>
+          </w:tcPr>
+          <w:p>
+            <w:pPr>
+              <w:keepNext/>
+            </w:pPr>
             <w:r/>
             <w:r>
               <w:rPr>
@@ -1348,7 +1436,7 @@
                 <w:b/>
                 <w:i w:val="0"/>
                 <w:color w:val="000000"/>
-                <w:sz w:val="22"/>
+                <w:sz w:val="18"/>
               </w:rPr>
               <w:t>Раководител КК</w:t>
             </w:r>
@@ -1380,6 +1468,9 @@
             <w:tcW w:type="dxa" w:w="510"/>
           </w:tcPr>
           <w:p>
+            <w:pPr>
+              <w:keepNext/>
+            </w:pPr>
             <w:r/>
             <w:r>
               <w:rPr>
@@ -1387,7 +1478,7 @@
                 <w:b/>
                 <w:i w:val="0"/>
                 <w:color w:val="000000"/>
-                <w:sz w:val="22"/>
+                <w:sz w:val="18"/>
               </w:rPr>
               <w:t>QA</w:t>
             </w:r>
@@ -1405,9 +1496,12 @@
         <w:tc>
           <w:tcPr>
             <w:shd w:val="clear" w:color="auto" w:fill="D9E2F3"/>
-            <w:tcW w:type="dxa" w:w="1220"/>
-          </w:tcPr>
-          <w:p>
+            <w:tcW w:type="dxa" w:w="1417"/>
+          </w:tcPr>
+          <w:p>
+            <w:pPr>
+              <w:keepNext/>
+            </w:pPr>
             <w:r/>
             <w:r>
               <w:rPr>
@@ -1415,7 +1509,7 @@
                 <w:b/>
                 <w:i w:val="0"/>
                 <w:color w:val="000000"/>
-                <w:sz w:val="22"/>
+                <w:sz w:val="18"/>
               </w:rPr>
               <w:t>Обезбедување</w:t>
             </w:r>
@@ -1444,9 +1538,12 @@
         <w:tc>
           <w:tcPr>
             <w:shd w:val="clear" w:color="auto" w:fill="D9E2F3"/>
-            <w:tcW w:type="dxa" w:w="1814"/>
-          </w:tcPr>
-          <w:p>
+            <w:tcW w:type="dxa" w:w="2107"/>
+          </w:tcPr>
+          <w:p>
+            <w:pPr>
+              <w:keepNext/>
+            </w:pPr>
             <w:r/>
             <w:r>
               <w:rPr>
@@ -1454,7 +1551,7 @@
                 <w:b/>
                 <w:i w:val="0"/>
                 <w:color w:val="000000"/>
-                <w:sz w:val="22"/>
+                <w:sz w:val="18"/>
               </w:rPr>
               <w:t>Магацин/Логистика</w:t>
             </w:r>
@@ -1483,9 +1580,12 @@
         <w:tc>
           <w:tcPr>
             <w:shd w:val="clear" w:color="auto" w:fill="D9E2F3"/>
-            <w:tcW w:type="dxa" w:w="1220"/>
-          </w:tcPr>
-          <w:p>
+            <w:tcW w:type="dxa" w:w="1417"/>
+          </w:tcPr>
+          <w:p>
+            <w:pPr>
+              <w:keepNext/>
+            </w:pPr>
             <w:r/>
             <w:r>
               <w:rPr>
@@ -1493,7 +1593,7 @@
                 <w:b/>
                 <w:i w:val="0"/>
                 <w:color w:val="000000"/>
-                <w:sz w:val="22"/>
+                <w:sz w:val="18"/>
               </w:rPr>
               <w:t>Договорно обезбедување</w:t>
             </w:r>
@@ -1522,9 +1622,12 @@
         <w:tc>
           <w:tcPr>
             <w:shd w:val="clear" w:color="auto" w:fill="D9E2F3"/>
-            <w:tcW w:type="dxa" w:w="966"/>
-          </w:tcPr>
-          <w:p>
+            <w:tcW w:type="dxa" w:w="1122"/>
+          </w:tcPr>
+          <w:p>
+            <w:pPr>
+              <w:keepNext/>
+            </w:pPr>
             <w:r/>
             <w:r>
               <w:rPr>
@@ -1532,7 +1635,7 @@
                 <w:b/>
                 <w:i w:val="0"/>
                 <w:color w:val="000000"/>
-                <w:sz w:val="22"/>
+                <w:sz w:val="18"/>
               </w:rPr>
               <w:t>Примач</w:t>
             </w:r>
@@ -1564,6 +1667,9 @@
             <w:tcW w:type="dxa" w:w="510"/>
           </w:tcPr>
           <w:p>
+            <w:pPr>
+              <w:keepNext/>
+            </w:pPr>
             <w:r/>
             <w:r>
               <w:rPr>
@@ -1571,7 +1677,7 @@
                 <w:b/>
                 <w:i w:val="0"/>
                 <w:color w:val="000000"/>
-                <w:sz w:val="22"/>
+                <w:sz w:val="18"/>
               </w:rPr>
               <w:t>QP</w:t>
             </w:r>
@@ -1588,19 +1694,25 @@
         </w:tc>
       </w:tr>
       <w:tr>
-        <w:tc>
-          <w:tcPr>
-            <w:tcW w:type="dxa" w:w="3087"/>
-          </w:tcPr>
-          <w:p>
-            <w:r/>
-            <w:r>
-              <w:rPr>
-                <w:rFonts w:ascii="Calibri" w:hAnsi="Calibri"/>
-                <w:b w:val="0"/>
-                <w:i w:val="0"/>
-                <w:color w:val="000000"/>
-                <w:sz w:val="22"/>
+        <w:trPr>
+          <w:cantSplit/>
+        </w:trPr>
+        <w:tc>
+          <w:tcPr>
+            <w:tcW w:type="dxa" w:w="2060"/>
+          </w:tcPr>
+          <w:p>
+            <w:pPr>
+              <w:keepNext/>
+            </w:pPr>
+            <w:r/>
+            <w:r>
+              <w:rPr>
+                <w:rFonts w:ascii="Calibri" w:hAnsi="Calibri"/>
+                <w:b w:val="0"/>
+                <w:i w:val="0"/>
+                <w:color w:val="000000"/>
+                <w:sz w:val="18"/>
               </w:rPr>
               <w:t>Планирање и TRA</w:t>
             </w:r>
@@ -1628,17 +1740,20 @@
         </w:tc>
         <w:tc>
           <w:tcPr>
-            <w:tcW w:type="dxa" w:w="1135"/>
-          </w:tcPr>
-          <w:p>
-            <w:r/>
-            <w:r>
-              <w:rPr>
-                <w:rFonts w:ascii="Calibri" w:hAnsi="Calibri"/>
-                <w:b w:val="0"/>
-                <w:i w:val="0"/>
-                <w:color w:val="000000"/>
-                <w:sz w:val="22"/>
+            <w:tcW w:type="dxa" w:w="1319"/>
+          </w:tcPr>
+          <w:p>
+            <w:pPr>
+              <w:keepNext/>
+            </w:pPr>
+            <w:r/>
+            <w:r>
+              <w:rPr>
+                <w:rFonts w:ascii="Calibri" w:hAnsi="Calibri"/>
+                <w:b w:val="0"/>
+                <w:i w:val="0"/>
+                <w:color w:val="000000"/>
+                <w:sz w:val="18"/>
               </w:rPr>
               <w:t>C</w:t>
             </w:r>
@@ -1658,14 +1773,17 @@
             <w:tcW w:type="dxa" w:w="510"/>
           </w:tcPr>
           <w:p>
-            <w:r/>
-            <w:r>
-              <w:rPr>
-                <w:rFonts w:ascii="Calibri" w:hAnsi="Calibri"/>
-                <w:b w:val="0"/>
-                <w:i w:val="0"/>
-                <w:color w:val="000000"/>
-                <w:sz w:val="22"/>
+            <w:pPr>
+              <w:keepNext/>
+            </w:pPr>
+            <w:r/>
+            <w:r>
+              <w:rPr>
+                <w:rFonts w:ascii="Calibri" w:hAnsi="Calibri"/>
+                <w:b w:val="0"/>
+                <w:i w:val="0"/>
+                <w:color w:val="000000"/>
+                <w:sz w:val="18"/>
               </w:rPr>
               <w:t>A</w:t>
             </w:r>
@@ -1682,17 +1800,20 @@
         </w:tc>
         <w:tc>
           <w:tcPr>
-            <w:tcW w:type="dxa" w:w="1220"/>
-          </w:tcPr>
-          <w:p>
-            <w:r/>
-            <w:r>
-              <w:rPr>
-                <w:rFonts w:ascii="Calibri" w:hAnsi="Calibri"/>
-                <w:b w:val="0"/>
-                <w:i w:val="0"/>
-                <w:color w:val="000000"/>
-                <w:sz w:val="22"/>
+            <w:tcW w:type="dxa" w:w="1417"/>
+          </w:tcPr>
+          <w:p>
+            <w:pPr>
+              <w:keepNext/>
+            </w:pPr>
+            <w:r/>
+            <w:r>
+              <w:rPr>
+                <w:rFonts w:ascii="Calibri" w:hAnsi="Calibri"/>
+                <w:b w:val="0"/>
+                <w:i w:val="0"/>
+                <w:color w:val="000000"/>
+                <w:sz w:val="18"/>
               </w:rPr>
               <w:t>R</w:t>
             </w:r>
@@ -1709,17 +1830,20 @@
         </w:tc>
         <w:tc>
           <w:tcPr>
-            <w:tcW w:type="dxa" w:w="1814"/>
-          </w:tcPr>
-          <w:p>
-            <w:r/>
-            <w:r>
-              <w:rPr>
-                <w:rFonts w:ascii="Calibri" w:hAnsi="Calibri"/>
-                <w:b w:val="0"/>
-                <w:i w:val="0"/>
-                <w:color w:val="000000"/>
-                <w:sz w:val="22"/>
+            <w:tcW w:type="dxa" w:w="2107"/>
+          </w:tcPr>
+          <w:p>
+            <w:pPr>
+              <w:keepNext/>
+            </w:pPr>
+            <w:r/>
+            <w:r>
+              <w:rPr>
+                <w:rFonts w:ascii="Calibri" w:hAnsi="Calibri"/>
+                <w:b w:val="0"/>
+                <w:i w:val="0"/>
+                <w:color w:val="000000"/>
+                <w:sz w:val="18"/>
               </w:rPr>
               <w:t>R</w:t>
             </w:r>
@@ -1736,17 +1860,20 @@
         </w:tc>
         <w:tc>
           <w:tcPr>
-            <w:tcW w:type="dxa" w:w="1220"/>
-          </w:tcPr>
-          <w:p>
-            <w:r/>
-            <w:r>
-              <w:rPr>
-                <w:rFonts w:ascii="Calibri" w:hAnsi="Calibri"/>
-                <w:b w:val="0"/>
-                <w:i w:val="0"/>
-                <w:color w:val="000000"/>
-                <w:sz w:val="22"/>
+            <w:tcW w:type="dxa" w:w="1417"/>
+          </w:tcPr>
+          <w:p>
+            <w:pPr>
+              <w:keepNext/>
+            </w:pPr>
+            <w:r/>
+            <w:r>
+              <w:rPr>
+                <w:rFonts w:ascii="Calibri" w:hAnsi="Calibri"/>
+                <w:b w:val="0"/>
+                <w:i w:val="0"/>
+                <w:color w:val="000000"/>
+                <w:sz w:val="18"/>
               </w:rPr>
               <w:t>I</w:t>
             </w:r>
@@ -1763,17 +1890,20 @@
         </w:tc>
         <w:tc>
           <w:tcPr>
-            <w:tcW w:type="dxa" w:w="966"/>
-          </w:tcPr>
-          <w:p>
-            <w:r/>
-            <w:r>
-              <w:rPr>
-                <w:rFonts w:ascii="Calibri" w:hAnsi="Calibri"/>
-                <w:b w:val="0"/>
-                <w:i w:val="0"/>
-                <w:color w:val="000000"/>
-                <w:sz w:val="22"/>
+            <w:tcW w:type="dxa" w:w="1122"/>
+          </w:tcPr>
+          <w:p>
+            <w:pPr>
+              <w:keepNext/>
+            </w:pPr>
+            <w:r/>
+            <w:r>
+              <w:rPr>
+                <w:rFonts w:ascii="Calibri" w:hAnsi="Calibri"/>
+                <w:b w:val="0"/>
+                <w:i w:val="0"/>
+                <w:color w:val="000000"/>
+                <w:sz w:val="18"/>
               </w:rPr>
               <w:t>I</w:t>
             </w:r>
@@ -1793,14 +1923,17 @@
             <w:tcW w:type="dxa" w:w="510"/>
           </w:tcPr>
           <w:p>
-            <w:r/>
-            <w:r>
-              <w:rPr>
-                <w:rFonts w:ascii="Calibri" w:hAnsi="Calibri"/>
-                <w:b w:val="0"/>
-                <w:i w:val="0"/>
-                <w:color w:val="000000"/>
-                <w:sz w:val="22"/>
+            <w:pPr>
+              <w:keepNext/>
+            </w:pPr>
+            <w:r/>
+            <w:r>
+              <w:rPr>
+                <w:rFonts w:ascii="Calibri" w:hAnsi="Calibri"/>
+                <w:b w:val="0"/>
+                <w:i w:val="0"/>
+                <w:color w:val="000000"/>
+                <w:sz w:val="18"/>
               </w:rPr>
               <w:t>I</w:t>
             </w:r>
@@ -1817,19 +1950,25 @@
         </w:tc>
       </w:tr>
       <w:tr>
-        <w:tc>
-          <w:tcPr>
-            <w:tcW w:type="dxa" w:w="3087"/>
-          </w:tcPr>
-          <w:p>
-            <w:r/>
-            <w:r>
-              <w:rPr>
-                <w:rFonts w:ascii="Calibri" w:hAnsi="Calibri"/>
-                <w:b w:val="0"/>
-                <w:i w:val="0"/>
-                <w:color w:val="000000"/>
-                <w:sz w:val="22"/>
+        <w:trPr>
+          <w:cantSplit/>
+        </w:trPr>
+        <w:tc>
+          <w:tcPr>
+            <w:tcW w:type="dxa" w:w="2060"/>
+          </w:tcPr>
+          <w:p>
+            <w:pPr>
+              <w:keepNext/>
+            </w:pPr>
+            <w:r/>
+            <w:r>
+              <w:rPr>
+                <w:rFonts w:ascii="Calibri" w:hAnsi="Calibri"/>
+                <w:b w:val="0"/>
+                <w:i w:val="0"/>
+                <w:color w:val="000000"/>
+                <w:sz w:val="18"/>
               </w:rPr>
               <w:t>Известување до МВР</w:t>
             </w:r>
@@ -1857,17 +1996,20 @@
         </w:tc>
         <w:tc>
           <w:tcPr>
-            <w:tcW w:type="dxa" w:w="1135"/>
-          </w:tcPr>
-          <w:p>
-            <w:r/>
-            <w:r>
-              <w:rPr>
-                <w:rFonts w:ascii="Calibri" w:hAnsi="Calibri"/>
-                <w:b w:val="0"/>
-                <w:i w:val="0"/>
-                <w:color w:val="000000"/>
-                <w:sz w:val="22"/>
+            <w:tcW w:type="dxa" w:w="1319"/>
+          </w:tcPr>
+          <w:p>
+            <w:pPr>
+              <w:keepNext/>
+            </w:pPr>
+            <w:r/>
+            <w:r>
+              <w:rPr>
+                <w:rFonts w:ascii="Calibri" w:hAnsi="Calibri"/>
+                <w:b w:val="0"/>
+                <w:i w:val="0"/>
+                <w:color w:val="000000"/>
+                <w:sz w:val="18"/>
               </w:rPr>
               <w:t>I</w:t>
             </w:r>
@@ -1887,14 +2029,17 @@
             <w:tcW w:type="dxa" w:w="510"/>
           </w:tcPr>
           <w:p>
-            <w:r/>
-            <w:r>
-              <w:rPr>
-                <w:rFonts w:ascii="Calibri" w:hAnsi="Calibri"/>
-                <w:b w:val="0"/>
-                <w:i w:val="0"/>
-                <w:color w:val="000000"/>
-                <w:sz w:val="22"/>
+            <w:pPr>
+              <w:keepNext/>
+            </w:pPr>
+            <w:r/>
+            <w:r>
+              <w:rPr>
+                <w:rFonts w:ascii="Calibri" w:hAnsi="Calibri"/>
+                <w:b w:val="0"/>
+                <w:i w:val="0"/>
+                <w:color w:val="000000"/>
+                <w:sz w:val="18"/>
               </w:rPr>
               <w:t>C</w:t>
             </w:r>
@@ -1911,17 +2056,20 @@
         </w:tc>
         <w:tc>
           <w:tcPr>
-            <w:tcW w:type="dxa" w:w="1220"/>
-          </w:tcPr>
-          <w:p>
-            <w:r/>
-            <w:r>
-              <w:rPr>
-                <w:rFonts w:ascii="Calibri" w:hAnsi="Calibri"/>
-                <w:b w:val="0"/>
-                <w:i w:val="0"/>
-                <w:color w:val="000000"/>
-                <w:sz w:val="22"/>
+            <w:tcW w:type="dxa" w:w="1417"/>
+          </w:tcPr>
+          <w:p>
+            <w:pPr>
+              <w:keepNext/>
+            </w:pPr>
+            <w:r/>
+            <w:r>
+              <w:rPr>
+                <w:rFonts w:ascii="Calibri" w:hAnsi="Calibri"/>
+                <w:b w:val="0"/>
+                <w:i w:val="0"/>
+                <w:color w:val="000000"/>
+                <w:sz w:val="18"/>
               </w:rPr>
               <w:t>A/R</w:t>
             </w:r>
@@ -1938,17 +2086,20 @@
         </w:tc>
         <w:tc>
           <w:tcPr>
-            <w:tcW w:type="dxa" w:w="1814"/>
-          </w:tcPr>
-          <w:p>
-            <w:r/>
-            <w:r>
-              <w:rPr>
-                <w:rFonts w:ascii="Calibri" w:hAnsi="Calibri"/>
-                <w:b w:val="0"/>
-                <w:i w:val="0"/>
-                <w:color w:val="000000"/>
-                <w:sz w:val="22"/>
+            <w:tcW w:type="dxa" w:w="2107"/>
+          </w:tcPr>
+          <w:p>
+            <w:pPr>
+              <w:keepNext/>
+            </w:pPr>
+            <w:r/>
+            <w:r>
+              <w:rPr>
+                <w:rFonts w:ascii="Calibri" w:hAnsi="Calibri"/>
+                <w:b w:val="0"/>
+                <w:i w:val="0"/>
+                <w:color w:val="000000"/>
+                <w:sz w:val="18"/>
               </w:rPr>
               <w:t>C</w:t>
             </w:r>
@@ -1965,17 +2116,20 @@
         </w:tc>
         <w:tc>
           <w:tcPr>
-            <w:tcW w:type="dxa" w:w="1220"/>
-          </w:tcPr>
-          <w:p>
-            <w:r/>
-            <w:r>
-              <w:rPr>
-                <w:rFonts w:ascii="Calibri" w:hAnsi="Calibri"/>
-                <w:b w:val="0"/>
-                <w:i w:val="0"/>
-                <w:color w:val="000000"/>
-                <w:sz w:val="22"/>
+            <w:tcW w:type="dxa" w:w="1417"/>
+          </w:tcPr>
+          <w:p>
+            <w:pPr>
+              <w:keepNext/>
+            </w:pPr>
+            <w:r/>
+            <w:r>
+              <w:rPr>
+                <w:rFonts w:ascii="Calibri" w:hAnsi="Calibri"/>
+                <w:b w:val="0"/>
+                <w:i w:val="0"/>
+                <w:color w:val="000000"/>
+                <w:sz w:val="18"/>
               </w:rPr>
               <w:t>I</w:t>
             </w:r>
@@ -1992,17 +2146,20 @@
         </w:tc>
         <w:tc>
           <w:tcPr>
-            <w:tcW w:type="dxa" w:w="966"/>
-          </w:tcPr>
-          <w:p>
-            <w:r/>
-            <w:r>
-              <w:rPr>
-                <w:rFonts w:ascii="Calibri" w:hAnsi="Calibri"/>
-                <w:b w:val="0"/>
-                <w:i w:val="0"/>
-                <w:color w:val="000000"/>
-                <w:sz w:val="22"/>
+            <w:tcW w:type="dxa" w:w="1122"/>
+          </w:tcPr>
+          <w:p>
+            <w:pPr>
+              <w:keepNext/>
+            </w:pPr>
+            <w:r/>
+            <w:r>
+              <w:rPr>
+                <w:rFonts w:ascii="Calibri" w:hAnsi="Calibri"/>
+                <w:b w:val="0"/>
+                <w:i w:val="0"/>
+                <w:color w:val="000000"/>
+                <w:sz w:val="18"/>
               </w:rPr>
               <w:t>—</w:t>
             </w:r>
@@ -2022,14 +2179,17 @@
             <w:tcW w:type="dxa" w:w="510"/>
           </w:tcPr>
           <w:p>
-            <w:r/>
-            <w:r>
-              <w:rPr>
-                <w:rFonts w:ascii="Calibri" w:hAnsi="Calibri"/>
-                <w:b w:val="0"/>
-                <w:i w:val="0"/>
-                <w:color w:val="000000"/>
-                <w:sz w:val="22"/>
+            <w:pPr>
+              <w:keepNext/>
+            </w:pPr>
+            <w:r/>
+            <w:r>
+              <w:rPr>
+                <w:rFonts w:ascii="Calibri" w:hAnsi="Calibri"/>
+                <w:b w:val="0"/>
+                <w:i w:val="0"/>
+                <w:color w:val="000000"/>
+                <w:sz w:val="18"/>
               </w:rPr>
               <w:t>I</w:t>
             </w:r>
@@ -2046,19 +2206,22 @@
         </w:tc>
       </w:tr>
       <w:tr>
-        <w:tc>
-          <w:tcPr>
-            <w:tcW w:type="dxa" w:w="3087"/>
-          </w:tcPr>
-          <w:p>
-            <w:r/>
-            <w:r>
-              <w:rPr>
-                <w:rFonts w:ascii="Calibri" w:hAnsi="Calibri"/>
-                <w:b w:val="0"/>
-                <w:i w:val="0"/>
-                <w:color w:val="000000"/>
-                <w:sz w:val="22"/>
+        <w:trPr>
+          <w:cantSplit/>
+        </w:trPr>
+        <w:tc>
+          <w:tcPr>
+            <w:tcW w:type="dxa" w:w="2060"/>
+          </w:tcPr>
+          <w:p>
+            <w:r/>
+            <w:r>
+              <w:rPr>
+                <w:rFonts w:ascii="Calibri" w:hAnsi="Calibri"/>
+                <w:b w:val="0"/>
+                <w:i w:val="0"/>
+                <w:color w:val="000000"/>
+                <w:sz w:val="18"/>
               </w:rPr>
               <w:t>Известување до обезбедувањето</w:t>
             </w:r>
@@ -2086,17 +2249,17 @@
         </w:tc>
         <w:tc>
           <w:tcPr>
-            <w:tcW w:type="dxa" w:w="1135"/>
-          </w:tcPr>
-          <w:p>
-            <w:r/>
-            <w:r>
-              <w:rPr>
-                <w:rFonts w:ascii="Calibri" w:hAnsi="Calibri"/>
-                <w:b w:val="0"/>
-                <w:i w:val="0"/>
-                <w:color w:val="000000"/>
-                <w:sz w:val="22"/>
+            <w:tcW w:type="dxa" w:w="1319"/>
+          </w:tcPr>
+          <w:p>
+            <w:r/>
+            <w:r>
+              <w:rPr>
+                <w:rFonts w:ascii="Calibri" w:hAnsi="Calibri"/>
+                <w:b w:val="0"/>
+                <w:i w:val="0"/>
+                <w:color w:val="000000"/>
+                <w:sz w:val="18"/>
               </w:rPr>
               <w:t>I</w:t>
             </w:r>
@@ -2123,7 +2286,7 @@
                 <w:b w:val="0"/>
                 <w:i w:val="0"/>
                 <w:color w:val="000000"/>
-                <w:sz w:val="22"/>
+                <w:sz w:val="18"/>
               </w:rPr>
               <w:t>I</w:t>
             </w:r>
@@ -2140,17 +2303,17 @@
         </w:tc>
         <w:tc>
           <w:tcPr>
-            <w:tcW w:type="dxa" w:w="1220"/>
-          </w:tcPr>
-          <w:p>
-            <w:r/>
-            <w:r>
-              <w:rPr>
-                <w:rFonts w:ascii="Calibri" w:hAnsi="Calibri"/>
-                <w:b w:val="0"/>
-                <w:i w:val="0"/>
-                <w:color w:val="000000"/>
-                <w:sz w:val="22"/>
+            <w:tcW w:type="dxa" w:w="1417"/>
+          </w:tcPr>
+          <w:p>
+            <w:r/>
+            <w:r>
+              <w:rPr>
+                <w:rFonts w:ascii="Calibri" w:hAnsi="Calibri"/>
+                <w:b w:val="0"/>
+                <w:i w:val="0"/>
+                <w:color w:val="000000"/>
+                <w:sz w:val="18"/>
               </w:rPr>
               <w:t>A/R</w:t>
             </w:r>
@@ -2167,17 +2330,17 @@
         </w:tc>
         <w:tc>
           <w:tcPr>
-            <w:tcW w:type="dxa" w:w="1814"/>
-          </w:tcPr>
-          <w:p>
-            <w:r/>
-            <w:r>
-              <w:rPr>
-                <w:rFonts w:ascii="Calibri" w:hAnsi="Calibri"/>
-                <w:b w:val="0"/>
-                <w:i w:val="0"/>
-                <w:color w:val="000000"/>
-                <w:sz w:val="22"/>
+            <w:tcW w:type="dxa" w:w="2107"/>
+          </w:tcPr>
+          <w:p>
+            <w:r/>
+            <w:r>
+              <w:rPr>
+                <w:rFonts w:ascii="Calibri" w:hAnsi="Calibri"/>
+                <w:b w:val="0"/>
+                <w:i w:val="0"/>
+                <w:color w:val="000000"/>
+                <w:sz w:val="18"/>
               </w:rPr>
               <w:t>C</w:t>
             </w:r>
@@ -2194,17 +2357,17 @@
         </w:tc>
         <w:tc>
           <w:tcPr>
-            <w:tcW w:type="dxa" w:w="1220"/>
-          </w:tcPr>
-          <w:p>
-            <w:r/>
-            <w:r>
-              <w:rPr>
-                <w:rFonts w:ascii="Calibri" w:hAnsi="Calibri"/>
-                <w:b w:val="0"/>
-                <w:i w:val="0"/>
-                <w:color w:val="000000"/>
-                <w:sz w:val="22"/>
+            <w:tcW w:type="dxa" w:w="1417"/>
+          </w:tcPr>
+          <w:p>
+            <w:r/>
+            <w:r>
+              <w:rPr>
+                <w:rFonts w:ascii="Calibri" w:hAnsi="Calibri"/>
+                <w:b w:val="0"/>
+                <w:i w:val="0"/>
+                <w:color w:val="000000"/>
+                <w:sz w:val="18"/>
               </w:rPr>
               <w:t>R</w:t>
             </w:r>
@@ -2221,17 +2384,17 @@
         </w:tc>
         <w:tc>
           <w:tcPr>
-            <w:tcW w:type="dxa" w:w="966"/>
-          </w:tcPr>
-          <w:p>
-            <w:r/>
-            <w:r>
-              <w:rPr>
-                <w:rFonts w:ascii="Calibri" w:hAnsi="Calibri"/>
-                <w:b w:val="0"/>
-                <w:i w:val="0"/>
-                <w:color w:val="000000"/>
-                <w:sz w:val="22"/>
+            <w:tcW w:type="dxa" w:w="1122"/>
+          </w:tcPr>
+          <w:p>
+            <w:r/>
+            <w:r>
+              <w:rPr>
+                <w:rFonts w:ascii="Calibri" w:hAnsi="Calibri"/>
+                <w:b w:val="0"/>
+                <w:i w:val="0"/>
+                <w:color w:val="000000"/>
+                <w:sz w:val="18"/>
               </w:rPr>
               <w:t>—</w:t>
             </w:r>
@@ -2258,7 +2421,7 @@
                 <w:b w:val="0"/>
                 <w:i w:val="0"/>
                 <w:color w:val="000000"/>
-                <w:sz w:val="22"/>
+                <w:sz w:val="18"/>
               </w:rPr>
               <w:t>—</w:t>
             </w:r>
@@ -2275,19 +2438,22 @@
         </w:tc>
       </w:tr>
       <w:tr>
-        <w:tc>
-          <w:tcPr>
-            <w:tcW w:type="dxa" w:w="3087"/>
-          </w:tcPr>
-          <w:p>
-            <w:r/>
-            <w:r>
-              <w:rPr>
-                <w:rFonts w:ascii="Calibri" w:hAnsi="Calibri"/>
-                <w:b w:val="0"/>
-                <w:i w:val="0"/>
-                <w:color w:val="000000"/>
-                <w:sz w:val="22"/>
+        <w:trPr>
+          <w:cantSplit/>
+        </w:trPr>
+        <w:tc>
+          <w:tcPr>
+            <w:tcW w:type="dxa" w:w="2060"/>
+          </w:tcPr>
+          <w:p>
+            <w:r/>
+            <w:r>
+              <w:rPr>
+                <w:rFonts w:ascii="Calibri" w:hAnsi="Calibri"/>
+                <w:b w:val="0"/>
+                <w:i w:val="0"/>
+                <w:color w:val="000000"/>
+                <w:sz w:val="18"/>
               </w:rPr>
               <w:t>Пакување и означување</w:t>
             </w:r>
@@ -2315,17 +2481,17 @@
         </w:tc>
         <w:tc>
           <w:tcPr>
-            <w:tcW w:type="dxa" w:w="1135"/>
-          </w:tcPr>
-          <w:p>
-            <w:r/>
-            <w:r>
-              <w:rPr>
-                <w:rFonts w:ascii="Calibri" w:hAnsi="Calibri"/>
-                <w:b w:val="0"/>
-                <w:i w:val="0"/>
-                <w:color w:val="000000"/>
-                <w:sz w:val="22"/>
+            <w:tcW w:type="dxa" w:w="1319"/>
+          </w:tcPr>
+          <w:p>
+            <w:r/>
+            <w:r>
+              <w:rPr>
+                <w:rFonts w:ascii="Calibri" w:hAnsi="Calibri"/>
+                <w:b w:val="0"/>
+                <w:i w:val="0"/>
+                <w:color w:val="000000"/>
+                <w:sz w:val="18"/>
               </w:rPr>
               <w:t>C</w:t>
             </w:r>
@@ -2352,7 +2518,7 @@
                 <w:b w:val="0"/>
                 <w:i w:val="0"/>
                 <w:color w:val="000000"/>
-                <w:sz w:val="22"/>
+                <w:sz w:val="18"/>
               </w:rPr>
               <w:t>I</w:t>
             </w:r>
@@ -2369,17 +2535,17 @@
         </w:tc>
         <w:tc>
           <w:tcPr>
-            <w:tcW w:type="dxa" w:w="1220"/>
-          </w:tcPr>
-          <w:p>
-            <w:r/>
-            <w:r>
-              <w:rPr>
-                <w:rFonts w:ascii="Calibri" w:hAnsi="Calibri"/>
-                <w:b w:val="0"/>
-                <w:i w:val="0"/>
-                <w:color w:val="000000"/>
-                <w:sz w:val="22"/>
+            <w:tcW w:type="dxa" w:w="1417"/>
+          </w:tcPr>
+          <w:p>
+            <w:r/>
+            <w:r>
+              <w:rPr>
+                <w:rFonts w:ascii="Calibri" w:hAnsi="Calibri"/>
+                <w:b w:val="0"/>
+                <w:i w:val="0"/>
+                <w:color w:val="000000"/>
+                <w:sz w:val="18"/>
               </w:rPr>
               <w:t>C</w:t>
             </w:r>
@@ -2396,17 +2562,17 @@
         </w:tc>
         <w:tc>
           <w:tcPr>
-            <w:tcW w:type="dxa" w:w="1814"/>
-          </w:tcPr>
-          <w:p>
-            <w:r/>
-            <w:r>
-              <w:rPr>
-                <w:rFonts w:ascii="Calibri" w:hAnsi="Calibri"/>
-                <w:b w:val="0"/>
-                <w:i w:val="0"/>
-                <w:color w:val="000000"/>
-                <w:sz w:val="22"/>
+            <w:tcW w:type="dxa" w:w="2107"/>
+          </w:tcPr>
+          <w:p>
+            <w:r/>
+            <w:r>
+              <w:rPr>
+                <w:rFonts w:ascii="Calibri" w:hAnsi="Calibri"/>
+                <w:b w:val="0"/>
+                <w:i w:val="0"/>
+                <w:color w:val="000000"/>
+                <w:sz w:val="18"/>
               </w:rPr>
               <w:t>A/R</w:t>
             </w:r>
@@ -2423,17 +2589,17 @@
         </w:tc>
         <w:tc>
           <w:tcPr>
-            <w:tcW w:type="dxa" w:w="1220"/>
-          </w:tcPr>
-          <w:p>
-            <w:r/>
-            <w:r>
-              <w:rPr>
-                <w:rFonts w:ascii="Calibri" w:hAnsi="Calibri"/>
-                <w:b w:val="0"/>
-                <w:i w:val="0"/>
-                <w:color w:val="000000"/>
-                <w:sz w:val="22"/>
+            <w:tcW w:type="dxa" w:w="1417"/>
+          </w:tcPr>
+          <w:p>
+            <w:r/>
+            <w:r>
+              <w:rPr>
+                <w:rFonts w:ascii="Calibri" w:hAnsi="Calibri"/>
+                <w:b w:val="0"/>
+                <w:i w:val="0"/>
+                <w:color w:val="000000"/>
+                <w:sz w:val="18"/>
               </w:rPr>
               <w:t>—</w:t>
             </w:r>
@@ -2450,17 +2616,17 @@
         </w:tc>
         <w:tc>
           <w:tcPr>
-            <w:tcW w:type="dxa" w:w="966"/>
-          </w:tcPr>
-          <w:p>
-            <w:r/>
-            <w:r>
-              <w:rPr>
-                <w:rFonts w:ascii="Calibri" w:hAnsi="Calibri"/>
-                <w:b w:val="0"/>
-                <w:i w:val="0"/>
-                <w:color w:val="000000"/>
-                <w:sz w:val="22"/>
+            <w:tcW w:type="dxa" w:w="1122"/>
+          </w:tcPr>
+          <w:p>
+            <w:r/>
+            <w:r>
+              <w:rPr>
+                <w:rFonts w:ascii="Calibri" w:hAnsi="Calibri"/>
+                <w:b w:val="0"/>
+                <w:i w:val="0"/>
+                <w:color w:val="000000"/>
+                <w:sz w:val="18"/>
               </w:rPr>
               <w:t>—</w:t>
             </w:r>
@@ -2487,7 +2653,7 @@
                 <w:b w:val="0"/>
                 <w:i w:val="0"/>
                 <w:color w:val="000000"/>
-                <w:sz w:val="22"/>
+                <w:sz w:val="18"/>
               </w:rPr>
               <w:t>—</w:t>
             </w:r>
@@ -2504,19 +2670,22 @@
         </w:tc>
       </w:tr>
       <w:tr>
-        <w:tc>
-          <w:tcPr>
-            <w:tcW w:type="dxa" w:w="3087"/>
-          </w:tcPr>
-          <w:p>
-            <w:r/>
-            <w:r>
-              <w:rPr>
-                <w:rFonts w:ascii="Calibri" w:hAnsi="Calibri"/>
-                <w:b w:val="0"/>
-                <w:i w:val="0"/>
-                <w:color w:val="000000"/>
-                <w:sz w:val="22"/>
+        <w:trPr>
+          <w:cantSplit/>
+        </w:trPr>
+        <w:tc>
+          <w:tcPr>
+            <w:tcW w:type="dxa" w:w="2060"/>
+          </w:tcPr>
+          <w:p>
+            <w:r/>
+            <w:r>
+              <w:rPr>
+                <w:rFonts w:ascii="Calibri" w:hAnsi="Calibri"/>
+                <w:b w:val="0"/>
+                <w:i w:val="0"/>
+                <w:color w:val="000000"/>
+                <w:sz w:val="18"/>
               </w:rPr>
               <w:t>Отпрема и ланец на надзор</w:t>
             </w:r>
@@ -2544,17 +2713,17 @@
         </w:tc>
         <w:tc>
           <w:tcPr>
-            <w:tcW w:type="dxa" w:w="1135"/>
-          </w:tcPr>
-          <w:p>
-            <w:r/>
-            <w:r>
-              <w:rPr>
-                <w:rFonts w:ascii="Calibri" w:hAnsi="Calibri"/>
-                <w:b w:val="0"/>
-                <w:i w:val="0"/>
-                <w:color w:val="000000"/>
-                <w:sz w:val="22"/>
+            <w:tcW w:type="dxa" w:w="1319"/>
+          </w:tcPr>
+          <w:p>
+            <w:r/>
+            <w:r>
+              <w:rPr>
+                <w:rFonts w:ascii="Calibri" w:hAnsi="Calibri"/>
+                <w:b w:val="0"/>
+                <w:i w:val="0"/>
+                <w:color w:val="000000"/>
+                <w:sz w:val="18"/>
               </w:rPr>
               <w:t>C</w:t>
             </w:r>
@@ -2581,7 +2750,7 @@
                 <w:b w:val="0"/>
                 <w:i w:val="0"/>
                 <w:color w:val="000000"/>
-                <w:sz w:val="22"/>
+                <w:sz w:val="18"/>
               </w:rPr>
               <w:t>I</w:t>
             </w:r>
@@ -2598,17 +2767,17 @@
         </w:tc>
         <w:tc>
           <w:tcPr>
-            <w:tcW w:type="dxa" w:w="1220"/>
-          </w:tcPr>
-          <w:p>
-            <w:r/>
-            <w:r>
-              <w:rPr>
-                <w:rFonts w:ascii="Calibri" w:hAnsi="Calibri"/>
-                <w:b w:val="0"/>
-                <w:i w:val="0"/>
-                <w:color w:val="000000"/>
-                <w:sz w:val="22"/>
+            <w:tcW w:type="dxa" w:w="1417"/>
+          </w:tcPr>
+          <w:p>
+            <w:r/>
+            <w:r>
+              <w:rPr>
+                <w:rFonts w:ascii="Calibri" w:hAnsi="Calibri"/>
+                <w:b w:val="0"/>
+                <w:i w:val="0"/>
+                <w:color w:val="000000"/>
+                <w:sz w:val="18"/>
               </w:rPr>
               <w:t>A</w:t>
             </w:r>
@@ -2625,17 +2794,17 @@
         </w:tc>
         <w:tc>
           <w:tcPr>
-            <w:tcW w:type="dxa" w:w="1814"/>
-          </w:tcPr>
-          <w:p>
-            <w:r/>
-            <w:r>
-              <w:rPr>
-                <w:rFonts w:ascii="Calibri" w:hAnsi="Calibri"/>
-                <w:b w:val="0"/>
-                <w:i w:val="0"/>
-                <w:color w:val="000000"/>
-                <w:sz w:val="22"/>
+            <w:tcW w:type="dxa" w:w="2107"/>
+          </w:tcPr>
+          <w:p>
+            <w:r/>
+            <w:r>
+              <w:rPr>
+                <w:rFonts w:ascii="Calibri" w:hAnsi="Calibri"/>
+                <w:b w:val="0"/>
+                <w:i w:val="0"/>
+                <w:color w:val="000000"/>
+                <w:sz w:val="18"/>
               </w:rPr>
               <w:t>R</w:t>
             </w:r>
@@ -2652,17 +2821,17 @@
         </w:tc>
         <w:tc>
           <w:tcPr>
-            <w:tcW w:type="dxa" w:w="1220"/>
-          </w:tcPr>
-          <w:p>
-            <w:r/>
-            <w:r>
-              <w:rPr>
-                <w:rFonts w:ascii="Calibri" w:hAnsi="Calibri"/>
-                <w:b w:val="0"/>
-                <w:i w:val="0"/>
-                <w:color w:val="000000"/>
-                <w:sz w:val="22"/>
+            <w:tcW w:type="dxa" w:w="1417"/>
+          </w:tcPr>
+          <w:p>
+            <w:r/>
+            <w:r>
+              <w:rPr>
+                <w:rFonts w:ascii="Calibri" w:hAnsi="Calibri"/>
+                <w:b w:val="0"/>
+                <w:i w:val="0"/>
+                <w:color w:val="000000"/>
+                <w:sz w:val="18"/>
               </w:rPr>
               <w:t>R</w:t>
             </w:r>
@@ -2679,17 +2848,17 @@
         </w:tc>
         <w:tc>
           <w:tcPr>
-            <w:tcW w:type="dxa" w:w="966"/>
-          </w:tcPr>
-          <w:p>
-            <w:r/>
-            <w:r>
-              <w:rPr>
-                <w:rFonts w:ascii="Calibri" w:hAnsi="Calibri"/>
-                <w:b w:val="0"/>
-                <w:i w:val="0"/>
-                <w:color w:val="000000"/>
-                <w:sz w:val="22"/>
+            <w:tcW w:type="dxa" w:w="1122"/>
+          </w:tcPr>
+          <w:p>
+            <w:r/>
+            <w:r>
+              <w:rPr>
+                <w:rFonts w:ascii="Calibri" w:hAnsi="Calibri"/>
+                <w:b w:val="0"/>
+                <w:i w:val="0"/>
+                <w:color w:val="000000"/>
+                <w:sz w:val="18"/>
               </w:rPr>
               <w:t>—</w:t>
             </w:r>
@@ -2716,7 +2885,7 @@
                 <w:b w:val="0"/>
                 <w:i w:val="0"/>
                 <w:color w:val="000000"/>
-                <w:sz w:val="22"/>
+                <w:sz w:val="18"/>
               </w:rPr>
               <w:t>—</w:t>
             </w:r>
@@ -2733,19 +2902,22 @@
         </w:tc>
       </w:tr>
       <w:tr>
-        <w:tc>
-          <w:tcPr>
-            <w:tcW w:type="dxa" w:w="3087"/>
-          </w:tcPr>
-          <w:p>
-            <w:r/>
-            <w:r>
-              <w:rPr>
-                <w:rFonts w:ascii="Calibri" w:hAnsi="Calibri"/>
-                <w:b w:val="0"/>
-                <w:i w:val="0"/>
-                <w:color w:val="000000"/>
-                <w:sz w:val="22"/>
+        <w:trPr>
+          <w:cantSplit/>
+        </w:trPr>
+        <w:tc>
+          <w:tcPr>
+            <w:tcW w:type="dxa" w:w="2060"/>
+          </w:tcPr>
+          <w:p>
+            <w:r/>
+            <w:r>
+              <w:rPr>
+                <w:rFonts w:ascii="Calibri" w:hAnsi="Calibri"/>
+                <w:b w:val="0"/>
+                <w:i w:val="0"/>
+                <w:color w:val="000000"/>
+                <w:sz w:val="18"/>
               </w:rPr>
               <w:t>Контрола во транзит</w:t>
             </w:r>
@@ -2773,17 +2945,17 @@
         </w:tc>
         <w:tc>
           <w:tcPr>
-            <w:tcW w:type="dxa" w:w="1135"/>
-          </w:tcPr>
-          <w:p>
-            <w:r/>
-            <w:r>
-              <w:rPr>
-                <w:rFonts w:ascii="Calibri" w:hAnsi="Calibri"/>
-                <w:b w:val="0"/>
-                <w:i w:val="0"/>
-                <w:color w:val="000000"/>
-                <w:sz w:val="22"/>
+            <w:tcW w:type="dxa" w:w="1319"/>
+          </w:tcPr>
+          <w:p>
+            <w:r/>
+            <w:r>
+              <w:rPr>
+                <w:rFonts w:ascii="Calibri" w:hAnsi="Calibri"/>
+                <w:b w:val="0"/>
+                <w:i w:val="0"/>
+                <w:color w:val="000000"/>
+                <w:sz w:val="18"/>
               </w:rPr>
               <w:t>I</w:t>
             </w:r>
@@ -2810,7 +2982,7 @@
                 <w:b w:val="0"/>
                 <w:i w:val="0"/>
                 <w:color w:val="000000"/>
-                <w:sz w:val="22"/>
+                <w:sz w:val="18"/>
               </w:rPr>
               <w:t>I</w:t>
             </w:r>
@@ -2827,17 +2999,17 @@
         </w:tc>
         <w:tc>
           <w:tcPr>
-            <w:tcW w:type="dxa" w:w="1220"/>
-          </w:tcPr>
-          <w:p>
-            <w:r/>
-            <w:r>
-              <w:rPr>
-                <w:rFonts w:ascii="Calibri" w:hAnsi="Calibri"/>
-                <w:b w:val="0"/>
-                <w:i w:val="0"/>
-                <w:color w:val="000000"/>
-                <w:sz w:val="22"/>
+            <w:tcW w:type="dxa" w:w="1417"/>
+          </w:tcPr>
+          <w:p>
+            <w:r/>
+            <w:r>
+              <w:rPr>
+                <w:rFonts w:ascii="Calibri" w:hAnsi="Calibri"/>
+                <w:b w:val="0"/>
+                <w:i w:val="0"/>
+                <w:color w:val="000000"/>
+                <w:sz w:val="18"/>
               </w:rPr>
               <w:t>A</w:t>
             </w:r>
@@ -2854,17 +3026,17 @@
         </w:tc>
         <w:tc>
           <w:tcPr>
-            <w:tcW w:type="dxa" w:w="1814"/>
-          </w:tcPr>
-          <w:p>
-            <w:r/>
-            <w:r>
-              <w:rPr>
-                <w:rFonts w:ascii="Calibri" w:hAnsi="Calibri"/>
-                <w:b w:val="0"/>
-                <w:i w:val="0"/>
-                <w:color w:val="000000"/>
-                <w:sz w:val="22"/>
+            <w:tcW w:type="dxa" w:w="2107"/>
+          </w:tcPr>
+          <w:p>
+            <w:r/>
+            <w:r>
+              <w:rPr>
+                <w:rFonts w:ascii="Calibri" w:hAnsi="Calibri"/>
+                <w:b w:val="0"/>
+                <w:i w:val="0"/>
+                <w:color w:val="000000"/>
+                <w:sz w:val="18"/>
               </w:rPr>
               <w:t>I</w:t>
             </w:r>
@@ -2881,17 +3053,17 @@
         </w:tc>
         <w:tc>
           <w:tcPr>
-            <w:tcW w:type="dxa" w:w="1220"/>
-          </w:tcPr>
-          <w:p>
-            <w:r/>
-            <w:r>
-              <w:rPr>
-                <w:rFonts w:ascii="Calibri" w:hAnsi="Calibri"/>
-                <w:b w:val="0"/>
-                <w:i w:val="0"/>
-                <w:color w:val="000000"/>
-                <w:sz w:val="22"/>
+            <w:tcW w:type="dxa" w:w="1417"/>
+          </w:tcPr>
+          <w:p>
+            <w:r/>
+            <w:r>
+              <w:rPr>
+                <w:rFonts w:ascii="Calibri" w:hAnsi="Calibri"/>
+                <w:b w:val="0"/>
+                <w:i w:val="0"/>
+                <w:color w:val="000000"/>
+                <w:sz w:val="18"/>
               </w:rPr>
               <w:t>R</w:t>
             </w:r>
@@ -2908,17 +3080,17 @@
         </w:tc>
         <w:tc>
           <w:tcPr>
-            <w:tcW w:type="dxa" w:w="966"/>
-          </w:tcPr>
-          <w:p>
-            <w:r/>
-            <w:r>
-              <w:rPr>
-                <w:rFonts w:ascii="Calibri" w:hAnsi="Calibri"/>
-                <w:b w:val="0"/>
-                <w:i w:val="0"/>
-                <w:color w:val="000000"/>
-                <w:sz w:val="22"/>
+            <w:tcW w:type="dxa" w:w="1122"/>
+          </w:tcPr>
+          <w:p>
+            <w:r/>
+            <w:r>
+              <w:rPr>
+                <w:rFonts w:ascii="Calibri" w:hAnsi="Calibri"/>
+                <w:b w:val="0"/>
+                <w:i w:val="0"/>
+                <w:color w:val="000000"/>
+                <w:sz w:val="18"/>
               </w:rPr>
               <w:t>—</w:t>
             </w:r>
@@ -2945,7 +3117,7 @@
                 <w:b w:val="0"/>
                 <w:i w:val="0"/>
                 <w:color w:val="000000"/>
-                <w:sz w:val="22"/>
+                <w:sz w:val="18"/>
               </w:rPr>
               <w:t>—</w:t>
             </w:r>
@@ -2962,19 +3134,22 @@
         </w:tc>
       </w:tr>
       <w:tr>
-        <w:tc>
-          <w:tcPr>
-            <w:tcW w:type="dxa" w:w="3087"/>
-          </w:tcPr>
-          <w:p>
-            <w:r/>
-            <w:r>
-              <w:rPr>
-                <w:rFonts w:ascii="Calibri" w:hAnsi="Calibri"/>
-                <w:b w:val="0"/>
-                <w:i w:val="0"/>
-                <w:color w:val="000000"/>
-                <w:sz w:val="22"/>
+        <w:trPr>
+          <w:cantSplit/>
+        </w:trPr>
+        <w:tc>
+          <w:tcPr>
+            <w:tcW w:type="dxa" w:w="2060"/>
+          </w:tcPr>
+          <w:p>
+            <w:r/>
+            <w:r>
+              <w:rPr>
+                <w:rFonts w:ascii="Calibri" w:hAnsi="Calibri"/>
+                <w:b w:val="0"/>
+                <w:i w:val="0"/>
+                <w:color w:val="000000"/>
+                <w:sz w:val="18"/>
               </w:rPr>
               <w:t>Прием и проверка</w:t>
             </w:r>
@@ -3002,17 +3177,17 @@
         </w:tc>
         <w:tc>
           <w:tcPr>
-            <w:tcW w:type="dxa" w:w="1135"/>
-          </w:tcPr>
-          <w:p>
-            <w:r/>
-            <w:r>
-              <w:rPr>
-                <w:rFonts w:ascii="Calibri" w:hAnsi="Calibri"/>
-                <w:b w:val="0"/>
-                <w:i w:val="0"/>
-                <w:color w:val="000000"/>
-                <w:sz w:val="22"/>
+            <w:tcW w:type="dxa" w:w="1319"/>
+          </w:tcPr>
+          <w:p>
+            <w:r/>
+            <w:r>
+              <w:rPr>
+                <w:rFonts w:ascii="Calibri" w:hAnsi="Calibri"/>
+                <w:b w:val="0"/>
+                <w:i w:val="0"/>
+                <w:color w:val="000000"/>
+                <w:sz w:val="18"/>
               </w:rPr>
               <w:t>C</w:t>
             </w:r>
@@ -3039,7 +3214,7 @@
                 <w:b w:val="0"/>
                 <w:i w:val="0"/>
                 <w:color w:val="000000"/>
-                <w:sz w:val="22"/>
+                <w:sz w:val="18"/>
               </w:rPr>
               <w:t>I</w:t>
             </w:r>
@@ -3056,17 +3231,17 @@
         </w:tc>
         <w:tc>
           <w:tcPr>
-            <w:tcW w:type="dxa" w:w="1220"/>
-          </w:tcPr>
-          <w:p>
-            <w:r/>
-            <w:r>
-              <w:rPr>
-                <w:rFonts w:ascii="Calibri" w:hAnsi="Calibri"/>
-                <w:b w:val="0"/>
-                <w:i w:val="0"/>
-                <w:color w:val="000000"/>
-                <w:sz w:val="22"/>
+            <w:tcW w:type="dxa" w:w="1417"/>
+          </w:tcPr>
+          <w:p>
+            <w:r/>
+            <w:r>
+              <w:rPr>
+                <w:rFonts w:ascii="Calibri" w:hAnsi="Calibri"/>
+                <w:b w:val="0"/>
+                <w:i w:val="0"/>
+                <w:color w:val="000000"/>
+                <w:sz w:val="18"/>
               </w:rPr>
               <w:t>C</w:t>
             </w:r>
@@ -3083,17 +3258,17 @@
         </w:tc>
         <w:tc>
           <w:tcPr>
-            <w:tcW w:type="dxa" w:w="1814"/>
-          </w:tcPr>
-          <w:p>
-            <w:r/>
-            <w:r>
-              <w:rPr>
-                <w:rFonts w:ascii="Calibri" w:hAnsi="Calibri"/>
-                <w:b w:val="0"/>
-                <w:i w:val="0"/>
-                <w:color w:val="000000"/>
-                <w:sz w:val="22"/>
+            <w:tcW w:type="dxa" w:w="2107"/>
+          </w:tcPr>
+          <w:p>
+            <w:r/>
+            <w:r>
+              <w:rPr>
+                <w:rFonts w:ascii="Calibri" w:hAnsi="Calibri"/>
+                <w:b w:val="0"/>
+                <w:i w:val="0"/>
+                <w:color w:val="000000"/>
+                <w:sz w:val="18"/>
               </w:rPr>
               <w:t>R</w:t>
             </w:r>
@@ -3110,17 +3285,17 @@
         </w:tc>
         <w:tc>
           <w:tcPr>
-            <w:tcW w:type="dxa" w:w="1220"/>
-          </w:tcPr>
-          <w:p>
-            <w:r/>
-            <w:r>
-              <w:rPr>
-                <w:rFonts w:ascii="Calibri" w:hAnsi="Calibri"/>
-                <w:b w:val="0"/>
-                <w:i w:val="0"/>
-                <w:color w:val="000000"/>
-                <w:sz w:val="22"/>
+            <w:tcW w:type="dxa" w:w="1417"/>
+          </w:tcPr>
+          <w:p>
+            <w:r/>
+            <w:r>
+              <w:rPr>
+                <w:rFonts w:ascii="Calibri" w:hAnsi="Calibri"/>
+                <w:b w:val="0"/>
+                <w:i w:val="0"/>
+                <w:color w:val="000000"/>
+                <w:sz w:val="18"/>
               </w:rPr>
               <w:t>R</w:t>
             </w:r>
@@ -3137,17 +3312,17 @@
         </w:tc>
         <w:tc>
           <w:tcPr>
-            <w:tcW w:type="dxa" w:w="966"/>
-          </w:tcPr>
-          <w:p>
-            <w:r/>
-            <w:r>
-              <w:rPr>
-                <w:rFonts w:ascii="Calibri" w:hAnsi="Calibri"/>
-                <w:b w:val="0"/>
-                <w:i w:val="0"/>
-                <w:color w:val="000000"/>
-                <w:sz w:val="22"/>
+            <w:tcW w:type="dxa" w:w="1122"/>
+          </w:tcPr>
+          <w:p>
+            <w:r/>
+            <w:r>
+              <w:rPr>
+                <w:rFonts w:ascii="Calibri" w:hAnsi="Calibri"/>
+                <w:b w:val="0"/>
+                <w:i w:val="0"/>
+                <w:color w:val="000000"/>
+                <w:sz w:val="18"/>
               </w:rPr>
               <w:t>A/R</w:t>
             </w:r>
@@ -3174,7 +3349,7 @@
                 <w:b w:val="0"/>
                 <w:i w:val="0"/>
                 <w:color w:val="000000"/>
-                <w:sz w:val="22"/>
+                <w:sz w:val="18"/>
               </w:rPr>
               <w:t>—</w:t>
             </w:r>
@@ -3191,19 +3366,22 @@
         </w:tc>
       </w:tr>
       <w:tr>
-        <w:tc>
-          <w:tcPr>
-            <w:tcW w:type="dxa" w:w="3087"/>
-          </w:tcPr>
-          <w:p>
-            <w:r/>
-            <w:r>
-              <w:rPr>
-                <w:rFonts w:ascii="Calibri" w:hAnsi="Calibri"/>
-                <w:b w:val="0"/>
-                <w:i w:val="0"/>
-                <w:color w:val="000000"/>
-                <w:sz w:val="22"/>
+        <w:trPr>
+          <w:cantSplit/>
+        </w:trPr>
+        <w:tc>
+          <w:tcPr>
+            <w:tcW w:type="dxa" w:w="2060"/>
+          </w:tcPr>
+          <w:p>
+            <w:r/>
+            <w:r>
+              <w:rPr>
+                <w:rFonts w:ascii="Calibri" w:hAnsi="Calibri"/>
+                <w:b w:val="0"/>
+                <w:i w:val="0"/>
+                <w:color w:val="000000"/>
+                <w:sz w:val="18"/>
               </w:rPr>
               <w:t>Известување до МЗ</w:t>
             </w:r>
@@ -3231,17 +3409,17 @@
         </w:tc>
         <w:tc>
           <w:tcPr>
-            <w:tcW w:type="dxa" w:w="1135"/>
-          </w:tcPr>
-          <w:p>
-            <w:r/>
-            <w:r>
-              <w:rPr>
-                <w:rFonts w:ascii="Calibri" w:hAnsi="Calibri"/>
-                <w:b w:val="0"/>
-                <w:i w:val="0"/>
-                <w:color w:val="000000"/>
-                <w:sz w:val="22"/>
+            <w:tcW w:type="dxa" w:w="1319"/>
+          </w:tcPr>
+          <w:p>
+            <w:r/>
+            <w:r>
+              <w:rPr>
+                <w:rFonts w:ascii="Calibri" w:hAnsi="Calibri"/>
+                <w:b w:val="0"/>
+                <w:i w:val="0"/>
+                <w:color w:val="000000"/>
+                <w:sz w:val="18"/>
               </w:rPr>
               <w:t>I</w:t>
             </w:r>
@@ -3268,7 +3446,7 @@
                 <w:b w:val="0"/>
                 <w:i w:val="0"/>
                 <w:color w:val="000000"/>
-                <w:sz w:val="22"/>
+                <w:sz w:val="18"/>
               </w:rPr>
               <w:t>C</w:t>
             </w:r>
@@ -3285,17 +3463,17 @@
         </w:tc>
         <w:tc>
           <w:tcPr>
-            <w:tcW w:type="dxa" w:w="1220"/>
-          </w:tcPr>
-          <w:p>
-            <w:r/>
-            <w:r>
-              <w:rPr>
-                <w:rFonts w:ascii="Calibri" w:hAnsi="Calibri"/>
-                <w:b w:val="0"/>
-                <w:i w:val="0"/>
-                <w:color w:val="000000"/>
-                <w:sz w:val="22"/>
+            <w:tcW w:type="dxa" w:w="1417"/>
+          </w:tcPr>
+          <w:p>
+            <w:r/>
+            <w:r>
+              <w:rPr>
+                <w:rFonts w:ascii="Calibri" w:hAnsi="Calibri"/>
+                <w:b w:val="0"/>
+                <w:i w:val="0"/>
+                <w:color w:val="000000"/>
+                <w:sz w:val="18"/>
               </w:rPr>
               <w:t>R</w:t>
             </w:r>
@@ -3312,17 +3490,17 @@
         </w:tc>
         <w:tc>
           <w:tcPr>
-            <w:tcW w:type="dxa" w:w="1814"/>
-          </w:tcPr>
-          <w:p>
-            <w:r/>
-            <w:r>
-              <w:rPr>
-                <w:rFonts w:ascii="Calibri" w:hAnsi="Calibri"/>
-                <w:b w:val="0"/>
-                <w:i w:val="0"/>
-                <w:color w:val="000000"/>
-                <w:sz w:val="22"/>
+            <w:tcW w:type="dxa" w:w="2107"/>
+          </w:tcPr>
+          <w:p>
+            <w:r/>
+            <w:r>
+              <w:rPr>
+                <w:rFonts w:ascii="Calibri" w:hAnsi="Calibri"/>
+                <w:b w:val="0"/>
+                <w:i w:val="0"/>
+                <w:color w:val="000000"/>
+                <w:sz w:val="18"/>
               </w:rPr>
               <w:t>C</w:t>
             </w:r>
@@ -3339,17 +3517,17 @@
         </w:tc>
         <w:tc>
           <w:tcPr>
-            <w:tcW w:type="dxa" w:w="1220"/>
-          </w:tcPr>
-          <w:p>
-            <w:r/>
-            <w:r>
-              <w:rPr>
-                <w:rFonts w:ascii="Calibri" w:hAnsi="Calibri"/>
-                <w:b w:val="0"/>
-                <w:i w:val="0"/>
-                <w:color w:val="000000"/>
-                <w:sz w:val="22"/>
+            <w:tcW w:type="dxa" w:w="1417"/>
+          </w:tcPr>
+          <w:p>
+            <w:r/>
+            <w:r>
+              <w:rPr>
+                <w:rFonts w:ascii="Calibri" w:hAnsi="Calibri"/>
+                <w:b w:val="0"/>
+                <w:i w:val="0"/>
+                <w:color w:val="000000"/>
+                <w:sz w:val="18"/>
               </w:rPr>
               <w:t>—</w:t>
             </w:r>
@@ -3366,17 +3544,17 @@
         </w:tc>
         <w:tc>
           <w:tcPr>
-            <w:tcW w:type="dxa" w:w="966"/>
-          </w:tcPr>
-          <w:p>
-            <w:r/>
-            <w:r>
-              <w:rPr>
-                <w:rFonts w:ascii="Calibri" w:hAnsi="Calibri"/>
-                <w:b w:val="0"/>
-                <w:i w:val="0"/>
-                <w:color w:val="000000"/>
-                <w:sz w:val="22"/>
+            <w:tcW w:type="dxa" w:w="1122"/>
+          </w:tcPr>
+          <w:p>
+            <w:r/>
+            <w:r>
+              <w:rPr>
+                <w:rFonts w:ascii="Calibri" w:hAnsi="Calibri"/>
+                <w:b w:val="0"/>
+                <w:i w:val="0"/>
+                <w:color w:val="000000"/>
+                <w:sz w:val="18"/>
               </w:rPr>
               <w:t>—</w:t>
             </w:r>
@@ -3403,7 +3581,7 @@
                 <w:b w:val="0"/>
                 <w:i w:val="0"/>
                 <w:color w:val="000000"/>
-                <w:sz w:val="22"/>
+                <w:sz w:val="18"/>
               </w:rPr>
               <w:t>A</w:t>
             </w:r>
@@ -3420,19 +3598,22 @@
         </w:tc>
       </w:tr>
       <w:tr>
-        <w:tc>
-          <w:tcPr>
-            <w:tcW w:type="dxa" w:w="3087"/>
-          </w:tcPr>
-          <w:p>
-            <w:r/>
-            <w:r>
-              <w:rPr>
-                <w:rFonts w:ascii="Calibri" w:hAnsi="Calibri"/>
-                <w:b w:val="0"/>
-                <w:i w:val="0"/>
-                <w:color w:val="000000"/>
-                <w:sz w:val="22"/>
+        <w:trPr>
+          <w:cantSplit/>
+        </w:trPr>
+        <w:tc>
+          <w:tcPr>
+            <w:tcW w:type="dxa" w:w="2060"/>
+          </w:tcPr>
+          <w:p>
+            <w:r/>
+            <w:r>
+              <w:rPr>
+                <w:rFonts w:ascii="Calibri" w:hAnsi="Calibri"/>
+                <w:b w:val="0"/>
+                <w:i w:val="0"/>
+                <w:color w:val="000000"/>
+                <w:sz w:val="18"/>
               </w:rPr>
               <w:t>Преглед и диспозиција</w:t>
             </w:r>
@@ -3460,17 +3641,17 @@
         </w:tc>
         <w:tc>
           <w:tcPr>
-            <w:tcW w:type="dxa" w:w="1135"/>
-          </w:tcPr>
-          <w:p>
-            <w:r/>
-            <w:r>
-              <w:rPr>
-                <w:rFonts w:ascii="Calibri" w:hAnsi="Calibri"/>
-                <w:b w:val="0"/>
-                <w:i w:val="0"/>
-                <w:color w:val="000000"/>
-                <w:sz w:val="22"/>
+            <w:tcW w:type="dxa" w:w="1319"/>
+          </w:tcPr>
+          <w:p>
+            <w:r/>
+            <w:r>
+              <w:rPr>
+                <w:rFonts w:ascii="Calibri" w:hAnsi="Calibri"/>
+                <w:b w:val="0"/>
+                <w:i w:val="0"/>
+                <w:color w:val="000000"/>
+                <w:sz w:val="18"/>
               </w:rPr>
               <w:t>C</w:t>
             </w:r>
@@ -3497,7 +3678,7 @@
                 <w:b w:val="0"/>
                 <w:i w:val="0"/>
                 <w:color w:val="000000"/>
-                <w:sz w:val="22"/>
+                <w:sz w:val="18"/>
               </w:rPr>
               <w:t>A/R</w:t>
             </w:r>
@@ -3514,17 +3695,17 @@
         </w:tc>
         <w:tc>
           <w:tcPr>
-            <w:tcW w:type="dxa" w:w="1220"/>
-          </w:tcPr>
-          <w:p>
-            <w:r/>
-            <w:r>
-              <w:rPr>
-                <w:rFonts w:ascii="Calibri" w:hAnsi="Calibri"/>
-                <w:b w:val="0"/>
-                <w:i w:val="0"/>
-                <w:color w:val="000000"/>
-                <w:sz w:val="22"/>
+            <w:tcW w:type="dxa" w:w="1417"/>
+          </w:tcPr>
+          <w:p>
+            <w:r/>
+            <w:r>
+              <w:rPr>
+                <w:rFonts w:ascii="Calibri" w:hAnsi="Calibri"/>
+                <w:b w:val="0"/>
+                <w:i w:val="0"/>
+                <w:color w:val="000000"/>
+                <w:sz w:val="18"/>
               </w:rPr>
               <w:t>C</w:t>
             </w:r>
@@ -3541,17 +3722,17 @@
         </w:tc>
         <w:tc>
           <w:tcPr>
-            <w:tcW w:type="dxa" w:w="1814"/>
-          </w:tcPr>
-          <w:p>
-            <w:r/>
-            <w:r>
-              <w:rPr>
-                <w:rFonts w:ascii="Calibri" w:hAnsi="Calibri"/>
-                <w:b w:val="0"/>
-                <w:i w:val="0"/>
-                <w:color w:val="000000"/>
-                <w:sz w:val="22"/>
+            <w:tcW w:type="dxa" w:w="2107"/>
+          </w:tcPr>
+          <w:p>
+            <w:r/>
+            <w:r>
+              <w:rPr>
+                <w:rFonts w:ascii="Calibri" w:hAnsi="Calibri"/>
+                <w:b w:val="0"/>
+                <w:i w:val="0"/>
+                <w:color w:val="000000"/>
+                <w:sz w:val="18"/>
               </w:rPr>
               <w:t>C</w:t>
             </w:r>
@@ -3568,17 +3749,17 @@
         </w:tc>
         <w:tc>
           <w:tcPr>
-            <w:tcW w:type="dxa" w:w="1220"/>
-          </w:tcPr>
-          <w:p>
-            <w:r/>
-            <w:r>
-              <w:rPr>
-                <w:rFonts w:ascii="Calibri" w:hAnsi="Calibri"/>
-                <w:b w:val="0"/>
-                <w:i w:val="0"/>
-                <w:color w:val="000000"/>
-                <w:sz w:val="22"/>
+            <w:tcW w:type="dxa" w:w="1417"/>
+          </w:tcPr>
+          <w:p>
+            <w:r/>
+            <w:r>
+              <w:rPr>
+                <w:rFonts w:ascii="Calibri" w:hAnsi="Calibri"/>
+                <w:b w:val="0"/>
+                <w:i w:val="0"/>
+                <w:color w:val="000000"/>
+                <w:sz w:val="18"/>
               </w:rPr>
               <w:t>—</w:t>
             </w:r>
@@ -3595,17 +3776,17 @@
         </w:tc>
         <w:tc>
           <w:tcPr>
-            <w:tcW w:type="dxa" w:w="966"/>
-          </w:tcPr>
-          <w:p>
-            <w:r/>
-            <w:r>
-              <w:rPr>
-                <w:rFonts w:ascii="Calibri" w:hAnsi="Calibri"/>
-                <w:b w:val="0"/>
-                <w:i w:val="0"/>
-                <w:color w:val="000000"/>
-                <w:sz w:val="22"/>
+            <w:tcW w:type="dxa" w:w="1122"/>
+          </w:tcPr>
+          <w:p>
+            <w:r/>
+            <w:r>
+              <w:rPr>
+                <w:rFonts w:ascii="Calibri" w:hAnsi="Calibri"/>
+                <w:b w:val="0"/>
+                <w:i w:val="0"/>
+                <w:color w:val="000000"/>
+                <w:sz w:val="18"/>
               </w:rPr>
               <w:t>—</w:t>
             </w:r>
@@ -3632,7 +3813,7 @@
                 <w:b w:val="0"/>
                 <w:i w:val="0"/>
                 <w:color w:val="000000"/>
-                <w:sz w:val="22"/>
+                <w:sz w:val="18"/>
               </w:rPr>
               <w:t>C</w:t>
             </w:r>
@@ -3649,6 +3830,12 @@
         </w:tc>
       </w:tr>
     </w:tbl>
+    <w:p>
+      <w:pPr>
+        <w:keepNext/>
+        <w:spacing w:before="0" w:after="0" w:lineRule="exact" w:line="120"/>
+      </w:pPr>
+    </w:p>
     <w:tbl>
       <w:tblPr>
         <w:tblW w:type="auto" w:w="0"/>
@@ -4126,6 +4313,46 @@
         </w:tc>
       </w:tr>
       <w:tr>
+        <w:trPr>
+          <w:trHeight w:val="200" w:hRule="exact"/>
+        </w:trPr>
+        <w:tc>
+          <w:tcPr>
+            <w:tcW w:type="dxa" w:w="5102"/>
+            <w:tcBorders>
+              <w:top w:val="nil"/>
+              <w:left w:val="nil"/>
+              <w:bottom w:val="nil"/>
+              <w:right w:val="single" w:sz="4" w:color="000000"/>
+            </w:tcBorders>
+          </w:tcPr>
+          <w:p>
+            <w:pPr>
+              <w:spacing w:before="0" w:after="0"/>
+            </w:pPr>
+          </w:p>
+        </w:tc>
+        <w:tc>
+          <w:tcPr>
+            <w:tcW w:type="dxa" w:w="5102"/>
+            <w:tcBorders>
+              <w:top w:val="nil"/>
+              <w:left w:val="single" w:sz="4" w:color="000000"/>
+              <w:bottom w:val="nil"/>
+              <w:right w:val="nil"/>
+            </w:tcBorders>
+          </w:tcPr>
+          <w:p>
+            <w:pPr>
+              <w:spacing w:before="0" w:after="0"/>
+            </w:pPr>
+          </w:p>
+        </w:tc>
+      </w:tr>
+      <w:tr>
+        <w:trPr>
+          <w:cantSplit/>
+        </w:trPr>
         <w:tc>
           <w:tcPr>
             <w:tcW w:type="dxa" w:w="5102"/>
@@ -4140,6 +4367,8 @@
           <w:p>
             <w:pPr>
               <w:pStyle w:val="Heading1"/>
+              <w:keepNext/>
+              <w:spacing w:before="60" w:after="60"/>
             </w:pPr>
             <w:r/>
             <w:r>
@@ -4166,6 +4395,10 @@
             </w:tcBorders>
           </w:tcPr>
           <w:p>
+            <w:pPr>
+              <w:keepNext/>
+              <w:spacing w:before="60" w:after="60"/>
+            </w:pPr>
             <w:r/>
             <w:r>
               <w:rPr>
@@ -4181,6 +4414,9 @@
         </w:tc>
       </w:tr>
       <w:tr>
+        <w:trPr>
+          <w:cantSplit/>
+        </w:trPr>
         <w:tc>
           <w:tcPr>
             <w:tcW w:type="dxa" w:w="5102"/>
@@ -4194,6 +4430,8 @@
           <w:p>
             <w:pPr>
               <w:pStyle w:val="Heading2"/>
+              <w:keepNext/>
+              <w:spacing w:before="120" w:after="40"/>
             </w:pPr>
             <w:r/>
             <w:r>
@@ -4219,6 +4457,10 @@
             </w:tcBorders>
           </w:tcPr>
           <w:p>
+            <w:pPr>
+              <w:keepNext/>
+              <w:spacing w:before="120" w:after="40"/>
+            </w:pPr>
             <w:r/>
             <w:r>
               <w:rPr>
@@ -4408,6 +4650,9 @@
         </w:tc>
       </w:tr>
       <w:tr>
+        <w:trPr>
+          <w:cantSplit/>
+        </w:trPr>
         <w:tc>
           <w:tcPr>
             <w:tcW w:type="dxa" w:w="5102"/>
@@ -4421,6 +4666,8 @@
           <w:p>
             <w:pPr>
               <w:pStyle w:val="Heading2"/>
+              <w:keepNext/>
+              <w:spacing w:before="120" w:after="40"/>
             </w:pPr>
             <w:r/>
             <w:r>
@@ -4446,6 +4693,10 @@
             </w:tcBorders>
           </w:tcPr>
           <w:p>
+            <w:pPr>
+              <w:keepNext/>
+              <w:spacing w:before="120" w:after="40"/>
+            </w:pPr>
             <w:r/>
             <w:r>
               <w:rPr>
@@ -4751,6 +5002,46 @@
         </w:tc>
       </w:tr>
       <w:tr>
+        <w:trPr>
+          <w:trHeight w:val="200" w:hRule="exact"/>
+        </w:trPr>
+        <w:tc>
+          <w:tcPr>
+            <w:tcW w:type="dxa" w:w="5102"/>
+            <w:tcBorders>
+              <w:top w:val="nil"/>
+              <w:left w:val="nil"/>
+              <w:bottom w:val="nil"/>
+              <w:right w:val="single" w:sz="4" w:color="000000"/>
+            </w:tcBorders>
+          </w:tcPr>
+          <w:p>
+            <w:pPr>
+              <w:spacing w:before="0" w:after="0"/>
+            </w:pPr>
+          </w:p>
+        </w:tc>
+        <w:tc>
+          <w:tcPr>
+            <w:tcW w:type="dxa" w:w="5102"/>
+            <w:tcBorders>
+              <w:top w:val="nil"/>
+              <w:left w:val="single" w:sz="4" w:color="000000"/>
+              <w:bottom w:val="nil"/>
+              <w:right w:val="nil"/>
+            </w:tcBorders>
+          </w:tcPr>
+          <w:p>
+            <w:pPr>
+              <w:spacing w:before="0" w:after="0"/>
+            </w:pPr>
+          </w:p>
+        </w:tc>
+      </w:tr>
+      <w:tr>
+        <w:trPr>
+          <w:cantSplit/>
+        </w:trPr>
         <w:tc>
           <w:tcPr>
             <w:tcW w:type="dxa" w:w="5102"/>
@@ -4765,6 +5056,8 @@
           <w:p>
             <w:pPr>
               <w:pStyle w:val="Heading1"/>
+              <w:keepNext/>
+              <w:spacing w:before="60" w:after="60"/>
             </w:pPr>
             <w:r/>
             <w:r>
@@ -4791,6 +5084,10 @@
             </w:tcBorders>
           </w:tcPr>
           <w:p>
+            <w:pPr>
+              <w:keepNext/>
+              <w:spacing w:before="60" w:after="60"/>
+            </w:pPr>
             <w:r/>
             <w:r>
               <w:rPr>
@@ -4806,6 +5103,9 @@
         </w:tc>
       </w:tr>
       <w:tr>
+        <w:trPr>
+          <w:cantSplit/>
+        </w:trPr>
         <w:tc>
           <w:tcPr>
             <w:tcW w:type="dxa" w:w="5102"/>
@@ -4819,6 +5119,8 @@
           <w:p>
             <w:pPr>
               <w:pStyle w:val="Heading2"/>
+              <w:keepNext/>
+              <w:spacing w:before="120" w:after="40"/>
             </w:pPr>
             <w:r/>
             <w:r>
@@ -4844,6 +5146,10 @@
             </w:tcBorders>
           </w:tcPr>
           <w:p>
+            <w:pPr>
+              <w:keepNext/>
+              <w:spacing w:before="120" w:after="40"/>
+            </w:pPr>
             <w:r/>
             <w:r>
               <w:rPr>
@@ -5265,6 +5571,9 @@
         </w:tc>
       </w:tr>
       <w:tr>
+        <w:trPr>
+          <w:cantSplit/>
+        </w:trPr>
         <w:tc>
           <w:tcPr>
             <w:tcW w:type="dxa" w:w="5102"/>
@@ -5278,6 +5587,8 @@
           <w:p>
             <w:pPr>
               <w:pStyle w:val="Heading2"/>
+              <w:keepNext/>
+              <w:spacing w:before="120" w:after="40"/>
             </w:pPr>
             <w:r/>
             <w:r>
@@ -5303,6 +5614,10 @@
             </w:tcBorders>
           </w:tcPr>
           <w:p>
+            <w:pPr>
+              <w:keepNext/>
+              <w:spacing w:before="120" w:after="40"/>
+            </w:pPr>
             <w:r/>
             <w:r>
               <w:rPr>
@@ -5376,6 +5691,46 @@
         </w:tc>
       </w:tr>
       <w:tr>
+        <w:trPr>
+          <w:trHeight w:val="200" w:hRule="exact"/>
+        </w:trPr>
+        <w:tc>
+          <w:tcPr>
+            <w:tcW w:type="dxa" w:w="5102"/>
+            <w:tcBorders>
+              <w:top w:val="nil"/>
+              <w:left w:val="nil"/>
+              <w:bottom w:val="nil"/>
+              <w:right w:val="single" w:sz="4" w:color="000000"/>
+            </w:tcBorders>
+          </w:tcPr>
+          <w:p>
+            <w:pPr>
+              <w:spacing w:before="0" w:after="0"/>
+            </w:pPr>
+          </w:p>
+        </w:tc>
+        <w:tc>
+          <w:tcPr>
+            <w:tcW w:type="dxa" w:w="5102"/>
+            <w:tcBorders>
+              <w:top w:val="nil"/>
+              <w:left w:val="single" w:sz="4" w:color="000000"/>
+              <w:bottom w:val="nil"/>
+              <w:right w:val="nil"/>
+            </w:tcBorders>
+          </w:tcPr>
+          <w:p>
+            <w:pPr>
+              <w:spacing w:before="0" w:after="0"/>
+            </w:pPr>
+          </w:p>
+        </w:tc>
+      </w:tr>
+      <w:tr>
+        <w:trPr>
+          <w:cantSplit/>
+        </w:trPr>
         <w:tc>
           <w:tcPr>
             <w:tcW w:type="dxa" w:w="5102"/>
@@ -5390,6 +5745,8 @@
           <w:p>
             <w:pPr>
               <w:pStyle w:val="Heading1"/>
+              <w:keepNext/>
+              <w:spacing w:before="60" w:after="60"/>
             </w:pPr>
             <w:r/>
             <w:r>
@@ -5416,6 +5773,10 @@
             </w:tcBorders>
           </w:tcPr>
           <w:p>
+            <w:pPr>
+              <w:keepNext/>
+              <w:spacing w:before="60" w:after="60"/>
+            </w:pPr>
             <w:r/>
             <w:r>
               <w:rPr>
@@ -5431,6 +5792,9 @@
         </w:tc>
       </w:tr>
       <w:tr>
+        <w:trPr>
+          <w:cantSplit/>
+        </w:trPr>
         <w:tc>
           <w:tcPr>
             <w:tcW w:type="dxa" w:w="5102"/>
@@ -5444,6 +5808,8 @@
           <w:p>
             <w:pPr>
               <w:pStyle w:val="Heading2"/>
+              <w:keepNext/>
+              <w:spacing w:before="120" w:after="40"/>
             </w:pPr>
             <w:r/>
             <w:r>
@@ -5469,6 +5835,10 @@
             </w:tcBorders>
           </w:tcPr>
           <w:p>
+            <w:pPr>
+              <w:keepNext/>
+              <w:spacing w:before="120" w:after="40"/>
+            </w:pPr>
             <w:r/>
             <w:r>
               <w:rPr>
@@ -5542,6 +5912,12 @@
         </w:tc>
       </w:tr>
     </w:tbl>
+    <w:p>
+      <w:pPr>
+        <w:keepNext/>
+        <w:spacing w:before="0" w:after="0" w:lineRule="exact" w:line="120"/>
+      </w:pPr>
+    </w:p>
     <w:tbl>
       <w:tblPr>
         <w:tblLook w:firstColumn="1" w:firstRow="1" w:lastColumn="0" w:lastRow="0" w:noHBand="0" w:noVBand="1" w:val="04A0"/>
@@ -5559,22 +5935,26 @@
         <w:jc w:val="center"/>
       </w:tblPr>
       <w:tblGrid>
-        <w:gridCol w:w="2564"/>
-        <w:gridCol w:w="1972"/>
-        <w:gridCol w:w="802"/>
-        <w:gridCol w:w="2564"/>
-        <w:gridCol w:w="2564"/>
+        <w:gridCol w:w="2496"/>
+        <w:gridCol w:w="1939"/>
+        <w:gridCol w:w="1036"/>
+        <w:gridCol w:w="2496"/>
+        <w:gridCol w:w="2496"/>
       </w:tblGrid>
       <w:tr>
         <w:trPr>
+          <w:cantSplit/>
           <w:tblHeader w:val="true"/>
         </w:trPr>
         <w:tc>
           <w:tcPr>
             <w:shd w:val="clear" w:color="auto" w:fill="D9E2F3"/>
-            <w:tcW w:type="dxa" w:w="2564"/>
-          </w:tcPr>
-          <w:p>
+            <w:tcW w:type="dxa" w:w="2496"/>
+          </w:tcPr>
+          <w:p>
+            <w:pPr>
+              <w:keepNext/>
+            </w:pPr>
             <w:r/>
             <w:r>
               <w:rPr>
@@ -5582,7 +5962,7 @@
                 <w:b/>
                 <w:i w:val="0"/>
                 <w:color w:val="000000"/>
-                <w:sz w:val="22"/>
+                <w:sz w:val="20"/>
               </w:rPr>
               <w:t>Вид на материјал</w:t>
             </w:r>
@@ -5611,9 +5991,12 @@
         <w:tc>
           <w:tcPr>
             <w:shd w:val="clear" w:color="auto" w:fill="D9E2F3"/>
-            <w:tcW w:type="dxa" w:w="1972"/>
-          </w:tcPr>
-          <w:p>
+            <w:tcW w:type="dxa" w:w="1939"/>
+          </w:tcPr>
+          <w:p>
+            <w:pPr>
+              <w:keepNext/>
+            </w:pPr>
             <w:r/>
             <w:r>
               <w:rPr>
@@ -5621,7 +6004,7 @@
                 <w:b/>
                 <w:i w:val="0"/>
                 <w:color w:val="000000"/>
-                <w:sz w:val="22"/>
+                <w:sz w:val="20"/>
               </w:rPr>
               <w:t>Температура</w:t>
             </w:r>
@@ -5650,9 +6033,12 @@
         <w:tc>
           <w:tcPr>
             <w:shd w:val="clear" w:color="auto" w:fill="D9E2F3"/>
-            <w:tcW w:type="dxa" w:w="802"/>
-          </w:tcPr>
-          <w:p>
+            <w:tcW w:type="dxa" w:w="1036"/>
+          </w:tcPr>
+          <w:p>
+            <w:pPr>
+              <w:keepNext/>
+            </w:pPr>
             <w:r/>
             <w:r>
               <w:rPr>
@@ -5660,7 +6046,7 @@
                 <w:b/>
                 <w:i w:val="0"/>
                 <w:color w:val="000000"/>
-                <w:sz w:val="22"/>
+                <w:sz w:val="20"/>
               </w:rPr>
               <w:t>Влага</w:t>
             </w:r>
@@ -5689,9 +6075,12 @@
         <w:tc>
           <w:tcPr>
             <w:shd w:val="clear" w:color="auto" w:fill="D9E2F3"/>
-            <w:tcW w:type="dxa" w:w="2564"/>
-          </w:tcPr>
-          <w:p>
+            <w:tcW w:type="dxa" w:w="2496"/>
+          </w:tcPr>
+          <w:p>
+            <w:pPr>
+              <w:keepNext/>
+            </w:pPr>
             <w:r/>
             <w:r>
               <w:rPr>
@@ -5699,7 +6088,7 @@
                 <w:b/>
                 <w:i w:val="0"/>
                 <w:color w:val="000000"/>
-                <w:sz w:val="22"/>
+                <w:sz w:val="20"/>
               </w:rPr>
               <w:t>Логер</w:t>
             </w:r>
@@ -5728,9 +6117,12 @@
         <w:tc>
           <w:tcPr>
             <w:shd w:val="clear" w:color="auto" w:fill="D9E2F3"/>
-            <w:tcW w:type="dxa" w:w="2564"/>
-          </w:tcPr>
-          <w:p>
+            <w:tcW w:type="dxa" w:w="2496"/>
+          </w:tcPr>
+          <w:p>
+            <w:pPr>
+              <w:keepNext/>
+            </w:pPr>
             <w:r/>
             <w:r>
               <w:rPr>
@@ -5738,7 +6130,7 @@
                 <w:b/>
                 <w:i w:val="0"/>
                 <w:color w:val="000000"/>
-                <w:sz w:val="22"/>
+                <w:sz w:val="20"/>
               </w:rPr>
               <w:t>Пакување</w:t>
             </w:r>
@@ -5766,19 +6158,25 @@
         </w:tc>
       </w:tr>
       <w:tr>
-        <w:tc>
-          <w:tcPr>
-            <w:tcW w:type="dxa" w:w="2564"/>
-          </w:tcPr>
-          <w:p>
-            <w:r/>
-            <w:r>
-              <w:rPr>
-                <w:rFonts w:ascii="Calibri" w:hAnsi="Calibri"/>
-                <w:b w:val="0"/>
-                <w:i w:val="0"/>
-                <w:color w:val="000000"/>
-                <w:sz w:val="22"/>
+        <w:trPr>
+          <w:cantSplit/>
+        </w:trPr>
+        <w:tc>
+          <w:tcPr>
+            <w:tcW w:type="dxa" w:w="2496"/>
+          </w:tcPr>
+          <w:p>
+            <w:pPr>
+              <w:keepNext/>
+            </w:pPr>
+            <w:r/>
+            <w:r>
+              <w:rPr>
+                <w:rFonts w:ascii="Calibri" w:hAnsi="Calibri"/>
+                <w:b w:val="0"/>
+                <w:i w:val="0"/>
+                <w:color w:val="000000"/>
+                <w:sz w:val="20"/>
               </w:rPr>
               <w:t>Готов производ — сув цвет</w:t>
             </w:r>
@@ -5806,17 +6204,20 @@
         </w:tc>
         <w:tc>
           <w:tcPr>
-            <w:tcW w:type="dxa" w:w="1972"/>
-          </w:tcPr>
-          <w:p>
-            <w:r/>
-            <w:r>
-              <w:rPr>
-                <w:rFonts w:ascii="Calibri" w:hAnsi="Calibri"/>
-                <w:b w:val="0"/>
-                <w:i w:val="0"/>
-                <w:color w:val="000000"/>
-                <w:sz w:val="22"/>
+            <w:tcW w:type="dxa" w:w="1939"/>
+          </w:tcPr>
+          <w:p>
+            <w:pPr>
+              <w:keepNext/>
+            </w:pPr>
+            <w:r/>
+            <w:r>
+              <w:rPr>
+                <w:rFonts w:ascii="Calibri" w:hAnsi="Calibri"/>
+                <w:b w:val="0"/>
+                <w:i w:val="0"/>
+                <w:color w:val="000000"/>
+                <w:sz w:val="20"/>
               </w:rPr>
               <w:t>15–25 °C</w:t>
             </w:r>
@@ -5833,17 +6234,20 @@
         </w:tc>
         <w:tc>
           <w:tcPr>
-            <w:tcW w:type="dxa" w:w="802"/>
-          </w:tcPr>
-          <w:p>
-            <w:r/>
-            <w:r>
-              <w:rPr>
-                <w:rFonts w:ascii="Calibri" w:hAnsi="Calibri"/>
-                <w:b w:val="0"/>
-                <w:i w:val="0"/>
-                <w:color w:val="000000"/>
-                <w:sz w:val="22"/>
+            <w:tcW w:type="dxa" w:w="1036"/>
+          </w:tcPr>
+          <w:p>
+            <w:pPr>
+              <w:keepNext/>
+            </w:pPr>
+            <w:r/>
+            <w:r>
+              <w:rPr>
+                <w:rFonts w:ascii="Calibri" w:hAnsi="Calibri"/>
+                <w:b w:val="0"/>
+                <w:i w:val="0"/>
+                <w:color w:val="000000"/>
+                <w:sz w:val="20"/>
               </w:rPr>
               <w:t>RH ≤ 60 %</w:t>
             </w:r>
@@ -5860,17 +6264,20 @@
         </w:tc>
         <w:tc>
           <w:tcPr>
-            <w:tcW w:type="dxa" w:w="2564"/>
-          </w:tcPr>
-          <w:p>
-            <w:r/>
-            <w:r>
-              <w:rPr>
-                <w:rFonts w:ascii="Calibri" w:hAnsi="Calibri"/>
-                <w:b w:val="0"/>
-                <w:i w:val="0"/>
-                <w:color w:val="000000"/>
-                <w:sz w:val="22"/>
+            <w:tcW w:type="dxa" w:w="2496"/>
+          </w:tcPr>
+          <w:p>
+            <w:pPr>
+              <w:keepNext/>
+            </w:pPr>
+            <w:r/>
+            <w:r>
+              <w:rPr>
+                <w:rFonts w:ascii="Calibri" w:hAnsi="Calibri"/>
+                <w:b w:val="0"/>
+                <w:i w:val="0"/>
+                <w:color w:val="000000"/>
+                <w:sz w:val="20"/>
               </w:rPr>
               <w:t>1 по пратка, интервал 5 мин</w:t>
             </w:r>
@@ -5898,17 +6305,20 @@
         </w:tc>
         <w:tc>
           <w:tcPr>
-            <w:tcW w:type="dxa" w:w="2564"/>
-          </w:tcPr>
-          <w:p>
-            <w:r/>
-            <w:r>
-              <w:rPr>
-                <w:rFonts w:ascii="Calibri" w:hAnsi="Calibri"/>
-                <w:b w:val="0"/>
-                <w:i w:val="0"/>
-                <w:color w:val="000000"/>
-                <w:sz w:val="22"/>
+            <w:tcW w:type="dxa" w:w="2496"/>
+          </w:tcPr>
+          <w:p>
+            <w:pPr>
+              <w:keepNext/>
+            </w:pPr>
+            <w:r/>
+            <w:r>
+              <w:rPr>
+                <w:rFonts w:ascii="Calibri" w:hAnsi="Calibri"/>
+                <w:b w:val="0"/>
+                <w:i w:val="0"/>
+                <w:color w:val="000000"/>
+                <w:sz w:val="20"/>
               </w:rPr>
               <w:t>запечатени примарни кеси, кутија со UBID</w:t>
             </w:r>
@@ -5936,19 +6346,25 @@
         </w:tc>
       </w:tr>
       <w:tr>
-        <w:tc>
-          <w:tcPr>
-            <w:tcW w:type="dxa" w:w="2564"/>
-          </w:tcPr>
-          <w:p>
-            <w:r/>
-            <w:r>
-              <w:rPr>
-                <w:rFonts w:ascii="Calibri" w:hAnsi="Calibri"/>
-                <w:b w:val="0"/>
-                <w:i w:val="0"/>
-                <w:color w:val="000000"/>
-                <w:sz w:val="22"/>
+        <w:trPr>
+          <w:cantSplit/>
+        </w:trPr>
+        <w:tc>
+          <w:tcPr>
+            <w:tcW w:type="dxa" w:w="2496"/>
+          </w:tcPr>
+          <w:p>
+            <w:pPr>
+              <w:keepNext/>
+            </w:pPr>
+            <w:r/>
+            <w:r>
+              <w:rPr>
+                <w:rFonts w:ascii="Calibri" w:hAnsi="Calibri"/>
+                <w:b w:val="0"/>
+                <w:i w:val="0"/>
+                <w:color w:val="000000"/>
+                <w:sz w:val="20"/>
               </w:rPr>
               <w:t>Меѓупроизвод</w:t>
             </w:r>
@@ -5976,17 +6392,20 @@
         </w:tc>
         <w:tc>
           <w:tcPr>
-            <w:tcW w:type="dxa" w:w="1972"/>
-          </w:tcPr>
-          <w:p>
-            <w:r/>
-            <w:r>
-              <w:rPr>
-                <w:rFonts w:ascii="Calibri" w:hAnsi="Calibri"/>
-                <w:b w:val="0"/>
-                <w:i w:val="0"/>
-                <w:color w:val="000000"/>
-                <w:sz w:val="22"/>
+            <w:tcW w:type="dxa" w:w="1939"/>
+          </w:tcPr>
+          <w:p>
+            <w:pPr>
+              <w:keepNext/>
+            </w:pPr>
+            <w:r/>
+            <w:r>
+              <w:rPr>
+                <w:rFonts w:ascii="Calibri" w:hAnsi="Calibri"/>
+                <w:b w:val="0"/>
+                <w:i w:val="0"/>
+                <w:color w:val="000000"/>
+                <w:sz w:val="20"/>
               </w:rPr>
               <w:t>15–25 °C</w:t>
             </w:r>
@@ -6003,17 +6422,20 @@
         </w:tc>
         <w:tc>
           <w:tcPr>
-            <w:tcW w:type="dxa" w:w="802"/>
-          </w:tcPr>
-          <w:p>
-            <w:r/>
-            <w:r>
-              <w:rPr>
-                <w:rFonts w:ascii="Calibri" w:hAnsi="Calibri"/>
-                <w:b w:val="0"/>
-                <w:i w:val="0"/>
-                <w:color w:val="000000"/>
-                <w:sz w:val="22"/>
+            <w:tcW w:type="dxa" w:w="1036"/>
+          </w:tcPr>
+          <w:p>
+            <w:pPr>
+              <w:keepNext/>
+            </w:pPr>
+            <w:r/>
+            <w:r>
+              <w:rPr>
+                <w:rFonts w:ascii="Calibri" w:hAnsi="Calibri"/>
+                <w:b w:val="0"/>
+                <w:i w:val="0"/>
+                <w:color w:val="000000"/>
+                <w:sz w:val="20"/>
               </w:rPr>
               <w:t>RH ≤ 60 %</w:t>
             </w:r>
@@ -6030,17 +6452,20 @@
         </w:tc>
         <w:tc>
           <w:tcPr>
-            <w:tcW w:type="dxa" w:w="2564"/>
-          </w:tcPr>
-          <w:p>
-            <w:r/>
-            <w:r>
-              <w:rPr>
-                <w:rFonts w:ascii="Calibri" w:hAnsi="Calibri"/>
-                <w:b w:val="0"/>
-                <w:i w:val="0"/>
-                <w:color w:val="000000"/>
-                <w:sz w:val="22"/>
+            <w:tcW w:type="dxa" w:w="2496"/>
+          </w:tcPr>
+          <w:p>
+            <w:pPr>
+              <w:keepNext/>
+            </w:pPr>
+            <w:r/>
+            <w:r>
+              <w:rPr>
+                <w:rFonts w:ascii="Calibri" w:hAnsi="Calibri"/>
+                <w:b w:val="0"/>
+                <w:i w:val="0"/>
+                <w:color w:val="000000"/>
+                <w:sz w:val="20"/>
               </w:rPr>
               <w:t>1 по пратка</w:t>
             </w:r>
@@ -6068,17 +6493,20 @@
         </w:tc>
         <w:tc>
           <w:tcPr>
-            <w:tcW w:type="dxa" w:w="2564"/>
-          </w:tcPr>
-          <w:p>
-            <w:r/>
-            <w:r>
-              <w:rPr>
-                <w:rFonts w:ascii="Calibri" w:hAnsi="Calibri"/>
-                <w:b w:val="0"/>
-                <w:i w:val="0"/>
-                <w:color w:val="000000"/>
-                <w:sz w:val="22"/>
+            <w:tcW w:type="dxa" w:w="2496"/>
+          </w:tcPr>
+          <w:p>
+            <w:pPr>
+              <w:keepNext/>
+            </w:pPr>
+            <w:r/>
+            <w:r>
+              <w:rPr>
+                <w:rFonts w:ascii="Calibri" w:hAnsi="Calibri"/>
+                <w:b w:val="0"/>
+                <w:i w:val="0"/>
+                <w:color w:val="000000"/>
+                <w:sz w:val="20"/>
               </w:rPr>
               <w:t>двојна кеса, цврст контејнер</w:t>
             </w:r>
@@ -6106,19 +6534,25 @@
         </w:tc>
       </w:tr>
       <w:tr>
-        <w:tc>
-          <w:tcPr>
-            <w:tcW w:type="dxa" w:w="2564"/>
-          </w:tcPr>
-          <w:p>
-            <w:r/>
-            <w:r>
-              <w:rPr>
-                <w:rFonts w:ascii="Calibri" w:hAnsi="Calibri"/>
-                <w:b w:val="0"/>
-                <w:i w:val="0"/>
-                <w:color w:val="000000"/>
-                <w:sz w:val="22"/>
+        <w:trPr>
+          <w:cantSplit/>
+        </w:trPr>
+        <w:tc>
+          <w:tcPr>
+            <w:tcW w:type="dxa" w:w="2496"/>
+          </w:tcPr>
+          <w:p>
+            <w:pPr>
+              <w:keepNext/>
+            </w:pPr>
+            <w:r/>
+            <w:r>
+              <w:rPr>
+                <w:rFonts w:ascii="Calibri" w:hAnsi="Calibri"/>
+                <w:b w:val="0"/>
+                <w:i w:val="0"/>
+                <w:color w:val="000000"/>
+                <w:sz w:val="20"/>
               </w:rPr>
               <w:t>Клонови</w:t>
             </w:r>
@@ -6146,17 +6580,20 @@
         </w:tc>
         <w:tc>
           <w:tcPr>
-            <w:tcW w:type="dxa" w:w="1972"/>
-          </w:tcPr>
-          <w:p>
-            <w:r/>
-            <w:r>
-              <w:rPr>
-                <w:rFonts w:ascii="Calibri" w:hAnsi="Calibri"/>
-                <w:b w:val="0"/>
-                <w:i w:val="0"/>
-                <w:color w:val="000000"/>
-                <w:sz w:val="22"/>
+            <w:tcW w:type="dxa" w:w="1939"/>
+          </w:tcPr>
+          <w:p>
+            <w:pPr>
+              <w:keepNext/>
+            </w:pPr>
+            <w:r/>
+            <w:r>
+              <w:rPr>
+                <w:rFonts w:ascii="Calibri" w:hAnsi="Calibri"/>
+                <w:b w:val="0"/>
+                <w:i w:val="0"/>
+                <w:color w:val="000000"/>
+                <w:sz w:val="20"/>
               </w:rPr>
               <w:t>+2 до +8 °C</w:t>
             </w:r>
@@ -6184,17 +6621,20 @@
         </w:tc>
         <w:tc>
           <w:tcPr>
-            <w:tcW w:type="dxa" w:w="802"/>
-          </w:tcPr>
-          <w:p>
-            <w:r/>
-            <w:r>
-              <w:rPr>
-                <w:rFonts w:ascii="Calibri" w:hAnsi="Calibri"/>
-                <w:b w:val="0"/>
-                <w:i w:val="0"/>
-                <w:color w:val="000000"/>
-                <w:sz w:val="22"/>
+            <w:tcW w:type="dxa" w:w="1036"/>
+          </w:tcPr>
+          <w:p>
+            <w:pPr>
+              <w:keepNext/>
+            </w:pPr>
+            <w:r/>
+            <w:r>
+              <w:rPr>
+                <w:rFonts w:ascii="Calibri" w:hAnsi="Calibri"/>
+                <w:b w:val="0"/>
+                <w:i w:val="0"/>
+                <w:color w:val="000000"/>
+                <w:sz w:val="20"/>
               </w:rPr>
               <w:t>—</w:t>
             </w:r>
@@ -6211,17 +6651,20 @@
         </w:tc>
         <w:tc>
           <w:tcPr>
-            <w:tcW w:type="dxa" w:w="2564"/>
-          </w:tcPr>
-          <w:p>
-            <w:r/>
-            <w:r>
-              <w:rPr>
-                <w:rFonts w:ascii="Calibri" w:hAnsi="Calibri"/>
-                <w:b w:val="0"/>
-                <w:i w:val="0"/>
-                <w:color w:val="000000"/>
-                <w:sz w:val="22"/>
+            <w:tcW w:type="dxa" w:w="2496"/>
+          </w:tcPr>
+          <w:p>
+            <w:pPr>
+              <w:keepNext/>
+            </w:pPr>
+            <w:r/>
+            <w:r>
+              <w:rPr>
+                <w:rFonts w:ascii="Calibri" w:hAnsi="Calibri"/>
+                <w:b w:val="0"/>
+                <w:i w:val="0"/>
+                <w:color w:val="000000"/>
+                <w:sz w:val="20"/>
               </w:rPr>
               <w:t>2 (производ + амбиент)</w:t>
             </w:r>
@@ -6249,17 +6692,20 @@
         </w:tc>
         <w:tc>
           <w:tcPr>
-            <w:tcW w:type="dxa" w:w="2564"/>
-          </w:tcPr>
-          <w:p>
-            <w:r/>
-            <w:r>
-              <w:rPr>
-                <w:rFonts w:ascii="Calibri" w:hAnsi="Calibri"/>
-                <w:b w:val="0"/>
-                <w:i w:val="0"/>
-                <w:color w:val="000000"/>
-                <w:sz w:val="22"/>
+            <w:tcW w:type="dxa" w:w="2496"/>
+          </w:tcPr>
+          <w:p>
+            <w:pPr>
+              <w:keepNext/>
+            </w:pPr>
+            <w:r/>
+            <w:r>
+              <w:rPr>
+                <w:rFonts w:ascii="Calibri" w:hAnsi="Calibri"/>
+                <w:b w:val="0"/>
+                <w:i w:val="0"/>
+                <w:color w:val="000000"/>
+                <w:sz w:val="20"/>
               </w:rPr>
               <w:t>квалификуван ладилник</w:t>
             </w:r>
@@ -6287,19 +6733,25 @@
         </w:tc>
       </w:tr>
       <w:tr>
-        <w:tc>
-          <w:tcPr>
-            <w:tcW w:type="dxa" w:w="2564"/>
-          </w:tcPr>
-          <w:p>
-            <w:r/>
-            <w:r>
-              <w:rPr>
-                <w:rFonts w:ascii="Calibri" w:hAnsi="Calibri"/>
-                <w:b w:val="0"/>
-                <w:i w:val="0"/>
-                <w:color w:val="000000"/>
-                <w:sz w:val="22"/>
+        <w:trPr>
+          <w:cantSplit/>
+        </w:trPr>
+        <w:tc>
+          <w:tcPr>
+            <w:tcW w:type="dxa" w:w="2496"/>
+          </w:tcPr>
+          <w:p>
+            <w:pPr>
+              <w:keepNext/>
+            </w:pPr>
+            <w:r/>
+            <w:r>
+              <w:rPr>
+                <w:rFonts w:ascii="Calibri" w:hAnsi="Calibri"/>
+                <w:b w:val="0"/>
+                <w:i w:val="0"/>
+                <w:color w:val="000000"/>
+                <w:sz w:val="20"/>
               </w:rPr>
               <w:t>Семе</w:t>
             </w:r>
@@ -6327,17 +6779,20 @@
         </w:tc>
         <w:tc>
           <w:tcPr>
-            <w:tcW w:type="dxa" w:w="1972"/>
-          </w:tcPr>
-          <w:p>
-            <w:r/>
-            <w:r>
-              <w:rPr>
-                <w:rFonts w:ascii="Calibri" w:hAnsi="Calibri"/>
-                <w:b w:val="0"/>
-                <w:i w:val="0"/>
-                <w:color w:val="000000"/>
-                <w:sz w:val="22"/>
+            <w:tcW w:type="dxa" w:w="1939"/>
+          </w:tcPr>
+          <w:p>
+            <w:pPr>
+              <w:keepNext/>
+            </w:pPr>
+            <w:r/>
+            <w:r>
+              <w:rPr>
+                <w:rFonts w:ascii="Calibri" w:hAnsi="Calibri"/>
+                <w:b w:val="0"/>
+                <w:i w:val="0"/>
+                <w:color w:val="000000"/>
+                <w:sz w:val="20"/>
               </w:rPr>
               <w:t>5–20 °C</w:t>
             </w:r>
@@ -6354,17 +6809,20 @@
         </w:tc>
         <w:tc>
           <w:tcPr>
-            <w:tcW w:type="dxa" w:w="802"/>
-          </w:tcPr>
-          <w:p>
-            <w:r/>
-            <w:r>
-              <w:rPr>
-                <w:rFonts w:ascii="Calibri" w:hAnsi="Calibri"/>
-                <w:b w:val="0"/>
-                <w:i w:val="0"/>
-                <w:color w:val="000000"/>
-                <w:sz w:val="22"/>
+            <w:tcW w:type="dxa" w:w="1036"/>
+          </w:tcPr>
+          <w:p>
+            <w:pPr>
+              <w:keepNext/>
+            </w:pPr>
+            <w:r/>
+            <w:r>
+              <w:rPr>
+                <w:rFonts w:ascii="Calibri" w:hAnsi="Calibri"/>
+                <w:b w:val="0"/>
+                <w:i w:val="0"/>
+                <w:color w:val="000000"/>
+                <w:sz w:val="20"/>
               </w:rPr>
               <w:t>RH ≤ 60 %</w:t>
             </w:r>
@@ -6381,17 +6839,20 @@
         </w:tc>
         <w:tc>
           <w:tcPr>
-            <w:tcW w:type="dxa" w:w="2564"/>
-          </w:tcPr>
-          <w:p>
-            <w:r/>
-            <w:r>
-              <w:rPr>
-                <w:rFonts w:ascii="Calibri" w:hAnsi="Calibri"/>
-                <w:b w:val="0"/>
-                <w:i w:val="0"/>
-                <w:color w:val="000000"/>
-                <w:sz w:val="22"/>
+            <w:tcW w:type="dxa" w:w="2496"/>
+          </w:tcPr>
+          <w:p>
+            <w:pPr>
+              <w:keepNext/>
+            </w:pPr>
+            <w:r/>
+            <w:r>
+              <w:rPr>
+                <w:rFonts w:ascii="Calibri" w:hAnsi="Calibri"/>
+                <w:b w:val="0"/>
+                <w:i w:val="0"/>
+                <w:color w:val="000000"/>
+                <w:sz w:val="20"/>
               </w:rPr>
               <w:t>1 по пратка</w:t>
             </w:r>
@@ -6419,17 +6880,20 @@
         </w:tc>
         <w:tc>
           <w:tcPr>
-            <w:tcW w:type="dxa" w:w="2564"/>
-          </w:tcPr>
-          <w:p>
-            <w:r/>
-            <w:r>
-              <w:rPr>
-                <w:rFonts w:ascii="Calibri" w:hAnsi="Calibri"/>
-                <w:b w:val="0"/>
-                <w:i w:val="0"/>
-                <w:color w:val="000000"/>
-                <w:sz w:val="22"/>
+            <w:tcW w:type="dxa" w:w="2496"/>
+          </w:tcPr>
+          <w:p>
+            <w:pPr>
+              <w:keepNext/>
+            </w:pPr>
+            <w:r/>
+            <w:r>
+              <w:rPr>
+                <w:rFonts w:ascii="Calibri" w:hAnsi="Calibri"/>
+                <w:b w:val="0"/>
+                <w:i w:val="0"/>
+                <w:color w:val="000000"/>
+                <w:sz w:val="20"/>
               </w:rPr>
               <w:t>херметичка амбалажа</w:t>
             </w:r>
@@ -6457,19 +6921,22 @@
         </w:tc>
       </w:tr>
       <w:tr>
-        <w:tc>
-          <w:tcPr>
-            <w:tcW w:type="dxa" w:w="2564"/>
-          </w:tcPr>
-          <w:p>
-            <w:r/>
-            <w:r>
-              <w:rPr>
-                <w:rFonts w:ascii="Calibri" w:hAnsi="Calibri"/>
-                <w:b w:val="0"/>
-                <w:i w:val="0"/>
-                <w:color w:val="000000"/>
-                <w:sz w:val="22"/>
+        <w:trPr>
+          <w:cantSplit/>
+        </w:trPr>
+        <w:tc>
+          <w:tcPr>
+            <w:tcW w:type="dxa" w:w="2496"/>
+          </w:tcPr>
+          <w:p>
+            <w:r/>
+            <w:r>
+              <w:rPr>
+                <w:rFonts w:ascii="Calibri" w:hAnsi="Calibri"/>
+                <w:b w:val="0"/>
+                <w:i w:val="0"/>
+                <w:color w:val="000000"/>
+                <w:sz w:val="20"/>
               </w:rPr>
               <w:t>Отпад за уништување</w:t>
             </w:r>
@@ -6497,17 +6964,17 @@
         </w:tc>
         <w:tc>
           <w:tcPr>
-            <w:tcW w:type="dxa" w:w="1972"/>
-          </w:tcPr>
-          <w:p>
-            <w:r/>
-            <w:r>
-              <w:rPr>
-                <w:rFonts w:ascii="Calibri" w:hAnsi="Calibri"/>
-                <w:b w:val="0"/>
-                <w:i w:val="0"/>
-                <w:color w:val="000000"/>
-                <w:sz w:val="22"/>
+            <w:tcW w:type="dxa" w:w="1939"/>
+          </w:tcPr>
+          <w:p>
+            <w:r/>
+            <w:r>
+              <w:rPr>
+                <w:rFonts w:ascii="Calibri" w:hAnsi="Calibri"/>
+                <w:b w:val="0"/>
+                <w:i w:val="0"/>
+                <w:color w:val="000000"/>
+                <w:sz w:val="20"/>
               </w:rPr>
               <w:t>не е критична</w:t>
             </w:r>
@@ -6535,17 +7002,17 @@
         </w:tc>
         <w:tc>
           <w:tcPr>
-            <w:tcW w:type="dxa" w:w="802"/>
-          </w:tcPr>
-          <w:p>
-            <w:r/>
-            <w:r>
-              <w:rPr>
-                <w:rFonts w:ascii="Calibri" w:hAnsi="Calibri"/>
-                <w:b w:val="0"/>
-                <w:i w:val="0"/>
-                <w:color w:val="000000"/>
-                <w:sz w:val="22"/>
+            <w:tcW w:type="dxa" w:w="1036"/>
+          </w:tcPr>
+          <w:p>
+            <w:r/>
+            <w:r>
+              <w:rPr>
+                <w:rFonts w:ascii="Calibri" w:hAnsi="Calibri"/>
+                <w:b w:val="0"/>
+                <w:i w:val="0"/>
+                <w:color w:val="000000"/>
+                <w:sz w:val="20"/>
               </w:rPr>
               <w:t>—</w:t>
             </w:r>
@@ -6562,17 +7029,17 @@
         </w:tc>
         <w:tc>
           <w:tcPr>
-            <w:tcW w:type="dxa" w:w="2564"/>
-          </w:tcPr>
-          <w:p>
-            <w:r/>
-            <w:r>
-              <w:rPr>
-                <w:rFonts w:ascii="Calibri" w:hAnsi="Calibri"/>
-                <w:b w:val="0"/>
-                <w:i w:val="0"/>
-                <w:color w:val="000000"/>
-                <w:sz w:val="22"/>
+            <w:tcW w:type="dxa" w:w="2496"/>
+          </w:tcPr>
+          <w:p>
+            <w:r/>
+            <w:r>
+              <w:rPr>
+                <w:rFonts w:ascii="Calibri" w:hAnsi="Calibri"/>
+                <w:b w:val="0"/>
+                <w:i w:val="0"/>
+                <w:color w:val="000000"/>
+                <w:sz w:val="20"/>
               </w:rPr>
               <w:t>не е задолжителен</w:t>
             </w:r>
@@ -6600,17 +7067,17 @@
         </w:tc>
         <w:tc>
           <w:tcPr>
-            <w:tcW w:type="dxa" w:w="2564"/>
-          </w:tcPr>
-          <w:p>
-            <w:r/>
-            <w:r>
-              <w:rPr>
-                <w:rFonts w:ascii="Calibri" w:hAnsi="Calibri"/>
-                <w:b w:val="0"/>
-                <w:i w:val="0"/>
-                <w:color w:val="000000"/>
-                <w:sz w:val="22"/>
+            <w:tcW w:type="dxa" w:w="2496"/>
+          </w:tcPr>
+          <w:p>
+            <w:r/>
+            <w:r>
+              <w:rPr>
+                <w:rFonts w:ascii="Calibri" w:hAnsi="Calibri"/>
+                <w:b w:val="0"/>
+                <w:i w:val="0"/>
+                <w:color w:val="000000"/>
+                <w:sz w:val="20"/>
               </w:rPr>
               <w:t>запечатени вреќи, записник</w:t>
             </w:r>
@@ -6638,6 +7105,12 @@
         </w:tc>
       </w:tr>
     </w:tbl>
+    <w:p>
+      <w:pPr>
+        <w:keepNext/>
+        <w:spacing w:before="0" w:after="0" w:lineRule="exact" w:line="120"/>
+      </w:pPr>
+    </w:p>
     <w:tbl>
       <w:tblPr>
         <w:tblW w:type="auto" w:w="0"/>
@@ -6651,6 +7124,9 @@
         <w:gridCol w:w="5233"/>
       </w:tblGrid>
       <w:tr>
+        <w:trPr>
+          <w:cantSplit/>
+        </w:trPr>
         <w:tc>
           <w:tcPr>
             <w:tcW w:type="dxa" w:w="5102"/>
@@ -6664,6 +7140,8 @@
           <w:p>
             <w:pPr>
               <w:pStyle w:val="Heading2"/>
+              <w:keepNext/>
+              <w:spacing w:before="120" w:after="40"/>
             </w:pPr>
             <w:r/>
             <w:r>
@@ -6689,6 +7167,10 @@
             </w:tcBorders>
           </w:tcPr>
           <w:p>
+            <w:pPr>
+              <w:keepNext/>
+              <w:spacing w:before="120" w:after="40"/>
+            </w:pPr>
             <w:r/>
             <w:r>
               <w:rPr>
@@ -6878,6 +7360,9 @@
         </w:tc>
       </w:tr>
       <w:tr>
+        <w:trPr>
+          <w:cantSplit/>
+        </w:trPr>
         <w:tc>
           <w:tcPr>
             <w:tcW w:type="dxa" w:w="5102"/>
@@ -6891,6 +7376,8 @@
           <w:p>
             <w:pPr>
               <w:pStyle w:val="Heading2"/>
+              <w:keepNext/>
+              <w:spacing w:before="120" w:after="40"/>
             </w:pPr>
             <w:r/>
             <w:r>
@@ -6916,6 +7403,10 @@
             </w:tcBorders>
           </w:tcPr>
           <w:p>
+            <w:pPr>
+              <w:keepNext/>
+              <w:spacing w:before="120" w:after="40"/>
+            </w:pPr>
             <w:r/>
             <w:r>
               <w:rPr>
@@ -7105,6 +7596,9 @@
         </w:tc>
       </w:tr>
       <w:tr>
+        <w:trPr>
+          <w:cantSplit/>
+        </w:trPr>
         <w:tc>
           <w:tcPr>
             <w:tcW w:type="dxa" w:w="5102"/>
@@ -7118,6 +7612,8 @@
           <w:p>
             <w:pPr>
               <w:pStyle w:val="Heading2"/>
+              <w:keepNext/>
+              <w:spacing w:before="120" w:after="40"/>
             </w:pPr>
             <w:r/>
             <w:r>
@@ -7143,6 +7639,10 @@
             </w:tcBorders>
           </w:tcPr>
           <w:p>
+            <w:pPr>
+              <w:keepNext/>
+              <w:spacing w:before="120" w:after="40"/>
+            </w:pPr>
             <w:r/>
             <w:r>
               <w:rPr>
@@ -7390,6 +7890,9 @@
         </w:tc>
       </w:tr>
       <w:tr>
+        <w:trPr>
+          <w:cantSplit/>
+        </w:trPr>
         <w:tc>
           <w:tcPr>
             <w:tcW w:type="dxa" w:w="5102"/>
@@ -7403,6 +7906,8 @@
           <w:p>
             <w:pPr>
               <w:pStyle w:val="Heading2"/>
+              <w:keepNext/>
+              <w:spacing w:before="120" w:after="40"/>
             </w:pPr>
             <w:r/>
             <w:r>
@@ -7428,6 +7933,10 @@
             </w:tcBorders>
           </w:tcPr>
           <w:p>
+            <w:pPr>
+              <w:keepNext/>
+              <w:spacing w:before="120" w:after="40"/>
+            </w:pPr>
             <w:r/>
             <w:r>
               <w:rPr>
@@ -7617,6 +8126,9 @@
         </w:tc>
       </w:tr>
       <w:tr>
+        <w:trPr>
+          <w:cantSplit/>
+        </w:trPr>
         <w:tc>
           <w:tcPr>
             <w:tcW w:type="dxa" w:w="5102"/>
@@ -7630,6 +8142,8 @@
           <w:p>
             <w:pPr>
               <w:pStyle w:val="Heading2"/>
+              <w:keepNext/>
+              <w:spacing w:before="120" w:after="40"/>
             </w:pPr>
             <w:r/>
             <w:r>
@@ -7655,6 +8169,10 @@
             </w:tcBorders>
           </w:tcPr>
           <w:p>
+            <w:pPr>
+              <w:keepNext/>
+              <w:spacing w:before="120" w:after="40"/>
+            </w:pPr>
             <w:r/>
             <w:r>
               <w:rPr>
@@ -7844,6 +8362,9 @@
         </w:tc>
       </w:tr>
       <w:tr>
+        <w:trPr>
+          <w:cantSplit/>
+        </w:trPr>
         <w:tc>
           <w:tcPr>
             <w:tcW w:type="dxa" w:w="5102"/>
@@ -7857,6 +8378,8 @@
           <w:p>
             <w:pPr>
               <w:pStyle w:val="Heading2"/>
+              <w:keepNext/>
+              <w:spacing w:before="120" w:after="40"/>
             </w:pPr>
             <w:r/>
             <w:r>
@@ -7882,6 +8405,10 @@
             </w:tcBorders>
           </w:tcPr>
           <w:p>
+            <w:pPr>
+              <w:keepNext/>
+              <w:spacing w:before="120" w:after="40"/>
+            </w:pPr>
             <w:r/>
             <w:r>
               <w:rPr>
@@ -8071,6 +8598,9 @@
         </w:tc>
       </w:tr>
       <w:tr>
+        <w:trPr>
+          <w:cantSplit/>
+        </w:trPr>
         <w:tc>
           <w:tcPr>
             <w:tcW w:type="dxa" w:w="5102"/>
@@ -8084,6 +8614,8 @@
           <w:p>
             <w:pPr>
               <w:pStyle w:val="Heading2"/>
+              <w:keepNext/>
+              <w:spacing w:before="120" w:after="40"/>
             </w:pPr>
             <w:r/>
             <w:r>
@@ -8109,6 +8641,10 @@
             </w:tcBorders>
           </w:tcPr>
           <w:p>
+            <w:pPr>
+              <w:keepNext/>
+              <w:spacing w:before="120" w:after="40"/>
+            </w:pPr>
             <w:r/>
             <w:r>
               <w:rPr>
@@ -8414,6 +8950,9 @@
         </w:tc>
       </w:tr>
       <w:tr>
+        <w:trPr>
+          <w:cantSplit/>
+        </w:trPr>
         <w:tc>
           <w:tcPr>
             <w:tcW w:type="dxa" w:w="5102"/>
@@ -8427,6 +8966,8 @@
           <w:p>
             <w:pPr>
               <w:pStyle w:val="Heading2"/>
+              <w:keepNext/>
+              <w:spacing w:before="120" w:after="40"/>
             </w:pPr>
             <w:r/>
             <w:r>
@@ -8452,6 +8993,10 @@
             </w:tcBorders>
           </w:tcPr>
           <w:p>
+            <w:pPr>
+              <w:keepNext/>
+              <w:spacing w:before="120" w:after="40"/>
+            </w:pPr>
             <w:r/>
             <w:r>
               <w:rPr>
@@ -8525,6 +9070,9 @@
         </w:tc>
       </w:tr>
       <w:tr>
+        <w:trPr>
+          <w:cantSplit/>
+        </w:trPr>
         <w:tc>
           <w:tcPr>
             <w:tcW w:type="dxa" w:w="5102"/>
@@ -8538,6 +9086,8 @@
           <w:p>
             <w:pPr>
               <w:pStyle w:val="Heading2"/>
+              <w:keepNext/>
+              <w:spacing w:before="120" w:after="40"/>
             </w:pPr>
             <w:r/>
             <w:r>
@@ -8563,6 +9113,10 @@
             </w:tcBorders>
           </w:tcPr>
           <w:p>
+            <w:pPr>
+              <w:keepNext/>
+              <w:spacing w:before="120" w:after="40"/>
+            </w:pPr>
             <w:r/>
             <w:r>
               <w:rPr>
@@ -8635,62 +9189,61 @@
           </w:p>
         </w:tc>
       </w:tr>
-      <w:tr>
-        <w:tc>
-          <w:tcPr>
-            <w:tcW w:type="dxa" w:w="5102"/>
-            <w:shd w:val="clear" w:color="auto" w:fill="E8E8E8"/>
-            <w:tcBorders>
-              <w:top w:val="nil"/>
-              <w:left w:val="nil"/>
-              <w:bottom w:val="nil"/>
-              <w:right w:val="single" w:sz="4" w:color="000000"/>
-            </w:tcBorders>
-          </w:tcPr>
-          <w:p>
-            <w:pPr>
-              <w:pStyle w:val="Heading1"/>
-            </w:pPr>
-            <w:r/>
-            <w:r>
-              <w:rPr>
-                <w:rFonts w:ascii="Calibri" w:hAnsi="Calibri"/>
-                <w:b/>
-                <w:i w:val="0"/>
-                <w:color w:val="000000"/>
-                <w:sz w:val="24"/>
-              </w:rPr>
-              <w:t>7.0 ЗАПИСИ</w:t>
-            </w:r>
-          </w:p>
-        </w:tc>
-        <w:tc>
-          <w:tcPr>
-            <w:tcW w:type="dxa" w:w="5102"/>
-            <w:shd w:val="clear" w:color="auto" w:fill="E8E8E8"/>
-            <w:tcBorders>
-              <w:top w:val="nil"/>
-              <w:left w:val="single" w:sz="4" w:color="000000"/>
-              <w:bottom w:val="nil"/>
-              <w:right w:val="nil"/>
-            </w:tcBorders>
-          </w:tcPr>
-          <w:p>
-            <w:r/>
-            <w:r>
-              <w:rPr>
-                <w:rFonts w:ascii="Calibri" w:hAnsi="Calibri"/>
-                <w:b/>
-                <w:i w:val="0"/>
-                <w:color w:val="595959"/>
-                <w:sz w:val="24"/>
-              </w:rPr>
-              <w:t>7.0 RECORDS</w:t>
-            </w:r>
-          </w:p>
-        </w:tc>
-      </w:tr>
     </w:tbl>
+    <w:p>
+      <w:pPr>
+        <w:keepNext/>
+        <w:spacing w:before="0" w:after="0" w:lineRule="exact" w:line="200"/>
+      </w:pPr>
+    </w:p>
+    <w:p>
+      <w:pPr>
+        <w:pStyle w:val="Heading1"/>
+        <w:keepNext/>
+        <w:tabs>
+          <w:tab w:pos="5233" w:val="left"/>
+        </w:tabs>
+        <w:spacing w:before="60" w:after="60"/>
+        <w:ind w:left="130" w:right="130"/>
+        <w:shd w:val="clear" w:color="auto" w:fill="E8E8E8"/>
+      </w:pPr>
+      <w:r>
+        <w:rPr>
+          <w:rFonts w:ascii="Calibri" w:hAnsi="Calibri"/>
+          <w:b/>
+          <w:i w:val="0"/>
+          <w:color w:val="000000"/>
+          <w:sz w:val="24"/>
+        </w:rPr>
+        <w:t>7.0 ЗАПИСИ</w:t>
+      </w:r>
+      <w:r>
+        <w:rPr>
+          <w:rFonts w:ascii="Calibri" w:hAnsi="Calibri"/>
+          <w:b w:val="0"/>
+          <w:i w:val="0"/>
+          <w:color w:val="000000"/>
+          <w:sz w:val="24"/>
+        </w:rPr>
+        <w:tab/>
+      </w:r>
+      <w:r>
+        <w:rPr>
+          <w:rFonts w:ascii="Calibri" w:hAnsi="Calibri"/>
+          <w:b/>
+          <w:i w:val="0"/>
+          <w:color w:val="595959"/>
+          <w:sz w:val="24"/>
+        </w:rPr>
+        <w:t>7.0 RECORDS</w:t>
+      </w:r>
+    </w:p>
+    <w:p>
+      <w:pPr>
+        <w:keepNext/>
+        <w:spacing w:before="0" w:after="0" w:lineRule="exact" w:line="120"/>
+      </w:pPr>
+    </w:p>
     <w:tbl>
       <w:tblPr>
         <w:tblLook w:firstColumn="1" w:firstRow="1" w:lastColumn="0" w:lastRow="0" w:noHBand="0" w:noVBand="1" w:val="04A0"/>
@@ -8703,25 +9256,29 @@
           <w:insideV w:val="single" w:sz="4" w:space="0" w:color="000000"/>
         </w:tblBorders>
         <w:tblLayout w:type="fixed"/>
-        <w:tblW w:type="dxa" w:w="8797"/>
+        <w:tblW w:type="dxa" w:w="10466"/>
         <w:tblInd w:type="dxa" w:w="0"/>
         <w:jc w:val="center"/>
       </w:tblPr>
       <w:tblGrid>
-        <w:gridCol w:w="1535"/>
-        <w:gridCol w:w="3631"/>
-        <w:gridCol w:w="3631"/>
+        <w:gridCol w:w="1826"/>
+        <w:gridCol w:w="4320"/>
+        <w:gridCol w:w="4320"/>
       </w:tblGrid>
       <w:tr>
         <w:trPr>
+          <w:cantSplit/>
           <w:tblHeader w:val="true"/>
         </w:trPr>
         <w:tc>
           <w:tcPr>
             <w:shd w:val="clear" w:color="auto" w:fill="D9E2F3"/>
-            <w:tcW w:type="dxa" w:w="1535"/>
-          </w:tcPr>
-          <w:p>
+            <w:tcW w:type="dxa" w:w="1826"/>
+          </w:tcPr>
+          <w:p>
+            <w:pPr>
+              <w:keepNext/>
+            </w:pPr>
             <w:r/>
             <w:r>
               <w:rPr>
@@ -8758,9 +9315,12 @@
         <w:tc>
           <w:tcPr>
             <w:shd w:val="clear" w:color="auto" w:fill="D9E2F3"/>
-            <w:tcW w:type="dxa" w:w="3631"/>
-          </w:tcPr>
-          <w:p>
+            <w:tcW w:type="dxa" w:w="4320"/>
+          </w:tcPr>
+          <w:p>
+            <w:pPr>
+              <w:keepNext/>
+            </w:pPr>
             <w:r/>
             <w:r>
               <w:rPr>
@@ -8797,9 +9357,12 @@
         <w:tc>
           <w:tcPr>
             <w:shd w:val="clear" w:color="auto" w:fill="D9E2F3"/>
-            <w:tcW w:type="dxa" w:w="3631"/>
-          </w:tcPr>
-          <w:p>
+            <w:tcW w:type="dxa" w:w="4320"/>
+          </w:tcPr>
+          <w:p>
+            <w:pPr>
+              <w:keepNext/>
+            </w:pPr>
             <w:r/>
             <w:r>
               <w:rPr>
@@ -8835,11 +9398,17 @@
         </w:tc>
       </w:tr>
       <w:tr>
-        <w:tc>
-          <w:tcPr>
-            <w:tcW w:type="dxa" w:w="1535"/>
-          </w:tcPr>
-          <w:p>
+        <w:trPr>
+          <w:cantSplit/>
+        </w:trPr>
+        <w:tc>
+          <w:tcPr>
+            <w:tcW w:type="dxa" w:w="1826"/>
+          </w:tcPr>
+          <w:p>
+            <w:pPr>
+              <w:keepNext/>
+            </w:pPr>
             <w:r/>
             <w:r>
               <w:rPr>
@@ -8864,9 +9433,12 @@
         </w:tc>
         <w:tc>
           <w:tcPr>
-            <w:tcW w:type="dxa" w:w="3631"/>
-          </w:tcPr>
-          <w:p>
+            <w:tcW w:type="dxa" w:w="4320"/>
+          </w:tcPr>
+          <w:p>
+            <w:pPr>
+              <w:keepNext/>
+            </w:pPr>
             <w:r/>
             <w:r>
               <w:rPr>
@@ -8902,9 +9474,12 @@
         </w:tc>
         <w:tc>
           <w:tcPr>
-            <w:tcW w:type="dxa" w:w="3631"/>
-          </w:tcPr>
-          <w:p>
+            <w:tcW w:type="dxa" w:w="4320"/>
+          </w:tcPr>
+          <w:p>
+            <w:pPr>
+              <w:keepNext/>
+            </w:pPr>
             <w:r/>
             <w:r>
               <w:rPr>
@@ -8940,11 +9515,17 @@
         </w:tc>
       </w:tr>
       <w:tr>
-        <w:tc>
-          <w:tcPr>
-            <w:tcW w:type="dxa" w:w="1535"/>
-          </w:tcPr>
-          <w:p>
+        <w:trPr>
+          <w:cantSplit/>
+        </w:trPr>
+        <w:tc>
+          <w:tcPr>
+            <w:tcW w:type="dxa" w:w="1826"/>
+          </w:tcPr>
+          <w:p>
+            <w:pPr>
+              <w:keepNext/>
+            </w:pPr>
             <w:r/>
             <w:r>
               <w:rPr>
@@ -8969,9 +9550,12 @@
         </w:tc>
         <w:tc>
           <w:tcPr>
-            <w:tcW w:type="dxa" w:w="3631"/>
-          </w:tcPr>
-          <w:p>
+            <w:tcW w:type="dxa" w:w="4320"/>
+          </w:tcPr>
+          <w:p>
+            <w:pPr>
+              <w:keepNext/>
+            </w:pPr>
             <w:r/>
             <w:r>
               <w:rPr>
@@ -9007,9 +9591,12 @@
         </w:tc>
         <w:tc>
           <w:tcPr>
-            <w:tcW w:type="dxa" w:w="3631"/>
-          </w:tcPr>
-          <w:p>
+            <w:tcW w:type="dxa" w:w="4320"/>
+          </w:tcPr>
+          <w:p>
+            <w:pPr>
+              <w:keepNext/>
+            </w:pPr>
             <w:r/>
             <w:r>
               <w:rPr>
@@ -9045,11 +9632,17 @@
         </w:tc>
       </w:tr>
       <w:tr>
-        <w:tc>
-          <w:tcPr>
-            <w:tcW w:type="dxa" w:w="1535"/>
-          </w:tcPr>
-          <w:p>
+        <w:trPr>
+          <w:cantSplit/>
+        </w:trPr>
+        <w:tc>
+          <w:tcPr>
+            <w:tcW w:type="dxa" w:w="1826"/>
+          </w:tcPr>
+          <w:p>
+            <w:pPr>
+              <w:keepNext/>
+            </w:pPr>
             <w:r/>
             <w:r>
               <w:rPr>
@@ -9074,9 +9667,12 @@
         </w:tc>
         <w:tc>
           <w:tcPr>
-            <w:tcW w:type="dxa" w:w="3631"/>
-          </w:tcPr>
-          <w:p>
+            <w:tcW w:type="dxa" w:w="4320"/>
+          </w:tcPr>
+          <w:p>
+            <w:pPr>
+              <w:keepNext/>
+            </w:pPr>
             <w:r/>
             <w:r>
               <w:rPr>
@@ -9112,9 +9708,12 @@
         </w:tc>
         <w:tc>
           <w:tcPr>
-            <w:tcW w:type="dxa" w:w="3631"/>
-          </w:tcPr>
-          <w:p>
+            <w:tcW w:type="dxa" w:w="4320"/>
+          </w:tcPr>
+          <w:p>
+            <w:pPr>
+              <w:keepNext/>
+            </w:pPr>
             <w:r/>
             <w:r>
               <w:rPr>
@@ -9150,11 +9749,17 @@
         </w:tc>
       </w:tr>
       <w:tr>
-        <w:tc>
-          <w:tcPr>
-            <w:tcW w:type="dxa" w:w="1535"/>
-          </w:tcPr>
-          <w:p>
+        <w:trPr>
+          <w:cantSplit/>
+        </w:trPr>
+        <w:tc>
+          <w:tcPr>
+            <w:tcW w:type="dxa" w:w="1826"/>
+          </w:tcPr>
+          <w:p>
+            <w:pPr>
+              <w:keepNext/>
+            </w:pPr>
             <w:r/>
             <w:r>
               <w:rPr>
@@ -9179,9 +9784,12 @@
         </w:tc>
         <w:tc>
           <w:tcPr>
-            <w:tcW w:type="dxa" w:w="3631"/>
-          </w:tcPr>
-          <w:p>
+            <w:tcW w:type="dxa" w:w="4320"/>
+          </w:tcPr>
+          <w:p>
+            <w:pPr>
+              <w:keepNext/>
+            </w:pPr>
             <w:r/>
             <w:r>
               <w:rPr>
@@ -9217,9 +9825,12 @@
         </w:tc>
         <w:tc>
           <w:tcPr>
-            <w:tcW w:type="dxa" w:w="3631"/>
-          </w:tcPr>
-          <w:p>
+            <w:tcW w:type="dxa" w:w="4320"/>
+          </w:tcPr>
+          <w:p>
+            <w:pPr>
+              <w:keepNext/>
+            </w:pPr>
             <w:r/>
             <w:r>
               <w:rPr>
@@ -9255,11 +9866,17 @@
         </w:tc>
       </w:tr>
       <w:tr>
-        <w:tc>
-          <w:tcPr>
-            <w:tcW w:type="dxa" w:w="1535"/>
-          </w:tcPr>
-          <w:p>
+        <w:trPr>
+          <w:cantSplit/>
+        </w:trPr>
+        <w:tc>
+          <w:tcPr>
+            <w:tcW w:type="dxa" w:w="1826"/>
+          </w:tcPr>
+          <w:p>
+            <w:pPr>
+              <w:keepNext/>
+            </w:pPr>
             <w:r/>
             <w:r>
               <w:rPr>
@@ -9284,9 +9901,12 @@
         </w:tc>
         <w:tc>
           <w:tcPr>
-            <w:tcW w:type="dxa" w:w="3631"/>
-          </w:tcPr>
-          <w:p>
+            <w:tcW w:type="dxa" w:w="4320"/>
+          </w:tcPr>
+          <w:p>
+            <w:pPr>
+              <w:keepNext/>
+            </w:pPr>
             <w:r/>
             <w:r>
               <w:rPr>
@@ -9322,9 +9942,12 @@
         </w:tc>
         <w:tc>
           <w:tcPr>
-            <w:tcW w:type="dxa" w:w="3631"/>
-          </w:tcPr>
-          <w:p>
+            <w:tcW w:type="dxa" w:w="4320"/>
+          </w:tcPr>
+          <w:p>
+            <w:pPr>
+              <w:keepNext/>
+            </w:pPr>
             <w:r/>
             <w:r>
               <w:rPr>
@@ -9360,11 +9983,17 @@
         </w:tc>
       </w:tr>
       <w:tr>
-        <w:tc>
-          <w:tcPr>
-            <w:tcW w:type="dxa" w:w="1535"/>
-          </w:tcPr>
-          <w:p>
+        <w:trPr>
+          <w:cantSplit/>
+        </w:trPr>
+        <w:tc>
+          <w:tcPr>
+            <w:tcW w:type="dxa" w:w="1826"/>
+          </w:tcPr>
+          <w:p>
+            <w:pPr>
+              <w:keepNext/>
+            </w:pPr>
             <w:r/>
             <w:r>
               <w:rPr>
@@ -9389,9 +10018,12 @@
         </w:tc>
         <w:tc>
           <w:tcPr>
-            <w:tcW w:type="dxa" w:w="3631"/>
-          </w:tcPr>
-          <w:p>
+            <w:tcW w:type="dxa" w:w="4320"/>
+          </w:tcPr>
+          <w:p>
+            <w:pPr>
+              <w:keepNext/>
+            </w:pPr>
             <w:r/>
             <w:r>
               <w:rPr>
@@ -9427,9 +10059,12 @@
         </w:tc>
         <w:tc>
           <w:tcPr>
-            <w:tcW w:type="dxa" w:w="3631"/>
-          </w:tcPr>
-          <w:p>
+            <w:tcW w:type="dxa" w:w="4320"/>
+          </w:tcPr>
+          <w:p>
+            <w:pPr>
+              <w:keepNext/>
+            </w:pPr>
             <w:r/>
             <w:r>
               <w:rPr>
@@ -9465,9 +10100,12 @@
         </w:tc>
       </w:tr>
       <w:tr>
-        <w:tc>
-          <w:tcPr>
-            <w:tcW w:type="dxa" w:w="1535"/>
+        <w:trPr>
+          <w:cantSplit/>
+        </w:trPr>
+        <w:tc>
+          <w:tcPr>
+            <w:tcW w:type="dxa" w:w="1826"/>
           </w:tcPr>
           <w:p>
             <w:r/>
@@ -9494,7 +10132,7 @@
         </w:tc>
         <w:tc>
           <w:tcPr>
-            <w:tcW w:type="dxa" w:w="3631"/>
+            <w:tcW w:type="dxa" w:w="4320"/>
           </w:tcPr>
           <w:p>
             <w:r/>
@@ -9532,7 +10170,7 @@
         </w:tc>
         <w:tc>
           <w:tcPr>
-            <w:tcW w:type="dxa" w:w="3631"/>
+            <w:tcW w:type="dxa" w:w="4320"/>
           </w:tcPr>
           <w:p>
             <w:r/>
@@ -9559,74 +10197,60 @@
         </w:tc>
       </w:tr>
     </w:tbl>
-    <w:tbl>
-      <w:tblPr>
-        <w:tblW w:type="auto" w:w="0"/>
-        <w:jc w:val="center"/>
-        <w:tblLayout w:type="fixed"/>
-        <w:tblLook w:firstColumn="1" w:firstRow="1" w:lastColumn="0" w:lastRow="0" w:noHBand="0" w:noVBand="1" w:val="04A0"/>
-        <w:tblLayout w:type="fixed"/>
-      </w:tblPr>
-      <w:tblGrid>
-        <w:gridCol w:w="5233"/>
-        <w:gridCol w:w="5233"/>
-      </w:tblGrid>
-      <w:tr>
-        <w:tc>
-          <w:tcPr>
-            <w:tcW w:type="dxa" w:w="5102"/>
-            <w:shd w:val="clear" w:color="auto" w:fill="E8E8E8"/>
-            <w:tcBorders>
-              <w:top w:val="nil"/>
-              <w:left w:val="nil"/>
-              <w:bottom w:val="nil"/>
-              <w:right w:val="single" w:sz="4" w:color="000000"/>
-            </w:tcBorders>
-          </w:tcPr>
-          <w:p>
-            <w:pPr>
-              <w:pStyle w:val="Heading1"/>
-            </w:pPr>
-            <w:r/>
-            <w:r>
-              <w:rPr>
-                <w:rFonts w:ascii="Calibri" w:hAnsi="Calibri"/>
-                <w:b/>
-                <w:i w:val="0"/>
-                <w:color w:val="000000"/>
-                <w:sz w:val="24"/>
-              </w:rPr>
-              <w:t>8.0 ПОВРЗАНИ ДОКУМЕНТИ</w:t>
-            </w:r>
-          </w:p>
-        </w:tc>
-        <w:tc>
-          <w:tcPr>
-            <w:tcW w:type="dxa" w:w="5102"/>
-            <w:shd w:val="clear" w:color="auto" w:fill="E8E8E8"/>
-            <w:tcBorders>
-              <w:top w:val="nil"/>
-              <w:left w:val="single" w:sz="4" w:color="000000"/>
-              <w:bottom w:val="nil"/>
-              <w:right w:val="nil"/>
-            </w:tcBorders>
-          </w:tcPr>
-          <w:p>
-            <w:r/>
-            <w:r>
-              <w:rPr>
-                <w:rFonts w:ascii="Calibri" w:hAnsi="Calibri"/>
-                <w:b/>
-                <w:i w:val="0"/>
-                <w:color w:val="595959"/>
-                <w:sz w:val="24"/>
-              </w:rPr>
-              <w:t>8.0 RELATED DOCUMENTS</w:t>
-            </w:r>
-          </w:p>
-        </w:tc>
-      </w:tr>
-    </w:tbl>
+    <w:p>
+      <w:pPr>
+        <w:keepNext/>
+        <w:spacing w:before="0" w:after="0" w:lineRule="exact" w:line="200"/>
+      </w:pPr>
+    </w:p>
+    <w:p>
+      <w:pPr>
+        <w:pStyle w:val="Heading1"/>
+        <w:keepNext/>
+        <w:tabs>
+          <w:tab w:pos="5233" w:val="left"/>
+        </w:tabs>
+        <w:spacing w:before="60" w:after="60"/>
+        <w:ind w:left="130" w:right="130"/>
+        <w:shd w:val="clear" w:color="auto" w:fill="E8E8E8"/>
+      </w:pPr>
+      <w:r>
+        <w:rPr>
+          <w:rFonts w:ascii="Calibri" w:hAnsi="Calibri"/>
+          <w:b/>
+          <w:i w:val="0"/>
+          <w:color w:val="000000"/>
+          <w:sz w:val="24"/>
+        </w:rPr>
+        <w:t>8.0 ПОВРЗАНИ ДОКУМЕНТИ</w:t>
+      </w:r>
+      <w:r>
+        <w:rPr>
+          <w:rFonts w:ascii="Calibri" w:hAnsi="Calibri"/>
+          <w:b w:val="0"/>
+          <w:i w:val="0"/>
+          <w:color w:val="000000"/>
+          <w:sz w:val="24"/>
+        </w:rPr>
+        <w:tab/>
+      </w:r>
+      <w:r>
+        <w:rPr>
+          <w:rFonts w:ascii="Calibri" w:hAnsi="Calibri"/>
+          <w:b/>
+          <w:i w:val="0"/>
+          <w:color w:val="595959"/>
+          <w:sz w:val="24"/>
+        </w:rPr>
+        <w:t>8.0 RELATED DOCUMENTS</w:t>
+      </w:r>
+    </w:p>
+    <w:p>
+      <w:pPr>
+        <w:keepNext/>
+        <w:spacing w:before="0" w:after="0" w:lineRule="exact" w:line="120"/>
+      </w:pPr>
+    </w:p>
     <w:tbl>
       <w:tblPr>
         <w:tblLook w:firstColumn="1" w:firstRow="1" w:lastColumn="0" w:lastRow="0" w:noHBand="0" w:noVBand="1" w:val="04A0"/>
@@ -9639,24 +10263,28 @@
           <w:insideV w:val="single" w:sz="4" w:space="0" w:color="000000"/>
         </w:tblBorders>
         <w:tblLayout w:type="fixed"/>
-        <w:tblW w:type="dxa" w:w="6164"/>
+        <w:tblW w:type="dxa" w:w="10466"/>
         <w:tblInd w:type="dxa" w:w="0"/>
         <w:jc w:val="center"/>
       </w:tblPr>
       <w:tblGrid>
-        <w:gridCol w:w="2533"/>
-        <w:gridCol w:w="3631"/>
+        <w:gridCol w:w="4301"/>
+        <w:gridCol w:w="6165"/>
       </w:tblGrid>
       <w:tr>
         <w:trPr>
+          <w:cantSplit/>
           <w:tblHeader w:val="true"/>
         </w:trPr>
         <w:tc>
           <w:tcPr>
             <w:shd w:val="clear" w:color="auto" w:fill="D9E2F3"/>
-            <w:tcW w:type="dxa" w:w="2533"/>
-          </w:tcPr>
-          <w:p>
+            <w:tcW w:type="dxa" w:w="4301"/>
+          </w:tcPr>
+          <w:p>
+            <w:pPr>
+              <w:keepNext/>
+            </w:pPr>
             <w:r/>
             <w:r>
               <w:rPr>
@@ -9693,9 +10321,12 @@
         <w:tc>
           <w:tcPr>
             <w:shd w:val="clear" w:color="auto" w:fill="D9E2F3"/>
-            <w:tcW w:type="dxa" w:w="3631"/>
-          </w:tcPr>
-          <w:p>
+            <w:tcW w:type="dxa" w:w="6165"/>
+          </w:tcPr>
+          <w:p>
+            <w:pPr>
+              <w:keepNext/>
+            </w:pPr>
             <w:r/>
             <w:r>
               <w:rPr>
@@ -9731,11 +10362,17 @@
         </w:tc>
       </w:tr>
       <w:tr>
-        <w:tc>
-          <w:tcPr>
-            <w:tcW w:type="dxa" w:w="2533"/>
-          </w:tcPr>
-          <w:p>
+        <w:trPr>
+          <w:cantSplit/>
+        </w:trPr>
+        <w:tc>
+          <w:tcPr>
+            <w:tcW w:type="dxa" w:w="4301"/>
+          </w:tcPr>
+          <w:p>
+            <w:pPr>
+              <w:keepNext/>
+            </w:pPr>
             <w:r/>
             <w:r>
               <w:rPr>
@@ -9760,9 +10397,12 @@
         </w:tc>
         <w:tc>
           <w:tcPr>
-            <w:tcW w:type="dxa" w:w="3631"/>
-          </w:tcPr>
-          <w:p>
+            <w:tcW w:type="dxa" w:w="6165"/>
+          </w:tcPr>
+          <w:p>
+            <w:pPr>
+              <w:keepNext/>
+            </w:pPr>
             <w:r/>
             <w:r>
               <w:rPr>
@@ -9798,11 +10438,17 @@
         </w:tc>
       </w:tr>
       <w:tr>
-        <w:tc>
-          <w:tcPr>
-            <w:tcW w:type="dxa" w:w="2533"/>
-          </w:tcPr>
-          <w:p>
+        <w:trPr>
+          <w:cantSplit/>
+        </w:trPr>
+        <w:tc>
+          <w:tcPr>
+            <w:tcW w:type="dxa" w:w="4301"/>
+          </w:tcPr>
+          <w:p>
+            <w:pPr>
+              <w:keepNext/>
+            </w:pPr>
             <w:r/>
             <w:r>
               <w:rPr>
@@ -9827,9 +10473,12 @@
         </w:tc>
         <w:tc>
           <w:tcPr>
-            <w:tcW w:type="dxa" w:w="3631"/>
-          </w:tcPr>
-          <w:p>
+            <w:tcW w:type="dxa" w:w="6165"/>
+          </w:tcPr>
+          <w:p>
+            <w:pPr>
+              <w:keepNext/>
+            </w:pPr>
             <w:r/>
             <w:r>
               <w:rPr>
@@ -9865,9 +10514,12 @@
         </w:tc>
       </w:tr>
       <w:tr>
-        <w:tc>
-          <w:tcPr>
-            <w:tcW w:type="dxa" w:w="2533"/>
+        <w:trPr>
+          <w:cantSplit/>
+        </w:trPr>
+        <w:tc>
+          <w:tcPr>
+            <w:tcW w:type="dxa" w:w="4301"/>
           </w:tcPr>
           <w:p>
             <w:r/>
@@ -9894,7 +10546,7 @@
         </w:tc>
         <w:tc>
           <w:tcPr>
-            <w:tcW w:type="dxa" w:w="3631"/>
+            <w:tcW w:type="dxa" w:w="6165"/>
           </w:tcPr>
           <w:p>
             <w:r/>
@@ -9932,9 +10584,12 @@
         </w:tc>
       </w:tr>
       <w:tr>
-        <w:tc>
-          <w:tcPr>
-            <w:tcW w:type="dxa" w:w="2533"/>
+        <w:trPr>
+          <w:cantSplit/>
+        </w:trPr>
+        <w:tc>
+          <w:tcPr>
+            <w:tcW w:type="dxa" w:w="4301"/>
           </w:tcPr>
           <w:p>
             <w:r/>
@@ -9961,7 +10616,7 @@
         </w:tc>
         <w:tc>
           <w:tcPr>
-            <w:tcW w:type="dxa" w:w="3631"/>
+            <w:tcW w:type="dxa" w:w="6165"/>
           </w:tcPr>
           <w:p>
             <w:r/>
@@ -9999,9 +10654,12 @@
         </w:tc>
       </w:tr>
       <w:tr>
-        <w:tc>
-          <w:tcPr>
-            <w:tcW w:type="dxa" w:w="2533"/>
+        <w:trPr>
+          <w:cantSplit/>
+        </w:trPr>
+        <w:tc>
+          <w:tcPr>
+            <w:tcW w:type="dxa" w:w="4301"/>
           </w:tcPr>
           <w:p>
             <w:r/>
@@ -10028,7 +10686,7 @@
         </w:tc>
         <w:tc>
           <w:tcPr>
-            <w:tcW w:type="dxa" w:w="3631"/>
+            <w:tcW w:type="dxa" w:w="6165"/>
           </w:tcPr>
           <w:p>
             <w:r/>
@@ -10066,9 +10724,12 @@
         </w:tc>
       </w:tr>
       <w:tr>
-        <w:tc>
-          <w:tcPr>
-            <w:tcW w:type="dxa" w:w="2533"/>
+        <w:trPr>
+          <w:cantSplit/>
+        </w:trPr>
+        <w:tc>
+          <w:tcPr>
+            <w:tcW w:type="dxa" w:w="4301"/>
           </w:tcPr>
           <w:p>
             <w:r/>
@@ -10095,7 +10756,7 @@
         </w:tc>
         <w:tc>
           <w:tcPr>
-            <w:tcW w:type="dxa" w:w="3631"/>
+            <w:tcW w:type="dxa" w:w="6165"/>
           </w:tcPr>
           <w:p>
             <w:r/>
@@ -10133,9 +10794,12 @@
         </w:tc>
       </w:tr>
       <w:tr>
-        <w:tc>
-          <w:tcPr>
-            <w:tcW w:type="dxa" w:w="2533"/>
+        <w:trPr>
+          <w:cantSplit/>
+        </w:trPr>
+        <w:tc>
+          <w:tcPr>
+            <w:tcW w:type="dxa" w:w="4301"/>
           </w:tcPr>
           <w:p>
             <w:r/>
@@ -10162,7 +10826,7 @@
         </w:tc>
         <w:tc>
           <w:tcPr>
-            <w:tcW w:type="dxa" w:w="3631"/>
+            <w:tcW w:type="dxa" w:w="6165"/>
           </w:tcPr>
           <w:p>
             <w:r/>
@@ -10200,9 +10864,12 @@
         </w:tc>
       </w:tr>
       <w:tr>
-        <w:tc>
-          <w:tcPr>
-            <w:tcW w:type="dxa" w:w="2533"/>
+        <w:trPr>
+          <w:cantSplit/>
+        </w:trPr>
+        <w:tc>
+          <w:tcPr>
+            <w:tcW w:type="dxa" w:w="4301"/>
           </w:tcPr>
           <w:p>
             <w:r/>
@@ -10229,7 +10896,7 @@
         </w:tc>
         <w:tc>
           <w:tcPr>
-            <w:tcW w:type="dxa" w:w="3631"/>
+            <w:tcW w:type="dxa" w:w="6165"/>
           </w:tcPr>
           <w:p>
             <w:r/>
@@ -10267,9 +10934,12 @@
         </w:tc>
       </w:tr>
       <w:tr>
-        <w:tc>
-          <w:tcPr>
-            <w:tcW w:type="dxa" w:w="2533"/>
+        <w:trPr>
+          <w:cantSplit/>
+        </w:trPr>
+        <w:tc>
+          <w:tcPr>
+            <w:tcW w:type="dxa" w:w="4301"/>
           </w:tcPr>
           <w:p>
             <w:r/>
@@ -10296,7 +10966,7 @@
         </w:tc>
         <w:tc>
           <w:tcPr>
-            <w:tcW w:type="dxa" w:w="3631"/>
+            <w:tcW w:type="dxa" w:w="6165"/>
           </w:tcPr>
           <w:p>
             <w:r/>
@@ -10334,74 +11004,60 @@
         </w:tc>
       </w:tr>
     </w:tbl>
-    <w:tbl>
-      <w:tblPr>
-        <w:tblW w:type="auto" w:w="0"/>
-        <w:jc w:val="center"/>
-        <w:tblLayout w:type="fixed"/>
-        <w:tblLook w:firstColumn="1" w:firstRow="1" w:lastColumn="0" w:lastRow="0" w:noHBand="0" w:noVBand="1" w:val="04A0"/>
-        <w:tblLayout w:type="fixed"/>
-      </w:tblPr>
-      <w:tblGrid>
-        <w:gridCol w:w="5233"/>
-        <w:gridCol w:w="5233"/>
-      </w:tblGrid>
-      <w:tr>
-        <w:tc>
-          <w:tcPr>
-            <w:tcW w:type="dxa" w:w="5102"/>
-            <w:shd w:val="clear" w:color="auto" w:fill="E8E8E8"/>
-            <w:tcBorders>
-              <w:top w:val="nil"/>
-              <w:left w:val="nil"/>
-              <w:bottom w:val="nil"/>
-              <w:right w:val="single" w:sz="4" w:color="000000"/>
-            </w:tcBorders>
-          </w:tcPr>
-          <w:p>
-            <w:pPr>
-              <w:pStyle w:val="Heading1"/>
-            </w:pPr>
-            <w:r/>
-            <w:r>
-              <w:rPr>
-                <w:rFonts w:ascii="Calibri" w:hAnsi="Calibri"/>
-                <w:b/>
-                <w:i w:val="0"/>
-                <w:color w:val="000000"/>
-                <w:sz w:val="24"/>
-              </w:rPr>
-              <w:t>9.0 РЕВИЗИЈА</w:t>
-            </w:r>
-          </w:p>
-        </w:tc>
-        <w:tc>
-          <w:tcPr>
-            <w:tcW w:type="dxa" w:w="5102"/>
-            <w:shd w:val="clear" w:color="auto" w:fill="E8E8E8"/>
-            <w:tcBorders>
-              <w:top w:val="nil"/>
-              <w:left w:val="single" w:sz="4" w:color="000000"/>
-              <w:bottom w:val="nil"/>
-              <w:right w:val="nil"/>
-            </w:tcBorders>
-          </w:tcPr>
-          <w:p>
-            <w:r/>
-            <w:r>
-              <w:rPr>
-                <w:rFonts w:ascii="Calibri" w:hAnsi="Calibri"/>
-                <w:b/>
-                <w:i w:val="0"/>
-                <w:color w:val="595959"/>
-                <w:sz w:val="24"/>
-              </w:rPr>
-              <w:t>9.0 REVISION</w:t>
-            </w:r>
-          </w:p>
-        </w:tc>
-      </w:tr>
-    </w:tbl>
+    <w:p>
+      <w:pPr>
+        <w:keepNext/>
+        <w:spacing w:before="0" w:after="0" w:lineRule="exact" w:line="200"/>
+      </w:pPr>
+    </w:p>
+    <w:p>
+      <w:pPr>
+        <w:pStyle w:val="Heading1"/>
+        <w:keepNext/>
+        <w:tabs>
+          <w:tab w:pos="5233" w:val="left"/>
+        </w:tabs>
+        <w:spacing w:before="60" w:after="60"/>
+        <w:ind w:left="130" w:right="130"/>
+        <w:shd w:val="clear" w:color="auto" w:fill="E8E8E8"/>
+      </w:pPr>
+      <w:r>
+        <w:rPr>
+          <w:rFonts w:ascii="Calibri" w:hAnsi="Calibri"/>
+          <w:b/>
+          <w:i w:val="0"/>
+          <w:color w:val="000000"/>
+          <w:sz w:val="24"/>
+        </w:rPr>
+        <w:t>9.0 РЕВИЗИЈА</w:t>
+      </w:r>
+      <w:r>
+        <w:rPr>
+          <w:rFonts w:ascii="Calibri" w:hAnsi="Calibri"/>
+          <w:b w:val="0"/>
+          <w:i w:val="0"/>
+          <w:color w:val="000000"/>
+          <w:sz w:val="24"/>
+        </w:rPr>
+        <w:tab/>
+      </w:r>
+      <w:r>
+        <w:rPr>
+          <w:rFonts w:ascii="Calibri" w:hAnsi="Calibri"/>
+          <w:b/>
+          <w:i w:val="0"/>
+          <w:color w:val="595959"/>
+          <w:sz w:val="24"/>
+        </w:rPr>
+        <w:t>9.0 REVISION</w:t>
+      </w:r>
+    </w:p>
+    <w:p>
+      <w:pPr>
+        <w:keepNext/>
+        <w:spacing w:before="0" w:after="0" w:lineRule="exact" w:line="120"/>
+      </w:pPr>
+    </w:p>
     <w:tbl>
       <w:tblPr>
         <w:tblLook w:firstColumn="1" w:firstRow="1" w:lastColumn="0" w:lastRow="0" w:noHBand="0" w:noVBand="1" w:val="04A0"/>
@@ -10425,6 +11081,7 @@
       </w:tblGrid>
       <w:tr>
         <w:trPr>
+          <w:cantSplit/>
           <w:tblHeader w:val="true"/>
         </w:trPr>
         <w:tc>
@@ -10433,6 +11090,9 @@
             <w:tcW w:type="dxa" w:w="2974"/>
           </w:tcPr>
           <w:p>
+            <w:pPr>
+              <w:keepNext/>
+            </w:pPr>
             <w:r/>
             <w:r>
               <w:rPr>
@@ -10472,6 +11132,9 @@
             <w:tcW w:type="dxa" w:w="1474"/>
           </w:tcPr>
           <w:p>
+            <w:pPr>
+              <w:keepNext/>
+            </w:pPr>
             <w:r/>
             <w:r>
               <w:rPr>
@@ -10511,6 +11174,9 @@
             <w:tcW w:type="dxa" w:w="6017"/>
           </w:tcPr>
           <w:p>
+            <w:pPr>
+              <w:keepNext/>
+            </w:pPr>
             <w:r/>
             <w:r>
               <w:rPr>
@@ -10546,6 +11212,9 @@
         </w:tc>
       </w:tr>
       <w:tr>
+        <w:trPr>
+          <w:cantSplit/>
+        </w:trPr>
         <w:tc>
           <w:tcPr>
             <w:tcW w:type="dxa" w:w="2974"/>

--- a/deliverables/inland_transport_2026-10/docx/WHSOP_003.docx
+++ b/deliverables/inland_transport_2026-10/docx/WHSOP_003.docx
@@ -682,7 +682,7 @@
                 <w:color w:val="000000"/>
                 <w:sz w:val="22"/>
               </w:rPr>
-              <w:t>Целта на оваа стандардна оперативна процедура (СОП) е да ги пропише активностите, одговорностите и контролите со кои секое движење на опојни дроги (медицински канабис во сите негови форми) по копнен (друмски) пат во рамките на Република Северна Македонија се изведува безбедно, обезбедено, во пропишаните услови на температура и влага, со непрекинат ланец на надзор и со целосна следливост од испраќач до примач.</w:t>
+              <w:t>Целта на оваа стандардна оперативна процедура (СОП) е да ги пропише активностите, одговорностите и контролите со кои секое движење на опојни дроги (медицински канабис во сите негови форми) по копнен (друмски) пат во рамките на Република Северна Македонија се изведува безбедно, под полициско придружување од Министерството за внатрешни работи, во пропишаните услови на температура и влага, со непрекинат ланец на надзор и со целосна следливост од испраќач до примач.</w:t>
             </w:r>
           </w:p>
         </w:tc>
@@ -710,7 +710,7 @@
                 <w:color w:val="595959"/>
                 <w:sz w:val="22"/>
               </w:rPr>
-              <w:t>The purpose of this Standard Operating Procedure (SOP) is to prescribe the activities, responsibilities and controls by which every movement of narcotic drugs (medical cannabis in all its forms) by inland (road) transport within the Republic of North Macedonia is performed safely, securely, within the prescribed temperature and humidity conditions, with an unbroken chain of custody and with complete traceability from consignor to consignee.</w:t>
+              <w:t>The purpose of this Standard Operating Procedure (SOP) is to prescribe the activities, responsibilities and controls by which every movement of narcotic drugs (medical cannabis in all its forms) by inland (road) transport within the Republic of North Macedonia is performed safely, under police escort by the Ministry of Interior Affairs, within the prescribed temperature and humidity conditions, with an unbroken chain of custody and with complete traceability from consignor to consignee.</w:t>
             </w:r>
           </w:p>
         </w:tc>
@@ -740,7 +740,7 @@
                 <w:color w:val="000000"/>
                 <w:sz w:val="22"/>
               </w:rPr>
-              <w:t>Процедурата обезбедува: (а) интегритет на материјалот преку контролирано пакување, означување и следење на условите; (б) безбедност и непрекинат ланец на надзор; (в) усогласеност со националните прописи за контрола на опојни дроги, вклучувајќи го претходното известување до Министерството за внатрешни работи и известувањето по транспортот до Министерството за здравство; и (г) следливост на секоја пратка до серијата, барањето и транспортниот настан.</w:t>
+              <w:t>Процедурата обезбедува: (а) интегритет на материјалот преку контролирано пакување на палети, означување и следење на условите; (б) безбедност и непрекинат ланец на надзор; (в) усогласеност со националните прописи за контрола на опојни дроги, вклучувајќи го барањето за полициско придружување и известувањето до Министерството за внатрешни работи и известувањето по транспортот до Министерството за здравство; и (г) следливост на секоја кеса, картон и палета до серијата, барањето и транспортниот настан, со систем целосно на хартија.</w:t>
             </w:r>
           </w:p>
         </w:tc>
@@ -768,7 +768,7 @@
                 <w:color w:val="595959"/>
                 <w:sz w:val="22"/>
               </w:rPr>
-              <w:t>The procedure ensures: (a) integrity of the material through controlled packaging, labelling and condition monitoring; (b) security and an unbroken chain of custody; (c) compliance with the national narcotic-control regulations, including prior notification to the Ministry of Interior Affairs and post-transport notification to the Ministry of Health; and (d) traceability of every consignment to its batch, request and transport event.</w:t>
+              <w:t>The procedure ensures: (a) integrity of the material through controlled palletised packaging, labelling and condition monitoring; (b) security and an unbroken chain of custody; (c) compliance with the national narcotic-control regulations, including the request for police escort and notification to the Ministry of Interior Affairs and the post-transport notification to the Ministry of Health; and (d) traceability of every bag, carton and pallet to its batch, request and transport event, with an entirely paper-based system.</w:t>
             </w:r>
           </w:p>
         </w:tc>
@@ -961,7 +961,7 @@
                 <w:color w:val="000000"/>
                 <w:sz w:val="22"/>
               </w:rPr>
-              <w:t>Оваа СОП се применува на сите домашни копнени движења на опојни дроги на Пјурли Плант ДООЕЛ Скопје, извршени од договорна, овластена обезбедувачка компанија: (1) готов производ (сув цвет од канабис) и меѓупроизвод (ринфуз/мелена дрога) до домашни примачи со дозвола; (2) пропагационен материјал (клонови и семе) меѓу локации; (3) последната делница по царинско ослободување до локацијата; и (4) отпад од канабис до овластено место за уништување.</w:t>
+              <w:t>Оваа СОП се применува на сите домашни копнени движења на опојни дроги на Пјурли Плант ДООЕЛ Скопје, извршени со транспортното возило одредено во TRA, од овластен персонал на Пјурли Плант и под придружба на полициски службеници на Министерството за внатрешни работи: (1) меѓупроизвод (ринфуз во кеси) и готов производ (сув цвет од канабис) до домашни примачи со дозвола; (2) пропагационен материјал (клонови и семе) меѓу локации; (3) последната делница по царинско ослободување до локацијата; и (4) отпад од канабис до овластено место за уништување.</w:t>
             </w:r>
           </w:p>
         </w:tc>
@@ -989,7 +989,7 @@
                 <w:color w:val="595959"/>
                 <w:sz w:val="22"/>
               </w:rPr>
-              <w:t>This SOP applies to all domestic inland movements of narcotic drugs by Purely Plant DOOEL Skopje performed by a contracted, authorised security company: (1) finished product (dried cannabis flower) and intermediate (bulk/milled herb) to licensed domestic consignees; (2) propagation material (clones and seeds) between sites; (3) the final leg after customs clearance to the site; and (4) cannabis waste to an authorised destruction site.</w:t>
+              <w:t>This SOP applies to all domestic inland movements of narcotic drugs by Purely Plant DOOEL Skopje performed with the transport vehicle designated in the TRA, by authorised Purely Plant personnel and under escort by police officers of the Ministry of Interior Affairs: (1) intermediate (bulk in bags) and finished product (dried cannabis flower) to licensed domestic consignees; (2) propagation material (clones and seeds) between sites; (3) the final leg after customs clearance to the site; and (4) cannabis waste to an authorised destruction site.</w:t>
             </w:r>
           </w:p>
         </w:tc>
@@ -1019,7 +1019,7 @@
                 <w:color w:val="000000"/>
                 <w:sz w:val="22"/>
               </w:rPr>
-              <w:t>Процедурата ги опфаќа: планирањето и процената на ризик, регулаторните известувања, пакувањето и означувањето, отпремата и ланецот на надзор, контролата во транзит, приемот, порамнувањето, известувањето по транспортот, архивирањето и управувањето со отстапувања.</w:t>
+              <w:t>Процедурата ги опфаќа: планирањето и процената на ризик, барањето за полициско придружување, пакувањето на палети, означувањето и листите на пакување, поставувањето на логерите, отпремата и ланецот на надзор, контролата во транзит, приемот, порамнувањето, известувањето по транспортот, архивирањето и управувањето со отстапувања.</w:t>
             </w:r>
           </w:p>
         </w:tc>
@@ -1047,7 +1047,7 @@
                 <w:color w:val="595959"/>
                 <w:sz w:val="22"/>
               </w:rPr>
-              <w:t>The procedure covers: planning and risk assessment, regulatory notifications, packaging and labelling, dispatch and chain of custody, in-transit control, receipt, reconciliation, post-transport notification, archiving and deviation management.</w:t>
+              <w:t>The procedure covers: planning and risk assessment, the request for police escort, palletised packaging, labelling and packing lists, logger placement, dispatch and chain of custody, in-transit control, receipt, reconciliation, post-transport notification, archiving and deviation management.</w:t>
             </w:r>
           </w:p>
         </w:tc>
@@ -1139,7 +1139,7 @@
                 <w:color w:val="000000"/>
                 <w:sz w:val="22"/>
               </w:rPr>
-              <w:t>Оваа СОП не ги опфаќа: увозот и извозот (вклучително авио-транспорт и постапката во царински магацин), кои се регулирани со WHSOP_002; транспортот на мостри за контрола на квалитет до надворешни (договорни) лаборатории, регулиран со посебната СОП PP-QC-SOP-025; интерното движење на материјали во рамките на локацијата (WHSOP 001); и валидацијата на транспортните рути, возила и пакувања, која е регулирана со QASOP_0XX.</w:t>
+              <w:t>Оваа СОП не ги опфаќа: увозот и извозот (вклучително авио-транспорт и постапката во царински магацин), кои се регулирани со WHSOP_002; транспортот на мостри за контрола на квалитет до надворешни (договорни) лаборатории, регулиран со посебната СОП PP-QC-SOP-025; интерното движење на материјали во рамките на локацијата (WHSOP 001); и валидацијата на транспортните рути, возила и пакувања, која е регулирана со QASOP_0XX. Ангажирање на приватна обезбедувачка компанија не е предвидено со оваа СОП.</w:t>
             </w:r>
           </w:p>
         </w:tc>
@@ -1167,7 +1167,7 @@
                 <w:color w:val="595959"/>
                 <w:sz w:val="22"/>
               </w:rPr>
-              <w:t>This SOP does not cover: import and export (including air freight and the bonded-warehouse procedure), governed by WHSOP_002; the transport of quality-control samples to external (contracted) laboratories, governed by the separate SOP PP-QC-SOP-025; internal movement of materials within the site (WHSOP 001); and the validation of transport lanes, vehicles and packaging, governed by QASOP_0XX.</w:t>
+              <w:t>This SOP does not cover: import and export (including air freight and the bonded-warehouse procedure), governed by WHSOP_002; the transport of quality-control samples to external (contracted) laboratories, governed by the separate SOP PP-QC-SOP-025; internal movement of materials within the site (WHSOP 001); and the validation of transport lanes, vehicles and packaging, governed by QASOP_0XX. The engagement of a private security company is not provided for by this SOP.</w:t>
             </w:r>
           </w:p>
         </w:tc>
@@ -1259,7 +1259,7 @@
                 <w:color w:val="000000"/>
                 <w:sz w:val="22"/>
               </w:rPr>
-              <w:t>Опсегот може да се прошири на сопствени возила на Пјурли Плант, на нови форми на производ (екстракти, готови дозирани форми) и на нови рути, преку контрола на промени, ревизија на оваа СОП и квалификација на рутата согласно QASOP_0XX пред првата употреба.</w:t>
+              <w:t>Опсегот може да се прошири на нови возила, на нови форми на производ (екстракти, готови дозирани форми), на нови конфигурации на пакување, на нови рути и на електронски систем за следење, преку контрола на промени, ревизија на оваа СОП и квалификација согласно QASOP_0XX пред првата употреба.</w:t>
             </w:r>
           </w:p>
         </w:tc>
@@ -1287,7 +1287,7 @@
                 <w:color w:val="595959"/>
                 <w:sz w:val="22"/>
               </w:rPr>
-              <w:t>The scope may be extended to Purely Plant's own vehicles, to new product forms (extracts, finished dosage forms) and to new lanes, through change control, revision of this SOP and qualification of the lane per QASOP_0XX before first use.</w:t>
+              <w:t>The scope may be extended to new vehicles, new product forms (extracts, finished dosage forms), new packaging configurations, new lanes and an electronic tracking system, through change control, revision of this SOP and qualification per QASOP_0XX before first use.</w:t>
             </w:r>
           </w:p>
         </w:tc>
@@ -1364,13 +1364,13 @@
         <w:jc w:val="center"/>
       </w:tblPr>
       <w:tblGrid>
-        <w:gridCol w:w="2060"/>
-        <w:gridCol w:w="1319"/>
+        <w:gridCol w:w="3670"/>
         <w:gridCol w:w="510"/>
-        <w:gridCol w:w="1417"/>
-        <w:gridCol w:w="2107"/>
-        <w:gridCol w:w="1417"/>
-        <w:gridCol w:w="1122"/>
+        <w:gridCol w:w="547"/>
+        <w:gridCol w:w="1500"/>
+        <w:gridCol w:w="1196"/>
+        <w:gridCol w:w="1343"/>
+        <w:gridCol w:w="1187"/>
         <w:gridCol w:w="510"/>
       </w:tblGrid>
       <w:tr>
@@ -1381,7 +1381,7 @@
         <w:tc>
           <w:tcPr>
             <w:shd w:val="clear" w:color="auto" w:fill="D9E2F3"/>
-            <w:tcW w:type="dxa" w:w="2060"/>
+            <w:tcW w:type="dxa" w:w="3670"/>
           </w:tcPr>
           <w:p>
             <w:pPr>
@@ -1417,48 +1417,6 @@
                 <w:sz w:val="14"/>
               </w:rPr>
               <w:t>Activity</w:t>
-            </w:r>
-          </w:p>
-        </w:tc>
-        <w:tc>
-          <w:tcPr>
-            <w:shd w:val="clear" w:color="auto" w:fill="D9E2F3"/>
-            <w:tcW w:type="dxa" w:w="1319"/>
-          </w:tcPr>
-          <w:p>
-            <w:pPr>
-              <w:keepNext/>
-            </w:pPr>
-            <w:r/>
-            <w:r>
-              <w:rPr>
-                <w:rFonts w:ascii="Calibri" w:hAnsi="Calibri"/>
-                <w:b/>
-                <w:i w:val="0"/>
-                <w:color w:val="000000"/>
-                <w:sz w:val="18"/>
-              </w:rPr>
-              <w:t>Раководител КК</w:t>
-            </w:r>
-            <w:r>
-              <w:rPr>
-                <w:rFonts w:ascii="Calibri" w:hAnsi="Calibri"/>
-                <w:b w:val="0"/>
-                <w:i w:val="0"/>
-                <w:color w:val="000000"/>
-                <w:sz w:val="14"/>
-              </w:rPr>
-              <w:t xml:space="preserve"> | </w:t>
-            </w:r>
-            <w:r>
-              <w:rPr>
-                <w:rFonts w:ascii="Calibri" w:hAnsi="Calibri"/>
-                <w:b/>
-                <w:i w:val="0"/>
-                <w:color w:val="000000"/>
-                <w:sz w:val="14"/>
-              </w:rPr>
-              <w:t>QC Head</w:t>
             </w:r>
           </w:p>
         </w:tc>
@@ -1480,6 +1438,48 @@
                 <w:color w:val="000000"/>
                 <w:sz w:val="18"/>
               </w:rPr>
+              <w:t>КК</w:t>
+            </w:r>
+            <w:r>
+              <w:rPr>
+                <w:rFonts w:ascii="Calibri" w:hAnsi="Calibri"/>
+                <w:b w:val="0"/>
+                <w:i w:val="0"/>
+                <w:color w:val="000000"/>
+                <w:sz w:val="14"/>
+              </w:rPr>
+              <w:t xml:space="preserve"> | </w:t>
+            </w:r>
+            <w:r>
+              <w:rPr>
+                <w:rFonts w:ascii="Calibri" w:hAnsi="Calibri"/>
+                <w:b/>
+                <w:i w:val="0"/>
+                <w:color w:val="000000"/>
+                <w:sz w:val="14"/>
+              </w:rPr>
+              <w:t>QC</w:t>
+            </w:r>
+          </w:p>
+        </w:tc>
+        <w:tc>
+          <w:tcPr>
+            <w:shd w:val="clear" w:color="auto" w:fill="D9E2F3"/>
+            <w:tcW w:type="dxa" w:w="547"/>
+          </w:tcPr>
+          <w:p>
+            <w:pPr>
+              <w:keepNext/>
+            </w:pPr>
+            <w:r/>
+            <w:r>
+              <w:rPr>
+                <w:rFonts w:ascii="Calibri" w:hAnsi="Calibri"/>
+                <w:b/>
+                <w:i w:val="0"/>
+                <w:color w:val="000000"/>
+                <w:sz w:val="18"/>
+              </w:rPr>
               <w:t>QA</w:t>
             </w:r>
             <w:r>
@@ -1496,7 +1496,7 @@
         <w:tc>
           <w:tcPr>
             <w:shd w:val="clear" w:color="auto" w:fill="D9E2F3"/>
-            <w:tcW w:type="dxa" w:w="1417"/>
+            <w:tcW w:type="dxa" w:w="1500"/>
           </w:tcPr>
           <w:p>
             <w:pPr>
@@ -1538,7 +1538,7 @@
         <w:tc>
           <w:tcPr>
             <w:shd w:val="clear" w:color="auto" w:fill="D9E2F3"/>
-            <w:tcW w:type="dxa" w:w="2107"/>
+            <w:tcW w:type="dxa" w:w="1196"/>
           </w:tcPr>
           <w:p>
             <w:pPr>
@@ -1553,7 +1553,7 @@
                 <w:color w:val="000000"/>
                 <w:sz w:val="18"/>
               </w:rPr>
-              <w:t>Магацин/Логистика</w:t>
+              <w:t>Логистика</w:t>
             </w:r>
             <w:r>
               <w:rPr>
@@ -1573,14 +1573,14 @@
                 <w:color w:val="000000"/>
                 <w:sz w:val="14"/>
               </w:rPr>
-              <w:t>Warehouse/Logistics</w:t>
+              <w:t>Logistics</w:t>
             </w:r>
           </w:p>
         </w:tc>
         <w:tc>
           <w:tcPr>
             <w:shd w:val="clear" w:color="auto" w:fill="D9E2F3"/>
-            <w:tcW w:type="dxa" w:w="1417"/>
+            <w:tcW w:type="dxa" w:w="1343"/>
           </w:tcPr>
           <w:p>
             <w:pPr>
@@ -1595,7 +1595,7 @@
                 <w:color w:val="000000"/>
                 <w:sz w:val="18"/>
               </w:rPr>
-              <w:t>Договорно обезбедување</w:t>
+              <w:t>Возач и придружник</w:t>
             </w:r>
             <w:r>
               <w:rPr>
@@ -1615,14 +1615,14 @@
                 <w:color w:val="000000"/>
                 <w:sz w:val="14"/>
               </w:rPr>
-              <w:t>Contracted security</w:t>
+              <w:t>Driver and escort person</w:t>
             </w:r>
           </w:p>
         </w:tc>
         <w:tc>
           <w:tcPr>
             <w:shd w:val="clear" w:color="auto" w:fill="D9E2F3"/>
-            <w:tcW w:type="dxa" w:w="1122"/>
+            <w:tcW w:type="dxa" w:w="1187"/>
           </w:tcPr>
           <w:p>
             <w:pPr>
@@ -1699,7 +1699,7 @@
         </w:trPr>
         <w:tc>
           <w:tcPr>
-            <w:tcW w:type="dxa" w:w="2060"/>
+            <w:tcW w:type="dxa" w:w="3670"/>
           </w:tcPr>
           <w:p>
             <w:pPr>
@@ -1740,7 +1740,7 @@
         </w:tc>
         <w:tc>
           <w:tcPr>
-            <w:tcW w:type="dxa" w:w="1319"/>
+            <w:tcW w:type="dxa" w:w="510"/>
           </w:tcPr>
           <w:p>
             <w:pPr>
@@ -1770,7 +1770,7 @@
         </w:tc>
         <w:tc>
           <w:tcPr>
-            <w:tcW w:type="dxa" w:w="510"/>
+            <w:tcW w:type="dxa" w:w="547"/>
           </w:tcPr>
           <w:p>
             <w:pPr>
@@ -1800,7 +1800,7 @@
         </w:tc>
         <w:tc>
           <w:tcPr>
-            <w:tcW w:type="dxa" w:w="1417"/>
+            <w:tcW w:type="dxa" w:w="1500"/>
           </w:tcPr>
           <w:p>
             <w:pPr>
@@ -1830,7 +1830,7 @@
         </w:tc>
         <w:tc>
           <w:tcPr>
-            <w:tcW w:type="dxa" w:w="2107"/>
+            <w:tcW w:type="dxa" w:w="1196"/>
           </w:tcPr>
           <w:p>
             <w:pPr>
@@ -1860,7 +1860,7 @@
         </w:tc>
         <w:tc>
           <w:tcPr>
-            <w:tcW w:type="dxa" w:w="1417"/>
+            <w:tcW w:type="dxa" w:w="1343"/>
           </w:tcPr>
           <w:p>
             <w:pPr>
@@ -1890,7 +1890,7 @@
         </w:tc>
         <w:tc>
           <w:tcPr>
-            <w:tcW w:type="dxa" w:w="1122"/>
+            <w:tcW w:type="dxa" w:w="1187"/>
           </w:tcPr>
           <w:p>
             <w:pPr>
@@ -1955,7 +1955,7 @@
         </w:trPr>
         <w:tc>
           <w:tcPr>
-            <w:tcW w:type="dxa" w:w="2060"/>
+            <w:tcW w:type="dxa" w:w="3670"/>
           </w:tcPr>
           <w:p>
             <w:pPr>
@@ -1970,7 +1970,7 @@
                 <w:color w:val="000000"/>
                 <w:sz w:val="18"/>
               </w:rPr>
-              <w:t>Известување до МВР</w:t>
+              <w:t>Барање за полициско придружување (МВР)</w:t>
             </w:r>
             <w:r>
               <w:rPr>
@@ -1990,13 +1990,13 @@
                 <w:color w:val="000000"/>
                 <w:sz w:val="14"/>
               </w:rPr>
-              <w:t>MoIA notification</w:t>
-            </w:r>
-          </w:p>
-        </w:tc>
-        <w:tc>
-          <w:tcPr>
-            <w:tcW w:type="dxa" w:w="1319"/>
+              <w:t>Request for police escort (MoIA)</w:t>
+            </w:r>
+          </w:p>
+        </w:tc>
+        <w:tc>
+          <w:tcPr>
+            <w:tcW w:type="dxa" w:w="510"/>
           </w:tcPr>
           <w:p>
             <w:pPr>
@@ -2026,7 +2026,7 @@
         </w:tc>
         <w:tc>
           <w:tcPr>
-            <w:tcW w:type="dxa" w:w="510"/>
+            <w:tcW w:type="dxa" w:w="547"/>
           </w:tcPr>
           <w:p>
             <w:pPr>
@@ -2056,7 +2056,7 @@
         </w:tc>
         <w:tc>
           <w:tcPr>
-            <w:tcW w:type="dxa" w:w="1417"/>
+            <w:tcW w:type="dxa" w:w="1500"/>
           </w:tcPr>
           <w:p>
             <w:pPr>
@@ -2086,7 +2086,7 @@
         </w:tc>
         <w:tc>
           <w:tcPr>
-            <w:tcW w:type="dxa" w:w="2107"/>
+            <w:tcW w:type="dxa" w:w="1196"/>
           </w:tcPr>
           <w:p>
             <w:pPr>
@@ -2116,7 +2116,7 @@
         </w:tc>
         <w:tc>
           <w:tcPr>
-            <w:tcW w:type="dxa" w:w="1417"/>
+            <w:tcW w:type="dxa" w:w="1343"/>
           </w:tcPr>
           <w:p>
             <w:pPr>
@@ -2146,7 +2146,7 @@
         </w:tc>
         <w:tc>
           <w:tcPr>
-            <w:tcW w:type="dxa" w:w="1122"/>
+            <w:tcW w:type="dxa" w:w="1187"/>
           </w:tcPr>
           <w:p>
             <w:pPr>
@@ -2211,7 +2211,7 @@
         </w:trPr>
         <w:tc>
           <w:tcPr>
-            <w:tcW w:type="dxa" w:w="2060"/>
+            <w:tcW w:type="dxa" w:w="3670"/>
           </w:tcPr>
           <w:p>
             <w:r/>
@@ -2223,7 +2223,7 @@
                 <w:color w:val="000000"/>
                 <w:sz w:val="18"/>
               </w:rPr>
-              <w:t>Известување до обезбедувањето</w:t>
+              <w:t>Пакување на палети, етикети, листи на пакување</w:t>
             </w:r>
             <w:r>
               <w:rPr>
@@ -2243,13 +2243,13 @@
                 <w:color w:val="000000"/>
                 <w:sz w:val="14"/>
               </w:rPr>
-              <w:t>Security company notification</w:t>
-            </w:r>
-          </w:p>
-        </w:tc>
-        <w:tc>
-          <w:tcPr>
-            <w:tcW w:type="dxa" w:w="1319"/>
+              <w:t>Palletising, labels, packing lists</w:t>
+            </w:r>
+          </w:p>
+        </w:tc>
+        <w:tc>
+          <w:tcPr>
+            <w:tcW w:type="dxa" w:w="510"/>
           </w:tcPr>
           <w:p>
             <w:r/>
@@ -2261,6 +2261,33 @@
                 <w:color w:val="000000"/>
                 <w:sz w:val="18"/>
               </w:rPr>
+              <w:t>C</w:t>
+            </w:r>
+            <w:r>
+              <w:rPr>
+                <w:rFonts w:ascii="Calibri" w:hAnsi="Calibri"/>
+                <w:b w:val="0"/>
+                <w:i w:val="0"/>
+                <w:color w:val="000000"/>
+                <w:sz w:val="14"/>
+              </w:rPr>
+            </w:r>
+          </w:p>
+        </w:tc>
+        <w:tc>
+          <w:tcPr>
+            <w:tcW w:type="dxa" w:w="547"/>
+          </w:tcPr>
+          <w:p>
+            <w:r/>
+            <w:r>
+              <w:rPr>
+                <w:rFonts w:ascii="Calibri" w:hAnsi="Calibri"/>
+                <w:b w:val="0"/>
+                <w:i w:val="0"/>
+                <w:color w:val="000000"/>
+                <w:sz w:val="18"/>
+              </w:rPr>
               <w:t>I</w:t>
             </w:r>
             <w:r>
@@ -2276,7 +2303,7 @@
         </w:tc>
         <w:tc>
           <w:tcPr>
-            <w:tcW w:type="dxa" w:w="510"/>
+            <w:tcW w:type="dxa" w:w="1500"/>
           </w:tcPr>
           <w:p>
             <w:r/>
@@ -2303,7 +2330,7 @@
         </w:tc>
         <w:tc>
           <w:tcPr>
-            <w:tcW w:type="dxa" w:w="1417"/>
+            <w:tcW w:type="dxa" w:w="1196"/>
           </w:tcPr>
           <w:p>
             <w:r/>
@@ -2330,7 +2357,7 @@
         </w:tc>
         <w:tc>
           <w:tcPr>
-            <w:tcW w:type="dxa" w:w="2107"/>
+            <w:tcW w:type="dxa" w:w="1343"/>
           </w:tcPr>
           <w:p>
             <w:r/>
@@ -2342,49 +2369,22 @@
                 <w:color w:val="000000"/>
                 <w:sz w:val="18"/>
               </w:rPr>
-              <w:t>C</w:t>
-            </w:r>
-            <w:r>
-              <w:rPr>
-                <w:rFonts w:ascii="Calibri" w:hAnsi="Calibri"/>
-                <w:b w:val="0"/>
-                <w:i w:val="0"/>
-                <w:color w:val="000000"/>
-                <w:sz w:val="14"/>
-              </w:rPr>
-            </w:r>
-          </w:p>
-        </w:tc>
-        <w:tc>
-          <w:tcPr>
-            <w:tcW w:type="dxa" w:w="1417"/>
-          </w:tcPr>
-          <w:p>
-            <w:r/>
-            <w:r>
-              <w:rPr>
-                <w:rFonts w:ascii="Calibri" w:hAnsi="Calibri"/>
-                <w:b w:val="0"/>
-                <w:i w:val="0"/>
-                <w:color w:val="000000"/>
-                <w:sz w:val="18"/>
-              </w:rPr>
-              <w:t>R</w:t>
-            </w:r>
-            <w:r>
-              <w:rPr>
-                <w:rFonts w:ascii="Calibri" w:hAnsi="Calibri"/>
-                <w:b w:val="0"/>
-                <w:i w:val="0"/>
-                <w:color w:val="000000"/>
-                <w:sz w:val="14"/>
-              </w:rPr>
-            </w:r>
-          </w:p>
-        </w:tc>
-        <w:tc>
-          <w:tcPr>
-            <w:tcW w:type="dxa" w:w="1122"/>
+              <w:t>—</w:t>
+            </w:r>
+            <w:r>
+              <w:rPr>
+                <w:rFonts w:ascii="Calibri" w:hAnsi="Calibri"/>
+                <w:b w:val="0"/>
+                <w:i w:val="0"/>
+                <w:color w:val="000000"/>
+                <w:sz w:val="14"/>
+              </w:rPr>
+            </w:r>
+          </w:p>
+        </w:tc>
+        <w:tc>
+          <w:tcPr>
+            <w:tcW w:type="dxa" w:w="1187"/>
           </w:tcPr>
           <w:p>
             <w:r/>
@@ -2443,7 +2443,7 @@
         </w:trPr>
         <w:tc>
           <w:tcPr>
-            <w:tcW w:type="dxa" w:w="2060"/>
+            <w:tcW w:type="dxa" w:w="3670"/>
           </w:tcPr>
           <w:p>
             <w:r/>
@@ -2455,7 +2455,7 @@
                 <w:color w:val="000000"/>
                 <w:sz w:val="18"/>
               </w:rPr>
-              <w:t>Пакување и означување</w:t>
+              <w:t>Поставување на логерите</w:t>
             </w:r>
             <w:r>
               <w:rPr>
@@ -2475,13 +2475,13 @@
                 <w:color w:val="000000"/>
                 <w:sz w:val="14"/>
               </w:rPr>
-              <w:t>Packaging and labelling</w:t>
-            </w:r>
-          </w:p>
-        </w:tc>
-        <w:tc>
-          <w:tcPr>
-            <w:tcW w:type="dxa" w:w="1319"/>
+              <w:t>Logger placement</w:t>
+            </w:r>
+          </w:p>
+        </w:tc>
+        <w:tc>
+          <w:tcPr>
+            <w:tcW w:type="dxa" w:w="510"/>
           </w:tcPr>
           <w:p>
             <w:r/>
@@ -2508,7 +2508,7 @@
         </w:tc>
         <w:tc>
           <w:tcPr>
-            <w:tcW w:type="dxa" w:w="510"/>
+            <w:tcW w:type="dxa" w:w="547"/>
           </w:tcPr>
           <w:p>
             <w:r/>
@@ -2520,22 +2520,22 @@
                 <w:color w:val="000000"/>
                 <w:sz w:val="18"/>
               </w:rPr>
-              <w:t>I</w:t>
-            </w:r>
-            <w:r>
-              <w:rPr>
-                <w:rFonts w:ascii="Calibri" w:hAnsi="Calibri"/>
-                <w:b w:val="0"/>
-                <w:i w:val="0"/>
-                <w:color w:val="000000"/>
-                <w:sz w:val="14"/>
-              </w:rPr>
-            </w:r>
-          </w:p>
-        </w:tc>
-        <w:tc>
-          <w:tcPr>
-            <w:tcW w:type="dxa" w:w="1417"/>
+              <w:t>A</w:t>
+            </w:r>
+            <w:r>
+              <w:rPr>
+                <w:rFonts w:ascii="Calibri" w:hAnsi="Calibri"/>
+                <w:b w:val="0"/>
+                <w:i w:val="0"/>
+                <w:color w:val="000000"/>
+                <w:sz w:val="14"/>
+              </w:rPr>
+            </w:r>
+          </w:p>
+        </w:tc>
+        <w:tc>
+          <w:tcPr>
+            <w:tcW w:type="dxa" w:w="1500"/>
           </w:tcPr>
           <w:p>
             <w:r/>
@@ -2547,22 +2547,22 @@
                 <w:color w:val="000000"/>
                 <w:sz w:val="18"/>
               </w:rPr>
-              <w:t>C</w:t>
-            </w:r>
-            <w:r>
-              <w:rPr>
-                <w:rFonts w:ascii="Calibri" w:hAnsi="Calibri"/>
-                <w:b w:val="0"/>
-                <w:i w:val="0"/>
-                <w:color w:val="000000"/>
-                <w:sz w:val="14"/>
-              </w:rPr>
-            </w:r>
-          </w:p>
-        </w:tc>
-        <w:tc>
-          <w:tcPr>
-            <w:tcW w:type="dxa" w:w="2107"/>
+              <w:t>—</w:t>
+            </w:r>
+            <w:r>
+              <w:rPr>
+                <w:rFonts w:ascii="Calibri" w:hAnsi="Calibri"/>
+                <w:b w:val="0"/>
+                <w:i w:val="0"/>
+                <w:color w:val="000000"/>
+                <w:sz w:val="14"/>
+              </w:rPr>
+            </w:r>
+          </w:p>
+        </w:tc>
+        <w:tc>
+          <w:tcPr>
+            <w:tcW w:type="dxa" w:w="1196"/>
           </w:tcPr>
           <w:p>
             <w:r/>
@@ -2574,22 +2574,22 @@
                 <w:color w:val="000000"/>
                 <w:sz w:val="18"/>
               </w:rPr>
-              <w:t>A/R</w:t>
-            </w:r>
-            <w:r>
-              <w:rPr>
-                <w:rFonts w:ascii="Calibri" w:hAnsi="Calibri"/>
-                <w:b w:val="0"/>
-                <w:i w:val="0"/>
-                <w:color w:val="000000"/>
-                <w:sz w:val="14"/>
-              </w:rPr>
-            </w:r>
-          </w:p>
-        </w:tc>
-        <w:tc>
-          <w:tcPr>
-            <w:tcW w:type="dxa" w:w="1417"/>
+              <w:t>R</w:t>
+            </w:r>
+            <w:r>
+              <w:rPr>
+                <w:rFonts w:ascii="Calibri" w:hAnsi="Calibri"/>
+                <w:b w:val="0"/>
+                <w:i w:val="0"/>
+                <w:color w:val="000000"/>
+                <w:sz w:val="14"/>
+              </w:rPr>
+            </w:r>
+          </w:p>
+        </w:tc>
+        <w:tc>
+          <w:tcPr>
+            <w:tcW w:type="dxa" w:w="1343"/>
           </w:tcPr>
           <w:p>
             <w:r/>
@@ -2616,7 +2616,7 @@
         </w:tc>
         <w:tc>
           <w:tcPr>
-            <w:tcW w:type="dxa" w:w="1122"/>
+            <w:tcW w:type="dxa" w:w="1187"/>
           </w:tcPr>
           <w:p>
             <w:r/>
@@ -2675,7 +2675,7 @@
         </w:trPr>
         <w:tc>
           <w:tcPr>
-            <w:tcW w:type="dxa" w:w="2060"/>
+            <w:tcW w:type="dxa" w:w="3670"/>
           </w:tcPr>
           <w:p>
             <w:r/>
@@ -2713,7 +2713,7 @@
         </w:tc>
         <w:tc>
           <w:tcPr>
-            <w:tcW w:type="dxa" w:w="1319"/>
+            <w:tcW w:type="dxa" w:w="510"/>
           </w:tcPr>
           <w:p>
             <w:r/>
@@ -2740,7 +2740,7 @@
         </w:tc>
         <w:tc>
           <w:tcPr>
-            <w:tcW w:type="dxa" w:w="510"/>
+            <w:tcW w:type="dxa" w:w="547"/>
           </w:tcPr>
           <w:p>
             <w:r/>
@@ -2767,7 +2767,7 @@
         </w:tc>
         <w:tc>
           <w:tcPr>
-            <w:tcW w:type="dxa" w:w="1417"/>
+            <w:tcW w:type="dxa" w:w="1500"/>
           </w:tcPr>
           <w:p>
             <w:r/>
@@ -2794,7 +2794,7 @@
         </w:tc>
         <w:tc>
           <w:tcPr>
-            <w:tcW w:type="dxa" w:w="2107"/>
+            <w:tcW w:type="dxa" w:w="1196"/>
           </w:tcPr>
           <w:p>
             <w:r/>
@@ -2821,7 +2821,7 @@
         </w:tc>
         <w:tc>
           <w:tcPr>
-            <w:tcW w:type="dxa" w:w="1417"/>
+            <w:tcW w:type="dxa" w:w="1343"/>
           </w:tcPr>
           <w:p>
             <w:r/>
@@ -2848,7 +2848,7 @@
         </w:tc>
         <w:tc>
           <w:tcPr>
-            <w:tcW w:type="dxa" w:w="1122"/>
+            <w:tcW w:type="dxa" w:w="1187"/>
           </w:tcPr>
           <w:p>
             <w:r/>
@@ -2907,7 +2907,7 @@
         </w:trPr>
         <w:tc>
           <w:tcPr>
-            <w:tcW w:type="dxa" w:w="2060"/>
+            <w:tcW w:type="dxa" w:w="3670"/>
           </w:tcPr>
           <w:p>
             <w:r/>
@@ -2945,7 +2945,7 @@
         </w:tc>
         <w:tc>
           <w:tcPr>
-            <w:tcW w:type="dxa" w:w="1319"/>
+            <w:tcW w:type="dxa" w:w="510"/>
           </w:tcPr>
           <w:p>
             <w:r/>
@@ -2972,7 +2972,7 @@
         </w:tc>
         <w:tc>
           <w:tcPr>
-            <w:tcW w:type="dxa" w:w="510"/>
+            <w:tcW w:type="dxa" w:w="547"/>
           </w:tcPr>
           <w:p>
             <w:r/>
@@ -2999,7 +2999,7 @@
         </w:tc>
         <w:tc>
           <w:tcPr>
-            <w:tcW w:type="dxa" w:w="1417"/>
+            <w:tcW w:type="dxa" w:w="1500"/>
           </w:tcPr>
           <w:p>
             <w:r/>
@@ -3026,7 +3026,7 @@
         </w:tc>
         <w:tc>
           <w:tcPr>
-            <w:tcW w:type="dxa" w:w="2107"/>
+            <w:tcW w:type="dxa" w:w="1196"/>
           </w:tcPr>
           <w:p>
             <w:r/>
@@ -3053,7 +3053,7 @@
         </w:tc>
         <w:tc>
           <w:tcPr>
-            <w:tcW w:type="dxa" w:w="1417"/>
+            <w:tcW w:type="dxa" w:w="1343"/>
           </w:tcPr>
           <w:p>
             <w:r/>
@@ -3080,7 +3080,7 @@
         </w:tc>
         <w:tc>
           <w:tcPr>
-            <w:tcW w:type="dxa" w:w="1122"/>
+            <w:tcW w:type="dxa" w:w="1187"/>
           </w:tcPr>
           <w:p>
             <w:r/>
@@ -3139,7 +3139,7 @@
         </w:trPr>
         <w:tc>
           <w:tcPr>
-            <w:tcW w:type="dxa" w:w="2060"/>
+            <w:tcW w:type="dxa" w:w="3670"/>
           </w:tcPr>
           <w:p>
             <w:r/>
@@ -3177,7 +3177,7 @@
         </w:tc>
         <w:tc>
           <w:tcPr>
-            <w:tcW w:type="dxa" w:w="1319"/>
+            <w:tcW w:type="dxa" w:w="510"/>
           </w:tcPr>
           <w:p>
             <w:r/>
@@ -3204,7 +3204,7 @@
         </w:tc>
         <w:tc>
           <w:tcPr>
-            <w:tcW w:type="dxa" w:w="510"/>
+            <w:tcW w:type="dxa" w:w="547"/>
           </w:tcPr>
           <w:p>
             <w:r/>
@@ -3231,7 +3231,7 @@
         </w:tc>
         <w:tc>
           <w:tcPr>
-            <w:tcW w:type="dxa" w:w="1417"/>
+            <w:tcW w:type="dxa" w:w="1500"/>
           </w:tcPr>
           <w:p>
             <w:r/>
@@ -3258,7 +3258,7 @@
         </w:tc>
         <w:tc>
           <w:tcPr>
-            <w:tcW w:type="dxa" w:w="2107"/>
+            <w:tcW w:type="dxa" w:w="1196"/>
           </w:tcPr>
           <w:p>
             <w:r/>
@@ -3270,6 +3270,33 @@
                 <w:color w:val="000000"/>
                 <w:sz w:val="18"/>
               </w:rPr>
+              <w:t>C</w:t>
+            </w:r>
+            <w:r>
+              <w:rPr>
+                <w:rFonts w:ascii="Calibri" w:hAnsi="Calibri"/>
+                <w:b w:val="0"/>
+                <w:i w:val="0"/>
+                <w:color w:val="000000"/>
+                <w:sz w:val="14"/>
+              </w:rPr>
+            </w:r>
+          </w:p>
+        </w:tc>
+        <w:tc>
+          <w:tcPr>
+            <w:tcW w:type="dxa" w:w="1343"/>
+          </w:tcPr>
+          <w:p>
+            <w:r/>
+            <w:r>
+              <w:rPr>
+                <w:rFonts w:ascii="Calibri" w:hAnsi="Calibri"/>
+                <w:b w:val="0"/>
+                <w:i w:val="0"/>
+                <w:color w:val="000000"/>
+                <w:sz w:val="18"/>
+              </w:rPr>
               <w:t>R</w:t>
             </w:r>
             <w:r>
@@ -3285,34 +3312,7 @@
         </w:tc>
         <w:tc>
           <w:tcPr>
-            <w:tcW w:type="dxa" w:w="1417"/>
-          </w:tcPr>
-          <w:p>
-            <w:r/>
-            <w:r>
-              <w:rPr>
-                <w:rFonts w:ascii="Calibri" w:hAnsi="Calibri"/>
-                <w:b w:val="0"/>
-                <w:i w:val="0"/>
-                <w:color w:val="000000"/>
-                <w:sz w:val="18"/>
-              </w:rPr>
-              <w:t>R</w:t>
-            </w:r>
-            <w:r>
-              <w:rPr>
-                <w:rFonts w:ascii="Calibri" w:hAnsi="Calibri"/>
-                <w:b w:val="0"/>
-                <w:i w:val="0"/>
-                <w:color w:val="000000"/>
-                <w:sz w:val="14"/>
-              </w:rPr>
-            </w:r>
-          </w:p>
-        </w:tc>
-        <w:tc>
-          <w:tcPr>
-            <w:tcW w:type="dxa" w:w="1122"/>
+            <w:tcW w:type="dxa" w:w="1187"/>
           </w:tcPr>
           <w:p>
             <w:r/>
@@ -3371,7 +3371,7 @@
         </w:trPr>
         <w:tc>
           <w:tcPr>
-            <w:tcW w:type="dxa" w:w="2060"/>
+            <w:tcW w:type="dxa" w:w="3670"/>
           </w:tcPr>
           <w:p>
             <w:r/>
@@ -3409,7 +3409,7 @@
         </w:tc>
         <w:tc>
           <w:tcPr>
-            <w:tcW w:type="dxa" w:w="1319"/>
+            <w:tcW w:type="dxa" w:w="510"/>
           </w:tcPr>
           <w:p>
             <w:r/>
@@ -3436,7 +3436,7 @@
         </w:tc>
         <w:tc>
           <w:tcPr>
-            <w:tcW w:type="dxa" w:w="510"/>
+            <w:tcW w:type="dxa" w:w="547"/>
           </w:tcPr>
           <w:p>
             <w:r/>
@@ -3463,7 +3463,7 @@
         </w:tc>
         <w:tc>
           <w:tcPr>
-            <w:tcW w:type="dxa" w:w="1417"/>
+            <w:tcW w:type="dxa" w:w="1500"/>
           </w:tcPr>
           <w:p>
             <w:r/>
@@ -3490,7 +3490,7 @@
         </w:tc>
         <w:tc>
           <w:tcPr>
-            <w:tcW w:type="dxa" w:w="2107"/>
+            <w:tcW w:type="dxa" w:w="1196"/>
           </w:tcPr>
           <w:p>
             <w:r/>
@@ -3517,7 +3517,7 @@
         </w:tc>
         <w:tc>
           <w:tcPr>
-            <w:tcW w:type="dxa" w:w="1417"/>
+            <w:tcW w:type="dxa" w:w="1343"/>
           </w:tcPr>
           <w:p>
             <w:r/>
@@ -3544,7 +3544,7 @@
         </w:tc>
         <w:tc>
           <w:tcPr>
-            <w:tcW w:type="dxa" w:w="1122"/>
+            <w:tcW w:type="dxa" w:w="1187"/>
           </w:tcPr>
           <w:p>
             <w:r/>
@@ -3603,7 +3603,7 @@
         </w:trPr>
         <w:tc>
           <w:tcPr>
-            <w:tcW w:type="dxa" w:w="2060"/>
+            <w:tcW w:type="dxa" w:w="3670"/>
           </w:tcPr>
           <w:p>
             <w:r/>
@@ -3641,7 +3641,7 @@
         </w:tc>
         <w:tc>
           <w:tcPr>
-            <w:tcW w:type="dxa" w:w="1319"/>
+            <w:tcW w:type="dxa" w:w="510"/>
           </w:tcPr>
           <w:p>
             <w:r/>
@@ -3668,7 +3668,7 @@
         </w:tc>
         <w:tc>
           <w:tcPr>
-            <w:tcW w:type="dxa" w:w="510"/>
+            <w:tcW w:type="dxa" w:w="547"/>
           </w:tcPr>
           <w:p>
             <w:r/>
@@ -3695,7 +3695,7 @@
         </w:tc>
         <w:tc>
           <w:tcPr>
-            <w:tcW w:type="dxa" w:w="1417"/>
+            <w:tcW w:type="dxa" w:w="1500"/>
           </w:tcPr>
           <w:p>
             <w:r/>
@@ -3722,7 +3722,7 @@
         </w:tc>
         <w:tc>
           <w:tcPr>
-            <w:tcW w:type="dxa" w:w="2107"/>
+            <w:tcW w:type="dxa" w:w="1196"/>
           </w:tcPr>
           <w:p>
             <w:r/>
@@ -3749,7 +3749,7 @@
         </w:tc>
         <w:tc>
           <w:tcPr>
-            <w:tcW w:type="dxa" w:w="1417"/>
+            <w:tcW w:type="dxa" w:w="1343"/>
           </w:tcPr>
           <w:p>
             <w:r/>
@@ -3776,7 +3776,7 @@
         </w:tc>
         <w:tc>
           <w:tcPr>
-            <w:tcW w:type="dxa" w:w="1122"/>
+            <w:tcW w:type="dxa" w:w="1187"/>
           </w:tcPr>
           <w:p>
             <w:r/>
@@ -3873,7 +3873,7 @@
                 <w:color w:val="000000"/>
                 <w:sz w:val="22"/>
               </w:rPr>
-              <w:t>A = одговорен за исходот; R = изведува; C = се консултира; I = се информира.</w:t>
+              <w:t>A = одговорен за исходот; R = изведува; C = се консултира; I = се информира. Полициското придружување го извршува МВР и не е дел од матрицата.</w:t>
             </w:r>
           </w:p>
         </w:tc>
@@ -3901,7 +3901,7 @@
                 <w:color w:val="595959"/>
                 <w:sz w:val="22"/>
               </w:rPr>
-              <w:t>A = accountable; R = responsible; C = consulted; I = informed.</w:t>
+              <w:t>A = accountable; R = responsible; C = consulted; I = informed. The police escort is performed by the MoIA and is not part of the matrix.</w:t>
             </w:r>
           </w:p>
         </w:tc>
@@ -3931,7 +3931,7 @@
                 <w:color w:val="000000"/>
                 <w:sz w:val="22"/>
               </w:rPr>
-              <w:t>Раководител на Сектор Складирање/Логистика: одговорен за оперативната изведба, ресурсите, пакувањето, означувањето, товарањето и комплетирањето на манифестот (WHSOP_003_A04) и чек-листата (WHSOP_003_A05).</w:t>
+              <w:t>Раководител на Сектор Складирање/Логистика: одговорен за оперативната изведба, ресурсите, формирањето на палетите, печатењето и поставувањето на етикетите, листите на пакување (WHSOP_003_A03), поставувањето на логерите, товарањето и комплетирањето на манифестот (WHSOP_003_A04) и чек-листата (WHSOP_003_A05).</w:t>
             </w:r>
           </w:p>
         </w:tc>
@@ -3959,7 +3959,7 @@
                 <w:color w:val="595959"/>
                 <w:sz w:val="22"/>
               </w:rPr>
-              <w:t>Head of Warehousing/Logistics: responsible for operational execution, resources, packaging, labelling, loading and completion of the manifest (WHSOP_003_A04) and checklist (WHSOP_003_A05).</w:t>
+              <w:t>Head of Warehousing/Logistics: responsible for operational execution, resources, building the pallets, printing and applying the labels, the packing lists (WHSOP_003_A03), logger placement, loading and completion of the manifest (WHSOP_003_A04) and checklist (WHSOP_003_A05).</w:t>
             </w:r>
           </w:p>
         </w:tc>
@@ -3989,7 +3989,7 @@
                 <w:color w:val="000000"/>
                 <w:sz w:val="22"/>
               </w:rPr>
-              <w:t>Раководител на Сектор Обезбедување: ги изготвува и поднесува известувањата (WHSOP_003_A02, WHSOP_003_A03), ја проверува потврдата од МВР пред да ја одобри отпремата, го следи GPS во реално време и го изготвува извештајот по транспортот (WHSOP_003_A06).</w:t>
+              <w:t>Раководител на Сектор Обезбедување: го изготвува и поднесува Барањето за полициско придружување и известувањето до МВР (WHSOP_003_A02), ја проверува писмената потврда од МВР пред да ја одобри отпремата, го потврдува присуството на полициското придружување на точката на предавање 1, одржува телефонска врска со возачот за време на транспортот и го изготвува извештајот по транспортот (WHSOP_003_A06).</w:t>
             </w:r>
           </w:p>
         </w:tc>
@@ -4017,7 +4017,7 @@
                 <w:color w:val="595959"/>
                 <w:sz w:val="22"/>
               </w:rPr>
-              <w:t>Head of Security: prepares and submits the notifications (WHSOP_003_A02, WHSOP_003_A03), verifies the MoIA confirmation before authorising dispatch, monitors GPS in real time and prepares the post-transport report (WHSOP_003_A06).</w:t>
+              <w:t>Head of Security: prepares and submits the Request for police escort and notification to the MoIA (WHSOP_003_A02), verifies the written MoIA confirmation before authorising dispatch, confirms the presence of the police escort at transfer point 1, keeps telephone contact with the driver during the transport and prepares the post-transport report (WHSOP_003_A06).</w:t>
             </w:r>
           </w:p>
         </w:tc>
@@ -4105,7 +4105,7 @@
                 <w:color w:val="000000"/>
                 <w:sz w:val="22"/>
               </w:rPr>
-              <w:t>Раководител на Сектор QA: ја одобрува оваа СОП, го квалификува превозникот, го одобрува TRA (WHSOP_003_A01), го прегледува комплетниот транспортен досие во рок од 48 часа и ја носи диспозицијата (WHSOP_003_A07); води истраги и CAPA.</w:t>
+              <w:t>Раководител на Сектор QA: ја одобрува оваа СОП, го одобрува TRA (WHSOP_003_A01), го одобрува распоредот на логерите, ги презема и прегледува податоците од логерите, го прегледува комплетниот транспортен досие во рок од 48 часа и ја носи диспозицијата (WHSOP_003_A07); води истраги и CAPA.</w:t>
             </w:r>
           </w:p>
         </w:tc>
@@ -4133,7 +4133,7 @@
                 <w:color w:val="595959"/>
                 <w:sz w:val="22"/>
               </w:rPr>
-              <w:t>QA Manager: approves this SOP, qualifies the carrier, approves the TRA (WHSOP_003_A01), reviews the complete transport file within 48 hours and records the disposition (WHSOP_003_A07); leads investigations and CAPA.</w:t>
+              <w:t>QA Manager: approves this SOP, approves the TRA (WHSOP_003_A01), approves the logger placement plan, downloads and reviews the logger data, reviews the complete transport file within 48 hours and records the disposition (WHSOP_003_A07); leads investigations and CAPA.</w:t>
             </w:r>
           </w:p>
         </w:tc>
@@ -4221,7 +4221,7 @@
                 <w:color w:val="000000"/>
                 <w:sz w:val="22"/>
               </w:rPr>
-              <w:t>Договорна обезбедувачка компанија: обезбедува квалификувано возило со GPS, двочлена посада со овластување за транспорт на опојни дроги, ја извршува рутата, го одржува ланецот на надзор и ги враќа документите во рок од 24 часа.</w:t>
+              <w:t>Возач и придружник (овластен персонал на Пјурли Плант, најмалку две лица): го преземаат товарот на точката на предавање 1, ја возат одобрената рута под полициско придружување, не го оставаат возилото без надзор, ги евидентираат контролните јавувања и инцидентите, го предаваат товарот на примачот и ги враќаат документите и логерот во рок од 24 часа.</w:t>
             </w:r>
           </w:p>
         </w:tc>
@@ -4249,7 +4249,7 @@
                 <w:color w:val="595959"/>
                 <w:sz w:val="22"/>
               </w:rPr>
-              <w:t>Contracted security company: provides a qualified GPS-equipped vehicle and a two-person crew authorised for narcotic transport, executes the route, maintains the chain of custody and returns the documents within 24 hours.</w:t>
+              <w:t>Driver and escort person (authorised Purely Plant personnel, at least two persons): take over the load at transfer point 1, drive the approved route under police escort, never leave the vehicle unattended, record check-in calls and incidents, hand the load over to the consignee and return the documents and the logger within 24 hours.</w:t>
             </w:r>
           </w:p>
         </w:tc>
@@ -4279,7 +4279,7 @@
                 <w:color w:val="000000"/>
                 <w:sz w:val="22"/>
               </w:rPr>
-              <w:t>Примач: ја проверува пломбата, бројот и идентитетот пред потпис, ги презема податоците од логерот и го потпишува ланецот на надзор.</w:t>
+              <w:t>Примач: го проверува бројот на палети, целоста на завиткувањето и пломбите и идентитетот пред потпис, ги вади и запира логерите за еднократна употреба и го потпишува ланецот на надзор.</w:t>
             </w:r>
           </w:p>
         </w:tc>
@@ -4307,7 +4307,7 @@
                 <w:color w:val="595959"/>
                 <w:sz w:val="22"/>
               </w:rPr>
-              <w:t>Consignee: verifies the seal, count and identity before signing, retrieves the logger data and signs the chain of custody.</w:t>
+              <w:t>Consignee: verifies the pallet count, integrity of the wrapping and seals, and identity before signing, removes and stops the single-use loggers and signs the chain of custody.</w:t>
             </w:r>
           </w:p>
         </w:tc>
@@ -4558,7 +4558,7 @@
                 <w:color w:val="000000"/>
                 <w:sz w:val="22"/>
               </w:rPr>
-              <w:t>Закон за лекови и медицински средства (Сл. весник на РМ бр. 106/07 со измени); Закон за приватно обезбедување (овластување на обезбедувачката компанија).</w:t>
+              <w:t>Закон за лекови и медицински средства (Сл. весник на РМ бр. 106/07 со измени).</w:t>
             </w:r>
           </w:p>
         </w:tc>
@@ -4586,7 +4586,7 @@
                 <w:color w:val="595959"/>
                 <w:sz w:val="22"/>
               </w:rPr>
-              <w:t>Law on Medicines and Medical Devices (Off. Gazette of RM No. 106/07, as amended); Law on Private Security (authorisation of the security company).</w:t>
+              <w:t>Law on Medicines and Medical Devices (Off. Gazette of RM No. 106/07, as amended).</w:t>
             </w:r>
           </w:p>
         </w:tc>
@@ -4736,7 +4736,7 @@
                 <w:color w:val="000000"/>
                 <w:sz w:val="22"/>
               </w:rPr>
-              <w:t>EudraLex Vol. 4 — Part I Chapter 4 (документација), Chapter 5 §5.10 (транспорт), Chapter 7 (аутсорсирани активности); Annex 7 (растителни лекови); Annex 15 §6 (верификација на транспортот).</w:t>
+              <w:t>EudraLex Vol. 4 — Part I Chapter 4 (документација), Chapter 5 §5.10 (транспорт); Annex 7 (растителни лекови); Annex 11 (компјутеризирани системи — софтвер на USB логерите); Annex 15 §6 (верификација на транспортот).</w:t>
             </w:r>
           </w:p>
         </w:tc>
@@ -4764,7 +4764,7 @@
                 <w:color w:val="595959"/>
                 <w:sz w:val="22"/>
               </w:rPr>
-              <w:t>EudraLex Vol. 4 — Part I Chapter 4 (documentation), Chapter 5 §5.10 (transport), Chapter 7 (outsourced activities); Annex 7 (herbal medicinal products); Annex 15 §6 (verification of transportation).</w:t>
+              <w:t>EudraLex Vol. 4 — Part I Chapter 4 (documentation), Chapter 5 §5.10 (transport); Annex 7 (herbal medicinal products); Annex 11 (computerised systems — USB logger software); Annex 15 §6 (verification of transportation).</w:t>
             </w:r>
           </w:p>
         </w:tc>
@@ -5247,7 +5247,7 @@
                 <w:color w:val="000000"/>
                 <w:sz w:val="22"/>
               </w:rPr>
-              <w:t>Транспортен настан — едно движење на една или повеќе пратки од едно место на испраќање до едно место на прием, идентификувано со единствен идентификатор (UTID).</w:t>
+              <w:t>Транспортен настан — едно движење на една или повеќе палети од едно место на испраќање до едно место на прием, идентификувано со единствен идентификатор (UTID).</w:t>
             </w:r>
           </w:p>
         </w:tc>
@@ -5275,7 +5275,7 @@
                 <w:color w:val="595959"/>
                 <w:sz w:val="22"/>
               </w:rPr>
-              <w:t>Transport event — one movement of one or more consignments from one dispatch point to one receipt point, identified by a unique transport identifier (UTID).</w:t>
+              <w:t>Transport event — one movement of one or more pallets from one dispatch point to one receipt point, identified by a unique transport identifier (UTID).</w:t>
             </w:r>
           </w:p>
         </w:tc>
@@ -5363,7 +5363,7 @@
                 <w:color w:val="000000"/>
                 <w:sz w:val="22"/>
               </w:rPr>
-              <w:t>Рута (лента) — дефинирана комбинација на место на испраќање, место на прием, патека, возило/пакување и сезона, квалификувана согласно QASOP_0XX.</w:t>
+              <w:t>Палета — евро-палета (1200 × 800 mm), голема (G — 8 картони) или мала (M — 4 картони), завиткана со стреч-фолија и термо-ќебе; идентификатор на палета: UTID-Pnn (на пр. TR-20261015-001-P01).</w:t>
             </w:r>
           </w:p>
         </w:tc>
@@ -5391,7 +5391,7 @@
                 <w:color w:val="595959"/>
                 <w:sz w:val="22"/>
               </w:rPr>
-              <w:t>Lane — a defined combination of dispatch point, receipt point, route, vehicle/packaging and season, qualified per QASOP_0XX.</w:t>
+              <w:t>Pallet — a Euro pallet (1200 × 800 mm), large (L — 8 cartons) or small (S — 4 cartons), wrapped in stretch film and a thermal blanket; pallet ID: UTID-Pnn (e.g. TR-20261015-001-P01).</w:t>
             </w:r>
           </w:p>
         </w:tc>
@@ -5421,7 +5421,7 @@
                 <w:color w:val="000000"/>
                 <w:sz w:val="22"/>
               </w:rPr>
-              <w:t>Ланец на надзор — документирана, хронолошка и непрекината евиденција на поседувањето и предавањето на пратката.</w:t>
+              <w:t>Картон — транспортна кутија од брановиден картон со 10 кеси меѓупроизвод (ринфуз); идентификатор на картон: UTID-Pnn-Cnn (на пр. TR-20261015-001-P01-C03).</w:t>
             </w:r>
           </w:p>
         </w:tc>
@@ -5449,7 +5449,7 @@
                 <w:color w:val="595959"/>
                 <w:sz w:val="22"/>
               </w:rPr>
-              <w:t>Chain of custody — the documented, chronological and unbroken record of possession and hand-over of the consignment.</w:t>
+              <w:t>Carton — a corrugated transport box holding 10 bags of intermediate (bulk); carton ID: UTID-Pnn-Cnn (e.g. TR-20261015-001-P01-C03).</w:t>
             </w:r>
           </w:p>
         </w:tc>
@@ -5479,7 +5479,7 @@
                 <w:color w:val="000000"/>
                 <w:sz w:val="22"/>
               </w:rPr>
-              <w:t>Пломба со доказ за отворање — серијализирана безбедносна пломба која видливо покажува секое неовластено отворање.</w:t>
+              <w:t>Кеса — примарно пакување на меѓупроизводот, означено со серијата и редниот број на кесата од производствениот запис; не се преозначува за транспорт.</w:t>
             </w:r>
           </w:p>
         </w:tc>
@@ -5507,7 +5507,355 @@
                 <w:color w:val="595959"/>
                 <w:sz w:val="22"/>
               </w:rPr>
-              <w:t>Tamper-evident seal — a serialised security seal that visibly shows any unauthorised opening.</w:t>
+              <w:t>Bag — the primary packaging of the intermediate, labelled with the batch and the bag number from the production record; it is not relabelled for transport.</w:t>
+            </w:r>
+          </w:p>
+        </w:tc>
+      </w:tr>
+      <w:tr>
+        <w:tc>
+          <w:tcPr>
+            <w:tcW w:type="dxa" w:w="5102"/>
+            <w:tcBorders>
+              <w:top w:val="nil"/>
+              <w:left w:val="nil"/>
+              <w:bottom w:val="nil"/>
+              <w:right w:val="single" w:sz="4" w:color="000000"/>
+            </w:tcBorders>
+          </w:tcPr>
+          <w:p>
+            <w:pPr>
+              <w:spacing w:before="0" w:after="120"/>
+              <w:jc w:val="both"/>
+            </w:pPr>
+            <w:r/>
+            <w:r>
+              <w:rPr>
+                <w:rFonts w:ascii="Calibri" w:hAnsi="Calibri"/>
+                <w:b w:val="0"/>
+                <w:i w:val="0"/>
+                <w:color w:val="000000"/>
+                <w:sz w:val="22"/>
+              </w:rPr>
+              <w:t>Листа на пакување — запис на хартија што ги наведува содржаните единици: кесите во картонот или картоните во палетата (WHSOP_003_A03).</w:t>
+            </w:r>
+          </w:p>
+        </w:tc>
+        <w:tc>
+          <w:tcPr>
+            <w:tcW w:type="dxa" w:w="5102"/>
+            <w:tcBorders>
+              <w:top w:val="nil"/>
+              <w:left w:val="single" w:sz="4" w:color="000000"/>
+              <w:bottom w:val="nil"/>
+              <w:right w:val="nil"/>
+            </w:tcBorders>
+          </w:tcPr>
+          <w:p>
+            <w:pPr>
+              <w:spacing w:before="0" w:after="120"/>
+              <w:jc w:val="both"/>
+            </w:pPr>
+            <w:r/>
+            <w:r>
+              <w:rPr>
+                <w:rFonts w:ascii="Calibri" w:hAnsi="Calibri"/>
+                <w:b w:val="0"/>
+                <w:i w:val="0"/>
+                <w:color w:val="595959"/>
+                <w:sz w:val="22"/>
+              </w:rPr>
+              <w:t>Packing list — a paper record listing the units contained: the bags in a carton or the cartons on a pallet (WHSOP_003_A03).</w:t>
+            </w:r>
+          </w:p>
+        </w:tc>
+      </w:tr>
+      <w:tr>
+        <w:tc>
+          <w:tcPr>
+            <w:tcW w:type="dxa" w:w="5102"/>
+            <w:tcBorders>
+              <w:top w:val="nil"/>
+              <w:left w:val="nil"/>
+              <w:bottom w:val="nil"/>
+              <w:right w:val="single" w:sz="4" w:color="000000"/>
+            </w:tcBorders>
+          </w:tcPr>
+          <w:p>
+            <w:pPr>
+              <w:spacing w:before="0" w:after="120"/>
+              <w:jc w:val="both"/>
+            </w:pPr>
+            <w:r/>
+            <w:r>
+              <w:rPr>
+                <w:rFonts w:ascii="Calibri" w:hAnsi="Calibri"/>
+                <w:b w:val="0"/>
+                <w:i w:val="0"/>
+                <w:color w:val="000000"/>
+                <w:sz w:val="22"/>
+              </w:rPr>
+              <w:t>Логер за еднократна употреба — калибриран температурен логер со фабрички сертификат, кој се активира еднаш, оди со палетата и по запирање дава неизменлив извештај (PDF).</w:t>
+            </w:r>
+          </w:p>
+        </w:tc>
+        <w:tc>
+          <w:tcPr>
+            <w:tcW w:type="dxa" w:w="5102"/>
+            <w:tcBorders>
+              <w:top w:val="nil"/>
+              <w:left w:val="single" w:sz="4" w:color="000000"/>
+              <w:bottom w:val="nil"/>
+              <w:right w:val="nil"/>
+            </w:tcBorders>
+          </w:tcPr>
+          <w:p>
+            <w:pPr>
+              <w:spacing w:before="0" w:after="120"/>
+              <w:jc w:val="both"/>
+            </w:pPr>
+            <w:r/>
+            <w:r>
+              <w:rPr>
+                <w:rFonts w:ascii="Calibri" w:hAnsi="Calibri"/>
+                <w:b w:val="0"/>
+                <w:i w:val="0"/>
+                <w:color w:val="595959"/>
+                <w:sz w:val="22"/>
+              </w:rPr>
+              <w:t>Single-use logger — a calibrated temperature logger with a factory certificate, activated once, travelling with the pallet and producing an unalterable report (PDF) once stopped.</w:t>
+            </w:r>
+          </w:p>
+        </w:tc>
+      </w:tr>
+      <w:tr>
+        <w:tc>
+          <w:tcPr>
+            <w:tcW w:type="dxa" w:w="5102"/>
+            <w:tcBorders>
+              <w:top w:val="nil"/>
+              <w:left w:val="nil"/>
+              <w:bottom w:val="nil"/>
+              <w:right w:val="single" w:sz="4" w:color="000000"/>
+            </w:tcBorders>
+          </w:tcPr>
+          <w:p>
+            <w:pPr>
+              <w:spacing w:before="0" w:after="120"/>
+              <w:jc w:val="both"/>
+            </w:pPr>
+            <w:r/>
+            <w:r>
+              <w:rPr>
+                <w:rFonts w:ascii="Calibri" w:hAnsi="Calibri"/>
+                <w:b w:val="0"/>
+                <w:i w:val="0"/>
+                <w:color w:val="000000"/>
+                <w:sz w:val="22"/>
+              </w:rPr>
+              <w:t>USB логер — калибриран логер за температура и влага за повеќекратна употреба, чии податоци се преземаат преку USB со софтвер верификуван според Annex 11.</w:t>
+            </w:r>
+          </w:p>
+        </w:tc>
+        <w:tc>
+          <w:tcPr>
+            <w:tcW w:type="dxa" w:w="5102"/>
+            <w:tcBorders>
+              <w:top w:val="nil"/>
+              <w:left w:val="single" w:sz="4" w:color="000000"/>
+              <w:bottom w:val="nil"/>
+              <w:right w:val="nil"/>
+            </w:tcBorders>
+          </w:tcPr>
+          <w:p>
+            <w:pPr>
+              <w:spacing w:before="0" w:after="120"/>
+              <w:jc w:val="both"/>
+            </w:pPr>
+            <w:r/>
+            <w:r>
+              <w:rPr>
+                <w:rFonts w:ascii="Calibri" w:hAnsi="Calibri"/>
+                <w:b w:val="0"/>
+                <w:i w:val="0"/>
+                <w:color w:val="595959"/>
+                <w:sz w:val="22"/>
+              </w:rPr>
+              <w:t>USB logger — a calibrated reusable temperature and humidity logger whose data are downloaded via USB with software verified per Annex 11.</w:t>
+            </w:r>
+          </w:p>
+        </w:tc>
+      </w:tr>
+      <w:tr>
+        <w:tc>
+          <w:tcPr>
+            <w:tcW w:type="dxa" w:w="5102"/>
+            <w:tcBorders>
+              <w:top w:val="nil"/>
+              <w:left w:val="nil"/>
+              <w:bottom w:val="nil"/>
+              <w:right w:val="single" w:sz="4" w:color="000000"/>
+            </w:tcBorders>
+          </w:tcPr>
+          <w:p>
+            <w:pPr>
+              <w:spacing w:before="0" w:after="120"/>
+              <w:jc w:val="both"/>
+            </w:pPr>
+            <w:r/>
+            <w:r>
+              <w:rPr>
+                <w:rFonts w:ascii="Calibri" w:hAnsi="Calibri"/>
+                <w:b w:val="0"/>
+                <w:i w:val="0"/>
+                <w:color w:val="000000"/>
+                <w:sz w:val="22"/>
+              </w:rPr>
+              <w:t>Рута (лента) — дефинирана комбинација на место на испраќање, место на прием, патека, возило/конфигурација на пакување и сезона, квалификувана согласно QASOP_0XX.</w:t>
+            </w:r>
+          </w:p>
+        </w:tc>
+        <w:tc>
+          <w:tcPr>
+            <w:tcW w:type="dxa" w:w="5102"/>
+            <w:tcBorders>
+              <w:top w:val="nil"/>
+              <w:left w:val="single" w:sz="4" w:color="000000"/>
+              <w:bottom w:val="nil"/>
+              <w:right w:val="nil"/>
+            </w:tcBorders>
+          </w:tcPr>
+          <w:p>
+            <w:pPr>
+              <w:spacing w:before="0" w:after="120"/>
+              <w:jc w:val="both"/>
+            </w:pPr>
+            <w:r/>
+            <w:r>
+              <w:rPr>
+                <w:rFonts w:ascii="Calibri" w:hAnsi="Calibri"/>
+                <w:b w:val="0"/>
+                <w:i w:val="0"/>
+                <w:color w:val="595959"/>
+                <w:sz w:val="22"/>
+              </w:rPr>
+              <w:t>Lane — a defined combination of dispatch point, receipt point, route, vehicle/packaging configuration and season, qualified per QASOP_0XX.</w:t>
+            </w:r>
+          </w:p>
+        </w:tc>
+      </w:tr>
+      <w:tr>
+        <w:tc>
+          <w:tcPr>
+            <w:tcW w:type="dxa" w:w="5102"/>
+            <w:tcBorders>
+              <w:top w:val="nil"/>
+              <w:left w:val="nil"/>
+              <w:bottom w:val="nil"/>
+              <w:right w:val="single" w:sz="4" w:color="000000"/>
+            </w:tcBorders>
+          </w:tcPr>
+          <w:p>
+            <w:pPr>
+              <w:spacing w:before="0" w:after="120"/>
+              <w:jc w:val="both"/>
+            </w:pPr>
+            <w:r/>
+            <w:r>
+              <w:rPr>
+                <w:rFonts w:ascii="Calibri" w:hAnsi="Calibri"/>
+                <w:b w:val="0"/>
+                <w:i w:val="0"/>
+                <w:color w:val="000000"/>
+                <w:sz w:val="22"/>
+              </w:rPr>
+              <w:t>Ланец на надзор — документирана, хронолошка и непрекината евиденција на поседувањето и предавањето на пратката.</w:t>
+            </w:r>
+          </w:p>
+        </w:tc>
+        <w:tc>
+          <w:tcPr>
+            <w:tcW w:type="dxa" w:w="5102"/>
+            <w:tcBorders>
+              <w:top w:val="nil"/>
+              <w:left w:val="single" w:sz="4" w:color="000000"/>
+              <w:bottom w:val="nil"/>
+              <w:right w:val="nil"/>
+            </w:tcBorders>
+          </w:tcPr>
+          <w:p>
+            <w:pPr>
+              <w:spacing w:before="0" w:after="120"/>
+              <w:jc w:val="both"/>
+            </w:pPr>
+            <w:r/>
+            <w:r>
+              <w:rPr>
+                <w:rFonts w:ascii="Calibri" w:hAnsi="Calibri"/>
+                <w:b w:val="0"/>
+                <w:i w:val="0"/>
+                <w:color w:val="595959"/>
+                <w:sz w:val="22"/>
+              </w:rPr>
+              <w:t>Chain of custody — the documented, chronological and unbroken record of possession and hand-over of the consignment.</w:t>
+            </w:r>
+          </w:p>
+        </w:tc>
+      </w:tr>
+      <w:tr>
+        <w:tc>
+          <w:tcPr>
+            <w:tcW w:type="dxa" w:w="5102"/>
+            <w:tcBorders>
+              <w:top w:val="nil"/>
+              <w:left w:val="nil"/>
+              <w:bottom w:val="nil"/>
+              <w:right w:val="single" w:sz="4" w:color="000000"/>
+            </w:tcBorders>
+          </w:tcPr>
+          <w:p>
+            <w:pPr>
+              <w:spacing w:before="0" w:after="120"/>
+              <w:jc w:val="both"/>
+            </w:pPr>
+            <w:r/>
+            <w:r>
+              <w:rPr>
+                <w:rFonts w:ascii="Calibri" w:hAnsi="Calibri"/>
+                <w:b w:val="0"/>
+                <w:i w:val="0"/>
+                <w:color w:val="000000"/>
+                <w:sz w:val="22"/>
+              </w:rPr>
+              <w:t>Пломба со доказ за отворање — серијализирана безбедносна пломба или лента која видливо покажува секое неовластено отворање.</w:t>
+            </w:r>
+          </w:p>
+        </w:tc>
+        <w:tc>
+          <w:tcPr>
+            <w:tcW w:type="dxa" w:w="5102"/>
+            <w:tcBorders>
+              <w:top w:val="nil"/>
+              <w:left w:val="single" w:sz="4" w:color="000000"/>
+              <w:bottom w:val="nil"/>
+              <w:right w:val="nil"/>
+            </w:tcBorders>
+          </w:tcPr>
+          <w:p>
+            <w:pPr>
+              <w:spacing w:before="0" w:after="120"/>
+              <w:jc w:val="both"/>
+            </w:pPr>
+            <w:r/>
+            <w:r>
+              <w:rPr>
+                <w:rFonts w:ascii="Calibri" w:hAnsi="Calibri"/>
+                <w:b w:val="0"/>
+                <w:i w:val="0"/>
+                <w:color w:val="595959"/>
+                <w:sz w:val="22"/>
+              </w:rPr>
+              <w:t>Tamper-evident seal — a serialised security seal or tape that visibly shows any unauthorised opening.</w:t>
             </w:r>
           </w:p>
         </w:tc>
@@ -5657,7 +6005,7 @@
                 <w:color w:val="000000"/>
                 <w:sz w:val="22"/>
               </w:rPr>
-              <w:t>МВР — Министерство за внатрешни работи (MoIA); МЗ — Министерство за здравство (MoH); TRA — процена на ризик од транспорт; UTID; GPS; RH; MKT; CAPA; GMP; GDP; QA; QC; QP; SOP; CoA.</w:t>
+              <w:t>МВР — Министерство за внатрешни работи (MoIA); МЗ — Министерство за здравство (MoH); TRA — процена на ризик од транспорт; UTID; G/M — голема/мала палета (L/S); RH; MKT; CAPA; GMP; GDP; QA; QC; QP; SOP; CoA.</w:t>
             </w:r>
           </w:p>
         </w:tc>
@@ -5685,7 +6033,7 @@
                 <w:color w:val="595959"/>
                 <w:sz w:val="22"/>
               </w:rPr>
-              <w:t>MoIA — Ministry of Interior Affairs (МВР); MoH — Ministry of Health (МЗ); TRA — transport risk assessment; UTID; GPS; RH; MKT; CAPA; GMP; GDP; QA; QC; QP; SOP; CoA.</w:t>
+              <w:t>MoIA — Ministry of Interior Affairs (МВР); MoH — Ministry of Health (МЗ); TRA — transport risk assessment; UTID; L/S — large/small pallet (G/M); RH; MKT; CAPA; GMP; GDP; QA; QC; QP; SOP; CoA.</w:t>
             </w:r>
           </w:p>
         </w:tc>
@@ -5878,7 +6226,7 @@
                 <w:color w:val="000000"/>
                 <w:sz w:val="22"/>
               </w:rPr>
-              <w:t>Секое движење мора да биде: (а) извршено по квалификувана рута според QASOP_0XX (статус QUALIFIED во регистарот QASOP_0XX_A06); (б) пријавено до МВР и потврдено пред отпремата; (в) извршено од договорна обезбедувачка компанија со важечки Технички договор за квалитет; и (г) следено со калибриран логер за температура и влага. Ниту едно движење не започнува ако некој од овие услови не е исполнет.</w:t>
+              <w:t>Секое движење мора да биде: (а) извршено по квалификувана рута според QASOP_0XX (статус QUALIFIED во регистарот QASOP_0XX_A06), со истата конфигурација на возило и палети; (б) пријавено до МВР со барање за полициско придружување и писмено потврдено пред отпремата; (в) извршено од најмалку две овластени лица на Пјурли Плант, под полициско придружување; и (г) следено со калибрирани логери според 6.4.5. Ниту едно движење не започнува ако некој од овие услови не е исполнет.</w:t>
             </w:r>
           </w:p>
         </w:tc>
@@ -5906,7 +6254,7 @@
                 <w:color w:val="595959"/>
                 <w:sz w:val="22"/>
               </w:rPr>
-              <w:t>Every movement must be: (a) executed on a lane qualified per QASOP_0XX (status QUALIFIED in register QASOP_0XX_A06); (b) notified to the MoIA and confirmed before dispatch; (c) performed by a contracted security company holding a valid Technical Quality Agreement; and (d) monitored with a calibrated temperature and humidity logger. No movement starts if any of these conditions is not met.</w:t>
+              <w:t>Every movement must be: (a) executed on a lane qualified per QASOP_0XX (status QUALIFIED in register QASOP_0XX_A06), with the same vehicle and pallet configuration; (b) notified to the MoIA with a request for police escort and confirmed in writing before dispatch; (c) performed by at least two authorised Purely Plant persons, under police escort; and (d) monitored with calibrated loggers per 6.4.5. No movement starts if any of these conditions is not met.</w:t>
             </w:r>
           </w:p>
         </w:tc>
@@ -6090,7 +6438,7 @@
                 <w:color w:val="000000"/>
                 <w:sz w:val="20"/>
               </w:rPr>
-              <w:t>Логер</w:t>
+              <w:t>Логери</w:t>
             </w:r>
             <w:r>
               <w:rPr>
@@ -6110,7 +6458,7 @@
                 <w:color w:val="000000"/>
                 <w:sz w:val="14"/>
               </w:rPr>
-              <w:t>Logger</w:t>
+              <w:t>Loggers</w:t>
             </w:r>
           </w:p>
         </w:tc>
@@ -6178,7 +6526,7 @@
                 <w:color w:val="000000"/>
                 <w:sz w:val="20"/>
               </w:rPr>
-              <w:t>Готов производ — сув цвет</w:t>
+              <w:t>Меѓупроизвод (ринфуз во кеси)</w:t>
             </w:r>
             <w:r>
               <w:rPr>
@@ -6198,7 +6546,7 @@
                 <w:color w:val="000000"/>
                 <w:sz w:val="14"/>
               </w:rPr>
-              <w:t>Finished product — dried flower</w:t>
+              <w:t>Intermediate (bulk in bags)</w:t>
             </w:r>
           </w:p>
         </w:tc>
@@ -6279,7 +6627,7 @@
                 <w:color w:val="000000"/>
                 <w:sz w:val="20"/>
               </w:rPr>
-              <w:t>1 по пратка, интервал 5 мин</w:t>
+              <w:t>1 еднократен по палета + 1 USB во товарниот простор</w:t>
             </w:r>
             <w:r>
               <w:rPr>
@@ -6299,7 +6647,7 @@
                 <w:color w:val="000000"/>
                 <w:sz w:val="14"/>
               </w:rPr>
-              <w:t>1 per consignment, 5 min interval</w:t>
+              <w:t>1 single-use per pallet + 1 USB in the load space</w:t>
             </w:r>
           </w:p>
         </w:tc>
@@ -6320,7 +6668,7 @@
                 <w:color w:val="000000"/>
                 <w:sz w:val="20"/>
               </w:rPr>
-              <w:t>запечатени примарни кеси, кутија со UBID</w:t>
+              <w:t>10 кеси/картон; палета G 8 или M 4 картони; стреч-фолија и термо-ќебе</w:t>
             </w:r>
             <w:r>
               <w:rPr>
@@ -6340,7 +6688,7 @@
                 <w:color w:val="000000"/>
                 <w:sz w:val="14"/>
               </w:rPr>
-              <w:t>sealed primary bags, UBID box</w:t>
+              <w:t>10 bags/carton; pallet L 8 or S 4 cartons; stretch film and thermal blanket</w:t>
             </w:r>
           </w:p>
         </w:tc>
@@ -6366,7 +6714,7 @@
                 <w:color w:val="000000"/>
                 <w:sz w:val="20"/>
               </w:rPr>
-              <w:t>Меѓупроизвод</w:t>
+              <w:t>Готов производ — сув цвет</w:t>
             </w:r>
             <w:r>
               <w:rPr>
@@ -6386,7 +6734,7 @@
                 <w:color w:val="000000"/>
                 <w:sz w:val="14"/>
               </w:rPr>
-              <w:t>Intermediate</w:t>
+              <w:t>Finished product — dried flower</w:t>
             </w:r>
           </w:p>
         </w:tc>
@@ -6467,7 +6815,7 @@
                 <w:color w:val="000000"/>
                 <w:sz w:val="20"/>
               </w:rPr>
-              <w:t>1 по пратка</w:t>
+              <w:t>1 еднократен по палета + 1 USB во товарниот простор</w:t>
             </w:r>
             <w:r>
               <w:rPr>
@@ -6487,7 +6835,7 @@
                 <w:color w:val="000000"/>
                 <w:sz w:val="14"/>
               </w:rPr>
-              <w:t>1 per consignment</w:t>
+              <w:t>1 single-use per pallet + 1 USB in the load space</w:t>
             </w:r>
           </w:p>
         </w:tc>
@@ -6508,7 +6856,7 @@
                 <w:color w:val="000000"/>
                 <w:sz w:val="20"/>
               </w:rPr>
-              <w:t>двојна кеса, цврст контејнер</w:t>
+              <w:t>запечатени кеси во картони на палета, како погоре</w:t>
             </w:r>
             <w:r>
               <w:rPr>
@@ -6528,7 +6876,7 @@
                 <w:color w:val="000000"/>
                 <w:sz w:val="14"/>
               </w:rPr>
-              <w:t>double bag, rigid container</w:t>
+              <w:t>sealed bags in cartons on pallets, as above</w:t>
             </w:r>
           </w:p>
         </w:tc>
@@ -6666,7 +7014,7 @@
                 <w:color w:val="000000"/>
                 <w:sz w:val="20"/>
               </w:rPr>
-              <w:t>2 (производ + амбиент)</w:t>
+              <w:t>1 еднократен во ладилникот + 1 USB</w:t>
             </w:r>
             <w:r>
               <w:rPr>
@@ -6686,7 +7034,7 @@
                 <w:color w:val="000000"/>
                 <w:sz w:val="14"/>
               </w:rPr>
-              <w:t>2 (product + ambient)</w:t>
+              <w:t>1 single-use in the cool box + 1 USB</w:t>
             </w:r>
           </w:p>
         </w:tc>
@@ -6854,7 +7202,7 @@
                 <w:color w:val="000000"/>
                 <w:sz w:val="20"/>
               </w:rPr>
-              <w:t>1 по пратка</w:t>
+              <w:t>1 USB во товарниот простор</w:t>
             </w:r>
             <w:r>
               <w:rPr>
@@ -6874,7 +7222,7 @@
                 <w:color w:val="000000"/>
                 <w:sz w:val="14"/>
               </w:rPr>
-              <w:t>1 per consignment</w:t>
+              <w:t>1 USB in the load space</w:t>
             </w:r>
           </w:p>
         </w:tc>
@@ -7210,7 +7558,7 @@
                 <w:color w:val="000000"/>
                 <w:sz w:val="22"/>
               </w:rPr>
-              <w:t>6.2.1 Иницијаторот (Логистика за производ, Култивација за пропагационен материјал) го пријавува барањето до Сектор Обезбедување најмалку 5 работни дена пред планираниот датум, со: вид и количина на материјал (нето маса во грамови), примач, планиран датум и посебни услови.</w:t>
+              <w:t>6.2.1 Иницијаторот (Логистика за меѓупроизвод и производ, Култивација за пропагационен материјал) го пријавува барањето до Сектор Обезбедување најмалку 5 работни дена пред планираниот датум, со: вид и количина на материјал (нето маса во грамови), број на палети (G/M), картони и кеси, примач, планиран датум и посебни услови.</w:t>
             </w:r>
           </w:p>
         </w:tc>
@@ -7238,7 +7586,7 @@
                 <w:color w:val="595959"/>
                 <w:sz w:val="22"/>
               </w:rPr>
-              <w:t>6.2.1 The initiator (Logistics for product, Cultivation for propagation material) submits the request to Security at least 5 working days before the planned date, stating: type and quantity of material (net mass in grams), consignee, planned date and special conditions.</w:t>
+              <w:t>6.2.1 The initiator (Logistics for intermediate and product, Cultivation for propagation material) submits the request to Security at least 5 working days before the planned date, stating: type and quantity of material (net mass in grams), number of pallets (L/S), cartons and bags, consignee, planned date and special conditions.</w:t>
             </w:r>
           </w:p>
         </w:tc>
@@ -7268,7 +7616,7 @@
                 <w:color w:val="000000"/>
                 <w:sz w:val="22"/>
               </w:rPr>
-              <w:t>6.2.2 Сектор Обезбедување проверува дали рутата е со статус QUALIFIED и важечка сезонска квалификација во QASOP_0XX_A06. Ако рутата не е квалификувана, транспортот не се изведува додека QA не одобри квалификација или документирана исклучителна мерка преку контрола на промени.</w:t>
+              <w:t>6.2.2 Сектор Обезбедување проверува дали рутата е со статус QUALIFIED и важечка сезонска квалификација во QASOP_0XX_A06, за истото возило и истата конфигурација на палети. Ако не е, транспортот не се изведува додека QA не одобри квалификација или документирана исклучителна мерка преку контрола на промени.</w:t>
             </w:r>
           </w:p>
         </w:tc>
@@ -7296,7 +7644,7 @@
                 <w:color w:val="595959"/>
                 <w:sz w:val="22"/>
               </w:rPr>
-              <w:t>6.2.2 Security verifies that the lane holds QUALIFIED status and a valid seasonal qualification in QASOP_0XX_A06. If the lane is not qualified, the transport is not performed until QA approves a qualification or a documented exceptional measure via change control.</w:t>
+              <w:t>6.2.2 Security verifies that the lane holds QUALIFIED status and a valid seasonal qualification in QASOP_0XX_A06, for the same vehicle and the same pallet configuration. If it does not, the transport is not performed until QA approves a qualification or a documented exceptional measure via change control.</w:t>
             </w:r>
           </w:p>
         </w:tc>
@@ -7326,7 +7674,7 @@
                 <w:color w:val="000000"/>
                 <w:sz w:val="22"/>
               </w:rPr>
-              <w:t>6.2.3 Логистика генерира UTID и ја пополнува Процената на ризик од транспорт (WHSOP_003_A01): безбедност на патот, сезонска температура, времетраење, стабилност на материјалот, точки на запирање и мерки за намалување на ризикот. QA го одобрува TRA пред известувањата.</w:t>
+              <w:t>6.2.3 Логистика генерира UTID и ја пополнува Процената на ризик од транспорт (WHSOP_003_A01): безбедност, сезонска температура, времетраење, стабилност на материјалот, распоред на палетите во возилото, точки на запирање и мерки за намалување на ризикот. QA го одобрува TRA пред барањето до МВР.</w:t>
             </w:r>
           </w:p>
         </w:tc>
@@ -7354,7 +7702,7 @@
                 <w:color w:val="595959"/>
                 <w:sz w:val="22"/>
               </w:rPr>
-              <w:t>6.2.3 Logistics generates the UTID and completes the Transport Risk Assessment (WHSOP_003_A01): route security, seasonal temperature, duration, material stability, stopping points and mitigation measures. QA approves the TRA before the notifications.</w:t>
+              <w:t>6.2.3 Logistics generates the UTID and completes the Transport Risk Assessment (WHSOP_003_A01): security, seasonal temperature, duration, material stability, arrangement of the pallets in the vehicle, stopping points and mitigation measures. QA approves the TRA before the request to the MoIA.</w:t>
             </w:r>
           </w:p>
         </w:tc>
@@ -7388,7 +7736,7 @@
                 <w:color w:val="000000"/>
                 <w:sz w:val="22"/>
               </w:rPr>
-              <w:t>6.3 Фаза 2 — Регулаторни известувања (најмалку 24 часа пред отпремата)</w:t>
+              <w:t>6.3 Фаза 2 — Барање за полициско придружување (најмалку 24 часа пред отпремата)</w:t>
             </w:r>
           </w:p>
         </w:tc>
@@ -7416,7 +7764,7 @@
                 <w:color w:val="595959"/>
                 <w:sz w:val="22"/>
               </w:rPr>
-              <w:t>6.3 Stage 2 — Regulatory notifications (at least 24 hours before dispatch)</w:t>
+              <w:t>6.3 Stage 2 — Request for police escort (at least 24 hours before dispatch)</w:t>
             </w:r>
           </w:p>
         </w:tc>
@@ -7446,7 +7794,7 @@
                 <w:color w:val="000000"/>
                 <w:sz w:val="22"/>
               </w:rPr>
-              <w:t>6.3.1 Сектор Обезбедување го пополнува Известувањето до МВР (WHSOP_003_A02) со: податоци за Пјурли Плант и број на дозвола, UTID, датум и време на поаѓање и очекувано пристигнување, адреса на испраќање и прием, намена, вкупна нето количина (g), број на контејнери, превозник, регистарски број на возилото, возачи и опис на рутата.</w:t>
+              <w:t>6.3.1 Сектор Обезбедување го пополнува Барањето за полициско придружување и известување за транспорт до МВР (WHSOP_003_A02) со: податоци за Пјурли Плант и број на дозвола, UTID, датум и време на поаѓање и очекувано пристигнување, адреса на испраќање и прием, намена, вкупна нето количина (g), број на палети, картони и кеси, регистарски број на возилото, лицата што го извршуваат транспортот, опис на рутата и предложено место и време на почеток на придружувањето.</w:t>
             </w:r>
           </w:p>
         </w:tc>
@@ -7474,7 +7822,7 @@
                 <w:color w:val="595959"/>
                 <w:sz w:val="22"/>
               </w:rPr>
-              <w:t>6.3.1 Security completes the MoIA Notification (WHSOP_003_A02) with: Purely Plant details and licence number, UTID, departure date/time and expected arrival, dispatch and receipt addresses, purpose, total net quantity (g), number of containers, carrier, vehicle registration, drivers and route description.</w:t>
+              <w:t>6.3.1 Security completes the Request for police escort and notification of transport to the MoIA (WHSOP_003_A02) with: Purely Plant details and licence number, UTID, departure date/time and expected arrival, dispatch and receipt addresses, purpose, total net quantity (g), number of pallets, cartons and bags, vehicle registration, the persons performing the transport, route description and the proposed place and time at which the escort starts.</w:t>
             </w:r>
           </w:p>
         </w:tc>
@@ -7504,7 +7852,7 @@
                 <w:color w:val="000000"/>
                 <w:sz w:val="22"/>
               </w:rPr>
-              <w:t>6.3.2 Известувањето се поднесува најмалку 24 часа пред поаѓањето (лично со заверка — препорачано, препорачана пошта со повратница или официјална е-пошта ако е прифатена). Писмената потврда од МВР (заверка или допис) е ЗАДОЛЖИТЕЛНА пред отпремата; ако не е добиена, отпремата се одложува и се известува QP.</w:t>
+              <w:t>6.3.2 Барањето се поднесува најмалку 24 часа пред поаѓањето (лично со заверка — препорачано, препорачана пошта со повратница или официјална е-пошта ако е прифатена). Писмената потврда од МВР (заверка или допис) е ЗАДОЛЖИТЕЛНА пред отпремата; ако не е добиена или придружувањето не се појави, отпремата се одложува и се известува QP.</w:t>
             </w:r>
           </w:p>
         </w:tc>
@@ -7532,65 +7880,7 @@
                 <w:color w:val="595959"/>
                 <w:sz w:val="22"/>
               </w:rPr>
-              <w:t>6.3.2 The notification is submitted at least 24 hours before departure (in person with stamp — preferred, registered mail with return receipt, or official e-mail where accepted). Written MoIA confirmation (stamp or letter) is MANDATORY before dispatch; if it is not received, dispatch is postponed and the QP is informed.</w:t>
-            </w:r>
-          </w:p>
-        </w:tc>
-      </w:tr>
-      <w:tr>
-        <w:tc>
-          <w:tcPr>
-            <w:tcW w:type="dxa" w:w="5102"/>
-            <w:tcBorders>
-              <w:top w:val="nil"/>
-              <w:left w:val="nil"/>
-              <w:bottom w:val="nil"/>
-              <w:right w:val="single" w:sz="4" w:color="000000"/>
-            </w:tcBorders>
-          </w:tcPr>
-          <w:p>
-            <w:pPr>
-              <w:spacing w:before="0" w:after="120"/>
-              <w:jc w:val="both"/>
-            </w:pPr>
-            <w:r/>
-            <w:r>
-              <w:rPr>
-                <w:rFonts w:ascii="Calibri" w:hAnsi="Calibri"/>
-                <w:b w:val="0"/>
-                <w:i w:val="0"/>
-                <w:color w:val="000000"/>
-                <w:sz w:val="22"/>
-              </w:rPr>
-              <w:t>6.3.3 Истовремено се поднесува Известувањето до договорната обезбедувачка компанија (WHSOP_003_A03); компанијата писмено ги потврдува возилото, GPS-уредот, посадата и времето на преземање.</w:t>
-            </w:r>
-          </w:p>
-        </w:tc>
-        <w:tc>
-          <w:tcPr>
-            <w:tcW w:type="dxa" w:w="5102"/>
-            <w:tcBorders>
-              <w:top w:val="nil"/>
-              <w:left w:val="single" w:sz="4" w:color="000000"/>
-              <w:bottom w:val="nil"/>
-              <w:right w:val="nil"/>
-            </w:tcBorders>
-          </w:tcPr>
-          <w:p>
-            <w:pPr>
-              <w:spacing w:before="0" w:after="120"/>
-              <w:jc w:val="both"/>
-            </w:pPr>
-            <w:r/>
-            <w:r>
-              <w:rPr>
-                <w:rFonts w:ascii="Calibri" w:hAnsi="Calibri"/>
-                <w:b w:val="0"/>
-                <w:i w:val="0"/>
-                <w:color w:val="595959"/>
-                <w:sz w:val="22"/>
-              </w:rPr>
-              <w:t>6.3.3 At the same time the Notification to the contracted security company (WHSOP_003_A03) is submitted; the company confirms the vehicle, GPS unit, crew and pickup time in writing.</w:t>
+              <w:t>6.3.2 The request is submitted at least 24 hours before departure (in person with stamp — preferred, registered mail with return receipt, or official e-mail where accepted). Written MoIA confirmation (stamp or letter) is MANDATORY before dispatch; if it is not received or the escort does not arrive, dispatch is postponed and the QP is informed.</w:t>
             </w:r>
           </w:p>
         </w:tc>
@@ -7624,7 +7914,7 @@
                 <w:color w:val="000000"/>
                 <w:sz w:val="22"/>
               </w:rPr>
-              <w:t>6.4 Фаза 3 — Подготовка, пакување и означување</w:t>
+              <w:t>6.4 Фаза 3 — Формирање на палети, означување и логери</w:t>
             </w:r>
           </w:p>
         </w:tc>
@@ -7652,7 +7942,7 @@
                 <w:color w:val="595959"/>
                 <w:sz w:val="22"/>
               </w:rPr>
-              <w:t>6.4 Stage 3 — Preparation, packaging and labelling</w:t>
+              <w:t>6.4 Stage 3 — Palletising, labelling and loggers</w:t>
             </w:r>
           </w:p>
         </w:tc>
@@ -7682,7 +7972,7 @@
                 <w:color w:val="000000"/>
                 <w:sz w:val="22"/>
               </w:rPr>
-              <w:t>6.4.1 Материјалот се зема од складиштето во статус ОДОБРЕНО (производ), со двојна проверка од две лица (идентитет, серија, нето маса, број на контејнери); двете лица потпишуваат во WHSOP_003_A04. При неусогласеност — СТОП, истрага и решавање пред продолжување.</w:t>
+              <w:t>6.4.1 Материјалот се зема од складиштето во статус ОДОБРЕНО, со двојна проверка од две лица (идентитет на кесата, серија, нето маса); двете лица потпишуваат на листата на пакување на картонот (WHSOP_003_A03). При неусогласеност — СТОП, истрага и решавање пред продолжување.</w:t>
             </w:r>
           </w:p>
         </w:tc>
@@ -7710,7 +8000,7 @@
                 <w:color w:val="595959"/>
                 <w:sz w:val="22"/>
               </w:rPr>
-              <w:t>6.4.1 The material is taken from storage in APPROVED status (product), with two-person verification (identity, batch, net mass, number of containers); both persons sign in WHSOP_003_A04. On any discrepancy — STOP, investigate and resolve before proceeding.</w:t>
+              <w:t>6.4.1 The material is taken from storage in APPROVED status, with two-person verification (bag identity, batch, net mass); both persons sign the carton packing list (WHSOP_003_A03). On any discrepancy — STOP, investigate and resolve before proceeding.</w:t>
             </w:r>
           </w:p>
         </w:tc>
@@ -7740,7 +8030,7 @@
                 <w:color w:val="000000"/>
                 <w:sz w:val="22"/>
               </w:rPr>
-              <w:t>6.4.2 Готов производ и меѓупроизвод: запечатени примарни кеси во кутии означени со UBID (WHT 003), пломба по кутија и товарна пломба на просторот за товар. Другите материјали се пакуваат како што е наведено во матрицата на услови (6.1).</w:t>
+              <w:t>6.4.2 Картон: 10 кеси, листа на пакување на картонот во проѕирна плика на картонот и копија во досието; картонот се затвора со серијализирана безбедносна лента; етикетата на картонот (A03) се лепи на една страна. Палета: голема — 8 картони, мала — 4 картони, на евро-палета; картоните се редат без препуштање преку работ на палетата; палетата се завиткува со стреч-фолија, преку неа со термо-ќебе, и повторно со стреч-фолија; крајот на фолијата се лепи со безбедносна лента потпишана и датирана од двете лица.</w:t>
             </w:r>
           </w:p>
         </w:tc>
@@ -7768,7 +8058,7 @@
                 <w:color w:val="595959"/>
                 <w:sz w:val="22"/>
               </w:rPr>
-              <w:t>6.4.2 Finished product and intermediate: sealed primary bags in UBID-labelled boxes (WHT 003), one seal per box and a cargo seal on the load space. Other materials are packed as stated in the condition matrix (6.1).</w:t>
+              <w:t>6.4.2 Carton: 10 bags, the carton packing list in a clear pouch on the carton and a copy in the file; the carton is closed with serialised security tape; the carton label (A03) is applied on one side. Pallet: large — 8 cartons, small — 4 cartons, on a Euro pallet; cartons are stacked without overhanging the pallet edge; the pallet is wrapped in stretch film, then the thermal blanket over it, then stretch film again; the film end is closed with security tape signed and dated by both persons.</w:t>
             </w:r>
           </w:p>
         </w:tc>
@@ -7798,7 +8088,7 @@
                 <w:color w:val="000000"/>
                 <w:sz w:val="22"/>
               </w:rPr>
-              <w:t>6.4.3 Логерот се активира, се проверува (интервал 5 мин, аларми на границите од 6.1, важечка калибрација) и се поставува во геометрискиот центар на товарот, без допир со ладилни елементи; серискиот број, датумот на калибрација и броевите на пломбите се запишуваат во WHSOP_003_A04.</w:t>
+              <w:t>6.4.3 Етикети (систем на хартија, без бар-кодови и скенери): етикетите се печатат од контролираниот образец WHSOP_003_A03, со големи читливи знаци; етикетата на палетата се става во проѕирна плика на две соседни страни на надворешното завиткување. Пред лепење, второ лице ги споредува етикетите со листите на пакување и го потпишува тоа. Корекциите се прават според добрата документациска пракса (една линија, иницијали, датум); испишана етикета не се пребришува — се печати нова, а погрешната се поништува и се чува.</w:t>
             </w:r>
           </w:p>
         </w:tc>
@@ -7826,7 +8116,7 @@
                 <w:color w:val="595959"/>
                 <w:sz w:val="22"/>
               </w:rPr>
-              <w:t>6.4.3 The logger is activated, checked (5 min interval, alarms at the limits in 6.1, valid calibration) and placed in the geometric centre of the load, not touching any coolant; the serial number, calibration date and seal numbers are recorded in WHSOP_003_A04.</w:t>
+              <w:t>6.4.3 Labels (paper-based system, no barcodes or scanners): labels are printed from the controlled template WHSOP_003_A03, in large legible characters; the pallet label is placed in a clear pouch on two adjacent sides of the outer wrap. Before application, a second person compares the labels with the packing lists and signs for it. Corrections follow good documentation practice (single line, initials, date); a printed label is never overwritten — a new one is printed and the wrong one is voided and retained.</w:t>
             </w:r>
           </w:p>
         </w:tc>
@@ -7856,7 +8146,7 @@
                 <w:color w:val="000000"/>
                 <w:sz w:val="22"/>
               </w:rPr>
-              <w:t>6.4.4 Надворешна ознака на терцијарниот контејнер: примач и испраќач со контакт, UTID (бар-код/QR), услови на чување, „ПРАТКА ПОД КОНТРОЛА — САМО ОВЛАСТЕН ТРАНСПОРТ“ и број за итни случаи 24/7. Надворешната ознака не го наведува содржаното во поширока смисла од потребното за испорака.</w:t>
+              <w:t>6.4.4 Надворешната етикета на палетата содржи: UTID и ID на палетата, тип (G/M), „палета n од N“, број на картони и кеси, испраќач и примач со контакт, услови на чување (15–25 °C, RH ≤ 60 %, заштита од влага), „ПРАТКА ПОД КОНТРОЛА — САМО ОВЛАСТЕН ТРАНСПОРТ“ и број за итни случаи. Таа не ја опишува содржината пошироко од потребното за испорака; сериите и масите се во листата на пакување на палетата, во запечатена плика прикачена на палетата.</w:t>
             </w:r>
           </w:p>
         </w:tc>
@@ -7884,7 +8174,65 @@
                 <w:color w:val="595959"/>
                 <w:sz w:val="22"/>
               </w:rPr>
-              <w:t>6.4.4 External label of the tertiary container: consignee and consignor with contact, UTID (barcode/QR), storage conditions, "CONTROLLED CONSIGNMENT — AUTHORISED TRANSPORT ONLY" and a 24/7 emergency number. The external label does not describe the contents beyond what delivery requires.</w:t>
+              <w:t>6.4.4 The external pallet label carries: UTID and pallet ID, type (L/S), "pallet n of N", number of cartons and bags, consignor and consignee with contact, storage conditions (15–25 °C, RH ≤ 60 %, protect from moisture), "CONTROLLED CONSIGNMENT — AUTHORISED TRANSPORT ONLY" and an emergency number. It does not describe the contents beyond what delivery requires; batches and masses are on the pallet packing list, in a sealed envelope attached to the pallet.</w:t>
+            </w:r>
+          </w:p>
+        </w:tc>
+      </w:tr>
+      <w:tr>
+        <w:tc>
+          <w:tcPr>
+            <w:tcW w:type="dxa" w:w="5102"/>
+            <w:tcBorders>
+              <w:top w:val="nil"/>
+              <w:left w:val="nil"/>
+              <w:bottom w:val="nil"/>
+              <w:right w:val="single" w:sz="4" w:color="000000"/>
+            </w:tcBorders>
+          </w:tcPr>
+          <w:p>
+            <w:pPr>
+              <w:spacing w:before="0" w:after="120"/>
+              <w:jc w:val="both"/>
+            </w:pPr>
+            <w:r/>
+            <w:r>
+              <w:rPr>
+                <w:rFonts w:ascii="Calibri" w:hAnsi="Calibri"/>
+                <w:b w:val="0"/>
+                <w:i w:val="0"/>
+                <w:color w:val="000000"/>
+                <w:sz w:val="22"/>
+              </w:rPr>
+              <w:t>6.4.5 Логери: (а) по еден логер за еднократна употреба во секоја палета — се активира и се проверува (почетно време, интервал, граници на аларм), се поставува во горниот слој, во аголот на палетата свртен кон вратите на товарниот простор (или во најлошата позиција утврдена со PQ), меѓу два картона, под термо-ќебето, без допир со фолијата; серискиот број се запишува на листата на пакување на палетата и во A04; (б) еден USB логер за температура и влага во товарниот простор, на рутинската позиција утврдена со OQ (QASOP_0XX), со важечка калибрација. Логерите не се ставаат во запечатените картони, за да може примачот да ги извади без да ги отвора.</w:t>
+            </w:r>
+          </w:p>
+        </w:tc>
+        <w:tc>
+          <w:tcPr>
+            <w:tcW w:type="dxa" w:w="5102"/>
+            <w:tcBorders>
+              <w:top w:val="nil"/>
+              <w:left w:val="single" w:sz="4" w:color="000000"/>
+              <w:bottom w:val="nil"/>
+              <w:right w:val="nil"/>
+            </w:tcBorders>
+          </w:tcPr>
+          <w:p>
+            <w:pPr>
+              <w:spacing w:before="0" w:after="120"/>
+              <w:jc w:val="both"/>
+            </w:pPr>
+            <w:r/>
+            <w:r>
+              <w:rPr>
+                <w:rFonts w:ascii="Calibri" w:hAnsi="Calibri"/>
+                <w:b w:val="0"/>
+                <w:i w:val="0"/>
+                <w:color w:val="595959"/>
+                <w:sz w:val="22"/>
+              </w:rPr>
+              <w:t>6.4.5 Loggers: (a) one single-use logger in every pallet — activated and checked (start time, interval, alarm limits), placed in the top layer, at the pallet corner facing the load-space doors (or at the worst-case position established in PQ), between two cartons, under the thermal blanket and not touching the film; its serial number is recorded on the pallet packing list and in A04; (b) one USB temperature and humidity logger in the load space, at the routine position established in OQ (QASOP_0XX), with valid calibration. Loggers are not placed inside the sealed cartons, so that the consignee can remove them without opening the cartons.</w:t>
             </w:r>
           </w:p>
         </w:tc>
@@ -7976,7 +8324,7 @@
                 <w:color w:val="000000"/>
                 <w:sz w:val="22"/>
               </w:rPr>
-              <w:t>6.5.1 Пред предавањето, Обезбедување и Логистика ја пополнуваат Чек-листата пред отпрема (WHSOP_003_A05, дел А): потврда од МВР, потврда од обезбедувањето, одобрен TRA, рута QUALIFIED, пакување и ознаки, пломби, логер, документи, идентитет на возачите и возилото, работа на GPS и на климатизацијата. Ако ЕДНА ставка не е потврдена, транспортот НЕ започнува.</w:t>
+              <w:t>6.5.1 Пред предавањето, Обезбедување и Логистика ја пополнуваат Чек-листата пред отпрема (WHSOP_003_A05, дел А): писмена потврда од МВР, одобрен TRA, рута QUALIFIED, палети, етикети и листи на пакување, пломби и ленти, логери, документи, идентитет на лицата и возилото, состојба на возилото. Ако ЕДНА ставка не е потврдена, транспортот НЕ започнува.</w:t>
             </w:r>
           </w:p>
         </w:tc>
@@ -8004,7 +8352,7 @@
                 <w:color w:val="595959"/>
                 <w:sz w:val="22"/>
               </w:rPr>
-              <w:t>6.5.1 Before hand-over, Security and Logistics complete the Pre-dispatch Checklist (WHSOP_003_A05, part A): MoIA confirmation, security company confirmation, approved TRA, lane QUALIFIED, packaging and labels, seals, logger, documents, identity of drivers and vehicle, GPS and climate-control operation. If ANY item is not confirmed, the transport does NOT start.</w:t>
+              <w:t>6.5.1 Before hand-over, Security and Logistics complete the Pre-dispatch Checklist (WHSOP_003_A05, part A): written MoIA confirmation, approved TRA, lane QUALIFIED, pallets, labels and packing lists, seals and tapes, loggers, documents, identity of the persons and the vehicle, vehicle condition. If ANY item is not confirmed, the transport does NOT start.</w:t>
             </w:r>
           </w:p>
         </w:tc>
@@ -8034,7 +8382,7 @@
                 <w:color w:val="000000"/>
                 <w:sz w:val="22"/>
               </w:rPr>
-              <w:t>6.5.2 Возилото се проверува: регистарски број според A03, чист и заклучлив товарен простор, климатизација поставена на опсегот од 6.1 и претходно кондиционирана најмалку 30 минути, GPS тестиран со диспечерот. Посадата се брифира за рутата, временскиот прозорец, забраната за непланирани застанувања и протоколот за инциденти.</w:t>
+              <w:t>6.5.2 Возилото се проверува: регистарски број според A02, чист, сув и заклучлив товарен простор без мириси и штетници. Ако возилото има активна контрола на температура, таа се поставува на опсегот од 6.1 и се предкондиционира најмалку 30 минути; ако нема, заштитата е пасивна (термо-ќебе) и важи само за времетраењето и сезоната квалификувани во QASOP_0XX. Лицата се брифираат за рутата, временскиот прозорец, забраната за непланирани застанувања и протоколот за инциденти.</w:t>
             </w:r>
           </w:p>
         </w:tc>
@@ -8062,7 +8410,7 @@
                 <w:color w:val="595959"/>
                 <w:sz w:val="22"/>
               </w:rPr>
-              <w:t>6.5.2 The vehicle is checked: registration as per A03, clean and lockable load space, climate control set to the range in 6.1 and pre-conditioned for at least 30 minutes, GPS tested with the dispatcher. The crew is briefed on the route, time window, prohibition of unscheduled stops and incident protocol.</w:t>
+              <w:t>6.5.2 The vehicle is checked: registration as per A02, clean, dry and lockable load space free of odours and pests. If the vehicle has active temperature control, it is set to the range in 6.1 and pre-conditioned for at least 30 minutes; if it has none, protection is passive (thermal blanket) and is valid only for the duration and season qualified in QASOP_0XX. The persons are briefed on the route, time window, prohibition of unscheduled stops and incident protocol.</w:t>
             </w:r>
           </w:p>
         </w:tc>
@@ -8092,7 +8440,7 @@
                 <w:color w:val="000000"/>
                 <w:sz w:val="22"/>
               </w:rPr>
-              <w:t>6.5.3 Товарот се обезбедува против поместување; се фотографира товарот и пломбата. Точка на предавање 1 (Пјурли Плант → возач) се потпишува во WHSOP_003_A04; Раководителот на Обезбедување ја одобрува отпремата и го евидентира времето на поаѓање.</w:t>
+              <w:t>6.5.3 Палетите се товарат по распоредот од TRA, се обезбедуваат против поместување и не се допираат до ѕидовите и вратите; се фотографираат натоварените палети и пломбата на вратата. На точката на предавање 1 (Пјурли Плант → возач и придружник), во присуство на полициското придружување, се бројат палетите, се проверува целоста на завиткувањето и броевите на пломбите, и се потпишува WHSOP_003_A04; Раководителот на Обезбедување ја одобрува отпремата и го евидентира времето на поаѓање.</w:t>
             </w:r>
           </w:p>
         </w:tc>
@@ -8120,7 +8468,7 @@
                 <w:color w:val="595959"/>
                 <w:sz w:val="22"/>
               </w:rPr>
-              <w:t>6.5.3 The load is secured against movement; the load and seal are photographed. Transfer point 1 (Purely Plant → driver) is signed in WHSOP_003_A04; the Head of Security authorises dispatch and records the departure time.</w:t>
+              <w:t>6.5.3 The pallets are loaded according to the arrangement in the TRA, secured against movement and kept clear of the walls and doors; the loaded pallets and the door seal are photographed. At transfer point 1 (Purely Plant → driver and escort person), in the presence of the police escort, the pallets are counted, the integrity of the wrapping and the seal numbers are checked, and WHSOP_003_A04 is signed; the Head of Security authorises dispatch and records the departure time.</w:t>
             </w:r>
           </w:p>
         </w:tc>
@@ -8212,7 +8560,7 @@
                 <w:color w:val="000000"/>
                 <w:sz w:val="22"/>
               </w:rPr>
-              <w:t>6.6.1 Посадата ја следи одобрената рута без отстапување, не го остава возилото без надзор, застанува само на места одобрени во TRA и не ја открива содржината. Принудно отстапување (затворен пат, итност) веднаш се пријавува и се документира.</w:t>
+              <w:t>6.6.1 Возачот ја следи одобрената рута под полициско придружување, без отстапување; возилото никогаш не се остава без надзор; се застанува само на места одобрени во TRA или по барање на придружувањето, и содржината не се открива. Принудно отстапување (затворен пат, итност) се договара со придружувањето, веднаш се пријавува и се документира.</w:t>
             </w:r>
           </w:p>
         </w:tc>
@@ -8240,7 +8588,7 @@
                 <w:color w:val="595959"/>
                 <w:sz w:val="22"/>
               </w:rPr>
-              <w:t>6.6.1 The crew follows the approved route without deviation, never leaves the vehicle unattended, stops only at points approved in the TRA and does not disclose the contents. Any forced deviation (road closure, emergency) is reported immediately and documented.</w:t>
+              <w:t>6.6.1 The driver follows the approved route under police escort, without deviation; the vehicle is never left unattended; stops are made only at points approved in the TRA or at the request of the escort, and the contents are not disclosed. Any forced deviation (road closure, emergency) is agreed with the escort, reported immediately and documented.</w:t>
             </w:r>
           </w:p>
         </w:tc>
@@ -8270,7 +8618,7 @@
                 <w:color w:val="000000"/>
                 <w:sz w:val="22"/>
               </w:rPr>
-              <w:t>6.6.2 Сектор Обезбедување го следи GPS во реално време и евидентира контролни јавувања: поаѓање, средина на рутата (ако е над 2 часа), 15–30 мин пред пристигнување, пристигнување. По завршување се генерира GPS извештај за рутата.</w:t>
+              <w:t>6.6.2 Придружникот ги евидентира контролните јавувања до Сектор Обезбедување по телефон во WHSOP_003_A04 §4.2: поаѓање, средина на рутата (ако е над 2 часа), 15–30 мин пред пристигнување, пристигнување — време, место, целост на пломбата и (ако возилото има дисплеј) температура на товарниот простор. Не се користи електронски систем за следење; рутата се потврдува со дневникот на јавувања и со потписите на точките на предавање.</w:t>
             </w:r>
           </w:p>
         </w:tc>
@@ -8298,7 +8646,7 @@
                 <w:color w:val="595959"/>
                 <w:sz w:val="22"/>
               </w:rPr>
-              <w:t>6.6.2 Security monitors GPS in real time and records check-in calls: departure, mid-route (if over 2 hours), 15–30 min before arrival, arrival. On completion a GPS route report is generated.</w:t>
+              <w:t>6.6.2 The escort person records the check-in calls to Security by telephone in WHSOP_003_A04 §4.2: departure, mid-route (if over 2 hours), 15–30 min before arrival, arrival — time, place, seal integrity and (if the vehicle has a display) load-space temperature. No electronic tracking system is used; the route is confirmed by the call log and the signatures at the transfer points.</w:t>
             </w:r>
           </w:p>
         </w:tc>
@@ -8328,7 +8676,7 @@
                 <w:color w:val="000000"/>
                 <w:sz w:val="22"/>
               </w:rPr>
-              <w:t>6.6.3 Инциденти (температурна екскурзија, оштетена пломба, дефект, сообраќајна незгода, доцнење над 2 часа, безбедносен инцидент) се пријавуваат во рок од 15 минути по синџирот: диспечер → Обезбедување Пјурли Плант → QA → QP (при критичен инцидент; полиција/112 при кражба или незгода). Контејнерот не се отвора. Инцидентот се евидентира во WHSOP_003_A04 и се отвора отстапување (QAS-05-002).</w:t>
+              <w:t>6.6.3 Инциденти (оштетена пломба или завиткување, дефект, сообраќајна незгода, доцнење над 2 часа, аларм на логер, безбедносен инцидент) се пријавуваат во рок од 15 минути: возач/придружник → Обезбедување Пјурли Плант → QA → QP (при критичен инцидент). Безбедносните инциденти на патот ги презема полициското придружување. Палетите не се отвораат. Инцидентот се евидентира во WHSOP_003_A04 и се отвора отстапување (QAS-05-002).</w:t>
             </w:r>
           </w:p>
         </w:tc>
@@ -8356,7 +8704,7 @@
                 <w:color w:val="595959"/>
                 <w:sz w:val="22"/>
               </w:rPr>
-              <w:t>6.6.3 Incidents (temperature excursion, damaged seal, breakdown, traffic accident, delay over 2 hours, security incident) are reported within 15 minutes along the chain: dispatcher → Purely Plant Security → QA → QP (for critical incidents; police/112 for theft or accident). The container is not opened. The incident is recorded in WHSOP_003_A04 and a deviation is opened (QAS-05-002).</w:t>
+              <w:t>6.6.3 Incidents (damaged seal or wrapping, breakdown, traffic accident, delay over 2 hours, logger alarm, security incident) are reported within 15 minutes: driver/escort person → Purely Plant Security → QA → QP (for critical incidents). Security incidents on the road are handled by the police escort. Pallets are not opened. The incident is recorded in WHSOP_003_A04 and a deviation is opened (QAS-05-002).</w:t>
             </w:r>
           </w:p>
         </w:tc>
@@ -8448,7 +8796,7 @@
                 <w:color w:val="000000"/>
                 <w:sz w:val="22"/>
               </w:rPr>
-              <w:t>6.7.1 Пред потпис, примачот ја пополнува Чек-листата за прием (WHSOP_003_A05, дел Б): идентитет на возачот и возилото, надворешна состојба, пломба (цела, бројот одговара), преглед на логерот, број и идентитет на контејнерите и бруто маса при прием.</w:t>
+              <w:t>6.7.1 Пред потпис, примачот ја пополнува Чек-листата за прием (WHSOP_003_A05, дел Б): идентитет на лицата и возилото, број на палети, целост на завиткувањето, безбедносните ленти и пломбата на вратата, совпаѓање на етикетите на палетите со манифестот, број на картони по палета.</w:t>
             </w:r>
           </w:p>
         </w:tc>
@@ -8476,7 +8824,7 @@
                 <w:color w:val="595959"/>
                 <w:sz w:val="22"/>
               </w:rPr>
-              <w:t>6.7.1 Before signing, the consignee completes the Receipt Checklist (WHSOP_003_A05, part B): identity of driver and vehicle, external condition, seal (intact, number matches), logger review, number and identity of containers and gross mass on receipt.</w:t>
+              <w:t>6.7.1 Before signing, the consignee completes the Receipt Checklist (WHSOP_003_A05, part B): identity of the persons and the vehicle, number of pallets, integrity of the wrapping, security tapes and door seal, match of the pallet labels with the manifest, number of cartons per pallet.</w:t>
             </w:r>
           </w:p>
         </w:tc>
@@ -8506,7 +8854,7 @@
                 <w:color w:val="000000"/>
                 <w:sz w:val="22"/>
               </w:rPr>
-              <w:t>6.7.2 Ако пломбата е оштетена или бројот не одговара, пратката НЕ се прифаќа: се фотографира, се известува QA на Пјурли Плант и се чека диспозиција. При екскурзија или разлика во бројот/масата, пратката може да се прими „со резерва“ само по одлука на QA.</w:t>
+              <w:t>6.7.2 Примачот го одвиткува секоја палета, го вади логерот за еднократна употреба, го запира и ги запишува минимумот, максимумот и статусот на алармот (ако логерот го покажува), потоа ги брои картоните и ги проверува безбедносните ленти; кесите во картоните ги проверува според листата на пакување при отворањето. Логерите или нивните PDF-извештаи се враќаат на Пјурли Плант во рок од 24 часа.</w:t>
             </w:r>
           </w:p>
         </w:tc>
@@ -8534,7 +8882,7 @@
                 <w:color w:val="595959"/>
                 <w:sz w:val="22"/>
               </w:rPr>
-              <w:t>6.7.2 If the seal is damaged or the number does not match, the consignment is NOT accepted: it is photographed, Purely Plant QA is notified and disposition is awaited. On an excursion or a count/mass discrepancy, the consignment may be received "with reservation" only on a QA decision.</w:t>
+              <w:t>6.7.2 The consignee unwraps each pallet, removes the single-use logger, stops it and records the minimum, maximum and alarm status (where the logger shows it), then counts the cartons and checks the security tapes; the bags in the cartons are checked against the packing list when the cartons are opened. The loggers or their PDF reports are returned to Purely Plant within 24 hours.</w:t>
             </w:r>
           </w:p>
         </w:tc>
@@ -8564,7 +8912,7 @@
                 <w:color w:val="000000"/>
                 <w:sz w:val="22"/>
               </w:rPr>
-              <w:t>6.7.3 Точка на предавање 2 (возач → примач) се потпишува и заверува во WHSOP_003_A04 со статус на прием: ПРИФАТЕНО / ПРИФАТЕНО СО РЕЗЕРВА / ОДБИЕНО.</w:t>
+              <w:t>6.7.3 Ако пломбата или завиткувањето е оштетено или бројот не одговара, пратката НЕ се прифаќа: се фотографира, се известува QA на Пјурли Плант и се чека диспозиција. При аларм на логер или разлика во бројот/масата, пратката може да се прими „со резерва“ само по одлука на QA. Точка на предавање 2 (возач → примач) се потпишува и заверува во WHSOP_003_A04 со статус на прием: ПРИФАТЕНО / ПРИФАТЕНО СО РЕЗЕРВА / ОДБИЕНО.</w:t>
             </w:r>
           </w:p>
         </w:tc>
@@ -8592,7 +8940,7 @@
                 <w:color w:val="595959"/>
                 <w:sz w:val="22"/>
               </w:rPr>
-              <w:t>6.7.3 Transfer point 2 (driver → consignee) is signed and stamped in WHSOP_003_A04 with the receipt status: ACCEPTED / ACCEPTED WITH RESERVATION / REJECTED.</w:t>
+              <w:t>6.7.3 If the seal or wrapping is damaged or the count does not match, the consignment is NOT accepted: it is photographed, Purely Plant QA is notified and disposition is awaited. On a logger alarm or a count/mass discrepancy, the consignment may be received "with reservation" only on a QA decision. Transfer point 2 (driver → consignee) is signed and stamped in WHSOP_003_A04 with the receipt status: ACCEPTED / ACCEPTED WITH RESERVATION / REJECTED.</w:t>
             </w:r>
           </w:p>
         </w:tc>
@@ -8684,7 +9032,7 @@
                 <w:color w:val="000000"/>
                 <w:sz w:val="22"/>
               </w:rPr>
-              <w:t>6.8.1 Во рок од 24 часа по испораката посадата ги враќа: потпишаниот A04, логерот или неговите податоци, фотографиите и скршените пломби. Обезбедување генерира GPS извештај и го доставува досието до QA.</w:t>
+              <w:t>6.8.1 Во рок од 24 часа по испораката возачот и придружникот ги враќаат: потпишаниот A04 и A05, USB логерот, фотографиите и скршените пломби; логерите за еднократна употреба или нивните PDF-извештаи ги враќа примачот. QA ги презема податоците од USB логерот со верификуваниот софтвер и ги чува изворните датотеки неизменети.</w:t>
             </w:r>
           </w:p>
         </w:tc>
@@ -8712,7 +9060,7 @@
                 <w:color w:val="595959"/>
                 <w:sz w:val="22"/>
               </w:rPr>
-              <w:t>6.8.1 Within 24 hours of delivery the crew returns: the signed A04, the logger or its data, the photographs and the broken seals. Security generates the GPS report and submits the file to QA.</w:t>
+              <w:t>6.8.1 Within 24 hours of delivery the driver and escort person return: the signed A04 and A05, the USB logger, the photographs and the broken seals; the single-use loggers or their PDF reports are returned by the consignee. QA downloads the USB logger data with the verified software and keeps the original files unaltered.</w:t>
             </w:r>
           </w:p>
         </w:tc>
@@ -8742,7 +9090,7 @@
                 <w:color w:val="000000"/>
                 <w:sz w:val="22"/>
               </w:rPr>
-              <w:t>6.8.2 Се порамнува количината: испратена нето маса наспроти примена маса по контејнер; разлика над вагата на мерење на примачот (според нејзината прецизност) се истражува како отстапување.</w:t>
+              <w:t>6.8.2 Се порамнува количината на три нивоа: палети, картони и кеси; испратена нето маса наспроти примена маса по картон. Разлика над прецизноста на вагата на примачот се истражува како отстапување.</w:t>
             </w:r>
           </w:p>
         </w:tc>
@@ -8770,7 +9118,7 @@
                 <w:color w:val="595959"/>
                 <w:sz w:val="22"/>
               </w:rPr>
-              <w:t>6.8.2 The quantity is reconciled: dispatched net mass against received mass per container; any difference beyond the consignee's weighing precision is investigated as a deviation.</w:t>
+              <w:t>6.8.2 The quantity is reconciled at three levels: pallets, cartons and bags; dispatched net mass against received mass per carton. Any difference beyond the precision of the consignee's balance is investigated as a deviation.</w:t>
             </w:r>
           </w:p>
         </w:tc>
@@ -8858,7 +9206,7 @@
                 <w:color w:val="000000"/>
                 <w:sz w:val="22"/>
               </w:rPr>
-              <w:t>6.8.4 QA го прегледува досието во рок од 48 часа и ја евидентира диспозицијата во WHSOP_003_A07: ОДОБРЕНО / ОДОБРЕНО СО ОТСТАПУВАЊЕ / НЕУСОГЛАСЕНО (QP одлучува за материјалот). Податоците од логерот се додаваат во трендот на рутата (QASOP_0XX, периодичен преглед).</w:t>
+              <w:t>6.8.4 QA го прегледува досието во рок од 48 часа и ја евидентира диспозицијата во WHSOP_003_A07: ОДОБРЕНО / ОДОБРЕНО СО ОТСТАПУВАЊЕ / НЕУСОГЛАСЕНО (QP одлучува за материјалот). Податоците од сите логери се додаваат во трендот на рутата (QASOP_0XX_A06).</w:t>
             </w:r>
           </w:p>
         </w:tc>
@@ -8886,7 +9234,7 @@
                 <w:color w:val="595959"/>
                 <w:sz w:val="22"/>
               </w:rPr>
-              <w:t>6.8.4 QA reviews the file within 48 hours and records the disposition in WHSOP_003_A07: APPROVED / APPROVED WITH DEVIATION / NON-COMPLIANT (QP decides on the material). The logger data are added to the lane trend (QASOP_0XX, periodic review).</w:t>
+              <w:t>6.8.4 QA reviews the file within 48 hours and records the disposition in WHSOP_003_A07: APPROVED / APPROVED WITH DEVIATION / NON-COMPLIANT (QP decides on the material). The data from all loggers are added to the lane trend (QASOP_0XX_A06).</w:t>
             </w:r>
           </w:p>
         </w:tc>
@@ -8916,7 +9264,7 @@
                 <w:color w:val="000000"/>
                 <w:sz w:val="22"/>
               </w:rPr>
-              <w:t>6.8.5 Досието се архивира под UTID: A01–A07, потврда од МВР, GPS извештај, извештај од логерот, фотографии и отстапувања. Рок на чување: најмалку 5 години или 1 година по истекот на рокот на употреба на серијата, што е подолго (EU GMP Part I §4.11).</w:t>
+              <w:t>6.8.5 Досието се архивира под UTID: A01–A07, потврда од МВР, листи на пакување, поништени етикети, извештаи од логерите, фотографии и отстапувања. Рок на чување: најмалку 5 години или 1 година по истекот на рокот на употреба на серијата, што е подолго (EU GMP Part I §4.11).</w:t>
             </w:r>
           </w:p>
         </w:tc>
@@ -8944,7 +9292,7 @@
                 <w:color w:val="595959"/>
                 <w:sz w:val="22"/>
               </w:rPr>
-              <w:t>6.8.5 The file is archived under the UTID: A01–A07, MoIA confirmation, GPS report, logger report, photographs and deviations. Retention: at least 5 years or 1 year after batch expiry, whichever is longer (EU GMP Part I §4.11).</w:t>
+              <w:t>6.8.5 The file is archived under the UTID: A01–A07, MoIA confirmation, packing lists, voided labels, logger reports, photographs and deviations. Retention: at least 5 years or 1 year after batch expiry, whichever is longer (EU GMP Part I §4.11).</w:t>
             </w:r>
           </w:p>
         </w:tc>
@@ -9036,7 +9384,7 @@
                 <w:color w:val="000000"/>
                 <w:sz w:val="22"/>
               </w:rPr>
-              <w:t>Отстапување е секое неисполнување на оваа СОП: регулаторно (отпрема без потврда од МВР, доцнење на известувањето до МЗ), безбедносно (пломба, рута, инцидент), за интегритет (екскурзија, оштетување, губење) или документациско. Пратката се задржува/сегрегира во КАРАНТИН, се известува QA и се води истрага и CAPA според QAS-05-002 / QAS-05-001; при критично отстапување QP ја носи диспозицијата. Екскурзијата се оценува со податоците за стабилност и MKT; без оценка, материјалот не се користи.</w:t>
+              <w:t>Отстапување е секое неисполнување на оваа СОП: регулаторно (отпрема без потврда од МВР или без придружување, доцнење на известувањето до МЗ), безбедносно (пломба, лента, завиткување, рута, инцидент), за интегритет (аларм на логер, оштетување, губење) или документациско (неусогласена етикета или листа на пакување). Пратката се задржува/сегрегира во КАРАНТИН, се известува QA и се води истрага и CAPA според QAS-05-002 / QAS-05-001; при критично отстапување QP ја носи диспозицијата. Екскурзијата се оценува со податоците за стабилност и MKT; без оценка, материјалот не се користи.</w:t>
             </w:r>
           </w:p>
         </w:tc>
@@ -9064,7 +9412,7 @@
                 <w:color w:val="595959"/>
                 <w:sz w:val="22"/>
               </w:rPr>
-              <w:t>A deviation is any failure to meet this SOP: regulatory (dispatch without MoIA confirmation, late MoH notification), security (seal, route, incident), integrity (excursion, damage, loss) or documentary. The consignment is held/segregated in QUARANTINE, QA is notified and an investigation and CAPA are performed per QAS-05-002 / QAS-05-001; for a critical deviation the QP decides the disposition. An excursion is assessed against stability data and the MKT; without that assessment the material is not used.</w:t>
+              <w:t>A deviation is any failure to meet this SOP: regulatory (dispatch without MoIA confirmation or without escort, late MoH notification), security (seal, tape, wrapping, route, incident), integrity (logger alarm, damage, loss) or documentary (label or packing list mismatch). The consignment is held/segregated in QUARANTINE, QA is notified and an investigation and CAPA are performed per QAS-05-002 / QAS-05-001; for a critical deviation the QP decides the disposition. An excursion is assessed against stability data and the MKT; without that assessment the material is not used.</w:t>
             </w:r>
           </w:p>
         </w:tc>
@@ -9156,7 +9504,7 @@
                 <w:color w:val="000000"/>
                 <w:sz w:val="22"/>
               </w:rPr>
-              <w:t>Целиот вклучен персонал (Логистика, Обезбедување, КК, QA) се обучува за оваа СОП и анексите пред ефективниот датум и при секоја ревизија, со документирана евиденција (HR-01-006); освежителна обука најмалку на секои 2 години. Договорната компанија ја обучува посадата според Техничкиот договор за квалитет и доставува доказ.</w:t>
+              <w:t>Целиот вклучен персонал (Логистика, Обезбедување, возачи и придружници, КК, QA) се обучува за оваа СОП и анексите пред ефективниот датум и при секоја ревизија, со документирана евиденција (HR-01-006); освежителна обука најмалку на секои 2 години. Обуката на возачите и придружниците опфаќа и постапување со полициското придружување, поставување и вадење на логерите и пополнување на документите на хартија.</w:t>
             </w:r>
           </w:p>
         </w:tc>
@@ -9184,7 +9532,7 @@
                 <w:color w:val="595959"/>
                 <w:sz w:val="22"/>
               </w:rPr>
-              <w:t>All involved personnel (Logistics, Security, QC, QA) are trained on this SOP and its annexes before the effective date and at every revision, with documented records (HR-01-006); refresher training at least every 2 years. The contracted company trains its crew per the Technical Quality Agreement and provides evidence.</w:t>
+              <w:t>All involved personnel (Logistics, Security, drivers and escort persons, QC, QA) are trained on this SOP and its annexes before the effective date and at every revision, with documented records (HR-01-006); refresher training at least every 2 years. Training of drivers and escort persons also covers working with the police escort, placing and removing the loggers and completing the paper records.</w:t>
             </w:r>
           </w:p>
         </w:tc>
@@ -9565,7 +9913,7 @@
                 <w:color w:val="000000"/>
                 <w:sz w:val="22"/>
               </w:rPr>
-              <w:t>Известување до Министерството за внатрешни работи</w:t>
+              <w:t>Барање за полициско придружување и известување за транспорт до МВР</w:t>
             </w:r>
             <w:r>
               <w:rPr>
@@ -9585,7 +9933,7 @@
                 <w:color w:val="000000"/>
                 <w:sz w:val="14"/>
               </w:rPr>
-              <w:t>Notification to the Ministry of Interior Affairs</w:t>
+              <w:t>Request for Police Escort and Notification of Transport to the MoIA</w:t>
             </w:r>
           </w:p>
         </w:tc>
@@ -9682,7 +10030,7 @@
                 <w:color w:val="000000"/>
                 <w:sz w:val="22"/>
               </w:rPr>
-              <w:t>Известување до договорната обезбедувачка компанија</w:t>
+              <w:t>Етикети и листи на пакување за палети и картони</w:t>
             </w:r>
             <w:r>
               <w:rPr>
@@ -9702,7 +10050,7 @@
                 <w:color w:val="000000"/>
                 <w:sz w:val="14"/>
               </w:rPr>
-              <w:t>Notification to the contracted security company</w:t>
+              <w:t>Pallet and Carton Labels and Packing Lists</w:t>
             </w:r>
           </w:p>
         </w:tc>
@@ -9723,7 +10071,7 @@
                 <w:color w:val="000000"/>
                 <w:sz w:val="22"/>
               </w:rPr>
-              <w:t>Обезбедување</w:t>
+              <w:t>Логистика</w:t>
             </w:r>
             <w:r>
               <w:rPr>
@@ -9743,7 +10091,7 @@
                 <w:color w:val="000000"/>
                 <w:sz w:val="14"/>
               </w:rPr>
-              <w:t>Security</w:t>
+              <w:t>Logistics</w:t>
             </w:r>
           </w:p>
         </w:tc>
@@ -9840,7 +10188,7 @@
                 <w:color w:val="000000"/>
                 <w:sz w:val="22"/>
               </w:rPr>
-              <w:t>Логистика, посада, примач</w:t>
+              <w:t>Логистика, возач, примач</w:t>
             </w:r>
             <w:r>
               <w:rPr>
@@ -9860,7 +10208,7 @@
                 <w:color w:val="000000"/>
                 <w:sz w:val="14"/>
               </w:rPr>
-              <w:t>Logistics, crew, consignee</w:t>
+              <w:t>Logistics, driver, consignee</w:t>
             </w:r>
           </w:p>
         </w:tc>
@@ -9957,7 +10305,7 @@
                 <w:color w:val="000000"/>
                 <w:sz w:val="22"/>
               </w:rPr>
-              <w:t>Обезбедување, примач</w:t>
+              <w:t>Обезбедување, Логистика, примач</w:t>
             </w:r>
             <w:r>
               <w:rPr>
@@ -9977,7 +10325,7 @@
                 <w:color w:val="000000"/>
                 <w:sz w:val="14"/>
               </w:rPr>
-              <w:t>Security, consignee</w:t>
+              <w:t>Security, Logistics, consignee</w:t>
             </w:r>
           </w:p>
         </w:tc>
@@ -10838,7 +11186,7 @@
                 <w:color w:val="000000"/>
                 <w:sz w:val="22"/>
               </w:rPr>
-              <w:t>Квалификација на добавувачи</w:t>
+              <w:t>Квалификација на добавувачи (логери, пакување)</w:t>
             </w:r>
             <w:r>
               <w:rPr>
@@ -10858,7 +11206,7 @@
                 <w:color w:val="000000"/>
                 <w:sz w:val="14"/>
               </w:rPr>
-              <w:t>Vendor qualification</w:t>
+              <w:t>Vendor qualification (loggers, packaging)</w:t>
             </w:r>
           </w:p>
         </w:tc>
@@ -10929,76 +11277,6 @@
                 <w:sz w:val="14"/>
               </w:rPr>
               <w:t>Cannabis waste management</w:t>
-            </w:r>
-          </w:p>
-        </w:tc>
-      </w:tr>
-      <w:tr>
-        <w:trPr>
-          <w:cantSplit/>
-        </w:trPr>
-        <w:tc>
-          <w:tcPr>
-            <w:tcW w:type="dxa" w:w="4301"/>
-          </w:tcPr>
-          <w:p>
-            <w:r/>
-            <w:r>
-              <w:rPr>
-                <w:rFonts w:ascii="Calibri" w:hAnsi="Calibri"/>
-                <w:b w:val="0"/>
-                <w:i w:val="0"/>
-                <w:color w:val="000000"/>
-                <w:sz w:val="22"/>
-              </w:rPr>
-              <w:t>WHT 003</w:t>
-            </w:r>
-            <w:r>
-              <w:rPr>
-                <w:rFonts w:ascii="Calibri" w:hAnsi="Calibri"/>
-                <w:b w:val="0"/>
-                <w:i w:val="0"/>
-                <w:color w:val="000000"/>
-                <w:sz w:val="14"/>
-              </w:rPr>
-            </w:r>
-          </w:p>
-        </w:tc>
-        <w:tc>
-          <w:tcPr>
-            <w:tcW w:type="dxa" w:w="6165"/>
-          </w:tcPr>
-          <w:p>
-            <w:r/>
-            <w:r>
-              <w:rPr>
-                <w:rFonts w:ascii="Calibri" w:hAnsi="Calibri"/>
-                <w:b w:val="0"/>
-                <w:i w:val="0"/>
-                <w:color w:val="000000"/>
-                <w:sz w:val="22"/>
-              </w:rPr>
-              <w:t>Етикета за транспортна кутија (UBID)</w:t>
-            </w:r>
-            <w:r>
-              <w:rPr>
-                <w:rFonts w:ascii="Calibri" w:hAnsi="Calibri"/>
-                <w:b w:val="0"/>
-                <w:i w:val="0"/>
-                <w:color w:val="000000"/>
-                <w:sz w:val="14"/>
-              </w:rPr>
-              <w:t xml:space="preserve"> | </w:t>
-            </w:r>
-            <w:r>
-              <w:rPr>
-                <w:rFonts w:ascii="Calibri" w:hAnsi="Calibri"/>
-                <w:b w:val="0"/>
-                <w:i w:val="0"/>
-                <w:color w:val="000000"/>
-                <w:sz w:val="14"/>
-              </w:rPr>
-              <w:t>Transport box label (UBID)</w:t>
             </w:r>
           </w:p>
         </w:tc>
@@ -11282,7 +11560,7 @@
                 <w:color w:val="000000"/>
                 <w:sz w:val="22"/>
               </w:rPr>
-              <w:t>Нова СОП; ги обединува внатрешните движења на опојни дроги (производ, пропагационен материјал, отпад); заменува ги соодветните делови на PRO-06-001 и LO_SOP_006. Транспортот на мостри за КК не е опфатен (PP-QC-SOP-025).</w:t>
+              <w:t>Нова СОП; ги обединува внатрешните движења на опојни дроги (производ, пропагационен материјал, отпад) под полициско придружување од МВР, со палети и систем на хартија; заменува ги соодветните делови на PRO-06-001 и LO_SOP_006. Транспортот на мостри за КК не е опфатен (PP-QC-SOP-025).</w:t>
             </w:r>
             <w:r>
               <w:rPr>
@@ -11302,7 +11580,7 @@
                 <w:color w:val="000000"/>
                 <w:sz w:val="14"/>
               </w:rPr>
-              <w:t>New SOP; consolidates inland movements of narcotic drugs (product, propagation material, waste); supersedes the relevant sections of PRO-06-001 and LO_SOP_006. QC sample transport is not covered (PP-QC-SOP-025).</w:t>
+              <w:t>New SOP; consolidates inland movements of narcotic drugs (product, propagation material, waste) under MoIA police escort, palletised and paper-based; supersedes the relevant sections of PRO-06-001 and LO_SOP_006. QC sample transport is not covered (PP-QC-SOP-025).</w:t>
             </w:r>
           </w:p>
         </w:tc>

--- a/deliverables/inland_transport_2026-10/docx/WHSOP_003.docx
+++ b/deliverables/inland_transport_2026-10/docx/WHSOP_003.docx
@@ -961,7 +961,7 @@
                 <w:color w:val="000000"/>
                 <w:sz w:val="22"/>
               </w:rPr>
-              <w:t>Оваа СОП се применува на сите домашни копнени движења на опојни дроги на Пјурли Плант ДООЕЛ Скопје, извршени со транспортното возило одредено во TRA, од овластен персонал на Пјурли Плант и под придружба на полициски службеници на Министерството за внатрешни работи: (1) меѓупроизвод (ринфуз во кеси) и готов производ (сув цвет од канабис) до домашни примачи со дозвола; (2) пропагационен материјал (клонови и семе) меѓу локации; (3) последната делница по царинско ослободување до локацијата; и (4) отпад од канабис до овластено место за уништување.</w:t>
+              <w:t>Оваа СОП се применува на сите домашни копнени движења на опојни дроги на Пјурли Плант ДООЕЛ Скопје, извршени од договорен, квалификуван и овластен превозник (транспортна компанија), со возило и возач одредени во TRA, под придружба на полициски службеници на Министерството за внатрешни работи: (1) меѓупроизвод (ринфуз во кеси) и готов производ (сув цвет од канабис) до домашни примачи со дозвола; (2) пропагационен материјал (клонови и семе) меѓу локации; (3) последната делница по царинско ослободување до локацијата; и (4) отпад од канабис до овластено место за уништување.</w:t>
             </w:r>
           </w:p>
         </w:tc>
@@ -989,7 +989,7 @@
                 <w:color w:val="595959"/>
                 <w:sz w:val="22"/>
               </w:rPr>
-              <w:t>This SOP applies to all domestic inland movements of narcotic drugs by Purely Plant DOOEL Skopje performed with the transport vehicle designated in the TRA, by authorised Purely Plant personnel and under escort by police officers of the Ministry of Interior Affairs: (1) intermediate (bulk in bags) and finished product (dried cannabis flower) to licensed domestic consignees; (2) propagation material (clones and seeds) between sites; (3) the final leg after customs clearance to the site; and (4) cannabis waste to an authorised destruction site.</w:t>
+              <w:t>This SOP applies to all domestic inland movements of narcotic drugs by Purely Plant DOOEL Skopje performed by a contracted, qualified and licensed carrier (transport company), with the vehicle and driver designated in the TRA, under escort by police officers of the Ministry of Interior Affairs: (1) intermediate (bulk in bags) and finished product (dried cannabis flower) to licensed domestic consignees; (2) propagation material (clones and seeds) between sites; (3) the final leg after customs clearance to the site; and (4) cannabis waste to an authorised destruction site.</w:t>
             </w:r>
           </w:p>
         </w:tc>
@@ -1364,13 +1364,13 @@
         <w:jc w:val="center"/>
       </w:tblPr>
       <w:tblGrid>
-        <w:gridCol w:w="3670"/>
+        <w:gridCol w:w="3690"/>
         <w:gridCol w:w="510"/>
-        <w:gridCol w:w="547"/>
-        <w:gridCol w:w="1500"/>
-        <w:gridCol w:w="1196"/>
-        <w:gridCol w:w="1343"/>
-        <w:gridCol w:w="1187"/>
+        <w:gridCol w:w="551"/>
+        <w:gridCol w:w="1520"/>
+        <w:gridCol w:w="1214"/>
+        <w:gridCol w:w="1267"/>
+        <w:gridCol w:w="1202"/>
         <w:gridCol w:w="510"/>
       </w:tblGrid>
       <w:tr>
@@ -1381,7 +1381,7 @@
         <w:tc>
           <w:tcPr>
             <w:shd w:val="clear" w:color="auto" w:fill="D9E2F3"/>
-            <w:tcW w:type="dxa" w:w="3670"/>
+            <w:tcW w:type="dxa" w:w="3690"/>
           </w:tcPr>
           <w:p>
             <w:pPr>
@@ -1465,7 +1465,7 @@
         <w:tc>
           <w:tcPr>
             <w:shd w:val="clear" w:color="auto" w:fill="D9E2F3"/>
-            <w:tcW w:type="dxa" w:w="547"/>
+            <w:tcW w:type="dxa" w:w="551"/>
           </w:tcPr>
           <w:p>
             <w:pPr>
@@ -1496,7 +1496,7 @@
         <w:tc>
           <w:tcPr>
             <w:shd w:val="clear" w:color="auto" w:fill="D9E2F3"/>
-            <w:tcW w:type="dxa" w:w="1500"/>
+            <w:tcW w:type="dxa" w:w="1520"/>
           </w:tcPr>
           <w:p>
             <w:pPr>
@@ -1538,7 +1538,7 @@
         <w:tc>
           <w:tcPr>
             <w:shd w:val="clear" w:color="auto" w:fill="D9E2F3"/>
-            <w:tcW w:type="dxa" w:w="1196"/>
+            <w:tcW w:type="dxa" w:w="1214"/>
           </w:tcPr>
           <w:p>
             <w:pPr>
@@ -1580,7 +1580,7 @@
         <w:tc>
           <w:tcPr>
             <w:shd w:val="clear" w:color="auto" w:fill="D9E2F3"/>
-            <w:tcW w:type="dxa" w:w="1343"/>
+            <w:tcW w:type="dxa" w:w="1267"/>
           </w:tcPr>
           <w:p>
             <w:pPr>
@@ -1595,7 +1595,7 @@
                 <w:color w:val="000000"/>
                 <w:sz w:val="18"/>
               </w:rPr>
-              <w:t>Возач и придружник</w:t>
+              <w:t>Превозник (возач)</w:t>
             </w:r>
             <w:r>
               <w:rPr>
@@ -1615,14 +1615,14 @@
                 <w:color w:val="000000"/>
                 <w:sz w:val="14"/>
               </w:rPr>
-              <w:t>Driver and escort person</w:t>
+              <w:t>Carrier (driver)</w:t>
             </w:r>
           </w:p>
         </w:tc>
         <w:tc>
           <w:tcPr>
             <w:shd w:val="clear" w:color="auto" w:fill="D9E2F3"/>
-            <w:tcW w:type="dxa" w:w="1187"/>
+            <w:tcW w:type="dxa" w:w="1202"/>
           </w:tcPr>
           <w:p>
             <w:pPr>
@@ -1699,7 +1699,7 @@
         </w:trPr>
         <w:tc>
           <w:tcPr>
-            <w:tcW w:type="dxa" w:w="3670"/>
+            <w:tcW w:type="dxa" w:w="3690"/>
           </w:tcPr>
           <w:p>
             <w:pPr>
@@ -1770,7 +1770,7 @@
         </w:tc>
         <w:tc>
           <w:tcPr>
-            <w:tcW w:type="dxa" w:w="547"/>
+            <w:tcW w:type="dxa" w:w="551"/>
           </w:tcPr>
           <w:p>
             <w:pPr>
@@ -1800,7 +1800,7 @@
         </w:tc>
         <w:tc>
           <w:tcPr>
-            <w:tcW w:type="dxa" w:w="1500"/>
+            <w:tcW w:type="dxa" w:w="1520"/>
           </w:tcPr>
           <w:p>
             <w:pPr>
@@ -1830,7 +1830,7 @@
         </w:tc>
         <w:tc>
           <w:tcPr>
-            <w:tcW w:type="dxa" w:w="1196"/>
+            <w:tcW w:type="dxa" w:w="1214"/>
           </w:tcPr>
           <w:p>
             <w:pPr>
@@ -1860,7 +1860,7 @@
         </w:tc>
         <w:tc>
           <w:tcPr>
-            <w:tcW w:type="dxa" w:w="1343"/>
+            <w:tcW w:type="dxa" w:w="1267"/>
           </w:tcPr>
           <w:p>
             <w:pPr>
@@ -1890,7 +1890,7 @@
         </w:tc>
         <w:tc>
           <w:tcPr>
-            <w:tcW w:type="dxa" w:w="1187"/>
+            <w:tcW w:type="dxa" w:w="1202"/>
           </w:tcPr>
           <w:p>
             <w:pPr>
@@ -1955,7 +1955,7 @@
         </w:trPr>
         <w:tc>
           <w:tcPr>
-            <w:tcW w:type="dxa" w:w="3670"/>
+            <w:tcW w:type="dxa" w:w="3690"/>
           </w:tcPr>
           <w:p>
             <w:pPr>
@@ -2026,7 +2026,7 @@
         </w:tc>
         <w:tc>
           <w:tcPr>
-            <w:tcW w:type="dxa" w:w="547"/>
+            <w:tcW w:type="dxa" w:w="551"/>
           </w:tcPr>
           <w:p>
             <w:pPr>
@@ -2056,7 +2056,7 @@
         </w:tc>
         <w:tc>
           <w:tcPr>
-            <w:tcW w:type="dxa" w:w="1500"/>
+            <w:tcW w:type="dxa" w:w="1520"/>
           </w:tcPr>
           <w:p>
             <w:pPr>
@@ -2086,7 +2086,7 @@
         </w:tc>
         <w:tc>
           <w:tcPr>
-            <w:tcW w:type="dxa" w:w="1196"/>
+            <w:tcW w:type="dxa" w:w="1214"/>
           </w:tcPr>
           <w:p>
             <w:pPr>
@@ -2116,7 +2116,7 @@
         </w:tc>
         <w:tc>
           <w:tcPr>
-            <w:tcW w:type="dxa" w:w="1343"/>
+            <w:tcW w:type="dxa" w:w="1267"/>
           </w:tcPr>
           <w:p>
             <w:pPr>
@@ -2146,7 +2146,7 @@
         </w:tc>
         <w:tc>
           <w:tcPr>
-            <w:tcW w:type="dxa" w:w="1187"/>
+            <w:tcW w:type="dxa" w:w="1202"/>
           </w:tcPr>
           <w:p>
             <w:pPr>
@@ -2211,7 +2211,7 @@
         </w:trPr>
         <w:tc>
           <w:tcPr>
-            <w:tcW w:type="dxa" w:w="3670"/>
+            <w:tcW w:type="dxa" w:w="3690"/>
           </w:tcPr>
           <w:p>
             <w:r/>
@@ -2276,7 +2276,7 @@
         </w:tc>
         <w:tc>
           <w:tcPr>
-            <w:tcW w:type="dxa" w:w="547"/>
+            <w:tcW w:type="dxa" w:w="551"/>
           </w:tcPr>
           <w:p>
             <w:r/>
@@ -2303,7 +2303,7 @@
         </w:tc>
         <w:tc>
           <w:tcPr>
-            <w:tcW w:type="dxa" w:w="1500"/>
+            <w:tcW w:type="dxa" w:w="1520"/>
           </w:tcPr>
           <w:p>
             <w:r/>
@@ -2330,7 +2330,7 @@
         </w:tc>
         <w:tc>
           <w:tcPr>
-            <w:tcW w:type="dxa" w:w="1196"/>
+            <w:tcW w:type="dxa" w:w="1214"/>
           </w:tcPr>
           <w:p>
             <w:r/>
@@ -2357,7 +2357,7 @@
         </w:tc>
         <w:tc>
           <w:tcPr>
-            <w:tcW w:type="dxa" w:w="1343"/>
+            <w:tcW w:type="dxa" w:w="1267"/>
           </w:tcPr>
           <w:p>
             <w:r/>
@@ -2384,7 +2384,7 @@
         </w:tc>
         <w:tc>
           <w:tcPr>
-            <w:tcW w:type="dxa" w:w="1187"/>
+            <w:tcW w:type="dxa" w:w="1202"/>
           </w:tcPr>
           <w:p>
             <w:r/>
@@ -2443,7 +2443,7 @@
         </w:trPr>
         <w:tc>
           <w:tcPr>
-            <w:tcW w:type="dxa" w:w="3670"/>
+            <w:tcW w:type="dxa" w:w="3690"/>
           </w:tcPr>
           <w:p>
             <w:r/>
@@ -2508,7 +2508,7 @@
         </w:tc>
         <w:tc>
           <w:tcPr>
-            <w:tcW w:type="dxa" w:w="547"/>
+            <w:tcW w:type="dxa" w:w="551"/>
           </w:tcPr>
           <w:p>
             <w:r/>
@@ -2535,7 +2535,7 @@
         </w:tc>
         <w:tc>
           <w:tcPr>
-            <w:tcW w:type="dxa" w:w="1500"/>
+            <w:tcW w:type="dxa" w:w="1520"/>
           </w:tcPr>
           <w:p>
             <w:r/>
@@ -2562,7 +2562,7 @@
         </w:tc>
         <w:tc>
           <w:tcPr>
-            <w:tcW w:type="dxa" w:w="1196"/>
+            <w:tcW w:type="dxa" w:w="1214"/>
           </w:tcPr>
           <w:p>
             <w:r/>
@@ -2589,7 +2589,7 @@
         </w:tc>
         <w:tc>
           <w:tcPr>
-            <w:tcW w:type="dxa" w:w="1343"/>
+            <w:tcW w:type="dxa" w:w="1267"/>
           </w:tcPr>
           <w:p>
             <w:r/>
@@ -2616,7 +2616,7 @@
         </w:tc>
         <w:tc>
           <w:tcPr>
-            <w:tcW w:type="dxa" w:w="1187"/>
+            <w:tcW w:type="dxa" w:w="1202"/>
           </w:tcPr>
           <w:p>
             <w:r/>
@@ -2675,7 +2675,7 @@
         </w:trPr>
         <w:tc>
           <w:tcPr>
-            <w:tcW w:type="dxa" w:w="3670"/>
+            <w:tcW w:type="dxa" w:w="3690"/>
           </w:tcPr>
           <w:p>
             <w:r/>
@@ -2740,7 +2740,7 @@
         </w:tc>
         <w:tc>
           <w:tcPr>
-            <w:tcW w:type="dxa" w:w="547"/>
+            <w:tcW w:type="dxa" w:w="551"/>
           </w:tcPr>
           <w:p>
             <w:r/>
@@ -2767,7 +2767,7 @@
         </w:tc>
         <w:tc>
           <w:tcPr>
-            <w:tcW w:type="dxa" w:w="1500"/>
+            <w:tcW w:type="dxa" w:w="1520"/>
           </w:tcPr>
           <w:p>
             <w:r/>
@@ -2794,7 +2794,7 @@
         </w:tc>
         <w:tc>
           <w:tcPr>
-            <w:tcW w:type="dxa" w:w="1196"/>
+            <w:tcW w:type="dxa" w:w="1214"/>
           </w:tcPr>
           <w:p>
             <w:r/>
@@ -2821,7 +2821,7 @@
         </w:tc>
         <w:tc>
           <w:tcPr>
-            <w:tcW w:type="dxa" w:w="1343"/>
+            <w:tcW w:type="dxa" w:w="1267"/>
           </w:tcPr>
           <w:p>
             <w:r/>
@@ -2848,7 +2848,7 @@
         </w:tc>
         <w:tc>
           <w:tcPr>
-            <w:tcW w:type="dxa" w:w="1187"/>
+            <w:tcW w:type="dxa" w:w="1202"/>
           </w:tcPr>
           <w:p>
             <w:r/>
@@ -2907,7 +2907,7 @@
         </w:trPr>
         <w:tc>
           <w:tcPr>
-            <w:tcW w:type="dxa" w:w="3670"/>
+            <w:tcW w:type="dxa" w:w="3690"/>
           </w:tcPr>
           <w:p>
             <w:r/>
@@ -2972,7 +2972,7 @@
         </w:tc>
         <w:tc>
           <w:tcPr>
-            <w:tcW w:type="dxa" w:w="547"/>
+            <w:tcW w:type="dxa" w:w="551"/>
           </w:tcPr>
           <w:p>
             <w:r/>
@@ -2999,7 +2999,7 @@
         </w:tc>
         <w:tc>
           <w:tcPr>
-            <w:tcW w:type="dxa" w:w="1500"/>
+            <w:tcW w:type="dxa" w:w="1520"/>
           </w:tcPr>
           <w:p>
             <w:r/>
@@ -3026,7 +3026,7 @@
         </w:tc>
         <w:tc>
           <w:tcPr>
-            <w:tcW w:type="dxa" w:w="1196"/>
+            <w:tcW w:type="dxa" w:w="1214"/>
           </w:tcPr>
           <w:p>
             <w:r/>
@@ -3053,7 +3053,7 @@
         </w:tc>
         <w:tc>
           <w:tcPr>
-            <w:tcW w:type="dxa" w:w="1343"/>
+            <w:tcW w:type="dxa" w:w="1267"/>
           </w:tcPr>
           <w:p>
             <w:r/>
@@ -3080,7 +3080,7 @@
         </w:tc>
         <w:tc>
           <w:tcPr>
-            <w:tcW w:type="dxa" w:w="1187"/>
+            <w:tcW w:type="dxa" w:w="1202"/>
           </w:tcPr>
           <w:p>
             <w:r/>
@@ -3139,7 +3139,7 @@
         </w:trPr>
         <w:tc>
           <w:tcPr>
-            <w:tcW w:type="dxa" w:w="3670"/>
+            <w:tcW w:type="dxa" w:w="3690"/>
           </w:tcPr>
           <w:p>
             <w:r/>
@@ -3204,7 +3204,7 @@
         </w:tc>
         <w:tc>
           <w:tcPr>
-            <w:tcW w:type="dxa" w:w="547"/>
+            <w:tcW w:type="dxa" w:w="551"/>
           </w:tcPr>
           <w:p>
             <w:r/>
@@ -3231,7 +3231,7 @@
         </w:tc>
         <w:tc>
           <w:tcPr>
-            <w:tcW w:type="dxa" w:w="1500"/>
+            <w:tcW w:type="dxa" w:w="1520"/>
           </w:tcPr>
           <w:p>
             <w:r/>
@@ -3258,7 +3258,7 @@
         </w:tc>
         <w:tc>
           <w:tcPr>
-            <w:tcW w:type="dxa" w:w="1196"/>
+            <w:tcW w:type="dxa" w:w="1214"/>
           </w:tcPr>
           <w:p>
             <w:r/>
@@ -3285,7 +3285,7 @@
         </w:tc>
         <w:tc>
           <w:tcPr>
-            <w:tcW w:type="dxa" w:w="1343"/>
+            <w:tcW w:type="dxa" w:w="1267"/>
           </w:tcPr>
           <w:p>
             <w:r/>
@@ -3312,7 +3312,7 @@
         </w:tc>
         <w:tc>
           <w:tcPr>
-            <w:tcW w:type="dxa" w:w="1187"/>
+            <w:tcW w:type="dxa" w:w="1202"/>
           </w:tcPr>
           <w:p>
             <w:r/>
@@ -3371,7 +3371,7 @@
         </w:trPr>
         <w:tc>
           <w:tcPr>
-            <w:tcW w:type="dxa" w:w="3670"/>
+            <w:tcW w:type="dxa" w:w="3690"/>
           </w:tcPr>
           <w:p>
             <w:r/>
@@ -3436,7 +3436,7 @@
         </w:tc>
         <w:tc>
           <w:tcPr>
-            <w:tcW w:type="dxa" w:w="547"/>
+            <w:tcW w:type="dxa" w:w="551"/>
           </w:tcPr>
           <w:p>
             <w:r/>
@@ -3463,7 +3463,7 @@
         </w:tc>
         <w:tc>
           <w:tcPr>
-            <w:tcW w:type="dxa" w:w="1500"/>
+            <w:tcW w:type="dxa" w:w="1520"/>
           </w:tcPr>
           <w:p>
             <w:r/>
@@ -3490,7 +3490,7 @@
         </w:tc>
         <w:tc>
           <w:tcPr>
-            <w:tcW w:type="dxa" w:w="1196"/>
+            <w:tcW w:type="dxa" w:w="1214"/>
           </w:tcPr>
           <w:p>
             <w:r/>
@@ -3517,7 +3517,7 @@
         </w:tc>
         <w:tc>
           <w:tcPr>
-            <w:tcW w:type="dxa" w:w="1343"/>
+            <w:tcW w:type="dxa" w:w="1267"/>
           </w:tcPr>
           <w:p>
             <w:r/>
@@ -3544,7 +3544,7 @@
         </w:tc>
         <w:tc>
           <w:tcPr>
-            <w:tcW w:type="dxa" w:w="1187"/>
+            <w:tcW w:type="dxa" w:w="1202"/>
           </w:tcPr>
           <w:p>
             <w:r/>
@@ -3603,7 +3603,7 @@
         </w:trPr>
         <w:tc>
           <w:tcPr>
-            <w:tcW w:type="dxa" w:w="3670"/>
+            <w:tcW w:type="dxa" w:w="3690"/>
           </w:tcPr>
           <w:p>
             <w:r/>
@@ -3668,7 +3668,7 @@
         </w:tc>
         <w:tc>
           <w:tcPr>
-            <w:tcW w:type="dxa" w:w="547"/>
+            <w:tcW w:type="dxa" w:w="551"/>
           </w:tcPr>
           <w:p>
             <w:r/>
@@ -3695,7 +3695,7 @@
         </w:tc>
         <w:tc>
           <w:tcPr>
-            <w:tcW w:type="dxa" w:w="1500"/>
+            <w:tcW w:type="dxa" w:w="1520"/>
           </w:tcPr>
           <w:p>
             <w:r/>
@@ -3722,7 +3722,7 @@
         </w:tc>
         <w:tc>
           <w:tcPr>
-            <w:tcW w:type="dxa" w:w="1196"/>
+            <w:tcW w:type="dxa" w:w="1214"/>
           </w:tcPr>
           <w:p>
             <w:r/>
@@ -3749,7 +3749,7 @@
         </w:tc>
         <w:tc>
           <w:tcPr>
-            <w:tcW w:type="dxa" w:w="1343"/>
+            <w:tcW w:type="dxa" w:w="1267"/>
           </w:tcPr>
           <w:p>
             <w:r/>
@@ -3776,7 +3776,7 @@
         </w:tc>
         <w:tc>
           <w:tcPr>
-            <w:tcW w:type="dxa" w:w="1187"/>
+            <w:tcW w:type="dxa" w:w="1202"/>
           </w:tcPr>
           <w:p>
             <w:r/>
@@ -4105,7 +4105,7 @@
                 <w:color w:val="000000"/>
                 <w:sz w:val="22"/>
               </w:rPr>
-              <w:t>Раководител на Сектор QA: ја одобрува оваа СОП, го одобрува TRA (WHSOP_003_A01), го одобрува распоредот на логерите, ги презема и прегледува податоците од логерите, го прегледува комплетниот транспортен досие во рок од 48 часа и ја носи диспозицијата (WHSOP_003_A07); води истраги и CAPA.</w:t>
+              <w:t>Раководител на Сектор QA: ја одобрува оваа СОП, го квалификува превозникот (QAS-10-003) и го одржува Договорот за квалитет со него, го одобрува TRA (WHSOP_003_A01), го одобрува распоредот на логерите, ги презема и прегледува податоците од логерите, го прегледува комплетниот транспортен досие во рок од 48 часа и ја носи диспозицијата (WHSOP_003_A07); води истраги и CAPA.</w:t>
             </w:r>
           </w:p>
         </w:tc>
@@ -4133,7 +4133,7 @@
                 <w:color w:val="595959"/>
                 <w:sz w:val="22"/>
               </w:rPr>
-              <w:t>QA Manager: approves this SOP, approves the TRA (WHSOP_003_A01), approves the logger placement plan, downloads and reviews the logger data, reviews the complete transport file within 48 hours and records the disposition (WHSOP_003_A07); leads investigations and CAPA.</w:t>
+              <w:t>QA Manager: approves this SOP, qualifies the carrier (QAS-10-003) and maintains the Quality Agreement with it, approves the TRA (WHSOP_003_A01), approves the logger placement plan, downloads and reviews the logger data, reviews the complete transport file within 48 hours and records the disposition (WHSOP_003_A07); leads investigations and CAPA.</w:t>
             </w:r>
           </w:p>
         </w:tc>
@@ -4221,7 +4221,7 @@
                 <w:color w:val="000000"/>
                 <w:sz w:val="22"/>
               </w:rPr>
-              <w:t>Возач и придружник (овластен персонал на Пјурли Плант, најмалку две лица): го преземаат товарот на точката на предавање 1, ја возат одобрената рута под полициско придружување, не го оставаат возилото без надзор, ги евидентираат контролните јавувања и инцидентите, го предаваат товарот на примачот и ги враќаат документите и логерот во рок од 24 часа.</w:t>
+              <w:t>Договорен превозник (транспортна компанија): обезбедува возило и возач според Договорот за квалитет; возачот го презема товарот на точката на предавање 1, ја вози одобрената рута под полициско придружување, не го остава возилото без надзор, ги евидентира контролните јавувања и инцидентите, го предава товарот на примачот и ги враќа документите и USB логерот во рок од 24 часа; превозникот известува за секоја промена на возилото или опремата.</w:t>
             </w:r>
           </w:p>
         </w:tc>
@@ -4249,7 +4249,65 @@
                 <w:color w:val="595959"/>
                 <w:sz w:val="22"/>
               </w:rPr>
-              <w:t>Driver and escort person (authorised Purely Plant personnel, at least two persons): take over the load at transfer point 1, drive the approved route under police escort, never leave the vehicle unattended, record check-in calls and incidents, hand the load over to the consignee and return the documents and the logger within 24 hours.</w:t>
+              <w:t>Contracted carrier (transport company): provides the vehicle and driver per the Quality Agreement; the driver takes over the load at transfer point 1, drives the approved route under police escort, never leaves the vehicle unattended, records check-in calls and incidents, hands the load over to the consignee and returns the documents and the USB logger within 24 hours; the carrier notifies any change of vehicle or equipment.</w:t>
+            </w:r>
+          </w:p>
+        </w:tc>
+      </w:tr>
+      <w:tr>
+        <w:tc>
+          <w:tcPr>
+            <w:tcW w:type="dxa" w:w="5102"/>
+            <w:tcBorders>
+              <w:top w:val="nil"/>
+              <w:left w:val="nil"/>
+              <w:bottom w:val="nil"/>
+              <w:right w:val="single" w:sz="4" w:color="000000"/>
+            </w:tcBorders>
+          </w:tcPr>
+          <w:p>
+            <w:pPr>
+              <w:spacing w:before="0" w:after="120"/>
+              <w:jc w:val="both"/>
+            </w:pPr>
+            <w:r/>
+            <w:r>
+              <w:rPr>
+                <w:rFonts w:ascii="Calibri" w:hAnsi="Calibri"/>
+                <w:b w:val="0"/>
+                <w:i w:val="0"/>
+                <w:color w:val="000000"/>
+                <w:sz w:val="22"/>
+              </w:rPr>
+              <w:t>Придружник на Пјурли Плант (ако е одреден во TRA): овластено лице на Пјурли Плант кое ја придружува пратката, го потпишува предавањето и ги евидентира контролните јавувања наместо возачот.</w:t>
+            </w:r>
+          </w:p>
+        </w:tc>
+        <w:tc>
+          <w:tcPr>
+            <w:tcW w:type="dxa" w:w="5102"/>
+            <w:tcBorders>
+              <w:top w:val="nil"/>
+              <w:left w:val="single" w:sz="4" w:color="000000"/>
+              <w:bottom w:val="nil"/>
+              <w:right w:val="nil"/>
+            </w:tcBorders>
+          </w:tcPr>
+          <w:p>
+            <w:pPr>
+              <w:spacing w:before="0" w:after="120"/>
+              <w:jc w:val="both"/>
+            </w:pPr>
+            <w:r/>
+            <w:r>
+              <w:rPr>
+                <w:rFonts w:ascii="Calibri" w:hAnsi="Calibri"/>
+                <w:b w:val="0"/>
+                <w:i w:val="0"/>
+                <w:color w:val="595959"/>
+                <w:sz w:val="22"/>
+              </w:rPr>
+              <w:t>Purely Plant accompanying person (if designated in the TRA): an authorised Purely Plant person who accompanies the consignment, signs the hand-overs and records the check-in calls instead of the driver.</w:t>
             </w:r>
           </w:p>
         </w:tc>
@@ -4736,7 +4794,7 @@
                 <w:color w:val="000000"/>
                 <w:sz w:val="22"/>
               </w:rPr>
-              <w:t>EudraLex Vol. 4 — Part I Chapter 4 (документација), Chapter 5 §5.10 (транспорт); Annex 7 (растителни лекови); Annex 11 (компјутеризирани системи — софтвер на USB логерите); Annex 15 §6 (верификација на транспортот).</w:t>
+              <w:t>EudraLex Vol. 4 — Part I Chapter 4 (документација), Chapter 5 §5.10 (транспорт), Chapter 7 (аутсорсирани активности — превозник); Annex 7 (растителни лекови); Annex 11 (компјутеризирани системи — софтвер на USB логерите); Annex 15 §6 (верификација на транспортот).</w:t>
             </w:r>
           </w:p>
         </w:tc>
@@ -4764,7 +4822,7 @@
                 <w:color w:val="595959"/>
                 <w:sz w:val="22"/>
               </w:rPr>
-              <w:t>EudraLex Vol. 4 — Part I Chapter 4 (documentation), Chapter 5 §5.10 (transport); Annex 7 (herbal medicinal products); Annex 11 (computerised systems — USB logger software); Annex 15 §6 (verification of transportation).</w:t>
+              <w:t>EudraLex Vol. 4 — Part I Chapter 4 (documentation), Chapter 5 §5.10 (transport), Chapter 7 (outsourced activities — carrier); Annex 7 (herbal medicinal products); Annex 11 (computerised systems — USB logger software); Annex 15 §6 (verification of transportation).</w:t>
             </w:r>
           </w:p>
         </w:tc>
@@ -4794,7 +4852,7 @@
                 <w:color w:val="000000"/>
                 <w:sz w:val="22"/>
               </w:rPr>
-              <w:t>Guidelines of 5 November 2013 on Good Distribution Practice of medicinal products for human use (2013/C 343/01), Chapter 9 (транспорт).</w:t>
+              <w:t>Guidelines of 5 November 2013 on Good Distribution Practice of medicinal products for human use (2013/C 343/01), Chapter 7 (аутсорсирани активности) и Chapter 9 (транспорт).</w:t>
             </w:r>
           </w:p>
         </w:tc>
@@ -4822,7 +4880,7 @@
                 <w:color w:val="595959"/>
                 <w:sz w:val="22"/>
               </w:rPr>
-              <w:t>Guidelines of 5 November 2013 on Good Distribution Practice of medicinal products for human use (2013/C 343/01), Chapter 9 (transportation).</w:t>
+              <w:t>Guidelines of 5 November 2013 on Good Distribution Practice of medicinal products for human use (2013/C 343/01), Chapter 7 (outsourced activities) and Chapter 9 (transportation).</w:t>
             </w:r>
           </w:p>
         </w:tc>
@@ -5247,6 +5305,122 @@
                 <w:color w:val="000000"/>
                 <w:sz w:val="22"/>
               </w:rPr>
+              <w:t>Превозник — договорна транспортна компанија, квалификувана според QAS-10-003, со важечки Договор за квалитет, која го обезбедува возилото и возачот.</w:t>
+            </w:r>
+          </w:p>
+        </w:tc>
+        <w:tc>
+          <w:tcPr>
+            <w:tcW w:type="dxa" w:w="5102"/>
+            <w:tcBorders>
+              <w:top w:val="nil"/>
+              <w:left w:val="single" w:sz="4" w:color="000000"/>
+              <w:bottom w:val="nil"/>
+              <w:right w:val="nil"/>
+            </w:tcBorders>
+          </w:tcPr>
+          <w:p>
+            <w:pPr>
+              <w:spacing w:before="0" w:after="120"/>
+              <w:jc w:val="both"/>
+            </w:pPr>
+            <w:r/>
+            <w:r>
+              <w:rPr>
+                <w:rFonts w:ascii="Calibri" w:hAnsi="Calibri"/>
+                <w:b w:val="0"/>
+                <w:i w:val="0"/>
+                <w:color w:val="595959"/>
+                <w:sz w:val="22"/>
+              </w:rPr>
+              <w:t>Carrier — a contracted transport company, qualified per QAS-10-003, holding a valid Quality Agreement, which provides the vehicle and driver.</w:t>
+            </w:r>
+          </w:p>
+        </w:tc>
+      </w:tr>
+      <w:tr>
+        <w:tc>
+          <w:tcPr>
+            <w:tcW w:type="dxa" w:w="5102"/>
+            <w:tcBorders>
+              <w:top w:val="nil"/>
+              <w:left w:val="nil"/>
+              <w:bottom w:val="nil"/>
+              <w:right w:val="single" w:sz="4" w:color="000000"/>
+            </w:tcBorders>
+          </w:tcPr>
+          <w:p>
+            <w:pPr>
+              <w:spacing w:before="0" w:after="120"/>
+              <w:jc w:val="both"/>
+            </w:pPr>
+            <w:r/>
+            <w:r>
+              <w:rPr>
+                <w:rFonts w:ascii="Calibri" w:hAnsi="Calibri"/>
+                <w:b w:val="0"/>
+                <w:i w:val="0"/>
+                <w:color w:val="000000"/>
+                <w:sz w:val="22"/>
+              </w:rPr>
+              <w:t>Активна / пасивна контрола на температура — возило со уред за ладење/греење со поставена вредност (активна) или без него, со заштита само со термо-ќебиња (пасивна); се означува со поле за избор во A01, A04 и A05.</w:t>
+            </w:r>
+          </w:p>
+        </w:tc>
+        <w:tc>
+          <w:tcPr>
+            <w:tcW w:type="dxa" w:w="5102"/>
+            <w:tcBorders>
+              <w:top w:val="nil"/>
+              <w:left w:val="single" w:sz="4" w:color="000000"/>
+              <w:bottom w:val="nil"/>
+              <w:right w:val="nil"/>
+            </w:tcBorders>
+          </w:tcPr>
+          <w:p>
+            <w:pPr>
+              <w:spacing w:before="0" w:after="120"/>
+              <w:jc w:val="both"/>
+            </w:pPr>
+            <w:r/>
+            <w:r>
+              <w:rPr>
+                <w:rFonts w:ascii="Calibri" w:hAnsi="Calibri"/>
+                <w:b w:val="0"/>
+                <w:i w:val="0"/>
+                <w:color w:val="595959"/>
+                <w:sz w:val="22"/>
+              </w:rPr>
+              <w:t>Active / passive temperature control — a vehicle with a cooling/heating unit with a set point (active) or without one, protected only by thermal blankets (passive); marked with a checkbox in A01, A04 and A05.</w:t>
+            </w:r>
+          </w:p>
+        </w:tc>
+      </w:tr>
+      <w:tr>
+        <w:tc>
+          <w:tcPr>
+            <w:tcW w:type="dxa" w:w="5102"/>
+            <w:tcBorders>
+              <w:top w:val="nil"/>
+              <w:left w:val="nil"/>
+              <w:bottom w:val="nil"/>
+              <w:right w:val="single" w:sz="4" w:color="000000"/>
+            </w:tcBorders>
+          </w:tcPr>
+          <w:p>
+            <w:pPr>
+              <w:spacing w:before="0" w:after="120"/>
+              <w:jc w:val="both"/>
+            </w:pPr>
+            <w:r/>
+            <w:r>
+              <w:rPr>
+                <w:rFonts w:ascii="Calibri" w:hAnsi="Calibri"/>
+                <w:b w:val="0"/>
+                <w:i w:val="0"/>
+                <w:color w:val="000000"/>
+                <w:sz w:val="22"/>
+              </w:rPr>
               <w:t>Транспортен настан — едно движење на една или повеќе палети од едно место на испраќање до едно место на прием, идентификувано со единствен идентификатор (UTID).</w:t>
             </w:r>
           </w:p>
@@ -6226,7 +6400,7 @@
                 <w:color w:val="000000"/>
                 <w:sz w:val="22"/>
               </w:rPr>
-              <w:t>Секое движење мора да биде: (а) извршено по квалификувана рута според QASOP_0XX (статус QUALIFIED во регистарот QASOP_0XX_A06), со истата конфигурација на возило и палети; (б) пријавено до МВР со барање за полициско придружување и писмено потврдено пред отпремата; (в) извршено од најмалку две овластени лица на Пјурли Плант, под полициско придружување; и (г) следено со калибрирани логери според 6.4.5. Ниту едно движење не започнува ако некој од овие услови не е исполнет.</w:t>
+              <w:t>Секое движење мора да биде: (а) извршено по квалификувана рута според QASOP_0XX (статус QUALIFIED во регистарот QASOP_0XX_A06), со истата конфигурација на возило и палети; (б) пријавено до МВР со барање за полициско придружување и писмено потврдено пред отпремата; (в) извршено од квалификуван договорен превозник со важечки Договор за квалитет, под полициско придружување; и (г) следено со калибрирани логери според 6.4.5. Ниту едно движење не започнува ако некој од овие услови не е исполнет.</w:t>
             </w:r>
           </w:p>
         </w:tc>
@@ -6254,7 +6428,7 @@
                 <w:color w:val="595959"/>
                 <w:sz w:val="22"/>
               </w:rPr>
-              <w:t>Every movement must be: (a) executed on a lane qualified per QASOP_0XX (status QUALIFIED in register QASOP_0XX_A06), with the same vehicle and pallet configuration; (b) notified to the MoIA with a request for police escort and confirmed in writing before dispatch; (c) performed by at least two authorised Purely Plant persons, under police escort; and (d) monitored with calibrated loggers per 6.4.5. No movement starts if any of these conditions is not met.</w:t>
+              <w:t>Every movement must be: (a) executed on a lane qualified per QASOP_0XX (status QUALIFIED in register QASOP_0XX_A06), with the same vehicle and pallet configuration; (b) notified to the MoIA with a request for police escort and confirmed in writing before dispatch; (c) performed by a qualified contracted carrier holding a valid Quality Agreement, under police escort; and (d) monitored with calibrated loggers per 6.4.5. No movement starts if any of these conditions is not met.</w:t>
             </w:r>
           </w:p>
         </w:tc>
@@ -7616,7 +7790,7 @@
                 <w:color w:val="000000"/>
                 <w:sz w:val="22"/>
               </w:rPr>
-              <w:t>6.2.2 Сектор Обезбедување проверува дали рутата е со статус QUALIFIED и важечка сезонска квалификација во QASOP_0XX_A06, за истото возило и истата конфигурација на палети. Ако не е, транспортот не се изведува додека QA не одобри квалификација или документирана исклучителна мерка преку контрола на промени.</w:t>
+              <w:t>6.2.2 Сектор Обезбедување проверува дали рутата е со статус QUALIFIED и важечка сезонска квалификација во QASOP_0XX_A06, за истото возило и истата конфигурација на палети, и дека превозникот е на листата на одобрени добавувачи. Ако не е, транспортот не се изведува додека QA не одобри квалификација или документирана исклучителна мерка преку контрола на промени.</w:t>
             </w:r>
           </w:p>
         </w:tc>
@@ -7644,7 +7818,7 @@
                 <w:color w:val="595959"/>
                 <w:sz w:val="22"/>
               </w:rPr>
-              <w:t>6.2.2 Security verifies that the lane holds QUALIFIED status and a valid seasonal qualification in QASOP_0XX_A06, for the same vehicle and the same pallet configuration. If it does not, the transport is not performed until QA approves a qualification or a documented exceptional measure via change control.</w:t>
+              <w:t>6.2.2 Security verifies that the lane holds QUALIFIED status and a valid seasonal qualification in QASOP_0XX_A06, for the same vehicle and the same pallet configuration, and that the carrier is on the approved supplier list. If it does not, the transport is not performed until QA approves a qualification or a documented exceptional measure via change control.</w:t>
             </w:r>
           </w:p>
         </w:tc>
@@ -7794,7 +7968,7 @@
                 <w:color w:val="000000"/>
                 <w:sz w:val="22"/>
               </w:rPr>
-              <w:t>6.3.1 Сектор Обезбедување го пополнува Барањето за полициско придружување и известување за транспорт до МВР (WHSOP_003_A02) со: податоци за Пјурли Плант и број на дозвола, UTID, датум и време на поаѓање и очекувано пристигнување, адреса на испраќање и прием, намена, вкупна нето количина (g), број на палети, картони и кеси, регистарски број на возилото, лицата што го извршуваат транспортот, опис на рутата и предложено место и време на почеток на придружувањето.</w:t>
+              <w:t>6.3.1 Сектор Обезбедување го пополнува Барањето за полициско придружување и известување за транспорт до МВР (WHSOP_003_A02) со: податоци за Пјурли Плант и број на дозвола, UTID, датум и време на поаѓање и очекувано пристигнување, адреса на испраќање и прием, намена, вкупна нето количина (g), број на палети, картони и кеси, превозник, регистарски број на возилото, возачот и (ако е одреден) придружникот, опис на рутата и предложено место и време на почеток на придружувањето.</w:t>
             </w:r>
           </w:p>
         </w:tc>
@@ -7822,7 +7996,7 @@
                 <w:color w:val="595959"/>
                 <w:sz w:val="22"/>
               </w:rPr>
-              <w:t>6.3.1 Security completes the Request for police escort and notification of transport to the MoIA (WHSOP_003_A02) with: Purely Plant details and licence number, UTID, departure date/time and expected arrival, dispatch and receipt addresses, purpose, total net quantity (g), number of pallets, cartons and bags, vehicle registration, the persons performing the transport, route description and the proposed place and time at which the escort starts.</w:t>
+              <w:t>6.3.1 Security completes the Request for police escort and notification of transport to the MoIA (WHSOP_003_A02) with: Purely Plant details and licence number, UTID, departure date/time and expected arrival, dispatch and receipt addresses, purpose, total net quantity (g), number of pallets, cartons and bags, carrier, vehicle registration, the driver and (if designated) the accompanying person, route description and the proposed place and time at which the escort starts.</w:t>
             </w:r>
           </w:p>
         </w:tc>
@@ -8382,7 +8556,7 @@
                 <w:color w:val="000000"/>
                 <w:sz w:val="22"/>
               </w:rPr>
-              <w:t>6.5.2 Возилото се проверува: регистарски број според A02, чист, сув и заклучлив товарен простор без мириси и штетници. Ако возилото има активна контрола на температура, таа се поставува на опсегот од 6.1 и се предкондиционира најмалку 30 минути; ако нема, заштитата е пасивна (термо-ќебе) и важи само за времетраењето и сезоната квалификувани во QASOP_0XX. Лицата се брифираат за рутата, временскиот прозорец, забраната за непланирани застанувања и протоколот за инциденти.</w:t>
+              <w:t>6.5.2 Возилото на превозникот се проверува: регистарски број според A02, чист, сув и заклучлив товарен простор без мириси и штетници. Ако возилото има активна контрола на температура, таа се поставува на опсегот од 6.1 и се предкондиционира најмалку 30 минути; ако нема, заштитата е пасивна (термо-ќебе) и важи само за времетраењето и сезоната квалификувани во QASOP_0XX. Видот на контролата се означува во A04 §3 и A05. Возачот (и придружникот) се брифираат за рутата, временскиот прозорец, забраната за непланирани застанувања и протоколот за инциденти.</w:t>
             </w:r>
           </w:p>
         </w:tc>
@@ -8410,7 +8584,7 @@
                 <w:color w:val="595959"/>
                 <w:sz w:val="22"/>
               </w:rPr>
-              <w:t>6.5.2 The vehicle is checked: registration as per A02, clean, dry and lockable load space free of odours and pests. If the vehicle has active temperature control, it is set to the range in 6.1 and pre-conditioned for at least 30 minutes; if it has none, protection is passive (thermal blanket) and is valid only for the duration and season qualified in QASOP_0XX. The persons are briefed on the route, time window, prohibition of unscheduled stops and incident protocol.</w:t>
+              <w:t>6.5.2 The carrier's vehicle is checked: registration as per A02, clean, dry and lockable load space free of odours and pests. If the vehicle has active temperature control, it is set to the range in 6.1 and pre-conditioned for at least 30 minutes; if it has none, protection is passive (thermal blanket) and is valid only for the duration and season qualified in QASOP_0XX. The type of control is ticked in A04 §3 and A05. The driver (and accompanying person) are briefed on the route, time window, prohibition of unscheduled stops and incident protocol.</w:t>
             </w:r>
           </w:p>
         </w:tc>
@@ -8440,7 +8614,7 @@
                 <w:color w:val="000000"/>
                 <w:sz w:val="22"/>
               </w:rPr>
-              <w:t>6.5.3 Палетите се товарат по распоредот од TRA, се обезбедуваат против поместување и не се допираат до ѕидовите и вратите; се фотографираат натоварените палети и пломбата на вратата. На точката на предавање 1 (Пјурли Плант → возач и придружник), во присуство на полициското придружување, се бројат палетите, се проверува целоста на завиткувањето и броевите на пломбите, и се потпишува WHSOP_003_A04; Раководителот на Обезбедување ја одобрува отпремата и го евидентира времето на поаѓање.</w:t>
+              <w:t>6.5.3 Палетите се товарат по распоредот од TRA, се обезбедуваат против поместување и не се допираат до ѕидовите и вратите; се фотографираат натоварените палети и пломбата на вратата. На точката на предавање 1 (Пјурли Плант → возач на превозникот и, ако е одреден, придружникот), во присуство на полициското придружување, се бројат палетите, се проверува целоста на завиткувањето и броевите на пломбите, и се потпишува WHSOP_003_A04; Раководителот на Обезбедување ја одобрува отпремата и го евидентира времето на поаѓање.</w:t>
             </w:r>
           </w:p>
         </w:tc>
@@ -8468,7 +8642,7 @@
                 <w:color w:val="595959"/>
                 <w:sz w:val="22"/>
               </w:rPr>
-              <w:t>6.5.3 The pallets are loaded according to the arrangement in the TRA, secured against movement and kept clear of the walls and doors; the loaded pallets and the door seal are photographed. At transfer point 1 (Purely Plant → driver and escort person), in the presence of the police escort, the pallets are counted, the integrity of the wrapping and the seal numbers are checked, and WHSOP_003_A04 is signed; the Head of Security authorises dispatch and records the departure time.</w:t>
+              <w:t>6.5.3 The pallets are loaded according to the arrangement in the TRA, secured against movement and kept clear of the walls and doors; the loaded pallets and the door seal are photographed. At transfer point 1 (Purely Plant → the carrier's driver and, if designated, the accompanying person), in the presence of the police escort, the pallets are counted, the integrity of the wrapping and the seal numbers are checked, and WHSOP_003_A04 is signed; the Head of Security authorises dispatch and records the departure time.</w:t>
             </w:r>
           </w:p>
         </w:tc>
@@ -8618,7 +8792,7 @@
                 <w:color w:val="000000"/>
                 <w:sz w:val="22"/>
               </w:rPr>
-              <w:t>6.6.2 Придружникот ги евидентира контролните јавувања до Сектор Обезбедување по телефон во WHSOP_003_A04 §4.2: поаѓање, средина на рутата (ако е над 2 часа), 15–30 мин пред пристигнување, пристигнување — време, место, целост на пломбата и (ако возилото има дисплеј) температура на товарниот простор. Не се користи електронски систем за следење; рутата се потврдува со дневникот на јавувања и со потписите на точките на предавање.</w:t>
+              <w:t>6.6.2 Возачот (или придружникот, ако е одреден) ги евидентира контролните јавувања до Сектор Обезбедување по телефон во WHSOP_003_A04 §4.2: поаѓање, средина на рутата (ако е над 2 часа), 15–30 мин пред пристигнување, пристигнување — време, место, целост на пломбата и (ако возилото има дисплеј) температура на товарниот простор. Не се користи електронски систем за следење; рутата се потврдува со дневникот на јавувања и со потписите на точките на предавање.</w:t>
             </w:r>
           </w:p>
         </w:tc>
@@ -8646,7 +8820,7 @@
                 <w:color w:val="595959"/>
                 <w:sz w:val="22"/>
               </w:rPr>
-              <w:t>6.6.2 The escort person records the check-in calls to Security by telephone in WHSOP_003_A04 §4.2: departure, mid-route (if over 2 hours), 15–30 min before arrival, arrival — time, place, seal integrity and (if the vehicle has a display) load-space temperature. No electronic tracking system is used; the route is confirmed by the call log and the signatures at the transfer points.</w:t>
+              <w:t>6.6.2 The driver (or the accompanying person, if designated) records the check-in calls to Security by telephone in WHSOP_003_A04 §4.2: departure, mid-route (if over 2 hours), 15–30 min before arrival, arrival — time, place, seal integrity and (if the vehicle has a display) load-space temperature. No electronic tracking system is used; the route is confirmed by the call log and the signatures at the transfer points.</w:t>
             </w:r>
           </w:p>
         </w:tc>
@@ -8676,7 +8850,7 @@
                 <w:color w:val="000000"/>
                 <w:sz w:val="22"/>
               </w:rPr>
-              <w:t>6.6.3 Инциденти (оштетена пломба или завиткување, дефект, сообраќајна незгода, доцнење над 2 часа, аларм на логер, безбедносен инцидент) се пријавуваат во рок од 15 минути: возач/придружник → Обезбедување Пјурли Плант → QA → QP (при критичен инцидент). Безбедносните инциденти на патот ги презема полициското придружување. Палетите не се отвораат. Инцидентот се евидентира во WHSOP_003_A04 и се отвора отстапување (QAS-05-002).</w:t>
+              <w:t>6.6.3 Инциденти (оштетена пломба или завиткување, дефект, сообраќајна незгода, доцнење над 2 часа, аларм на логер, безбедносен инцидент) се пријавуваат во рок од 15 минути: возач → диспечер на превозникот и Обезбедување Пјурли Плант → QA → QP (при критичен инцидент). Безбедносните инциденти на патот ги презема полициското придружување. Палетите не се отвораат. Инцидентот се евидентира во WHSOP_003_A04 и се отвора отстапување (QAS-05-002).</w:t>
             </w:r>
           </w:p>
         </w:tc>
@@ -8704,7 +8878,7 @@
                 <w:color w:val="595959"/>
                 <w:sz w:val="22"/>
               </w:rPr>
-              <w:t>6.6.3 Incidents (damaged seal or wrapping, breakdown, traffic accident, delay over 2 hours, logger alarm, security incident) are reported within 15 minutes: driver/escort person → Purely Plant Security → QA → QP (for critical incidents). Security incidents on the road are handled by the police escort. Pallets are not opened. The incident is recorded in WHSOP_003_A04 and a deviation is opened (QAS-05-002).</w:t>
+              <w:t>6.6.3 Incidents (damaged seal or wrapping, breakdown, traffic accident, delay over 2 hours, logger alarm, security incident) are reported within 15 minutes: driver → carrier dispatch and Purely Plant Security → QA → QP (for critical incidents). Security incidents on the road are handled by the police escort. Pallets are not opened. The incident is recorded in WHSOP_003_A04 and a deviation is opened (QAS-05-002).</w:t>
             </w:r>
           </w:p>
         </w:tc>
@@ -9032,7 +9206,7 @@
                 <w:color w:val="000000"/>
                 <w:sz w:val="22"/>
               </w:rPr>
-              <w:t>6.8.1 Во рок од 24 часа по испораката возачот и придружникот ги враќаат: потпишаниот A04 и A05, USB логерот, фотографиите и скршените пломби; логерите за еднократна употреба или нивните PDF-извештаи ги враќа примачот. QA ги презема податоците од USB логерот со верификуваниот софтвер и ги чува изворните датотеки неизменети.</w:t>
+              <w:t>6.8.1 Во рок од 24 часа по испораката возачот (или придружникот) ги враќа: потпишаниот A04 и A05, USB логерот, фотографиите и скршените пломби; логерите за еднократна употреба или нивните PDF-извештаи ги враќа примачот. QA ги презема податоците од USB логерот со верификуваниот софтвер и ги чува изворните датотеки неизменети.</w:t>
             </w:r>
           </w:p>
         </w:tc>
@@ -9060,7 +9234,7 @@
                 <w:color w:val="595959"/>
                 <w:sz w:val="22"/>
               </w:rPr>
-              <w:t>6.8.1 Within 24 hours of delivery the driver and escort person return: the signed A04 and A05, the USB logger, the photographs and the broken seals; the single-use loggers or their PDF reports are returned by the consignee. QA downloads the USB logger data with the verified software and keeps the original files unaltered.</w:t>
+              <w:t>6.8.1 Within 24 hours of delivery the driver (or the accompanying person) returns: the signed A04 and A05, the USB logger, the photographs and the broken seals; the single-use loggers or their PDF reports are returned by the consignee. QA downloads the USB logger data with the verified software and keeps the original files unaltered.</w:t>
             </w:r>
           </w:p>
         </w:tc>
@@ -9504,7 +9678,7 @@
                 <w:color w:val="000000"/>
                 <w:sz w:val="22"/>
               </w:rPr>
-              <w:t>Целиот вклучен персонал (Логистика, Обезбедување, возачи и придружници, КК, QA) се обучува за оваа СОП и анексите пред ефективниот датум и при секоја ревизија, со документирана евиденција (HR-01-006); освежителна обука најмалку на секои 2 години. Обуката на возачите и придружниците опфаќа и постапување со полициското придружување, поставување и вадење на логерите и пополнување на документите на хартија.</w:t>
+              <w:t>Целиот вклучен персонал на Пјурли Плант (Логистика, Обезбедување, придружници, КК, QA) се обучува за оваа СОП и анексите пред ефективниот датум и при секоја ревизија, со документирана евиденција (HR-01-006); освежителна обука најмалку на секои 2 години. Превозникот ги обучува своите возачи за барањата од оваа СОП што се однесуваат на нив (придружување, ланец на надзор, логери, инциденти, документи на хартија) според Договорот за квалитет и доставува доказ пред првиот транспорт.</w:t>
             </w:r>
           </w:p>
         </w:tc>
@@ -9532,7 +9706,7 @@
                 <w:color w:val="595959"/>
                 <w:sz w:val="22"/>
               </w:rPr>
-              <w:t>All involved personnel (Logistics, Security, drivers and escort persons, QC, QA) are trained on this SOP and its annexes before the effective date and at every revision, with documented records (HR-01-006); refresher training at least every 2 years. Training of drivers and escort persons also covers working with the police escort, placing and removing the loggers and completing the paper records.</w:t>
+              <w:t>All involved Purely Plant personnel (Logistics, Security, accompanying persons, QC, QA) are trained on this SOP and its annexes before the effective date and at every revision, with documented records (HR-01-006); refresher training at least every 2 years. The carrier trains its drivers on the requirements of this SOP that apply to them (escort, chain of custody, loggers, incidents, paper records) per the Quality Agreement and provides evidence before the first transport.</w:t>
             </w:r>
           </w:p>
         </w:tc>
@@ -11560,7 +11734,7 @@
                 <w:color w:val="000000"/>
                 <w:sz w:val="22"/>
               </w:rPr>
-              <w:t>Нова СОП; ги обединува внатрешните движења на опојни дроги (производ, пропагационен материјал, отпад) под полициско придружување од МВР, со палети и систем на хартија; заменува ги соодветните делови на PRO-06-001 и LO_SOP_006. Транспортот на мостри за КК не е опфатен (PP-QC-SOP-025).</w:t>
+              <w:t>Нова СОП; ги обединува внатрешните движења на опојни дроги (производ, пропагационен материјал, отпад) со договорен превозник под полициско придружување од МВР, со палети и систем на хартија; заменува ги соодветните делови на PRO-06-001 и LO_SOP_006. Транспортот на мостри за КК не е опфатен (PP-QC-SOP-025).</w:t>
             </w:r>
             <w:r>
               <w:rPr>
@@ -11580,7 +11754,7 @@
                 <w:color w:val="000000"/>
                 <w:sz w:val="14"/>
               </w:rPr>
-              <w:t>New SOP; consolidates inland movements of narcotic drugs (product, propagation material, waste) under MoIA police escort, palletised and paper-based; supersedes the relevant sections of PRO-06-001 and LO_SOP_006. QC sample transport is not covered (PP-QC-SOP-025).</w:t>
+              <w:t>New SOP; consolidates inland movements of narcotic drugs (product, propagation material, waste) by a contracted carrier under MoIA police escort, palletised and paper-based; supersedes the relevant sections of PRO-06-001 and LO_SOP_006. QC sample transport is not covered (PP-QC-SOP-025).</w:t>
             </w:r>
           </w:p>
         </w:tc>

--- a/deliverables/inland_transport_2026-10/docx/WHSOP_003.docx
+++ b/deliverables/inland_transport_2026-10/docx/WHSOP_003.docx
@@ -1295,7 +1295,7 @@
     </w:tbl>
     <w:p>
       <w:pPr>
-        <w:keepNext/>
+        <w:keepNext w:val="0"/>
         <w:spacing w:before="0" w:after="0" w:lineRule="exact" w:line="200"/>
       </w:pPr>
     </w:p>
@@ -3832,7 +3832,7 @@
     </w:tbl>
     <w:p>
       <w:pPr>
-        <w:keepNext/>
+        <w:keepNext w:val="0"/>
         <w:spacing w:before="0" w:after="0" w:lineRule="exact" w:line="120"/>
       </w:pPr>
     </w:p>
@@ -6436,7 +6436,7 @@
     </w:tbl>
     <w:p>
       <w:pPr>
-        <w:keepNext/>
+        <w:keepNext w:val="0"/>
         <w:spacing w:before="0" w:after="0" w:lineRule="exact" w:line="120"/>
       </w:pPr>
     </w:p>
@@ -7629,7 +7629,7 @@
     </w:tbl>
     <w:p>
       <w:pPr>
-        <w:keepNext/>
+        <w:keepNext w:val="0"/>
         <w:spacing w:before="0" w:after="0" w:lineRule="exact" w:line="120"/>
       </w:pPr>
     </w:p>
@@ -9714,7 +9714,7 @@
     </w:tbl>
     <w:p>
       <w:pPr>
-        <w:keepNext/>
+        <w:keepNext w:val="0"/>
         <w:spacing w:before="0" w:after="0" w:lineRule="exact" w:line="200"/>
       </w:pPr>
     </w:p>
@@ -10721,7 +10721,7 @@
     </w:tbl>
     <w:p>
       <w:pPr>
-        <w:keepNext/>
+        <w:keepNext w:val="0"/>
         <w:spacing w:before="0" w:after="0" w:lineRule="exact" w:line="200"/>
       </w:pPr>
     </w:p>
@@ -11458,7 +11458,7 @@
     </w:tbl>
     <w:p>
       <w:pPr>
-        <w:keepNext/>
+        <w:keepNext w:val="0"/>
         <w:spacing w:before="0" w:after="0" w:lineRule="exact" w:line="200"/>
       </w:pPr>
     </w:p>

--- a/deliverables/inland_transport_2026-10/docx/WHSOP_003.docx
+++ b/deliverables/inland_transport_2026-10/docx/WHSOP_003.docx
@@ -4794,7 +4794,7 @@
                 <w:color w:val="000000"/>
                 <w:sz w:val="22"/>
               </w:rPr>
-              <w:t>EudraLex Vol. 4 — Part I Chapter 4 (документација), Chapter 5 §5.10 (транспорт), Chapter 7 (аутсорсирани активности — превозник); Annex 7 (растителни лекови); Annex 11 (компјутеризирани системи — софтвер на USB логерите); Annex 15 §6 (верификација на транспортот).</w:t>
+              <w:t>EudraLex Vol. 4 — Part I Chapter 4 (документација), Chapter 5 §5.10 (транспорт), Chapter 7 (аутсорсирани активности — превозник); Annex 7 (растителни лекови); Annex 19 (референтни и ретенциони мостри); Annex 11 (компјутеризирани системи — софтвер на USB логерите); Annex 15 §6 (верификација на транспортот).</w:t>
             </w:r>
           </w:p>
         </w:tc>
@@ -4822,7 +4822,7 @@
                 <w:color w:val="595959"/>
                 <w:sz w:val="22"/>
               </w:rPr>
-              <w:t>EudraLex Vol. 4 — Part I Chapter 4 (documentation), Chapter 5 §5.10 (transport), Chapter 7 (outsourced activities — carrier); Annex 7 (herbal medicinal products); Annex 11 (computerised systems — USB logger software); Annex 15 §6 (verification of transportation).</w:t>
+              <w:t>EudraLex Vol. 4 — Part I Chapter 4 (documentation), Chapter 5 §5.10 (transport), Chapter 7 (outsourced activities — carrier); Annex 7 (herbal medicinal products); Annex 19 (reference and retention samples); Annex 11 (computerised systems — USB logger software); Annex 15 §6 (verification of transportation).</w:t>
             </w:r>
           </w:p>
         </w:tc>
@@ -5682,6 +5682,64 @@
                 <w:sz w:val="22"/>
               </w:rPr>
               <w:t>Bag — the primary packaging of the intermediate, labelled with the batch and the bag number from the production record; it is not relabelled for transport.</w:t>
+            </w:r>
+          </w:p>
+        </w:tc>
+      </w:tr>
+      <w:tr>
+        <w:tc>
+          <w:tcPr>
+            <w:tcW w:type="dxa" w:w="5102"/>
+            <w:tcBorders>
+              <w:top w:val="nil"/>
+              <w:left w:val="nil"/>
+              <w:bottom w:val="nil"/>
+              <w:right w:val="single" w:sz="4" w:color="000000"/>
+            </w:tcBorders>
+          </w:tcPr>
+          <w:p>
+            <w:pPr>
+              <w:spacing w:before="0" w:after="120"/>
+              <w:jc w:val="both"/>
+            </w:pPr>
+            <w:r/>
+            <w:r>
+              <w:rPr>
+                <w:rFonts w:ascii="Calibri" w:hAnsi="Calibri"/>
+                <w:b w:val="0"/>
+                <w:i w:val="0"/>
+                <w:color w:val="000000"/>
+                <w:sz w:val="22"/>
+              </w:rPr>
+              <w:t>Ретенциони мостри за купувачот и за продавачот на мало — мостри од секоја серија, во број и количина утврдени со договорот со купувачот, во посебни запечатени и означени контејнери, кои патуваат со пратката; не се ретенционите мостри на Пјурли Плант според EU GMP Annex 19, кои остануваат на локацијата.</w:t>
+            </w:r>
+          </w:p>
+        </w:tc>
+        <w:tc>
+          <w:tcPr>
+            <w:tcW w:type="dxa" w:w="5102"/>
+            <w:tcBorders>
+              <w:top w:val="nil"/>
+              <w:left w:val="single" w:sz="4" w:color="000000"/>
+              <w:bottom w:val="nil"/>
+              <w:right w:val="nil"/>
+            </w:tcBorders>
+          </w:tcPr>
+          <w:p>
+            <w:pPr>
+              <w:spacing w:before="0" w:after="120"/>
+              <w:jc w:val="both"/>
+            </w:pPr>
+            <w:r/>
+            <w:r>
+              <w:rPr>
+                <w:rFonts w:ascii="Calibri" w:hAnsi="Calibri"/>
+                <w:b w:val="0"/>
+                <w:i w:val="0"/>
+                <w:color w:val="595959"/>
+                <w:sz w:val="22"/>
+              </w:rPr>
+              <w:t>Retention samples for the buyer and the retailer — samples of each batch, in the number and quantity set by the contract with the buyer, in separate sealed and labelled containers, travelling with the consignment; they are not Purely Plant's own retention samples under EU GMP Annex 19, which stay on site.</w:t>
             </w:r>
           </w:p>
         </w:tc>
@@ -8412,68 +8470,6 @@
         </w:tc>
       </w:tr>
       <w:tr>
-        <w:trPr>
-          <w:cantSplit/>
-        </w:trPr>
-        <w:tc>
-          <w:tcPr>
-            <w:tcW w:type="dxa" w:w="5102"/>
-            <w:tcBorders>
-              <w:top w:val="nil"/>
-              <w:left w:val="nil"/>
-              <w:bottom w:val="nil"/>
-              <w:right w:val="single" w:sz="4" w:color="000000"/>
-            </w:tcBorders>
-          </w:tcPr>
-          <w:p>
-            <w:pPr>
-              <w:pStyle w:val="Heading2"/>
-              <w:keepNext/>
-              <w:spacing w:before="120" w:after="40"/>
-            </w:pPr>
-            <w:r/>
-            <w:r>
-              <w:rPr>
-                <w:rFonts w:ascii="Calibri" w:hAnsi="Calibri"/>
-                <w:b/>
-                <w:i w:val="0"/>
-                <w:color w:val="000000"/>
-                <w:sz w:val="22"/>
-              </w:rPr>
-              <w:t>6.5 Фаза 4 — Отпрема и почеток на ланецот на надзор</w:t>
-            </w:r>
-          </w:p>
-        </w:tc>
-        <w:tc>
-          <w:tcPr>
-            <w:tcW w:type="dxa" w:w="5102"/>
-            <w:tcBorders>
-              <w:top w:val="nil"/>
-              <w:left w:val="single" w:sz="4" w:color="000000"/>
-              <w:bottom w:val="nil"/>
-              <w:right w:val="nil"/>
-            </w:tcBorders>
-          </w:tcPr>
-          <w:p>
-            <w:pPr>
-              <w:keepNext/>
-              <w:spacing w:before="120" w:after="40"/>
-            </w:pPr>
-            <w:r/>
-            <w:r>
-              <w:rPr>
-                <w:rFonts w:ascii="Calibri" w:hAnsi="Calibri"/>
-                <w:b/>
-                <w:i w:val="0"/>
-                <w:color w:val="595959"/>
-                <w:sz w:val="22"/>
-              </w:rPr>
-              <w:t>6.5 Stage 4 — Dispatch and start of the chain of custody</w:t>
-            </w:r>
-          </w:p>
-        </w:tc>
-      </w:tr>
-      <w:tr>
         <w:tc>
           <w:tcPr>
             <w:tcW w:type="dxa" w:w="5102"/>
@@ -8498,7 +8494,7 @@
                 <w:color w:val="000000"/>
                 <w:sz w:val="22"/>
               </w:rPr>
-              <w:t>6.5.1 Пред предавањето, Обезбедување и Логистика ја пополнуваат Чек-листата пред отпрема (WHSOP_003_A05, дел А): писмена потврда од МВР, одобрен TRA, рута QUALIFIED, палети, етикети и листи на пакување, пломби и ленти, логери, документи, идентитет на лицата и возилото, состојба на возилото. Ако ЕДНА ставка не е потврдена, транспортот НЕ започнува.</w:t>
+              <w:t>6.4.6 Ретенциони мостри за купувачот и за продавачот на мало: КК ги подготвува според договорот (број и маса по серија), секоја во запечатен контејнер означен со серијата, P серијата, нето масата, примачот на мострата (купувач / продавач на мало), датумот и „РЕТЕНЦИОНА МОСТРА“; ги евидентира во листата на ретенциони мостри (WHSOP_003_A03 §7) со двојна проверка. Мострите се ставаат во посебен картон за мостри (UTID-RS), затворен со безбедносна лента и означен како картон, кој се товари во товарниот простор и се брои на секоја точка на предавање. Бројот и масата на мострите се вклучени во вкупната количина во A02, A04 и A06.</w:t>
             </w:r>
           </w:p>
         </w:tc>
@@ -8526,123 +8522,7 @@
                 <w:color w:val="595959"/>
                 <w:sz w:val="22"/>
               </w:rPr>
-              <w:t>6.5.1 Before hand-over, Security and Logistics complete the Pre-dispatch Checklist (WHSOP_003_A05, part A): written MoIA confirmation, approved TRA, lane QUALIFIED, pallets, labels and packing lists, seals and tapes, loggers, documents, identity of the persons and the vehicle, vehicle condition. If ANY item is not confirmed, the transport does NOT start.</w:t>
-            </w:r>
-          </w:p>
-        </w:tc>
-      </w:tr>
-      <w:tr>
-        <w:tc>
-          <w:tcPr>
-            <w:tcW w:type="dxa" w:w="5102"/>
-            <w:tcBorders>
-              <w:top w:val="nil"/>
-              <w:left w:val="nil"/>
-              <w:bottom w:val="nil"/>
-              <w:right w:val="single" w:sz="4" w:color="000000"/>
-            </w:tcBorders>
-          </w:tcPr>
-          <w:p>
-            <w:pPr>
-              <w:spacing w:before="0" w:after="120"/>
-              <w:jc w:val="both"/>
-            </w:pPr>
-            <w:r/>
-            <w:r>
-              <w:rPr>
-                <w:rFonts w:ascii="Calibri" w:hAnsi="Calibri"/>
-                <w:b w:val="0"/>
-                <w:i w:val="0"/>
-                <w:color w:val="000000"/>
-                <w:sz w:val="22"/>
-              </w:rPr>
-              <w:t>6.5.2 Возилото на превозникот се проверува: регистарски број според A02, чист, сув и заклучлив товарен простор без мириси и штетници. Ако возилото има активна контрола на температура, таа се поставува на опсегот од 6.1 и се предкондиционира најмалку 30 минути; ако нема, заштитата е пасивна (термо-ќебе) и важи само за времетраењето и сезоната квалификувани во QASOP_0XX. Видот на контролата се означува во A04 §3 и A05. Возачот (и придружникот) се брифираат за рутата, временскиот прозорец, забраната за непланирани застанувања и протоколот за инциденти.</w:t>
-            </w:r>
-          </w:p>
-        </w:tc>
-        <w:tc>
-          <w:tcPr>
-            <w:tcW w:type="dxa" w:w="5102"/>
-            <w:tcBorders>
-              <w:top w:val="nil"/>
-              <w:left w:val="single" w:sz="4" w:color="000000"/>
-              <w:bottom w:val="nil"/>
-              <w:right w:val="nil"/>
-            </w:tcBorders>
-          </w:tcPr>
-          <w:p>
-            <w:pPr>
-              <w:spacing w:before="0" w:after="120"/>
-              <w:jc w:val="both"/>
-            </w:pPr>
-            <w:r/>
-            <w:r>
-              <w:rPr>
-                <w:rFonts w:ascii="Calibri" w:hAnsi="Calibri"/>
-                <w:b w:val="0"/>
-                <w:i w:val="0"/>
-                <w:color w:val="595959"/>
-                <w:sz w:val="22"/>
-              </w:rPr>
-              <w:t>6.5.2 The carrier's vehicle is checked: registration as per A02, clean, dry and lockable load space free of odours and pests. If the vehicle has active temperature control, it is set to the range in 6.1 and pre-conditioned for at least 30 minutes; if it has none, protection is passive (thermal blanket) and is valid only for the duration and season qualified in QASOP_0XX. The type of control is ticked in A04 §3 and A05. The driver (and accompanying person) are briefed on the route, time window, prohibition of unscheduled stops and incident protocol.</w:t>
-            </w:r>
-          </w:p>
-        </w:tc>
-      </w:tr>
-      <w:tr>
-        <w:tc>
-          <w:tcPr>
-            <w:tcW w:type="dxa" w:w="5102"/>
-            <w:tcBorders>
-              <w:top w:val="nil"/>
-              <w:left w:val="nil"/>
-              <w:bottom w:val="nil"/>
-              <w:right w:val="single" w:sz="4" w:color="000000"/>
-            </w:tcBorders>
-          </w:tcPr>
-          <w:p>
-            <w:pPr>
-              <w:spacing w:before="0" w:after="120"/>
-              <w:jc w:val="both"/>
-            </w:pPr>
-            <w:r/>
-            <w:r>
-              <w:rPr>
-                <w:rFonts w:ascii="Calibri" w:hAnsi="Calibri"/>
-                <w:b w:val="0"/>
-                <w:i w:val="0"/>
-                <w:color w:val="000000"/>
-                <w:sz w:val="22"/>
-              </w:rPr>
-              <w:t>6.5.3 Палетите се товарат по распоредот од TRA, се обезбедуваат против поместување и не се допираат до ѕидовите и вратите; се фотографираат натоварените палети и пломбата на вратата. На точката на предавање 1 (Пјурли Плант → возач на превозникот и, ако е одреден, придружникот), во присуство на полициското придружување, се бројат палетите, се проверува целоста на завиткувањето и броевите на пломбите, и се потпишува WHSOP_003_A04; Раководителот на Обезбедување ја одобрува отпремата и го евидентира времето на поаѓање.</w:t>
-            </w:r>
-          </w:p>
-        </w:tc>
-        <w:tc>
-          <w:tcPr>
-            <w:tcW w:type="dxa" w:w="5102"/>
-            <w:tcBorders>
-              <w:top w:val="nil"/>
-              <w:left w:val="single" w:sz="4" w:color="000000"/>
-              <w:bottom w:val="nil"/>
-              <w:right w:val="nil"/>
-            </w:tcBorders>
-          </w:tcPr>
-          <w:p>
-            <w:pPr>
-              <w:spacing w:before="0" w:after="120"/>
-              <w:jc w:val="both"/>
-            </w:pPr>
-            <w:r/>
-            <w:r>
-              <w:rPr>
-                <w:rFonts w:ascii="Calibri" w:hAnsi="Calibri"/>
-                <w:b w:val="0"/>
-                <w:i w:val="0"/>
-                <w:color w:val="595959"/>
-                <w:sz w:val="22"/>
-              </w:rPr>
-              <w:t>6.5.3 The pallets are loaded according to the arrangement in the TRA, secured against movement and kept clear of the walls and doors; the loaded pallets and the door seal are photographed. At transfer point 1 (Purely Plant → the carrier's driver and, if designated, the accompanying person), in the presence of the police escort, the pallets are counted, the integrity of the wrapping and the seal numbers are checked, and WHSOP_003_A04 is signed; the Head of Security authorises dispatch and records the departure time.</w:t>
+              <w:t>6.4.6 Retention samples for the buyer and the retailer: QC prepares them per the contract (number and mass per batch), each in a sealed container labelled with the batch, the P lot, the net mass, the sample recipient (buyer / retailer), the date and "RETENTION SAMPLE"; it records them in the retention-sample list (WHSOP_003_A03 §7) with two-person verification. The samples are placed in a separate sample carton (UTID-RS), closed with security tape and labelled as a carton, which is loaded in the load space and counted at every transfer point. The number and mass of the samples are included in the total quantity in A02, A04 and A06.</w:t>
             </w:r>
           </w:p>
         </w:tc>
@@ -8676,7 +8556,7 @@
                 <w:color w:val="000000"/>
                 <w:sz w:val="22"/>
               </w:rPr>
-              <w:t>6.6 Фаза 5 — Контрола во транзит</w:t>
+              <w:t>6.5 Фаза 4 — Отпрема и почеток на ланецот на надзор</w:t>
             </w:r>
           </w:p>
         </w:tc>
@@ -8704,7 +8584,7 @@
                 <w:color w:val="595959"/>
                 <w:sz w:val="22"/>
               </w:rPr>
-              <w:t>6.6 Stage 5 — In-transit control</w:t>
+              <w:t>6.5 Stage 4 — Dispatch and start of the chain of custody</w:t>
             </w:r>
           </w:p>
         </w:tc>
@@ -8734,7 +8614,7 @@
                 <w:color w:val="000000"/>
                 <w:sz w:val="22"/>
               </w:rPr>
-              <w:t>6.6.1 Возачот ја следи одобрената рута под полициско придружување, без отстапување; возилото никогаш не се остава без надзор; се застанува само на места одобрени во TRA или по барање на придружувањето, и содржината не се открива. Принудно отстапување (затворен пат, итност) се договара со придружувањето, веднаш се пријавува и се документира.</w:t>
+              <w:t>6.5.1 Пред предавањето, Обезбедување и Логистика ја пополнуваат Чек-листата пред отпрема (WHSOP_003_A05, дел А): писмена потврда од МВР, одобрен TRA, рута QUALIFIED, палети, етикети и листи на пакување, пломби и ленти, логери, документи, идентитет на лицата и возилото, состојба на возилото. Ако ЕДНА ставка не е потврдена, транспортот НЕ започнува.</w:t>
             </w:r>
           </w:p>
         </w:tc>
@@ -8762,7 +8642,7 @@
                 <w:color w:val="595959"/>
                 <w:sz w:val="22"/>
               </w:rPr>
-              <w:t>6.6.1 The driver follows the approved route under police escort, without deviation; the vehicle is never left unattended; stops are made only at points approved in the TRA or at the request of the escort, and the contents are not disclosed. Any forced deviation (road closure, emergency) is agreed with the escort, reported immediately and documented.</w:t>
+              <w:t>6.5.1 Before hand-over, Security and Logistics complete the Pre-dispatch Checklist (WHSOP_003_A05, part A): written MoIA confirmation, approved TRA, lane QUALIFIED, pallets, labels and packing lists, seals and tapes, loggers, documents, identity of the persons and the vehicle, vehicle condition. If ANY item is not confirmed, the transport does NOT start.</w:t>
             </w:r>
           </w:p>
         </w:tc>
@@ -8792,7 +8672,7 @@
                 <w:color w:val="000000"/>
                 <w:sz w:val="22"/>
               </w:rPr>
-              <w:t>6.6.2 Возачот (или придружникот, ако е одреден) ги евидентира контролните јавувања до Сектор Обезбедување по телефон во WHSOP_003_A04 §4.2: поаѓање, средина на рутата (ако е над 2 часа), 15–30 мин пред пристигнување, пристигнување — време, место, целост на пломбата и (ако возилото има дисплеј) температура на товарниот простор. Не се користи електронски систем за следење; рутата се потврдува со дневникот на јавувања и со потписите на точките на предавање.</w:t>
+              <w:t>6.5.2 Возилото на превозникот се проверува: регистарски број според A02, чист, сув и заклучлив товарен простор без мириси и штетници. Ако возилото има активна контрола на температура, таа се поставува на опсегот од 6.1 и се предкондиционира најмалку 30 минути; ако нема, заштитата е пасивна (термо-ќебе) и важи само за времетраењето и сезоната квалификувани во QASOP_0XX. Видот на контролата се означува во A04 §3 и A05. Возачот (и придружникот) се брифираат за рутата, временскиот прозорец, забраната за непланирани застанувања и протоколот за инциденти.</w:t>
             </w:r>
           </w:p>
         </w:tc>
@@ -8820,7 +8700,7 @@
                 <w:color w:val="595959"/>
                 <w:sz w:val="22"/>
               </w:rPr>
-              <w:t>6.6.2 The driver (or the accompanying person, if designated) records the check-in calls to Security by telephone in WHSOP_003_A04 §4.2: departure, mid-route (if over 2 hours), 15–30 min before arrival, arrival — time, place, seal integrity and (if the vehicle has a display) load-space temperature. No electronic tracking system is used; the route is confirmed by the call log and the signatures at the transfer points.</w:t>
+              <w:t>6.5.2 The carrier's vehicle is checked: registration as per A02, clean, dry and lockable load space free of odours and pests. If the vehicle has active temperature control, it is set to the range in 6.1 and pre-conditioned for at least 30 minutes; if it has none, protection is passive (thermal blanket) and is valid only for the duration and season qualified in QASOP_0XX. The type of control is ticked in A04 §3 and A05. The driver (and accompanying person) are briefed on the route, time window, prohibition of unscheduled stops and incident protocol.</w:t>
             </w:r>
           </w:p>
         </w:tc>
@@ -8850,7 +8730,7 @@
                 <w:color w:val="000000"/>
                 <w:sz w:val="22"/>
               </w:rPr>
-              <w:t>6.6.3 Инциденти (оштетена пломба или завиткување, дефект, сообраќајна незгода, доцнење над 2 часа, аларм на логер, безбедносен инцидент) се пријавуваат во рок од 15 минути: возач → диспечер на превозникот и Обезбедување Пјурли Плант → QA → QP (при критичен инцидент). Безбедносните инциденти на патот ги презема полициското придружување. Палетите не се отвораат. Инцидентот се евидентира во WHSOP_003_A04 и се отвора отстапување (QAS-05-002).</w:t>
+              <w:t>6.5.3 Палетите се товарат по распоредот од TRA, се обезбедуваат против поместување и не се допираат до ѕидовите и вратите; се фотографираат натоварените палети и пломбата на вратата. На точката на предавање 1 (Пјурли Плант → возач на превозникот и, ако е одреден, придружникот), во присуство на полициското придружување, се бројат палетите, се проверува целоста на завиткувањето и броевите на пломбите, и се потпишува WHSOP_003_A04; Раководителот на Обезбедување ја одобрува отпремата и го евидентира времето на поаѓање.</w:t>
             </w:r>
           </w:p>
         </w:tc>
@@ -8878,7 +8758,7 @@
                 <w:color w:val="595959"/>
                 <w:sz w:val="22"/>
               </w:rPr>
-              <w:t>6.6.3 Incidents (damaged seal or wrapping, breakdown, traffic accident, delay over 2 hours, logger alarm, security incident) are reported within 15 minutes: driver → carrier dispatch and Purely Plant Security → QA → QP (for critical incidents). Security incidents on the road are handled by the police escort. Pallets are not opened. The incident is recorded in WHSOP_003_A04 and a deviation is opened (QAS-05-002).</w:t>
+              <w:t>6.5.3 The pallets are loaded according to the arrangement in the TRA, secured against movement and kept clear of the walls and doors; the loaded pallets and the door seal are photographed. At transfer point 1 (Purely Plant → the carrier's driver and, if designated, the accompanying person), in the presence of the police escort, the pallets are counted, the integrity of the wrapping and the seal numbers are checked, and WHSOP_003_A04 is signed; the Head of Security authorises dispatch and records the departure time.</w:t>
             </w:r>
           </w:p>
         </w:tc>
@@ -8912,7 +8792,7 @@
                 <w:color w:val="000000"/>
                 <w:sz w:val="22"/>
               </w:rPr>
-              <w:t>6.7 Фаза 6 — Прием и проверка</w:t>
+              <w:t>6.6 Фаза 5 — Контрола во транзит</w:t>
             </w:r>
           </w:p>
         </w:tc>
@@ -8940,7 +8820,7 @@
                 <w:color w:val="595959"/>
                 <w:sz w:val="22"/>
               </w:rPr>
-              <w:t>6.7 Stage 6 — Receipt and verification</w:t>
+              <w:t>6.6 Stage 5 — In-transit control</w:t>
             </w:r>
           </w:p>
         </w:tc>
@@ -8970,7 +8850,7 @@
                 <w:color w:val="000000"/>
                 <w:sz w:val="22"/>
               </w:rPr>
-              <w:t>6.7.1 Пред потпис, примачот ја пополнува Чек-листата за прием (WHSOP_003_A05, дел Б): идентитет на лицата и возилото, број на палети, целост на завиткувањето, безбедносните ленти и пломбата на вратата, совпаѓање на етикетите на палетите со манифестот, број на картони по палета.</w:t>
+              <w:t>6.6.1 Возачот ја следи одобрената рута под полициско придружување, без отстапување; возилото никогаш не се остава без надзор; се застанува само на места одобрени во TRA или по барање на придружувањето, и содржината не се открива. Принудно отстапување (затворен пат, итност) се договара со придружувањето, веднаш се пријавува и се документира.</w:t>
             </w:r>
           </w:p>
         </w:tc>
@@ -8998,7 +8878,7 @@
                 <w:color w:val="595959"/>
                 <w:sz w:val="22"/>
               </w:rPr>
-              <w:t>6.7.1 Before signing, the consignee completes the Receipt Checklist (WHSOP_003_A05, part B): identity of the persons and the vehicle, number of pallets, integrity of the wrapping, security tapes and door seal, match of the pallet labels with the manifest, number of cartons per pallet.</w:t>
+              <w:t>6.6.1 The driver follows the approved route under police escort, without deviation; the vehicle is never left unattended; stops are made only at points approved in the TRA or at the request of the escort, and the contents are not disclosed. Any forced deviation (road closure, emergency) is agreed with the escort, reported immediately and documented.</w:t>
             </w:r>
           </w:p>
         </w:tc>
@@ -9028,7 +8908,7 @@
                 <w:color w:val="000000"/>
                 <w:sz w:val="22"/>
               </w:rPr>
-              <w:t>6.7.2 Примачот го одвиткува секоја палета, го вади логерот за еднократна употреба, го запира и ги запишува минимумот, максимумот и статусот на алармот (ако логерот го покажува), потоа ги брои картоните и ги проверува безбедносните ленти; кесите во картоните ги проверува според листата на пакување при отворањето. Логерите или нивните PDF-извештаи се враќаат на Пјурли Плант во рок од 24 часа.</w:t>
+              <w:t>6.6.2 Возачот (или придружникот, ако е одреден) ги евидентира контролните јавувања до Сектор Обезбедување по телефон во WHSOP_003_A04 §4.2: поаѓање, средина на рутата (ако е над 2 часа), 15–30 мин пред пристигнување, пристигнување — време, место, целост на пломбата и (ако возилото има дисплеј) температура на товарниот простор. Не се користи електронски систем за следење; рутата се потврдува со дневникот на јавувања и со потписите на точките на предавање.</w:t>
             </w:r>
           </w:p>
         </w:tc>
@@ -9056,7 +8936,7 @@
                 <w:color w:val="595959"/>
                 <w:sz w:val="22"/>
               </w:rPr>
-              <w:t>6.7.2 The consignee unwraps each pallet, removes the single-use logger, stops it and records the minimum, maximum and alarm status (where the logger shows it), then counts the cartons and checks the security tapes; the bags in the cartons are checked against the packing list when the cartons are opened. The loggers or their PDF reports are returned to Purely Plant within 24 hours.</w:t>
+              <w:t>6.6.2 The driver (or the accompanying person, if designated) records the check-in calls to Security by telephone in WHSOP_003_A04 §4.2: departure, mid-route (if over 2 hours), 15–30 min before arrival, arrival — time, place, seal integrity and (if the vehicle has a display) load-space temperature. No electronic tracking system is used; the route is confirmed by the call log and the signatures at the transfer points.</w:t>
             </w:r>
           </w:p>
         </w:tc>
@@ -9086,7 +8966,7 @@
                 <w:color w:val="000000"/>
                 <w:sz w:val="22"/>
               </w:rPr>
-              <w:t>6.7.3 Ако пломбата или завиткувањето е оштетено или бројот не одговара, пратката НЕ се прифаќа: се фотографира, се известува QA на Пјурли Плант и се чека диспозиција. При аларм на логер или разлика во бројот/масата, пратката може да се прими „со резерва“ само по одлука на QA. Точка на предавање 2 (возач → примач) се потпишува и заверува во WHSOP_003_A04 со статус на прием: ПРИФАТЕНО / ПРИФАТЕНО СО РЕЗЕРВА / ОДБИЕНО.</w:t>
+              <w:t>6.6.3 Инциденти (оштетена пломба или завиткување, дефект, сообраќајна незгода, доцнење над 2 часа, аларм на логер, безбедносен инцидент) се пријавуваат во рок од 15 минути: возач → диспечер на превозникот и Обезбедување Пјурли Плант → QA → QP (при критичен инцидент). Безбедносните инциденти на патот ги презема полициското придружување. Палетите не се отвораат. Инцидентот се евидентира во WHSOP_003_A04 и се отвора отстапување (QAS-05-002).</w:t>
             </w:r>
           </w:p>
         </w:tc>
@@ -9114,7 +8994,7 @@
                 <w:color w:val="595959"/>
                 <w:sz w:val="22"/>
               </w:rPr>
-              <w:t>6.7.3 If the seal or wrapping is damaged or the count does not match, the consignment is NOT accepted: it is photographed, Purely Plant QA is notified and disposition is awaited. On a logger alarm or a count/mass discrepancy, the consignment may be received "with reservation" only on a QA decision. Transfer point 2 (driver → consignee) is signed and stamped in WHSOP_003_A04 with the receipt status: ACCEPTED / ACCEPTED WITH RESERVATION / REJECTED.</w:t>
+              <w:t>6.6.3 Incidents (damaged seal or wrapping, breakdown, traffic accident, delay over 2 hours, logger alarm, security incident) are reported within 15 minutes: driver → carrier dispatch and Purely Plant Security → QA → QP (for critical incidents). Security incidents on the road are handled by the police escort. Pallets are not opened. The incident is recorded in WHSOP_003_A04 and a deviation is opened (QAS-05-002).</w:t>
             </w:r>
           </w:p>
         </w:tc>
@@ -9148,7 +9028,7 @@
                 <w:color w:val="000000"/>
                 <w:sz w:val="22"/>
               </w:rPr>
-              <w:t>6.8 Фаза 7 — Порамнување, известување по транспортот и архивирање</w:t>
+              <w:t>6.7 Фаза 6 — Прием и проверка</w:t>
             </w:r>
           </w:p>
         </w:tc>
@@ -9176,7 +9056,7 @@
                 <w:color w:val="595959"/>
                 <w:sz w:val="22"/>
               </w:rPr>
-              <w:t>6.8 Stage 7 — Reconciliation, post-transport notification and archiving</w:t>
+              <w:t>6.7 Stage 6 — Receipt and verification</w:t>
             </w:r>
           </w:p>
         </w:tc>
@@ -9206,7 +9086,7 @@
                 <w:color w:val="000000"/>
                 <w:sz w:val="22"/>
               </w:rPr>
-              <w:t>6.8.1 Во рок од 24 часа по испораката возачот (или придружникот) ги враќа: потпишаниот A04 и A05, USB логерот, фотографиите и скршените пломби; логерите за еднократна употреба или нивните PDF-извештаи ги враќа примачот. QA ги презема податоците од USB логерот со верификуваниот софтвер и ги чува изворните датотеки неизменети.</w:t>
+              <w:t>6.7.1 Пред потпис, примачот ја пополнува Чек-листата за прием (WHSOP_003_A05, дел Б): идентитет на лицата и возилото, број на палети, целост на завиткувањето, безбедносните ленти и пломбата на вратата, совпаѓање на етикетите на палетите со манифестот, број на картони по палета.</w:t>
             </w:r>
           </w:p>
         </w:tc>
@@ -9234,7 +9114,7 @@
                 <w:color w:val="595959"/>
                 <w:sz w:val="22"/>
               </w:rPr>
-              <w:t>6.8.1 Within 24 hours of delivery the driver (or the accompanying person) returns: the signed A04 and A05, the USB logger, the photographs and the broken seals; the single-use loggers or their PDF reports are returned by the consignee. QA downloads the USB logger data with the verified software and keeps the original files unaltered.</w:t>
+              <w:t>6.7.1 Before signing, the consignee completes the Receipt Checklist (WHSOP_003_A05, part B): identity of the persons and the vehicle, number of pallets, integrity of the wrapping, security tapes and door seal, match of the pallet labels with the manifest, number of cartons per pallet.</w:t>
             </w:r>
           </w:p>
         </w:tc>
@@ -9264,7 +9144,7 @@
                 <w:color w:val="000000"/>
                 <w:sz w:val="22"/>
               </w:rPr>
-              <w:t>6.8.2 Се порамнува количината на три нивоа: палети, картони и кеси; испратена нето маса наспроти примена маса по картон. Разлика над прецизноста на вагата на примачот се истражува како отстапување.</w:t>
+              <w:t>6.7.2 Примачот го одвиткува секоја палета, го вади логерот за еднократна употреба, го запира и ги запишува минимумот, максимумот и статусот на алармот (ако логерот го покажува), потоа ги брои картоните и ги проверува безбедносните ленти; го прима картонот со ретенциони мостри (UTID-RS) и го потврдува бројот на мострите за купувачот и за продавачот на мало според A03 §7; кесите во картоните ги проверува според листата на пакување при отворањето. Логерите или нивните PDF-извештаи се враќаат на Пјурли Плант во рок од 24 часа.</w:t>
             </w:r>
           </w:p>
         </w:tc>
@@ -9292,7 +9172,243 @@
                 <w:color w:val="595959"/>
                 <w:sz w:val="22"/>
               </w:rPr>
-              <w:t>6.8.2 The quantity is reconciled at three levels: pallets, cartons and bags; dispatched net mass against received mass per carton. Any difference beyond the precision of the consignee's balance is investigated as a deviation.</w:t>
+              <w:t>6.7.2 The consignee unwraps each pallet, removes the single-use logger, stops it and records the minimum, maximum and alarm status (where the logger shows it), then counts the cartons and checks the security tapes; receives the retention-sample carton (UTID-RS) and confirms the number of samples for the buyer and the retailer against A03 §7; the bags in the cartons are checked against the packing list when the cartons are opened. The loggers or their PDF reports are returned to Purely Plant within 24 hours.</w:t>
+            </w:r>
+          </w:p>
+        </w:tc>
+      </w:tr>
+      <w:tr>
+        <w:tc>
+          <w:tcPr>
+            <w:tcW w:type="dxa" w:w="5102"/>
+            <w:tcBorders>
+              <w:top w:val="nil"/>
+              <w:left w:val="nil"/>
+              <w:bottom w:val="nil"/>
+              <w:right w:val="single" w:sz="4" w:color="000000"/>
+            </w:tcBorders>
+          </w:tcPr>
+          <w:p>
+            <w:pPr>
+              <w:spacing w:before="0" w:after="120"/>
+              <w:jc w:val="both"/>
+            </w:pPr>
+            <w:r/>
+            <w:r>
+              <w:rPr>
+                <w:rFonts w:ascii="Calibri" w:hAnsi="Calibri"/>
+                <w:b w:val="0"/>
+                <w:i w:val="0"/>
+                <w:color w:val="000000"/>
+                <w:sz w:val="22"/>
+              </w:rPr>
+              <w:t>6.7.3 Ако пломбата или завиткувањето е оштетено или бројот не одговара, пратката НЕ се прифаќа: се фотографира, се известува QA на Пјурли Плант и се чека диспозиција. При аларм на логер или разлика во бројот/масата, пратката може да се прими „со резерва“ само по одлука на QA. Точка на предавање 2 (возач → примач) се потпишува и заверува во WHSOP_003_A04 со статус на прием: ПРИФАТЕНО / ПРИФАТЕНО СО РЕЗЕРВА / ОДБИЕНО.</w:t>
+            </w:r>
+          </w:p>
+        </w:tc>
+        <w:tc>
+          <w:tcPr>
+            <w:tcW w:type="dxa" w:w="5102"/>
+            <w:tcBorders>
+              <w:top w:val="nil"/>
+              <w:left w:val="single" w:sz="4" w:color="000000"/>
+              <w:bottom w:val="nil"/>
+              <w:right w:val="nil"/>
+            </w:tcBorders>
+          </w:tcPr>
+          <w:p>
+            <w:pPr>
+              <w:spacing w:before="0" w:after="120"/>
+              <w:jc w:val="both"/>
+            </w:pPr>
+            <w:r/>
+            <w:r>
+              <w:rPr>
+                <w:rFonts w:ascii="Calibri" w:hAnsi="Calibri"/>
+                <w:b w:val="0"/>
+                <w:i w:val="0"/>
+                <w:color w:val="595959"/>
+                <w:sz w:val="22"/>
+              </w:rPr>
+              <w:t>6.7.3 If the seal or wrapping is damaged or the count does not match, the consignment is NOT accepted: it is photographed, Purely Plant QA is notified and disposition is awaited. On a logger alarm or a count/mass discrepancy, the consignment may be received "with reservation" only on a QA decision. Transfer point 2 (driver → consignee) is signed and stamped in WHSOP_003_A04 with the receipt status: ACCEPTED / ACCEPTED WITH RESERVATION / REJECTED.</w:t>
+            </w:r>
+          </w:p>
+        </w:tc>
+      </w:tr>
+      <w:tr>
+        <w:trPr>
+          <w:cantSplit/>
+        </w:trPr>
+        <w:tc>
+          <w:tcPr>
+            <w:tcW w:type="dxa" w:w="5102"/>
+            <w:tcBorders>
+              <w:top w:val="nil"/>
+              <w:left w:val="nil"/>
+              <w:bottom w:val="nil"/>
+              <w:right w:val="single" w:sz="4" w:color="000000"/>
+            </w:tcBorders>
+          </w:tcPr>
+          <w:p>
+            <w:pPr>
+              <w:pStyle w:val="Heading2"/>
+              <w:keepNext/>
+              <w:spacing w:before="120" w:after="40"/>
+            </w:pPr>
+            <w:r/>
+            <w:r>
+              <w:rPr>
+                <w:rFonts w:ascii="Calibri" w:hAnsi="Calibri"/>
+                <w:b/>
+                <w:i w:val="0"/>
+                <w:color w:val="000000"/>
+                <w:sz w:val="22"/>
+              </w:rPr>
+              <w:t>6.8 Фаза 7 — Порамнување, известување по транспортот и архивирање</w:t>
+            </w:r>
+          </w:p>
+        </w:tc>
+        <w:tc>
+          <w:tcPr>
+            <w:tcW w:type="dxa" w:w="5102"/>
+            <w:tcBorders>
+              <w:top w:val="nil"/>
+              <w:left w:val="single" w:sz="4" w:color="000000"/>
+              <w:bottom w:val="nil"/>
+              <w:right w:val="nil"/>
+            </w:tcBorders>
+          </w:tcPr>
+          <w:p>
+            <w:pPr>
+              <w:keepNext/>
+              <w:spacing w:before="120" w:after="40"/>
+            </w:pPr>
+            <w:r/>
+            <w:r>
+              <w:rPr>
+                <w:rFonts w:ascii="Calibri" w:hAnsi="Calibri"/>
+                <w:b/>
+                <w:i w:val="0"/>
+                <w:color w:val="595959"/>
+                <w:sz w:val="22"/>
+              </w:rPr>
+              <w:t>6.8 Stage 7 — Reconciliation, post-transport notification and archiving</w:t>
+            </w:r>
+          </w:p>
+        </w:tc>
+      </w:tr>
+      <w:tr>
+        <w:tc>
+          <w:tcPr>
+            <w:tcW w:type="dxa" w:w="5102"/>
+            <w:tcBorders>
+              <w:top w:val="nil"/>
+              <w:left w:val="nil"/>
+              <w:bottom w:val="nil"/>
+              <w:right w:val="single" w:sz="4" w:color="000000"/>
+            </w:tcBorders>
+          </w:tcPr>
+          <w:p>
+            <w:pPr>
+              <w:spacing w:before="0" w:after="120"/>
+              <w:jc w:val="both"/>
+            </w:pPr>
+            <w:r/>
+            <w:r>
+              <w:rPr>
+                <w:rFonts w:ascii="Calibri" w:hAnsi="Calibri"/>
+                <w:b w:val="0"/>
+                <w:i w:val="0"/>
+                <w:color w:val="000000"/>
+                <w:sz w:val="22"/>
+              </w:rPr>
+              <w:t>6.8.1 Во рок од 24 часа по испораката возачот (или придружникот) ги враќа: потпишаниот A04 и A05, USB логерот, фотографиите и скршените пломби; логерите за еднократна употреба или нивните PDF-извештаи ги враќа примачот. QA ги презема податоците од USB логерот со верификуваниот софтвер и ги чува изворните датотеки неизменети.</w:t>
+            </w:r>
+          </w:p>
+        </w:tc>
+        <w:tc>
+          <w:tcPr>
+            <w:tcW w:type="dxa" w:w="5102"/>
+            <w:tcBorders>
+              <w:top w:val="nil"/>
+              <w:left w:val="single" w:sz="4" w:color="000000"/>
+              <w:bottom w:val="nil"/>
+              <w:right w:val="nil"/>
+            </w:tcBorders>
+          </w:tcPr>
+          <w:p>
+            <w:pPr>
+              <w:spacing w:before="0" w:after="120"/>
+              <w:jc w:val="both"/>
+            </w:pPr>
+            <w:r/>
+            <w:r>
+              <w:rPr>
+                <w:rFonts w:ascii="Calibri" w:hAnsi="Calibri"/>
+                <w:b w:val="0"/>
+                <w:i w:val="0"/>
+                <w:color w:val="595959"/>
+                <w:sz w:val="22"/>
+              </w:rPr>
+              <w:t>6.8.1 Within 24 hours of delivery the driver (or the accompanying person) returns: the signed A04 and A05, the USB logger, the photographs and the broken seals; the single-use loggers or their PDF reports are returned by the consignee. QA downloads the USB logger data with the verified software and keeps the original files unaltered.</w:t>
+            </w:r>
+          </w:p>
+        </w:tc>
+      </w:tr>
+      <w:tr>
+        <w:tc>
+          <w:tcPr>
+            <w:tcW w:type="dxa" w:w="5102"/>
+            <w:tcBorders>
+              <w:top w:val="nil"/>
+              <w:left w:val="nil"/>
+              <w:bottom w:val="nil"/>
+              <w:right w:val="single" w:sz="4" w:color="000000"/>
+            </w:tcBorders>
+          </w:tcPr>
+          <w:p>
+            <w:pPr>
+              <w:spacing w:before="0" w:after="120"/>
+              <w:jc w:val="both"/>
+            </w:pPr>
+            <w:r/>
+            <w:r>
+              <w:rPr>
+                <w:rFonts w:ascii="Calibri" w:hAnsi="Calibri"/>
+                <w:b w:val="0"/>
+                <w:i w:val="0"/>
+                <w:color w:val="000000"/>
+                <w:sz w:val="22"/>
+              </w:rPr>
+              <w:t>6.8.2 Се порамнува количината на три нивоа — палети, картони и кеси — и посебно ретенционите мостри; испратена нето маса наспроти примена маса по картон. Разлика над прецизноста на вагата на примачот се истражува како отстапување.</w:t>
+            </w:r>
+          </w:p>
+        </w:tc>
+        <w:tc>
+          <w:tcPr>
+            <w:tcW w:type="dxa" w:w="5102"/>
+            <w:tcBorders>
+              <w:top w:val="nil"/>
+              <w:left w:val="single" w:sz="4" w:color="000000"/>
+              <w:bottom w:val="nil"/>
+              <w:right w:val="nil"/>
+            </w:tcBorders>
+          </w:tcPr>
+          <w:p>
+            <w:pPr>
+              <w:spacing w:before="0" w:after="120"/>
+              <w:jc w:val="both"/>
+            </w:pPr>
+            <w:r/>
+            <w:r>
+              <w:rPr>
+                <w:rFonts w:ascii="Calibri" w:hAnsi="Calibri"/>
+                <w:b w:val="0"/>
+                <w:i w:val="0"/>
+                <w:color w:val="595959"/>
+                <w:sz w:val="22"/>
+              </w:rPr>
+              <w:t>6.8.2 The quantity is reconciled at three levels — pallets, cartons and bags — and separately the retention samples; dispatched net mass against received mass per carton. Any difference beyond the precision of the consignee's balance is investigated as a deviation.</w:t>
             </w:r>
           </w:p>
         </w:tc>

--- a/deliverables/inland_transport_2026-10/docx/WHSOP_003.docx
+++ b/deliverables/inland_transport_2026-10/docx/WHSOP_003.docx
@@ -8320,7 +8320,7 @@
                 <w:color w:val="000000"/>
                 <w:sz w:val="22"/>
               </w:rPr>
-              <w:t>6.4.3 Етикети (систем на хартија, без бар-кодови и скенери): етикетите се печатат од контролираниот образец WHSOP_003_A03, со големи читливи знаци; етикетата на палетата се става во проѕирна плика на две соседни страни на надворешното завиткување. Пред лепење, второ лице ги споредува етикетите со листите на пакување и го потпишува тоа. Корекциите се прават според добрата документациска пракса (една линија, иницијали, датум); испишана етикета не се пребришува — се печати нова, а погрешната се поништува и се чува.</w:t>
+              <w:t>6.4.3 Етикети (систем на хартија, без бар-кодови и скенери): етикетите се печатат од контролираниот документ — образец за етикети, чиј код и верзија се запишуваат во WHSOP_003_A03 §2 (N/A со образложение, ако за видот етикета нема посебен образец), со големи читливи знаци; по еден примерок од секој вид етикета се лепи во A03 §3; етикетата на палетата се става во проѕирна плика на две соседни страни на надворешното завиткување. Пред лепење, второ лице ги споредува етикетите со листите на пакување и го потпишува тоа. Корекциите се прават според добрата документациска пракса (една линија, иницијали, датум); испишана етикета не се пребришува — се печати нова, а погрешната се поништува и се чува.</w:t>
             </w:r>
           </w:p>
         </w:tc>
@@ -8348,7 +8348,7 @@
                 <w:color w:val="595959"/>
                 <w:sz w:val="22"/>
               </w:rPr>
-              <w:t>6.4.3 Labels (paper-based system, no barcodes or scanners): labels are printed from the controlled template WHSOP_003_A03, in large legible characters; the pallet label is placed in a clear pouch on two adjacent sides of the outer wrap. Before application, a second person compares the labels with the packing lists and signs for it. Corrections follow good documentation practice (single line, initials, date); a printed label is never overwritten — a new one is printed and the wrong one is voided and retained.</w:t>
+              <w:t>6.4.3 Labels (paper-based system, no barcodes or scanners): labels are printed from the controlled label-template document whose code and version are recorded in WHSOP_003_A03 §2 (N/A with justification where a label type has no separate template), in large legible characters; one specimen of each label type is affixed in A03 §3; the pallet label is placed in a clear pouch on two adjacent sides of the outer wrap. Before application, a second person compares the labels with the packing lists and signs for it. Corrections follow good documentation practice (single line, initials, date); a printed label is never overwritten — a new one is printed and the wrong one is voided and retained.</w:t>
             </w:r>
           </w:p>
         </w:tc>
@@ -8494,7 +8494,7 @@
                 <w:color w:val="000000"/>
                 <w:sz w:val="22"/>
               </w:rPr>
-              <w:t>6.4.6 Ретенциони мостри за купувачот и за продавачот на мало: КК ги подготвува според договорот (број и маса по серија), секоја во запечатен контејнер означен со серијата, P серијата, нето масата, примачот на мострата (купувач / продавач на мало), датумот и „РЕТЕНЦИОНА МОСТРА“; ги евидентира во листата на ретенциони мостри (WHSOP_003_A03 §7) со двојна проверка. Мострите се ставаат во посебен картон за мостри (UTID-RS), затворен со безбедносна лента и означен како картон, кој се товари во товарниот простор и се брои на секоја точка на предавање. Бројот и масата на мострите се вклучени во вкупната количина во A02, A04 и A06.</w:t>
+              <w:t>6.4.6 Ретенциони мостри за купувачот и за продавачот на мало: КК ги подготвува според договорот (број и маса по серија), секоја во запечатен контејнер со етикета од образецот наведен во A03 §2, означен со серијата, P серијата, нето масата, примачот на мострата (купувач / продавач на мало), датумот и „РЕТЕНЦИОНА МОСТРА“; ги евидентира во листата на ретенциони мостри (WHSOP_003_A03 §7) со двојна проверка. Мострите се ставаат во посебен картон за мостри (UTID-RS), затворен со безбедносна лента и означен како картон, кој се товари во товарниот простор и се брои на секоја точка на предавање. Бројот и масата на мострите се вклучени во вкупната количина во A02, A04 и A06.</w:t>
             </w:r>
           </w:p>
         </w:tc>
@@ -8522,7 +8522,7 @@
                 <w:color w:val="595959"/>
                 <w:sz w:val="22"/>
               </w:rPr>
-              <w:t>6.4.6 Retention samples for the buyer and the retailer: QC prepares them per the contract (number and mass per batch), each in a sealed container labelled with the batch, the P lot, the net mass, the sample recipient (buyer / retailer), the date and "RETENTION SAMPLE"; it records them in the retention-sample list (WHSOP_003_A03 §7) with two-person verification. The samples are placed in a separate sample carton (UTID-RS), closed with security tape and labelled as a carton, which is loaded in the load space and counted at every transfer point. The number and mass of the samples are included in the total quantity in A02, A04 and A06.</w:t>
+              <w:t>6.4.6 Retention samples for the buyer and the retailer: QC prepares them per the contract (number and mass per batch), each in a sealed container with a label from the template listed in A03 §2, showing the batch, the P lot, the net mass, the sample recipient (buyer / retailer), the date and "RETENTION SAMPLE"; it records them in the retention-sample list (WHSOP_003_A03 §7) with two-person verification. The samples are placed in a separate sample carton (UTID-RS), closed with security tape and labelled as a carton, which is loaded in the load space and counted at every transfer point. The number and mass of the samples are included in the total quantity in A02, A04 and A06.</w:t>
             </w:r>
           </w:p>
         </w:tc>
